--- a/zht/docx/080.content.docx
+++ b/zht/docx/080.content.docx
@@ -149,27 +149,7 @@
         <w:rPr>
           <w:lang w:val="zh_TW" w:bidi="zh_TW"/>
         </w:rPr>
-        <w:t>mo</w:t>
-      </w:r>
-      <w:r>
-        <w:rPr>
-          <w:lang w:val="zh_TW" w:bidi="zh_TW"/>
-        </w:rPr>
-      </w:r>
-    </w:p>
-    <w:p>
-      <w:pPr/>
-      <w:r>
-        <w:rPr>
-          <w:lang w:val="zh_TW" w:bidi="zh_TW"/>
-        </w:rPr>
-      </w:r>
-      <w:r>
-        <w:rPr>
-          <w:i/>
-          <w:lang w:val="zh_TW" w:bidi="zh_TW"/>
-        </w:rPr>
-        <w:t>摩西</w:t>
+        <w:t>liang</w:t>
       </w:r>
       <w:r>
         <w:rPr>
@@ -232,7 +212,7 @@
         <w:rPr>
           <w:lang w:val="zh_TW" w:bidi="zh_TW"/>
         </w:rPr>
-        <w:t>摩西</w:t>
+        <w:t>良心</w:t>
       </w:r>
       <w:r>
         <w:rPr>
@@ -251,151 +231,7 @@
         <w:rPr>
           <w:lang w:val="zh_TW" w:bidi="zh_TW"/>
         </w:rPr>
-        <w:t>帶領希伯來人脫離埃及的奴役，前往應許之地迦南的偉大領袖。他在西奈山頒佈律法，成為他們宗教信仰數個世紀的基礎。摩西又擔任了多個角色，包括：</w:t>
-      </w:r>
-    </w:p>
-    <w:p>
-      <w:pPr>
-        <w:pStyle w:val="ListBullet"/>
-        <w:spacing w:line="240" w:lineRule="auto"/>
-        <w:ind w:left="720"/>
-      </w:pPr>
-      <w:r>
-        <w:rPr>
-          <w:lang w:val="zh_TW" w:bidi="zh_TW"/>
-        </w:rPr>
-      </w:r>
-      <w:r>
-        <w:rPr>
-          <w:lang w:val="zh_TW" w:bidi="zh_TW"/>
-        </w:rPr>
-        <w:t>先知</w:t>
-      </w:r>
-    </w:p>
-    <w:p>
-      <w:pPr>
-        <w:pStyle w:val="ListBullet"/>
-        <w:spacing w:line="240" w:lineRule="auto"/>
-        <w:ind w:left="720"/>
-      </w:pPr>
-      <w:r>
-        <w:rPr>
-          <w:lang w:val="zh_TW" w:bidi="zh_TW"/>
-        </w:rPr>
-      </w:r>
-      <w:r>
-        <w:rPr>
-          <w:lang w:val="zh_TW" w:bidi="zh_TW"/>
-        </w:rPr>
-        <w:t>祭司</w:t>
-      </w:r>
-    </w:p>
-    <w:p>
-      <w:pPr>
-        <w:pStyle w:val="ListBullet"/>
-        <w:spacing w:line="240" w:lineRule="auto"/>
-        <w:ind w:left="720"/>
-      </w:pPr>
-      <w:r>
-        <w:rPr>
-          <w:lang w:val="zh_TW" w:bidi="zh_TW"/>
-        </w:rPr>
-      </w:r>
-      <w:r>
-        <w:rPr>
-          <w:lang w:val="zh_TW" w:bidi="zh_TW"/>
-        </w:rPr>
-        <w:t>立法者</w:t>
-      </w:r>
-    </w:p>
-    <w:p>
-      <w:pPr>
-        <w:pStyle w:val="ListBullet"/>
-        <w:spacing w:line="240" w:lineRule="auto"/>
-        <w:ind w:left="720"/>
-      </w:pPr>
-      <w:r>
-        <w:rPr>
-          <w:lang w:val="zh_TW" w:bidi="zh_TW"/>
-        </w:rPr>
-      </w:r>
-      <w:r>
-        <w:rPr>
-          <w:lang w:val="zh_TW" w:bidi="zh_TW"/>
-        </w:rPr>
-        <w:t>法官</w:t>
-      </w:r>
-    </w:p>
-    <w:p>
-      <w:pPr>
-        <w:pStyle w:val="ListBullet"/>
-        <w:spacing w:line="240" w:lineRule="auto"/>
-        <w:ind w:left="720"/>
-      </w:pPr>
-      <w:r>
-        <w:rPr>
-          <w:lang w:val="zh_TW" w:bidi="zh_TW"/>
-        </w:rPr>
-      </w:r>
-      <w:r>
-        <w:rPr>
-          <w:lang w:val="zh_TW" w:bidi="zh_TW"/>
-        </w:rPr>
-        <w:t>代禱者</w:t>
-      </w:r>
-    </w:p>
-    <w:p>
-      <w:pPr>
-        <w:pStyle w:val="ListBullet"/>
-        <w:spacing w:line="240" w:lineRule="auto"/>
-        <w:ind w:left="720"/>
-      </w:pPr>
-      <w:r>
-        <w:rPr>
-          <w:lang w:val="zh_TW" w:bidi="zh_TW"/>
-        </w:rPr>
-      </w:r>
-      <w:r>
-        <w:rPr>
-          <w:lang w:val="zh_TW" w:bidi="zh_TW"/>
-        </w:rPr>
-        <w:t>牧羊人</w:t>
-      </w:r>
-    </w:p>
-    <w:p>
-      <w:pPr>
-        <w:pStyle w:val="ListBullet"/>
-        <w:spacing w:line="240" w:lineRule="auto"/>
-        <w:ind w:left="720"/>
-      </w:pPr>
-      <w:r>
-        <w:rPr>
-          <w:lang w:val="zh_TW" w:bidi="zh_TW"/>
-        </w:rPr>
-      </w:r>
-      <w:r>
-        <w:rPr>
-          <w:lang w:val="zh_TW" w:bidi="zh_TW"/>
-        </w:rPr>
-        <w:t>行神蹟者</w:t>
-      </w:r>
-    </w:p>
-    <w:p>
-      <w:pPr>
-        <w:pStyle w:val="ListBullet"/>
-        <w:spacing w:line="240" w:lineRule="auto"/>
-        <w:ind w:left="720"/>
-      </w:pPr>
-      <w:r>
-        <w:rPr>
-          <w:lang w:val="zh_TW" w:bidi="zh_TW"/>
-        </w:rPr>
-      </w:r>
-      <w:r>
-        <w:rPr>
-          <w:lang w:val="zh_TW" w:bidi="zh_TW"/>
-        </w:rPr>
-        <w:t>民族創立人</w:t>
+        <w:t>這個術語指自我覺察或自我認知。良心判斷一個人所做或將要做的事是否符合自己的道德標準，也使人察覺自己做錯的事。</w:t>
       </w:r>
     </w:p>
     <w:p>
@@ -409,7 +245,7 @@
         <w:rPr>
           <w:lang w:val="zh_TW" w:bidi="zh_TW"/>
         </w:rPr>
-        <w:t>他名字的意思並不確定。可能是一個希伯來文詞語，意思是「拉出來」（</w:t>
+        <w:t>英文詞語conscience以及對應的希臘文，都有「具有知識」的意思。在舊約聖經中，亞當和夏娃因犯罪而感到羞愧，並躲避神，因為他們的良心判定他們違背神是錯的（</w:t>
       </w:r>
       <w:hyperlink r:id="rId13">
         <w:r>
@@ -420,14 +256,14 @@
             <w:color w:val="0000EE"/>
             <w:u w:val="single"/>
           </w:rPr>
-          <w:t>出2:10</w:t>
+          <w:t>創3:8–10</w:t>
         </w:r>
       </w:hyperlink>
       <w:r>
         <w:rPr>
           <w:lang w:val="zh_TW" w:bidi="zh_TW"/>
         </w:rPr>
-        <w:t>；比較</w:t>
+        <w:t>）。人能分辨是非，本屬正常之事。「人的靈是耶和華的燈， 鑒察人的心腹」（</w:t>
       </w:r>
       <w:hyperlink r:id="rId14">
         <w:r>
@@ -438,14 +274,39 @@
             <w:color w:val="0000EE"/>
             <w:u w:val="single"/>
           </w:rPr>
-          <w:t>撒下22:17</w:t>
+          <w:t>箴20:27</w:t>
         </w:r>
       </w:hyperlink>
       <w:r>
         <w:rPr>
           <w:lang w:val="zh_TW" w:bidi="zh_TW"/>
         </w:rPr>
-        <w:t>；</w:t>
+        <w:t>）。因此，良心是神所賜的恩賜，使人能知道事情是善是惡。</w:t>
+      </w:r>
+    </w:p>
+    <w:p>
+      <w:pPr>
+        <w:pStyle w:val="Heading3"/>
+      </w:pPr>
+      <w:r>
+        <w:rPr>
+          <w:lang w:val="zh_TW" w:bidi="zh_TW"/>
+        </w:rPr>
+        <w:t>新約聖經中的「良心」是甚麼意思？</w:t>
+      </w:r>
+    </w:p>
+    <w:p>
+      <w:pPr/>
+      <w:r>
+        <w:rPr>
+          <w:lang w:val="zh_TW" w:bidi="zh_TW"/>
+        </w:rPr>
+      </w:r>
+      <w:r>
+        <w:rPr>
+          <w:lang w:val="zh_TW" w:bidi="zh_TW"/>
+        </w:rPr>
+        <w:t>在新約聖經中，「良心」一詞出現32次（某英文譯本，譯註：良心於和合本出現28次），特別常見於使徒保羅的書信裡。保羅在他的書卷中，指良心會判定過去甚麼是對的，也會判定將來甚麼是對的。即使不知道神律法的人，也能行出律法所要求的事，這顯明律法的要求已「刻在他們心裡」（</w:t>
       </w:r>
       <w:hyperlink r:id="rId15">
         <w:r>
@@ -456,52 +317,14 @@
             <w:color w:val="0000EE"/>
             <w:u w:val="single"/>
           </w:rPr>
-          <w:t>詩18:16</w:t>
+          <w:t>羅2:14–15</w:t>
         </w:r>
       </w:hyperlink>
       <w:r>
         <w:rPr>
           <w:lang w:val="zh_TW" w:bidi="zh_TW"/>
         </w:rPr>
-        <w:t>）。如果是在法老的女兒發現他後，幫他取的埃及名字，這個名字可能意味著「子」的意思，如同埃及名字中的亞摩斯（Ahmose）、</w:t>
-      </w:r>
-      <w:r>
-        <w:rPr>
-          <w:lang w:val="zh_TW" w:bidi="zh_TW"/>
-        </w:rPr>
-        <w:t>圖特摩斯</w:t>
-      </w:r>
-      <w:r>
-        <w:rPr>
-          <w:lang w:val="zh_TW" w:bidi="zh_TW"/>
-        </w:rPr>
-        <w:t>（Thutmose）和</w:t>
-      </w:r>
-      <w:r>
-        <w:rPr>
-          <w:lang w:val="zh_TW" w:bidi="zh_TW"/>
-        </w:rPr>
-        <w:t>蘭塞（</w:t>
-      </w:r>
-      <w:r>
-        <w:rPr>
-          <w:lang w:val="zh_TW" w:bidi="zh_TW"/>
-        </w:rPr>
-        <w:t>Ramses）。舊約聖經沒有其他人使用這個名字。</w:t>
-      </w:r>
-    </w:p>
-    <w:p>
-      <w:pPr/>
-      <w:r>
-        <w:rPr>
-          <w:lang w:val="zh_TW" w:bidi="zh_TW"/>
-        </w:rPr>
-      </w:r>
-      <w:r>
-        <w:rPr>
-          <w:lang w:val="zh_TW" w:bidi="zh_TW"/>
-        </w:rPr>
-        <w:t>摩西是舊約聖經中最偉大的人物，他的名字出現了767次。他的影響力延伸到新約聖經，出現了79次。他生命的最初四十年是在法老家中度過，他從中學到埃及人一切的智慧（</w:t>
+        <w:t>）。保羅也說，每個人都「必須順服」在上掌權的，既為了免受神的刑罰，也是「因為良心」的緣故（</w:t>
       </w:r>
       <w:hyperlink r:id="rId16">
         <w:r>
@@ -512,14 +335,14 @@
             <w:color w:val="0000EE"/>
             <w:u w:val="single"/>
           </w:rPr>
-          <w:t>徒7:23</w:t>
+          <w:t>13:5</w:t>
         </w:r>
       </w:hyperlink>
       <w:r>
         <w:rPr>
           <w:lang w:val="zh_TW" w:bidi="zh_TW"/>
         </w:rPr>
-        <w:t>）。</w:t>
+        <w:t>）。這樣的教導假定良心能使人明白，順服是行義所必須的。</w:t>
       </w:r>
     </w:p>
     <w:p>
@@ -533,7 +356,7 @@
         <w:rPr>
           <w:lang w:val="zh_TW" w:bidi="zh_TW"/>
         </w:rPr>
-        <w:t>在接下來的四十年中，他因為殺了一個虐待希伯來人的埃及人，成為逃犯，住在米甸。他最後的四十年致力帶領以色列人出埃及，前往神應許給亞伯拉罕和他後裔的土地（</w:t>
+        <w:t>良知亦會認可、判定或裁決某人是否無辜，與讓人意識到自己犯錯同樣重要。保羅說：「我雖不覺得自己有錯」（</w:t>
       </w:r>
       <w:hyperlink r:id="rId17">
         <w:r>
@@ -544,14 +367,14 @@
             <w:color w:val="0000EE"/>
             <w:u w:val="single"/>
           </w:rPr>
-          <w:t>創12:1–3</w:t>
+          <w:t>林前4:4</w:t>
         </w:r>
       </w:hyperlink>
       <w:r>
         <w:rPr>
           <w:lang w:val="zh_TW" w:bidi="zh_TW"/>
         </w:rPr>
-        <w:t>）。他帶領以色列人曠野漂流四十年後，在120歲去世。他把他們帶到約旦河東方應許之地的邊緣（</w:t>
+        <w:t>）。然而，良心既不能完美地判定是非，也不能充分指引一個人。保羅接著說：「卻也不能因此得以稱義；但判斷我的乃是主。」保羅在另一段經文說，他的良心證明他所說的是實話。他將良心認可之事與聖靈聯繫起來（</w:t>
       </w:r>
       <w:hyperlink r:id="rId18">
         <w:r>
@@ -562,120 +385,14 @@
             <w:color w:val="0000EE"/>
             <w:u w:val="single"/>
           </w:rPr>
-          <w:t>申34:7</w:t>
+          <w:t>羅9:1</w:t>
         </w:r>
       </w:hyperlink>
       <w:r>
         <w:rPr>
           <w:lang w:val="zh_TW" w:bidi="zh_TW"/>
         </w:rPr>
-        <w:t>）。摩西是歷史上舉足輕重的人物，將一群奴隸變成了一個對歷史進程有深遠影響的民族。</w:t>
-      </w:r>
-    </w:p>
-    <w:p>
-      <w:pPr>
-        <w:pStyle w:val="Heading3"/>
-      </w:pPr>
-      <w:r>
-        <w:rPr>
-          <w:lang w:val="zh_TW" w:bidi="zh_TW"/>
-        </w:rPr>
-        <w:t>概述</w:t>
-      </w:r>
-    </w:p>
-    <w:p>
-      <w:pPr/>
-      <w:r>
-        <w:rPr>
-          <w:lang w:val="zh_TW" w:bidi="zh_TW"/>
-        </w:rPr>
-      </w:r>
-      <w:r>
-        <w:rPr>
-          <w:lang w:val="zh_TW" w:bidi="zh_TW"/>
-        </w:rPr>
-        <w:t>• 背景</w:t>
-      </w:r>
-    </w:p>
-    <w:p>
-      <w:pPr/>
-      <w:r>
-        <w:rPr>
-          <w:lang w:val="zh_TW" w:bidi="zh_TW"/>
-        </w:rPr>
-      </w:r>
-      <w:r>
-        <w:rPr>
-          <w:lang w:val="zh_TW" w:bidi="zh_TW"/>
-        </w:rPr>
-        <w:t>• 在埃及的頭四十年</w:t>
-      </w:r>
-    </w:p>
-    <w:p>
-      <w:pPr/>
-      <w:r>
-        <w:rPr>
-          <w:lang w:val="zh_TW" w:bidi="zh_TW"/>
-        </w:rPr>
-      </w:r>
-      <w:r>
-        <w:rPr>
-          <w:lang w:val="zh_TW" w:bidi="zh_TW"/>
-        </w:rPr>
-        <w:t>• 在米甸的第二個四十年</w:t>
-      </w:r>
-    </w:p>
-    <w:p>
-      <w:pPr/>
-      <w:r>
-        <w:rPr>
-          <w:lang w:val="zh_TW" w:bidi="zh_TW"/>
-        </w:rPr>
-      </w:r>
-      <w:r>
-        <w:rPr>
-          <w:lang w:val="zh_TW" w:bidi="zh_TW"/>
-        </w:rPr>
-        <w:t>• 從埃及到迦南的第三個四十年</w:t>
-      </w:r>
-    </w:p>
-    <w:p>
-      <w:pPr/>
-      <w:r>
-        <w:rPr>
-          <w:lang w:val="zh_TW" w:bidi="zh_TW"/>
-        </w:rPr>
-      </w:r>
-      <w:r>
-        <w:rPr>
-          <w:lang w:val="zh_TW" w:bidi="zh_TW"/>
-        </w:rPr>
-        <w:t>• 新約聖經中的摩西</w:t>
-      </w:r>
-    </w:p>
-    <w:p>
-      <w:pPr>
-        <w:pStyle w:val="Heading3"/>
-      </w:pPr>
-      <w:r>
-        <w:rPr>
-          <w:lang w:val="zh_TW" w:bidi="zh_TW"/>
-        </w:rPr>
-        <w:t>背景</w:t>
-      </w:r>
-    </w:p>
-    <w:p>
-      <w:pPr/>
-      <w:r>
-        <w:rPr>
-          <w:lang w:val="zh_TW" w:bidi="zh_TW"/>
-        </w:rPr>
-      </w:r>
-      <w:r>
-        <w:rPr>
-          <w:lang w:val="zh_TW" w:bidi="zh_TW"/>
-        </w:rPr>
-        <w:t>我們只可以透過聖經來認識摩西的生平。考古學家確認了與摩西的事跡，但卻不知道他是否為虛構的角色，或他實際上做了什麼。他的故事始於雅各，就是他兒子們在迦南地饑荒期間抵達埃及。他們一家受約瑟邀請，又受到法老的愛戴，便定居在埃及東北部的歌珊，便在那裡住了430年（</w:t>
+        <w:t>；參</w:t>
       </w:r>
       <w:hyperlink r:id="rId19">
         <w:r>
@@ -686,14 +403,28 @@
             <w:color w:val="0000EE"/>
             <w:u w:val="single"/>
           </w:rPr>
-          <w:t>出12:40</w:t>
+          <w:t>林後1:12</w:t>
         </w:r>
       </w:hyperlink>
       <w:r>
         <w:rPr>
           <w:lang w:val="zh_TW" w:bidi="zh_TW"/>
         </w:rPr>
-        <w:t>）。隨著時光流逝，他們落地生根，人口迅速增長，遍佈那地（</w:t>
+        <w:t>），但他並沒有詳細說明兩者之間的關係。</w:t>
+      </w:r>
+    </w:p>
+    <w:p>
+      <w:pPr/>
+      <w:r>
+        <w:rPr>
+          <w:lang w:val="zh_TW" w:bidi="zh_TW"/>
+        </w:rPr>
+      </w:r>
+      <w:r>
+        <w:rPr>
+          <w:lang w:val="zh_TW" w:bidi="zh_TW"/>
+        </w:rPr>
+        <w:t>保羅為自己的事工，向哥林多教會辯護，要求他們憑著其判斷，看看他的行為是對是錯。他們應該能藉著自己的良心來作判斷（</w:t>
       </w:r>
       <w:hyperlink r:id="rId20">
         <w:r>
@@ -704,124 +435,14 @@
             <w:color w:val="0000EE"/>
             <w:u w:val="single"/>
           </w:rPr>
-          <w:t>出1:7</w:t>
+          <w:t>林後4:1–2</w:t>
         </w:r>
       </w:hyperlink>
       <w:r>
         <w:rPr>
           <w:lang w:val="zh_TW" w:bidi="zh_TW"/>
         </w:rPr>
-        <w:t>）。一位不認識約瑟的新法老崛起，聖經沒有提到這位法老的名字，他的身份亦存在爭議。他通常被認為是：</w:t>
-      </w:r>
-    </w:p>
-    <w:p>
-      <w:pPr>
-        <w:pStyle w:val="ListBullet"/>
-        <w:spacing w:line="240" w:lineRule="auto"/>
-        <w:ind w:left="720"/>
-      </w:pPr>
-      <w:r>
-        <w:rPr>
-          <w:lang w:val="zh_TW" w:bidi="zh_TW"/>
-        </w:rPr>
-      </w:r>
-      <w:r>
-        <w:rPr>
-          <w:lang w:val="zh_TW" w:bidi="zh_TW"/>
-        </w:rPr>
-        <w:t>圖特摩斯三世（Thutmose III），公元前1504年到1451年的法老；</w:t>
-      </w:r>
-    </w:p>
-    <w:p>
-      <w:pPr>
-        <w:pStyle w:val="ListBullet"/>
-        <w:spacing w:line="240" w:lineRule="auto"/>
-        <w:ind w:left="720"/>
-      </w:pPr>
-      <w:r>
-        <w:rPr>
-          <w:lang w:val="zh_TW" w:bidi="zh_TW"/>
-        </w:rPr>
-      </w:r>
-      <w:r>
-        <w:rPr>
-          <w:lang w:val="zh_TW" w:bidi="zh_TW"/>
-        </w:rPr>
-        <w:t>塞提一世（Seti I），公元前1304年到1290年是法老；或</w:t>
-      </w:r>
-    </w:p>
-    <w:p>
-      <w:pPr>
-        <w:pStyle w:val="ListBullet"/>
-        <w:spacing w:line="240" w:lineRule="auto"/>
-        <w:ind w:left="720"/>
-      </w:pPr>
-      <w:r>
-        <w:rPr>
-          <w:lang w:val="zh_TW" w:bidi="zh_TW"/>
-        </w:rPr>
-      </w:r>
-      <w:r>
-        <w:rPr>
-          <w:lang w:val="zh_TW" w:bidi="zh_TW"/>
-        </w:rPr>
-        <w:t>蘭塞</w:t>
-      </w:r>
-      <w:r>
-        <w:rPr>
-          <w:lang w:val="zh_TW" w:bidi="zh_TW"/>
-        </w:rPr>
-        <w:t>二世（Ramses II），公元前1290年到1224年在位的法老。</w:t>
-      </w:r>
-    </w:p>
-    <w:p>
-      <w:pPr/>
-      <w:r>
-        <w:rPr>
-          <w:lang w:val="zh_TW" w:bidi="zh_TW"/>
-        </w:rPr>
-      </w:r>
-      <w:r>
-        <w:rPr>
-          <w:lang w:val="zh_TW" w:bidi="zh_TW"/>
-        </w:rPr>
-        <w:t>法老擔心以色列人變得強大，漸漸會對國家構成危險。因此，他試圖減少他們的人口，強迫他們工作，建造比東和蘭塞的儲藏城，但嚴酷的政策並沒有減少他們的數目。然後，他試圖讓收生婆殺死男嬰，但她們拒絕遵從他的命令。最後，他命令埃及人將男嬰溺死在尼羅河中。摩西就是在這個逼迫以色列人的背景下出生。</w:t>
-      </w:r>
-    </w:p>
-    <w:p>
-      <w:pPr>
-        <w:pStyle w:val="Heading3"/>
-      </w:pPr>
-      <w:r>
-        <w:rPr>
-          <w:lang w:val="zh_TW" w:bidi="zh_TW"/>
-        </w:rPr>
-        <w:t>在埃及的頭四十年</w:t>
-      </w:r>
-    </w:p>
-    <w:p>
-      <w:pPr>
-        <w:pStyle w:val="Heading4"/>
-      </w:pPr>
-      <w:r>
-        <w:rPr>
-          <w:lang w:val="zh_TW" w:bidi="zh_TW"/>
-        </w:rPr>
-        <w:t>出生和早期經歷</w:t>
-      </w:r>
-    </w:p>
-    <w:p>
-      <w:pPr/>
-      <w:r>
-        <w:rPr>
-          <w:lang w:val="zh_TW" w:bidi="zh_TW"/>
-        </w:rPr>
-      </w:r>
-      <w:r>
-        <w:rPr>
-          <w:lang w:val="zh_TW" w:bidi="zh_TW"/>
-        </w:rPr>
-        <w:t>一位來自利未家族的男子，名叫暗蘭，他娶了他父親的妹妹約基別（</w:t>
+        <w:t>）。保羅深信，神知道驅使他行事的動機，所以他盼望哥林多人也能藉著良心認出，這動機是出於「敬畏主」（</w:t>
       </w:r>
       <w:hyperlink r:id="rId21">
         <w:r>
@@ -832,14 +453,14 @@
             <w:color w:val="0000EE"/>
             <w:u w:val="single"/>
           </w:rPr>
-          <w:t>出6:20</w:t>
+          <w:t>5:11</w:t>
         </w:r>
       </w:hyperlink>
       <w:r>
         <w:rPr>
           <w:lang w:val="zh_TW" w:bidi="zh_TW"/>
         </w:rPr>
-        <w:t>；參</w:t>
+        <w:t>）。保羅寫信給提摩太時，把「無虧的良心」與「無偽的信心」相提並論（</w:t>
       </w:r>
       <w:hyperlink r:id="rId22">
         <w:r>
@@ -850,76 +471,14 @@
             <w:color w:val="0000EE"/>
             <w:u w:val="single"/>
           </w:rPr>
-          <w:t>2:1</w:t>
+          <w:t>提前1:5</w:t>
         </w:r>
       </w:hyperlink>
       <w:r>
         <w:rPr>
           <w:lang w:val="zh_TW" w:bidi="zh_TW"/>
         </w:rPr>
-        <w:t>）。他們的第一個兒子亞倫，比摩西大三年，且在淹死希伯來嬰兒的命令下達之前出生，所以他沒有生命危險。然而，當摩西出生時，這個殘酷的命令已經生效。摩西出生後三個月，他的母親再也無法匿藏他，於是用蘆葦做了一個籃子，並用瀝青和樹脂塗抹，然後將嬰兒放在裡面，再將籃子放在河岸的蘆葦中間。摩西的姐姐米利暗則在附近守候，察看會發生什麼事。</w:t>
-      </w:r>
-    </w:p>
-    <w:p>
-      <w:pPr/>
-      <w:r>
-        <w:rPr>
-          <w:lang w:val="zh_TW" w:bidi="zh_TW"/>
-        </w:rPr>
-      </w:r>
-      <w:r>
-        <w:rPr>
-          <w:lang w:val="zh_TW" w:bidi="zh_TW"/>
-        </w:rPr>
-        <w:t>不久，法老的女兒一如既往來到河邊洗澡。（約瑟夫稱她為</w:t>
-      </w:r>
-      <w:r>
-        <w:rPr>
-          <w:lang w:val="zh_TW" w:bidi="zh_TW"/>
-        </w:rPr>
-        <w:t>她母迪斯〔</w:t>
-      </w:r>
-      <w:r>
-        <w:rPr>
-          <w:lang w:val="zh_TW" w:bidi="zh_TW"/>
-        </w:rPr>
-        <w:t>Thermuthis</w:t>
-      </w:r>
-      <w:r>
-        <w:rPr>
-          <w:lang w:val="zh_TW" w:bidi="zh_TW"/>
-        </w:rPr>
-        <w:t>〕</w:t>
-      </w:r>
-      <w:r>
-        <w:rPr>
-          <w:lang w:val="zh_TW" w:bidi="zh_TW"/>
-        </w:rPr>
-        <w:t>，其他人稱她為哈特謝普蘇特</w:t>
-      </w:r>
-      <w:r>
-        <w:rPr>
-          <w:lang w:val="zh_TW" w:bidi="zh_TW"/>
-        </w:rPr>
-        <w:t>〔</w:t>
-      </w:r>
-      <w:r>
-        <w:rPr>
-          <w:lang w:val="zh_TW" w:bidi="zh_TW"/>
-        </w:rPr>
-        <w:t>Hatshepsut</w:t>
-      </w:r>
-      <w:r>
-        <w:rPr>
-          <w:lang w:val="zh_TW" w:bidi="zh_TW"/>
-        </w:rPr>
-        <w:t>〕</w:t>
-      </w:r>
-      <w:r>
-        <w:rPr>
-          <w:lang w:val="zh_TW" w:bidi="zh_TW"/>
-        </w:rPr>
-        <w:t>，但她實際名字不詳。）她發現這個嬰兒，認出他是希伯來人的孩子，決定將他養育成人，成為自己的孩子。米利暗隨後上前，提出找一位希伯來婦女來哺乳這個孩子。公主同意，米利暗把嬰兒帶回給他的母親哺乳，她可能持續為他哺乳，直到兒子兩三歲（比較</w:t>
+        <w:t>）。當人不再照著基督信仰而活，他們的良心就可能「如同被熱鐵烙慣了一般」。這表示他們因不斷行惡，無法再分辨對錯（</w:t>
       </w:r>
       <w:hyperlink r:id="rId23">
         <w:r>
@@ -930,7 +489,7 @@
             <w:color w:val="0000EE"/>
             <w:u w:val="single"/>
           </w:rPr>
-          <w:t>撒上1:19–24</w:t>
+          <w:t>4:2</w:t>
         </w:r>
       </w:hyperlink>
       <w:r>
@@ -951,19 +510,7 @@
         <w:rPr>
           <w:lang w:val="zh_TW" w:bidi="zh_TW"/>
         </w:rPr>
-        <w:t>然而，摩西早年並無其他記錄。我們不知道他的母親是否在他後來的童年和青年時期繼續照顧他，或者她有否讓他知道自己的真正身份，並教導他希伯來人的信仰。我們所知的是，摩西學習一切埃及人的智慧，接受為皇室成員而設的教育，使他</w:t>
-      </w:r>
-      <w:r>
-        <w:rPr>
-          <w:lang w:val="zh_TW" w:bidi="zh_TW"/>
-        </w:rPr>
-        <w:t>說話行事都有才能</w:t>
-      </w:r>
-      <w:r>
-        <w:rPr>
-          <w:lang w:val="zh_TW" w:bidi="zh_TW"/>
-        </w:rPr>
-        <w:t>（</w:t>
+        <w:t>保羅在哥林多前書，回答可否吃祭偶像之物的問題。他談到良心如何判斷人過去與將來的行為（</w:t>
       </w:r>
       <w:hyperlink r:id="rId24">
         <w:r>
@@ -974,51 +521,14 @@
             <w:color w:val="0000EE"/>
             <w:u w:val="single"/>
           </w:rPr>
-          <w:t>徒7:22</w:t>
+          <w:t>林前8–10章</w:t>
         </w:r>
       </w:hyperlink>
       <w:r>
         <w:rPr>
           <w:lang w:val="zh_TW" w:bidi="zh_TW"/>
         </w:rPr>
-        <w:t>）。</w:t>
-      </w:r>
-    </w:p>
-    <w:p>
-      <w:pPr>
-        <w:pStyle w:val="Heading4"/>
-      </w:pPr>
-      <w:r>
-        <w:rPr>
-          <w:lang w:val="zh_TW" w:bidi="zh_TW"/>
-        </w:rPr>
-        <w:t>與他自己民族的認同感</w:t>
-      </w:r>
-    </w:p>
-    <w:p>
-      <w:pPr/>
-      <w:r>
-        <w:rPr>
-          <w:lang w:val="zh_TW" w:bidi="zh_TW"/>
-        </w:rPr>
-      </w:r>
-      <w:r>
-        <w:rPr>
-          <w:lang w:val="zh_TW" w:bidi="zh_TW"/>
-        </w:rPr>
-        <w:t>我們並不清楚，摩西在何時知道自己是希伯來人而不是埃及人；但到他四十歲時，顯然已經知道。有一天，他出去探望他的同胞，看看他們受到甚麼樣的待遇。他出生時埃及人對他希伯來同胞的殘酷對待仍舊存在。當他看到一個埃及人正在毆打一個希伯來人時，摩西在忿怒中殺了那個埃及人，將他埋葬。他以為沒有人注意到，但其實有人看到了。第二天，當他試圖阻止兩個希伯來人打架時，他們轉向他並指責他謀殺：「</w:t>
-      </w:r>
-      <w:r>
-        <w:rPr>
-          <w:lang w:val="zh_TW" w:bidi="zh_TW"/>
-        </w:rPr>
-        <w:t>誰立你作我們的首領和審判官呢？難道你要殺我，像殺那埃及人嗎？</w:t>
-      </w:r>
-      <w:r>
-        <w:rPr>
-          <w:lang w:val="zh_TW" w:bidi="zh_TW"/>
-        </w:rPr>
-        <w:t>」（</w:t>
+        <w:t>）。有哥林多信徒良心「軟弱」，因為他們認為吃祭過偶像的食物是錯的（</w:t>
       </w:r>
       <w:hyperlink r:id="rId25">
         <w:r>
@@ -1029,14 +539,14 @@
             <w:color w:val="0000EE"/>
             <w:u w:val="single"/>
           </w:rPr>
-          <w:t>出2:14</w:t>
+          <w:t>林前8:7</w:t>
         </w:r>
       </w:hyperlink>
       <w:r>
         <w:rPr>
           <w:lang w:val="zh_TW" w:bidi="zh_TW"/>
         </w:rPr>
-        <w:t>）。</w:t>
+        <w:t>）。他們並不知道一切食物都可以吃，都是「潔淨」的（</w:t>
       </w:r>
       <w:hyperlink r:id="rId26">
         <w:r>
@@ -1047,4222 +557,14 @@
             <w:color w:val="0000EE"/>
             <w:u w:val="single"/>
           </w:rPr>
-          <w:t>使徒行傳七章25節</w:t>
+          <w:t>羅14:20</w:t>
         </w:r>
       </w:hyperlink>
       <w:r>
         <w:rPr>
           <w:lang w:val="zh_TW" w:bidi="zh_TW"/>
         </w:rPr>
-        <w:t>補充說：「</w:t>
-      </w:r>
-      <w:r>
-        <w:rPr>
-          <w:lang w:val="zh_TW" w:bidi="zh_TW"/>
-        </w:rPr>
-        <w:t>他以為弟兄必明白神是藉他的手搭救他們；他們卻不明白。</w:t>
-      </w:r>
-      <w:r>
-        <w:rPr>
-          <w:lang w:val="zh_TW" w:bidi="zh_TW"/>
-        </w:rPr>
-        <w:t>」摩西才意識到，他謀殺埃及人的事已經被人知道，並且法老家成員的身分也未能保護他，於是逃到米甸。</w:t>
-      </w:r>
-    </w:p>
-    <w:p>
-      <w:pPr>
-        <w:pStyle w:val="Heading3"/>
-      </w:pPr>
-      <w:r>
-        <w:rPr>
-          <w:lang w:val="zh_TW" w:bidi="zh_TW"/>
-        </w:rPr>
-        <w:t>在米甸的第二個四十年</w:t>
-      </w:r>
-    </w:p>
-    <w:p>
-      <w:pPr>
-        <w:pStyle w:val="Heading4"/>
-      </w:pPr>
-      <w:r>
-        <w:rPr>
-          <w:lang w:val="zh_TW" w:bidi="zh_TW"/>
-        </w:rPr>
-        <w:t>入贅</w:t>
-      </w:r>
-      <w:r>
-        <w:rPr>
-          <w:lang w:val="zh_TW" w:bidi="zh_TW"/>
-        </w:rPr>
-        <w:t>葉忒羅的家庭</w:t>
-      </w:r>
-    </w:p>
-    <w:p>
-      <w:pPr/>
-      <w:r>
-        <w:rPr>
-          <w:lang w:val="zh_TW" w:bidi="zh_TW"/>
-        </w:rPr>
-      </w:r>
-      <w:r>
-        <w:rPr>
-          <w:lang w:val="zh_TW" w:bidi="zh_TW"/>
-        </w:rPr>
-        <w:t>抵達米甸後，摩西獨自坐在井旁。他在那裡看到，米甸祭司的七個女兒正在為父親的羊群打水。當牧羊人試圖趕走她們時，摩西幫助她們給動物喝水。祭司葉忒羅便邀請摩西與他的家人同住，並將他的女兒西坡拉嫁給摩西為妻（</w:t>
-      </w:r>
-      <w:hyperlink r:id="rId27">
-        <w:r>
-          <w:rPr>
-            <w:lang w:val="zh_TW" w:bidi="zh_TW"/>
-          </w:rPr>
-          <w:rPr>
-            <w:color w:val="0000EE"/>
-            <w:u w:val="single"/>
-          </w:rPr>
-          <w:t>出3:1</w:t>
-        </w:r>
-      </w:hyperlink>
-      <w:r>
-        <w:rPr>
-          <w:lang w:val="zh_TW" w:bidi="zh_TW"/>
-        </w:rPr>
-        <w:t>；葉忒羅在</w:t>
-      </w:r>
-      <w:hyperlink r:id="rId28">
-        <w:r>
-          <w:rPr>
-            <w:lang w:val="zh_TW" w:bidi="zh_TW"/>
-          </w:rPr>
-          <w:rPr>
-            <w:color w:val="0000EE"/>
-            <w:u w:val="single"/>
-          </w:rPr>
-          <w:t>出埃及記二章18節</w:t>
-        </w:r>
-      </w:hyperlink>
-      <w:r>
-        <w:rPr>
-          <w:lang w:val="zh_TW" w:bidi="zh_TW"/>
-        </w:rPr>
-        <w:t>，被稱為流珥；或在</w:t>
-      </w:r>
-      <w:hyperlink r:id="rId29">
-        <w:r>
-          <w:rPr>
-            <w:lang w:val="zh_TW" w:bidi="zh_TW"/>
-          </w:rPr>
-          <w:rPr>
-            <w:color w:val="0000EE"/>
-            <w:u w:val="single"/>
-          </w:rPr>
-          <w:t>民數記十章29節</w:t>
-        </w:r>
-      </w:hyperlink>
-      <w:r>
-        <w:rPr>
-          <w:lang w:val="zh_TW" w:bidi="zh_TW"/>
-        </w:rPr>
-        <w:t>被稱為何巴）。學者們對於何巴在</w:t>
-      </w:r>
-      <w:hyperlink r:id="rId29">
-        <w:r>
-          <w:rPr>
-            <w:lang w:val="zh_TW" w:bidi="zh_TW"/>
-          </w:rPr>
-          <w:rPr>
-            <w:color w:val="0000EE"/>
-            <w:u w:val="single"/>
-          </w:rPr>
-          <w:t>民數記十章29節</w:t>
-        </w:r>
-      </w:hyperlink>
-      <w:r>
-        <w:rPr>
-          <w:lang w:val="zh_TW" w:bidi="zh_TW"/>
-        </w:rPr>
-        <w:t>的身份存在分歧。有些人認為他是摩西的岳父，另一些人則認為他是摩西的內兄（brother-in-law）。</w:t>
-      </w:r>
-    </w:p>
-    <w:p>
-      <w:pPr/>
-      <w:r>
-        <w:rPr>
-          <w:lang w:val="zh_TW" w:bidi="zh_TW"/>
-        </w:rPr>
-      </w:r>
-      <w:r>
-        <w:rPr>
-          <w:i/>
-          <w:lang w:val="zh_TW" w:bidi="zh_TW"/>
-        </w:rPr>
-        <w:t>另見</w:t>
-      </w:r>
-      <w:r>
-        <w:rPr>
-          <w:lang w:val="zh_TW" w:bidi="zh_TW"/>
-        </w:rPr>
-        <w:t xml:space="preserve"> </w:t>
-      </w:r>
-      <w:r>
-        <w:rPr>
-          <w:lang w:val="zh_TW" w:bidi="zh_TW"/>
-        </w:rPr>
-        <w:t>何巴</w:t>
-      </w:r>
-    </w:p>
-    <w:p>
-      <w:pPr/>
-      <w:r>
-        <w:rPr>
-          <w:lang w:val="zh_TW" w:bidi="zh_TW"/>
-        </w:rPr>
-      </w:r>
-      <w:r>
-        <w:rPr>
-          <w:lang w:val="zh_TW" w:bidi="zh_TW"/>
-        </w:rPr>
-        <w:t>在米甸，摩西和西坡拉有兩個兒子，革舜和以利以謝（</w:t>
-      </w:r>
-      <w:hyperlink r:id="rId30">
-        <w:r>
-          <w:rPr>
-            <w:lang w:val="zh_TW" w:bidi="zh_TW"/>
-          </w:rPr>
-          <w:rPr>
-            <w:color w:val="0000EE"/>
-            <w:u w:val="single"/>
-          </w:rPr>
-          <w:t>出2:22</w:t>
-        </w:r>
-      </w:hyperlink>
-      <w:hyperlink r:id="rId31">
-        <w:r>
-          <w:rPr>
-            <w:lang w:val="zh_TW" w:bidi="zh_TW"/>
-          </w:rPr>
-          <w:rPr>
-            <w:color w:val="0000EE"/>
-            <w:u w:val="single"/>
-          </w:rPr>
-          <w:t>，18:4</w:t>
-        </w:r>
-      </w:hyperlink>
-      <w:r>
-        <w:rPr>
-          <w:lang w:val="zh_TW" w:bidi="zh_TW"/>
-        </w:rPr>
-        <w:t>）。在米甸的四十年間，摩西可能已經淡忘過往埃及的生活。他無法預見神會很快就呼召他回到埃及，更要面對新的法老，要求他釋放希伯來人，脫離束縛。然而，神沒有忘記祂的子民，正準備拯救他們。</w:t>
-      </w:r>
-    </w:p>
-    <w:p>
-      <w:pPr>
-        <w:pStyle w:val="Heading4"/>
-      </w:pPr>
-      <w:r>
-        <w:rPr>
-          <w:lang w:val="zh_TW" w:bidi="zh_TW"/>
-        </w:rPr>
-        <w:t>在燃燒的荊棘中遇見神</w:t>
-      </w:r>
-    </w:p>
-    <w:p>
-      <w:pPr/>
-      <w:r>
-        <w:rPr>
-          <w:lang w:val="zh_TW" w:bidi="zh_TW"/>
-        </w:rPr>
-      </w:r>
-      <w:r>
-        <w:rPr>
-          <w:lang w:val="zh_TW" w:bidi="zh_TW"/>
-        </w:rPr>
-        <w:t>有一天，當摩西正在照顧他岳父的羊群時，他把羊群帶到了何烈山（也稱為西奈山）。神在一個燃燒但未被燒毀的荊棘中，以火焰的形式向他顯現。摩西走近觀察這個奇異的景象，並聽見神從荊棘中對他說話：「 摩西！ 摩西！」他說：「我在這裏。」神說：「不要近前來。當把你腳上的鞋脫下來，因為你所站之地是聖地」（</w:t>
-      </w:r>
-      <w:hyperlink r:id="rId32">
-        <w:r>
-          <w:rPr>
-            <w:lang w:val="zh_TW" w:bidi="zh_TW"/>
-          </w:rPr>
-          <w:rPr>
-            <w:color w:val="0000EE"/>
-            <w:u w:val="single"/>
-          </w:rPr>
-          <w:t>出3:4–5</w:t>
-        </w:r>
-      </w:hyperlink>
-      <w:r>
-        <w:rPr>
-          <w:lang w:val="zh_TW" w:bidi="zh_TW"/>
-        </w:rPr>
         <w:t>）。</w:t>
-      </w:r>
-    </w:p>
-    <w:p>
-      <w:pPr/>
-      <w:r>
-        <w:rPr>
-          <w:lang w:val="zh_TW" w:bidi="zh_TW"/>
-        </w:rPr>
-      </w:r>
-      <w:r>
-        <w:rPr>
-          <w:lang w:val="zh_TW" w:bidi="zh_TW"/>
-        </w:rPr>
-        <w:t>神自稱為亞伯拉罕、以撒和雅各的神，並向摩西保證，祂已聽見祂子民的呼求，並知道他們的苦難。神揭示祂的計劃，就是要差遣摩西去埃及，解救祂的子民脫離奴役。</w:t>
-      </w:r>
-    </w:p>
-    <w:p>
-      <w:pPr/>
-      <w:r>
-        <w:rPr>
-          <w:lang w:val="zh_TW" w:bidi="zh_TW"/>
-        </w:rPr>
-      </w:r>
-      <w:r>
-        <w:rPr>
-          <w:lang w:val="zh_TW" w:bidi="zh_TW"/>
-        </w:rPr>
-        <w:t>摩西感到</w:t>
-      </w:r>
-      <w:r>
-        <w:rPr>
-          <w:lang w:val="zh_TW" w:bidi="zh_TW"/>
-        </w:rPr>
-        <w:t>力有未逮</w:t>
-      </w:r>
-      <w:r>
-        <w:rPr>
-          <w:lang w:val="zh_TW" w:bidi="zh_TW"/>
-        </w:rPr>
-        <w:t>，便開始找藉口。然而，神向摩西保證，祂會與他同在（</w:t>
-      </w:r>
-      <w:hyperlink r:id="rId33">
-        <w:r>
-          <w:rPr>
-            <w:lang w:val="zh_TW" w:bidi="zh_TW"/>
-          </w:rPr>
-          <w:rPr>
-            <w:color w:val="0000EE"/>
-            <w:u w:val="single"/>
-          </w:rPr>
-          <w:t>出3:11–12</w:t>
-        </w:r>
-      </w:hyperlink>
-      <w:r>
-        <w:rPr>
-          <w:lang w:val="zh_TW" w:bidi="zh_TW"/>
-        </w:rPr>
-        <w:t>）。當摩西擔心，如果其他人詢問神的名字該怎麼回答時，神便回答：</w:t>
-      </w:r>
-      <w:r>
-        <w:rPr>
-          <w:lang w:val="zh_TW" w:bidi="zh_TW"/>
-        </w:rPr>
-        <w:t>「我是自有永有的」；又說：「你要對以色列人這樣說：『那自有的打發我到你們這裏來。』」</w:t>
-      </w:r>
-      <w:r>
-        <w:rPr>
-          <w:lang w:val="zh_TW" w:bidi="zh_TW"/>
-        </w:rPr>
-        <w:t>（</w:t>
-      </w:r>
-      <w:hyperlink r:id="rId34">
-        <w:r>
-          <w:rPr>
-            <w:lang w:val="zh_TW" w:bidi="zh_TW"/>
-          </w:rPr>
-          <w:rPr>
-            <w:color w:val="0000EE"/>
-            <w:u w:val="single"/>
-          </w:rPr>
-          <w:t>出3:13–14</w:t>
-        </w:r>
-      </w:hyperlink>
-      <w:r>
-        <w:rPr>
-          <w:lang w:val="zh_TW" w:bidi="zh_TW"/>
-        </w:rPr>
-        <w:t>）。學者們對這個名字提出了許多解釋。可以確定的是，這個名字暗示神藉自己的力量永存自足。</w:t>
-      </w:r>
-    </w:p>
-    <w:p>
-      <w:pPr/>
-      <w:r>
-        <w:rPr>
-          <w:lang w:val="zh_TW" w:bidi="zh_TW"/>
-        </w:rPr>
-      </w:r>
-      <w:r>
-        <w:rPr>
-          <w:lang w:val="zh_TW" w:bidi="zh_TW"/>
-        </w:rPr>
-        <w:t>接著，摩西擔心百姓不會相信他。神便給他三個神跡：</w:t>
-      </w:r>
-    </w:p>
-    <w:p>
-      <w:pPr>
-        <w:pStyle w:val="ListNumber"/>
-        <w:numPr>
-          <w:ilvl w:val="0"/>
-          <w:numId w:val="14"/>
-        </w:numPr>
-        <w:spacing w:line="240" w:lineRule="auto"/>
-        <w:ind w:left="720"/>
-      </w:pPr>
-      <w:r>
-        <w:rPr>
-          <w:lang w:val="zh_TW" w:bidi="zh_TW"/>
-        </w:rPr>
-      </w:r>
-      <w:r>
-        <w:rPr>
-          <w:lang w:val="zh_TW" w:bidi="zh_TW"/>
-        </w:rPr>
-        <w:t>將他的杖變成蛇</w:t>
-      </w:r>
-    </w:p>
-    <w:p>
-      <w:pPr>
-        <w:pStyle w:val="ListNumber"/>
-        <w:spacing w:line="240" w:lineRule="auto"/>
-        <w:ind w:left="720"/>
-      </w:pPr>
-      <w:r>
-        <w:rPr>
-          <w:lang w:val="zh_TW" w:bidi="zh_TW"/>
-        </w:rPr>
-      </w:r>
-      <w:r>
-        <w:rPr>
-          <w:lang w:val="zh_TW" w:bidi="zh_TW"/>
-        </w:rPr>
-        <w:t>使他的手生大痲瘋</w:t>
-      </w:r>
-    </w:p>
-    <w:p>
-      <w:pPr>
-        <w:pStyle w:val="ListNumber"/>
-        <w:spacing w:line="240" w:lineRule="auto"/>
-        <w:ind w:left="720"/>
-      </w:pPr>
-      <w:r>
-        <w:rPr>
-          <w:lang w:val="zh_TW" w:bidi="zh_TW"/>
-        </w:rPr>
-      </w:r>
-      <w:r>
-        <w:rPr>
-          <w:lang w:val="zh_TW" w:bidi="zh_TW"/>
-        </w:rPr>
-        <w:t>將尼羅河的水變成血（</w:t>
-      </w:r>
-      <w:hyperlink r:id="rId35">
-        <w:r>
-          <w:rPr>
-            <w:lang w:val="zh_TW" w:bidi="zh_TW"/>
-          </w:rPr>
-          <w:rPr>
-            <w:color w:val="0000EE"/>
-            <w:u w:val="single"/>
-          </w:rPr>
-          <w:t>出4:1–9</w:t>
-        </w:r>
-      </w:hyperlink>
-      <w:r>
-        <w:rPr>
-          <w:lang w:val="zh_TW" w:bidi="zh_TW"/>
-        </w:rPr>
-        <w:t>）。</w:t>
-      </w:r>
-    </w:p>
-    <w:p>
-      <w:pPr/>
-      <w:r>
-        <w:rPr>
-          <w:lang w:val="zh_TW" w:bidi="zh_TW"/>
-        </w:rPr>
-      </w:r>
-      <w:r>
-        <w:rPr>
-          <w:lang w:val="zh_TW" w:bidi="zh_TW"/>
-        </w:rPr>
-        <w:t>儘管有這些神蹟，摩西仍然猶豫不決：</w:t>
-      </w:r>
-      <w:r>
-        <w:rPr>
-          <w:lang w:val="zh_TW" w:bidi="zh_TW"/>
-        </w:rPr>
-        <w:t>「主啊，我素日不是能言的人，就是從你對僕人說話以後，也是這樣。我本是拙口笨舌的。」</w:t>
-      </w:r>
-      <w:r>
-        <w:rPr>
-          <w:lang w:val="zh_TW" w:bidi="zh_TW"/>
-        </w:rPr>
-        <w:t>（</w:t>
-      </w:r>
-      <w:hyperlink r:id="rId36">
-        <w:r>
-          <w:rPr>
-            <w:lang w:val="zh_TW" w:bidi="zh_TW"/>
-          </w:rPr>
-          <w:rPr>
-            <w:color w:val="0000EE"/>
-            <w:u w:val="single"/>
-          </w:rPr>
-          <w:t>出埃及記4:10</w:t>
-        </w:r>
-      </w:hyperlink>
-      <w:r>
-        <w:rPr>
-          <w:lang w:val="zh_TW" w:bidi="zh_TW"/>
-        </w:rPr>
-        <w:t>）神告訴他，會讓他知道該說什麼。然而，摩西求神派遣其他人。神最終同意讓摩西的兄弟亞倫為他說話。神會將祂的指示告訴摩西，然後亞倫會將這些話傳給百姓。</w:t>
-      </w:r>
-    </w:p>
-    <w:p>
-      <w:pPr>
-        <w:pStyle w:val="Heading4"/>
-      </w:pPr>
-      <w:r>
-        <w:rPr>
-          <w:lang w:val="zh_TW" w:bidi="zh_TW"/>
-        </w:rPr>
-        <w:t>回到埃及</w:t>
-      </w:r>
-    </w:p>
-    <w:p>
-      <w:pPr/>
-      <w:r>
-        <w:rPr>
-          <w:lang w:val="zh_TW" w:bidi="zh_TW"/>
-        </w:rPr>
-      </w:r>
-      <w:r>
-        <w:rPr>
-          <w:lang w:val="zh_TW" w:bidi="zh_TW"/>
-        </w:rPr>
-        <w:t>摩西帶著他的妻子和兒子出發前往埃及，告訴他的岳父他想去那裡探望他的家人（</w:t>
-      </w:r>
-      <w:hyperlink r:id="rId37">
-        <w:r>
-          <w:rPr>
-            <w:lang w:val="zh_TW" w:bidi="zh_TW"/>
-          </w:rPr>
-          <w:rPr>
-            <w:color w:val="0000EE"/>
-            <w:u w:val="single"/>
-          </w:rPr>
-          <w:t>出4:18</w:t>
-        </w:r>
-      </w:hyperlink>
-      <w:r>
-        <w:rPr>
-          <w:lang w:val="zh_TW" w:bidi="zh_TW"/>
-        </w:rPr>
-        <w:t>）。根據聖經記載，他將妻子和兒子們放在驢上，啟程出發（</w:t>
-      </w:r>
-      <w:hyperlink r:id="rId38">
-        <w:r>
-          <w:rPr>
-            <w:lang w:val="zh_TW" w:bidi="zh_TW"/>
-          </w:rPr>
-          <w:rPr>
-            <w:color w:val="0000EE"/>
-            <w:u w:val="single"/>
-          </w:rPr>
-          <w:t>出4:20</w:t>
-        </w:r>
-      </w:hyperlink>
-      <w:r>
-        <w:rPr>
-          <w:lang w:val="zh_TW" w:bidi="zh_TW"/>
-        </w:rPr>
-        <w:t>）。這顯示兩個孩子都很年輕，並不是在摩西成婚之初出生的。</w:t>
-      </w:r>
-    </w:p>
-    <w:p>
-      <w:pPr/>
-      <w:r>
-        <w:rPr>
-          <w:lang w:val="zh_TW" w:bidi="zh_TW"/>
-        </w:rPr>
-      </w:r>
-      <w:r>
-        <w:rPr>
-          <w:lang w:val="zh_TW" w:bidi="zh_TW"/>
-        </w:rPr>
-        <w:t>在旅程中的一個休息停駐點，發生了一件令人詫異的事，就是耶和華遇見摩西並試圖殺死他，因為摩西在離開米甸之前，沒有為他的孩子行割禮（</w:t>
-      </w:r>
-      <w:hyperlink r:id="rId39">
-        <w:r>
-          <w:rPr>
-            <w:lang w:val="zh_TW" w:bidi="zh_TW"/>
-          </w:rPr>
-          <w:rPr>
-            <w:color w:val="0000EE"/>
-            <w:u w:val="single"/>
-          </w:rPr>
-          <w:t>出4:24</w:t>
-        </w:r>
-      </w:hyperlink>
-      <w:r>
-        <w:rPr>
-          <w:lang w:val="zh_TW" w:bidi="zh_TW"/>
-        </w:rPr>
-        <w:t>）。當西坡拉意識到摩西危在旦夕時，她親自執行割禮。然後她對丈夫說：「你真是我的血郎了」（</w:t>
-      </w:r>
-      <w:hyperlink r:id="rId40">
-        <w:r>
-          <w:rPr>
-            <w:lang w:val="zh_TW" w:bidi="zh_TW"/>
-          </w:rPr>
-          <w:rPr>
-            <w:color w:val="0000EE"/>
-            <w:u w:val="single"/>
-          </w:rPr>
-          <w:t>出4:25</w:t>
-        </w:r>
-      </w:hyperlink>
-      <w:r>
-        <w:rPr>
-          <w:lang w:val="zh_TW" w:bidi="zh_TW"/>
-        </w:rPr>
-        <w:t>）。這奇怪的事件提醒，盟約的領袖必須遵循盟約（</w:t>
-      </w:r>
-      <w:hyperlink r:id="rId41">
-        <w:r>
-          <w:rPr>
-            <w:lang w:val="zh_TW" w:bidi="zh_TW"/>
-          </w:rPr>
-          <w:rPr>
-            <w:color w:val="0000EE"/>
-            <w:u w:val="single"/>
-          </w:rPr>
-          <w:t>創17:10–14</w:t>
-        </w:r>
-      </w:hyperlink>
-      <w:r>
-        <w:rPr>
-          <w:lang w:val="zh_TW" w:bidi="zh_TW"/>
-        </w:rPr>
-        <w:t>）。（以色列是神盟約中的子民，因為神與他們立了盟約</w:t>
-      </w:r>
-      <w:r>
-        <w:rPr>
-          <w:lang w:val="zh_TW" w:bidi="zh_TW"/>
-        </w:rPr>
-        <w:t>，</w:t>
-      </w:r>
-      <w:r>
-        <w:rPr>
-          <w:lang w:val="zh_TW" w:bidi="zh_TW"/>
-        </w:rPr>
-        <w:t>即特別的協議，要求男性接受割禮。）</w:t>
-      </w:r>
-    </w:p>
-    <w:p>
-      <w:pPr/>
-      <w:r>
-        <w:rPr>
-          <w:lang w:val="zh_TW" w:bidi="zh_TW"/>
-        </w:rPr>
-      </w:r>
-      <w:r>
-        <w:rPr>
-          <w:lang w:val="zh_TW" w:bidi="zh_TW"/>
-        </w:rPr>
-        <w:t>當時亞倫還在埃及，神告訴他要去摩西在燃燒荊棘遇見神的山上，與他的兄弟會合。摩西告知亞倫所發生的一切，他們一起去了埃及，召集希伯來人的長老，告知他們這些事件。當摩西和亞倫在百姓面前展示神蹟時，這些領袖便相信摩西和亞倫是神派來拯救他們的（</w:t>
-      </w:r>
-      <w:hyperlink r:id="rId42">
-        <w:r>
-          <w:rPr>
-            <w:lang w:val="zh_TW" w:bidi="zh_TW"/>
-          </w:rPr>
-          <w:rPr>
-            <w:color w:val="0000EE"/>
-            <w:u w:val="single"/>
-          </w:rPr>
-          <w:t>出4:30–31</w:t>
-        </w:r>
-      </w:hyperlink>
-      <w:r>
-        <w:rPr>
-          <w:lang w:val="zh_TW" w:bidi="zh_TW"/>
-        </w:rPr>
-        <w:t>）。</w:t>
-      </w:r>
-    </w:p>
-    <w:p>
-      <w:pPr>
-        <w:pStyle w:val="Heading3"/>
-      </w:pPr>
-      <w:r>
-        <w:rPr>
-          <w:lang w:val="zh_TW" w:bidi="zh_TW"/>
-        </w:rPr>
-        <w:t>從埃及到迦南的第三個四十年</w:t>
-      </w:r>
-    </w:p>
-    <w:p>
-      <w:pPr>
-        <w:pStyle w:val="Heading4"/>
-      </w:pPr>
-      <w:r>
-        <w:rPr>
-          <w:lang w:val="zh_TW" w:bidi="zh_TW"/>
-        </w:rPr>
-        <w:t>與法老的相遇</w:t>
-      </w:r>
-    </w:p>
-    <w:p>
-      <w:pPr/>
-      <w:r>
-        <w:rPr>
-          <w:lang w:val="zh_TW" w:bidi="zh_TW"/>
-        </w:rPr>
-      </w:r>
-      <w:r>
-        <w:rPr>
-          <w:lang w:val="zh_TW" w:bidi="zh_TW"/>
-        </w:rPr>
-        <w:t>不久，摩西回到埃及，並和亞倫一起去見法老。摩西重申耶和華的要求：「</w:t>
-      </w:r>
-      <w:r>
-        <w:rPr>
-          <w:lang w:val="zh_TW" w:bidi="zh_TW"/>
-        </w:rPr>
-        <w:t>容我的百姓去，在曠野向我守節。</w:t>
-      </w:r>
-      <w:r>
-        <w:rPr>
-          <w:lang w:val="zh_TW" w:bidi="zh_TW"/>
-        </w:rPr>
-        <w:t>」（</w:t>
-      </w:r>
-      <w:hyperlink r:id="rId43">
-        <w:r>
-          <w:rPr>
-            <w:lang w:val="zh_TW" w:bidi="zh_TW"/>
-          </w:rPr>
-          <w:rPr>
-            <w:color w:val="0000EE"/>
-            <w:u w:val="single"/>
-          </w:rPr>
-          <w:t>出5:1</w:t>
-        </w:r>
-      </w:hyperlink>
-      <w:r>
-        <w:rPr>
-          <w:lang w:val="zh_TW" w:bidi="zh_TW"/>
-        </w:rPr>
-        <w:t>）。法老斷然拒絕，說他從未聽說過這個神；由於法老自認為是神，並感到非常受辱，他不僅拒絕了摩西的要求，還讓希伯來人的工作更加艱難。他們現在必須自己收集稻草來製磚，但仍須製作與先前要求同樣數目的磚。</w:t>
-      </w:r>
-    </w:p>
-    <w:p>
-      <w:pPr/>
-      <w:r>
-        <w:rPr>
-          <w:lang w:val="zh_TW" w:bidi="zh_TW"/>
-        </w:rPr>
-      </w:r>
-      <w:r>
-        <w:rPr>
-          <w:lang w:val="zh_TW" w:bidi="zh_TW"/>
-        </w:rPr>
-        <w:t>希伯來人感到無比難受，並責怪摩西，要他為他們的困境負責。摩西感到十分困惱，向神抱怨。神安慰摩西，是祂會將希伯來人從奴役中解救出來，並帶他們到應許給亞伯拉罕、以撒和雅各的土地。祂叫摩西回到法老那裡，重申</w:t>
-      </w:r>
-      <w:r>
-        <w:rPr>
-          <w:lang w:val="zh_TW" w:bidi="zh_TW"/>
-        </w:rPr>
-        <w:t>訴</w:t>
-      </w:r>
-      <w:r>
-        <w:rPr>
-          <w:lang w:val="zh_TW" w:bidi="zh_TW"/>
-        </w:rPr>
-        <w:t>求，並警告如果法老拒絕，會招致嚴重後果。</w:t>
-      </w:r>
-    </w:p>
-    <w:p>
-      <w:pPr/>
-      <w:r>
-        <w:rPr>
-          <w:lang w:val="zh_TW" w:bidi="zh_TW"/>
-        </w:rPr>
-      </w:r>
-      <w:r>
-        <w:rPr>
-          <w:lang w:val="zh_TW" w:bidi="zh_TW"/>
-        </w:rPr>
-        <w:t>當摩西和亞倫回到法老那裡時，摩西再次要求他讓以色列人離開。他向法老展示一個神蹟，將他的杖變成蛇；但埃及的術士用他們的邪術做到同樣的事，所以法老仍然拒絕聽從。然後，摩西為埃及帶來九災，以顯示神的力量，迫使法老服從。這些災難包括：</w:t>
-      </w:r>
-    </w:p>
-    <w:p>
-      <w:pPr>
-        <w:pStyle w:val="ListNumber"/>
-        <w:numPr>
-          <w:ilvl w:val="0"/>
-          <w:numId w:val="15"/>
-        </w:numPr>
-        <w:spacing w:line="240" w:lineRule="auto"/>
-        <w:ind w:left="720"/>
-      </w:pPr>
-      <w:r>
-        <w:rPr>
-          <w:lang w:val="zh_TW" w:bidi="zh_TW"/>
-        </w:rPr>
-      </w:r>
-      <w:r>
-        <w:rPr>
-          <w:lang w:val="zh_TW" w:bidi="zh_TW"/>
-        </w:rPr>
-        <w:t>將尼羅河的水變成血</w:t>
-      </w:r>
-    </w:p>
-    <w:p>
-      <w:pPr>
-        <w:pStyle w:val="ListNumber"/>
-        <w:spacing w:line="240" w:lineRule="auto"/>
-        <w:ind w:left="720"/>
-      </w:pPr>
-      <w:r>
-        <w:rPr>
-          <w:lang w:val="zh_TW" w:bidi="zh_TW"/>
-        </w:rPr>
-      </w:r>
-      <w:r>
-        <w:rPr>
-          <w:lang w:val="zh_TW" w:bidi="zh_TW"/>
-        </w:rPr>
-        <w:t>青蛙的瘟疫</w:t>
-      </w:r>
-    </w:p>
-    <w:p>
-      <w:pPr>
-        <w:pStyle w:val="ListNumber"/>
-        <w:spacing w:line="240" w:lineRule="auto"/>
-        <w:ind w:left="720"/>
-      </w:pPr>
-      <w:r>
-        <w:rPr>
-          <w:lang w:val="zh_TW" w:bidi="zh_TW"/>
-        </w:rPr>
-      </w:r>
-      <w:r>
-        <w:rPr>
-          <w:lang w:val="zh_TW" w:bidi="zh_TW"/>
-        </w:rPr>
-        <w:t>虱</w:t>
-      </w:r>
-    </w:p>
-    <w:p>
-      <w:pPr>
-        <w:pStyle w:val="ListNumber"/>
-        <w:spacing w:line="240" w:lineRule="auto"/>
-        <w:ind w:left="720"/>
-      </w:pPr>
-      <w:r>
-        <w:rPr>
-          <w:lang w:val="zh_TW" w:bidi="zh_TW"/>
-        </w:rPr>
-      </w:r>
-      <w:r>
-        <w:rPr>
-          <w:lang w:val="zh_TW" w:bidi="zh_TW"/>
-        </w:rPr>
-        <w:t>蒼蠅</w:t>
-      </w:r>
-    </w:p>
-    <w:p>
-      <w:pPr>
-        <w:pStyle w:val="ListNumber"/>
-        <w:spacing w:line="240" w:lineRule="auto"/>
-        <w:ind w:left="720"/>
-      </w:pPr>
-      <w:r>
-        <w:rPr>
-          <w:lang w:val="zh_TW" w:bidi="zh_TW"/>
-        </w:rPr>
-      </w:r>
-      <w:r>
-        <w:rPr>
-          <w:lang w:val="zh_TW" w:bidi="zh_TW"/>
-        </w:rPr>
-        <w:t>牲畜的災病</w:t>
-      </w:r>
-    </w:p>
-    <w:p>
-      <w:pPr>
-        <w:pStyle w:val="ListNumber"/>
-        <w:spacing w:line="240" w:lineRule="auto"/>
-        <w:ind w:left="720"/>
-      </w:pPr>
-      <w:r>
-        <w:rPr>
-          <w:lang w:val="zh_TW" w:bidi="zh_TW"/>
-        </w:rPr>
-      </w:r>
-      <w:r>
-        <w:rPr>
-          <w:lang w:val="zh_TW" w:bidi="zh_TW"/>
-        </w:rPr>
-        <w:t>瘡</w:t>
-      </w:r>
-    </w:p>
-    <w:p>
-      <w:pPr>
-        <w:pStyle w:val="ListNumber"/>
-        <w:spacing w:line="240" w:lineRule="auto"/>
-        <w:ind w:left="720"/>
-      </w:pPr>
-      <w:r>
-        <w:rPr>
-          <w:lang w:val="zh_TW" w:bidi="zh_TW"/>
-        </w:rPr>
-      </w:r>
-      <w:r>
-        <w:rPr>
-          <w:lang w:val="zh_TW" w:bidi="zh_TW"/>
-        </w:rPr>
-        <w:t>冰雹</w:t>
-      </w:r>
-    </w:p>
-    <w:p>
-      <w:pPr>
-        <w:pStyle w:val="ListNumber"/>
-        <w:spacing w:line="240" w:lineRule="auto"/>
-        <w:ind w:left="720"/>
-      </w:pPr>
-      <w:r>
-        <w:rPr>
-          <w:lang w:val="zh_TW" w:bidi="zh_TW"/>
-        </w:rPr>
-      </w:r>
-      <w:r>
-        <w:rPr>
-          <w:lang w:val="zh_TW" w:bidi="zh_TW"/>
-        </w:rPr>
-        <w:t>蝗蟲</w:t>
-      </w:r>
-    </w:p>
-    <w:p>
-      <w:pPr>
-        <w:pStyle w:val="ListNumber"/>
-        <w:spacing w:line="240" w:lineRule="auto"/>
-        <w:ind w:left="720"/>
-      </w:pPr>
-      <w:r>
-        <w:rPr>
-          <w:lang w:val="zh_TW" w:bidi="zh_TW"/>
-        </w:rPr>
-      </w:r>
-      <w:r>
-        <w:rPr>
-          <w:lang w:val="zh_TW" w:bidi="zh_TW"/>
-        </w:rPr>
-        <w:t>完全的黑暗</w:t>
-      </w:r>
-    </w:p>
-    <w:p>
-      <w:pPr/>
-      <w:r>
-        <w:rPr>
-          <w:lang w:val="zh_TW" w:bidi="zh_TW"/>
-        </w:rPr>
-      </w:r>
-      <w:r>
-        <w:rPr>
-          <w:lang w:val="zh_TW" w:bidi="zh_TW"/>
-        </w:rPr>
-        <w:t>在這些災中，法老有時會同意讓以色列人離開，但一旦災難結束，他又會改變主意，再次拒絕。前九災使埃及滿目瘡痍，但以色列人仍未重獲自由。然而，神還有最後一災要降下，將是最嚴重的一擊。</w:t>
-      </w:r>
-    </w:p>
-    <w:p>
-      <w:pPr>
-        <w:pStyle w:val="Heading4"/>
-      </w:pPr>
-      <w:r>
-        <w:rPr>
-          <w:lang w:val="zh_TW" w:bidi="zh_TW"/>
-        </w:rPr>
-        <w:t>第一個逾越節</w:t>
-      </w:r>
-    </w:p>
-    <w:p>
-      <w:pPr/>
-      <w:r>
-        <w:rPr>
-          <w:lang w:val="zh_TW" w:bidi="zh_TW"/>
-        </w:rPr>
-      </w:r>
-      <w:r>
-        <w:rPr>
-          <w:lang w:val="zh_TW" w:bidi="zh_TW"/>
-        </w:rPr>
-        <w:t>神告訴摩西，還有一災要降臨埃及：「</w:t>
-      </w:r>
-      <w:r>
-        <w:rPr>
-          <w:lang w:val="zh_TW" w:bidi="zh_TW"/>
-        </w:rPr>
-        <w:t>凡在埃及地，從坐寶座的法老直到磨子後的婢女所有的長子，以及一切頭生的牲畜，都必死</w:t>
-      </w:r>
-      <w:r>
-        <w:rPr>
-          <w:lang w:val="zh_TW" w:bidi="zh_TW"/>
-        </w:rPr>
-        <w:t>」（</w:t>
-      </w:r>
-      <w:hyperlink r:id="rId44">
-        <w:r>
-          <w:rPr>
-            <w:lang w:val="zh_TW" w:bidi="zh_TW"/>
-          </w:rPr>
-          <w:rPr>
-            <w:color w:val="0000EE"/>
-            <w:u w:val="single"/>
-          </w:rPr>
-          <w:t>出11:5</w:t>
-        </w:r>
-      </w:hyperlink>
-      <w:r>
-        <w:rPr>
-          <w:lang w:val="zh_TW" w:bidi="zh_TW"/>
-        </w:rPr>
-        <w:t>）。祂向摩西保證，這災不會影響希伯來人，「</w:t>
-      </w:r>
-      <w:r>
-        <w:rPr>
-          <w:lang w:val="zh_TW" w:bidi="zh_TW"/>
-        </w:rPr>
-        <w:t>好叫你們知道耶和華是將埃及人和以色列人分別出來</w:t>
-      </w:r>
-      <w:r>
-        <w:rPr>
-          <w:lang w:val="zh_TW" w:bidi="zh_TW"/>
-        </w:rPr>
-        <w:t>」（</w:t>
-      </w:r>
-      <w:hyperlink r:id="rId45">
-        <w:r>
-          <w:rPr>
-            <w:lang w:val="zh_TW" w:bidi="zh_TW"/>
-          </w:rPr>
-          <w:rPr>
-            <w:color w:val="0000EE"/>
-            <w:u w:val="single"/>
-          </w:rPr>
-          <w:t>出11:7</w:t>
-        </w:r>
-      </w:hyperlink>
-      <w:r>
-        <w:rPr>
-          <w:lang w:val="zh_TW" w:bidi="zh_TW"/>
-        </w:rPr>
-        <w:t>）。</w:t>
-      </w:r>
-    </w:p>
-    <w:p>
-      <w:pPr/>
-      <w:r>
-        <w:rPr>
-          <w:lang w:val="zh_TW" w:bidi="zh_TW"/>
-        </w:rPr>
-      </w:r>
-      <w:r>
-        <w:rPr>
-          <w:lang w:val="zh_TW" w:bidi="zh_TW"/>
-        </w:rPr>
-        <w:t>神透過摩西和亞倫，指示百姓迅速準備離開埃及。他們要向埃及人索取銀飾和金飾（</w:t>
-      </w:r>
-      <w:hyperlink r:id="rId46">
-        <w:r>
-          <w:rPr>
-            <w:lang w:val="zh_TW" w:bidi="zh_TW"/>
-          </w:rPr>
-          <w:rPr>
-            <w:color w:val="0000EE"/>
-            <w:u w:val="single"/>
-          </w:rPr>
-          <w:t>出11:2–3</w:t>
-        </w:r>
-      </w:hyperlink>
-      <w:r>
-        <w:rPr>
-          <w:lang w:val="zh_TW" w:bidi="zh_TW"/>
-        </w:rPr>
-        <w:t>）。埃及人同意，可能是出於恐懼，並希望這些禮物能阻止災難發生。希伯來人也要為每個家庭準備一隻羊羔，作為他們在埃及的最後晚餐。這便成為後來猶太人過逾越節的傳統。他們要將羊羔的血塗在房屋的門框和門楣上，那夜逾越節的晚餐將會在其中享用。凡是門上有血的地方，那戶人家就不會遭受傷害。他們還要準備無酵餅（就是未經發酵的餅）。</w:t>
-      </w:r>
-    </w:p>
-    <w:p>
-      <w:pPr/>
-      <w:r>
-        <w:rPr>
-          <w:lang w:val="zh_TW" w:bidi="zh_TW"/>
-        </w:rPr>
-      </w:r>
-      <w:r>
-        <w:rPr>
-          <w:lang w:val="zh_TW" w:bidi="zh_TW"/>
-        </w:rPr>
-        <w:t>在半夜，耶和華擊殺埃及所有的長子，從法老的長子到階下囚，無一倖免。當法老看到這悲劇時，他命令摩西和以色列人立即離開（</w:t>
-      </w:r>
-      <w:hyperlink r:id="rId47">
-        <w:r>
-          <w:rPr>
-            <w:lang w:val="zh_TW" w:bidi="zh_TW"/>
-          </w:rPr>
-          <w:rPr>
-            <w:color w:val="0000EE"/>
-            <w:u w:val="single"/>
-          </w:rPr>
-          <w:t>出12:31–32</w:t>
-        </w:r>
-      </w:hyperlink>
-      <w:r>
-        <w:rPr>
-          <w:lang w:val="zh_TW" w:bidi="zh_TW"/>
-        </w:rPr>
-        <w:t>）。聖經說約有六十萬希伯來男人離開埃及。加上婦女和兒童，總數超過二百萬人。</w:t>
-      </w:r>
-    </w:p>
-    <w:p>
-      <w:pPr>
-        <w:pStyle w:val="Heading4"/>
-      </w:pPr>
-      <w:r>
-        <w:rPr>
-          <w:lang w:val="zh_TW" w:bidi="zh_TW"/>
-        </w:rPr>
-        <w:t>出埃及</w:t>
-      </w:r>
-    </w:p>
-    <w:p>
-      <w:pPr/>
-      <w:r>
-        <w:rPr>
-          <w:lang w:val="zh_TW" w:bidi="zh_TW"/>
-        </w:rPr>
-      </w:r>
-      <w:r>
-        <w:rPr>
-          <w:lang w:val="zh_TW" w:bidi="zh_TW"/>
-        </w:rPr>
-        <w:t>出埃及是舊約聖經的核心事件，標誌以色列作為民族的誕生。猶太人仍然將這事件視為神拯救祂子民偉大作為，就像基督徒將「十字架」視為信仰的關鍵作為。</w:t>
-      </w:r>
-    </w:p>
-    <w:p>
-      <w:pPr/>
-      <w:r>
-        <w:rPr>
-          <w:lang w:val="zh_TW" w:bidi="zh_TW"/>
-        </w:rPr>
-      </w:r>
-      <w:r>
-        <w:rPr>
-          <w:lang w:val="zh_TW" w:bidi="zh_TW"/>
-        </w:rPr>
-        <w:t>神學家提出許多想法，但我們仍然無法確定希伯來人離開埃及的實際路線。他們沒有選擇最接近迦南的路線，這條路線沿著地中海海岸，大約只需短短10天腳程。相反，他們前往西奈山，那是摩西早前在燃燒荊棘中遇見神的地方。神告訴摩西，祂會帶領人到達同一地點，作為摩西被派來拯救他們的記號（</w:t>
-      </w:r>
-      <w:hyperlink r:id="rId48">
-        <w:r>
-          <w:rPr>
-            <w:lang w:val="zh_TW" w:bidi="zh_TW"/>
-          </w:rPr>
-          <w:rPr>
-            <w:color w:val="0000EE"/>
-            <w:u w:val="single"/>
-          </w:rPr>
-          <w:t>出3:12</w:t>
-        </w:r>
-      </w:hyperlink>
-      <w:r>
-        <w:rPr>
-          <w:lang w:val="zh_TW" w:bidi="zh_TW"/>
-        </w:rPr>
-        <w:t>）。希伯來人也記得約瑟要求他們在返回自己的土地時，要帶著他的骨頭（</w:t>
-      </w:r>
-      <w:hyperlink r:id="rId49">
-        <w:r>
-          <w:rPr>
-            <w:lang w:val="zh_TW" w:bidi="zh_TW"/>
-          </w:rPr>
-          <w:rPr>
-            <w:color w:val="0000EE"/>
-            <w:u w:val="single"/>
-          </w:rPr>
-          <w:t>創50:25</w:t>
-        </w:r>
-      </w:hyperlink>
-      <w:r>
-        <w:rPr>
-          <w:lang w:val="zh_TW" w:bidi="zh_TW"/>
-        </w:rPr>
-        <w:t>；</w:t>
-      </w:r>
-      <w:hyperlink r:id="rId50">
-        <w:r>
-          <w:rPr>
-            <w:lang w:val="zh_TW" w:bidi="zh_TW"/>
-          </w:rPr>
-          <w:rPr>
-            <w:color w:val="0000EE"/>
-            <w:u w:val="single"/>
-          </w:rPr>
-          <w:t>出13:19</w:t>
-        </w:r>
-      </w:hyperlink>
-      <w:r>
-        <w:rPr>
-          <w:lang w:val="zh_TW" w:bidi="zh_TW"/>
-        </w:rPr>
-        <w:t>）。</w:t>
-      </w:r>
-    </w:p>
-    <w:p>
-      <w:pPr/>
-      <w:r>
-        <w:rPr>
-          <w:lang w:val="zh_TW" w:bidi="zh_TW"/>
-        </w:rPr>
-      </w:r>
-      <w:r>
-        <w:rPr>
-          <w:lang w:val="zh_TW" w:bidi="zh_TW"/>
-        </w:rPr>
-        <w:t>以色列人在曠野期間，白天有雲柱、晚上有火柱為他們引路。雲柱、火柱代表神的同在，引導他們沿著神所安排的路線前進。</w:t>
-      </w:r>
-    </w:p>
-    <w:p>
-      <w:pPr/>
-      <w:r>
-        <w:rPr>
-          <w:lang w:val="zh_TW" w:bidi="zh_TW"/>
-        </w:rPr>
-      </w:r>
-      <w:r>
-        <w:rPr>
-          <w:lang w:val="zh_TW" w:bidi="zh_TW"/>
-        </w:rPr>
-        <w:t>與此同時，身在埃及的法老後悔讓希伯來人離開，決定帶著他的軍隊追趕他們。希伯來人看到埃及軍隊逼近時，感到非常恐懼。海就在他們前面，埃及人在他們後面，前無退路，後有追兵；於是他們責怪摩西把他們帶出埃及。神向他們保證，他們不需要害怕或做任何事情來保衛自己，因祂承諾為他們爭戰，賜給他們勝利（</w:t>
-      </w:r>
-      <w:hyperlink r:id="rId51">
-        <w:r>
-          <w:rPr>
-            <w:lang w:val="zh_TW" w:bidi="zh_TW"/>
-          </w:rPr>
-          <w:rPr>
-            <w:color w:val="0000EE"/>
-            <w:u w:val="single"/>
-          </w:rPr>
-          <w:t>出14:14</w:t>
-        </w:r>
-      </w:hyperlink>
-      <w:r>
-        <w:rPr>
-          <w:lang w:val="zh_TW" w:bidi="zh_TW"/>
-        </w:rPr>
-        <w:t>）。</w:t>
-      </w:r>
-    </w:p>
-    <w:p>
-      <w:pPr/>
-      <w:r>
-        <w:rPr>
-          <w:lang w:val="zh_TW" w:bidi="zh_TW"/>
-        </w:rPr>
-      </w:r>
-      <w:r>
-        <w:rPr>
-          <w:lang w:val="zh_TW" w:bidi="zh_TW"/>
-        </w:rPr>
-        <w:t>耶和華用強烈的東風分開蘆葦海（常被錯誤地稱為紅海）的水，使以色列人走過乾地。埃及人緊隨其後，進入海中，但是，分開的海水卻湧下淹沒了埃及軍隊。以色列人在海的另一邊安全無恙，他們在歌聲中慶祝神的拯救（</w:t>
-      </w:r>
-      <w:hyperlink r:id="rId52">
-        <w:r>
-          <w:rPr>
-            <w:lang w:val="zh_TW" w:bidi="zh_TW"/>
-          </w:rPr>
-          <w:rPr>
-            <w:color w:val="0000EE"/>
-            <w:u w:val="single"/>
-          </w:rPr>
-          <w:t>出15章</w:t>
-        </w:r>
-      </w:hyperlink>
-      <w:r>
-        <w:rPr>
-          <w:lang w:val="zh_TW" w:bidi="zh_TW"/>
-        </w:rPr>
-        <w:t>），並繼續他們的旅程。接下來的敘述，描述以色列人在曠野掙扎求存：</w:t>
-      </w:r>
-    </w:p>
-    <w:p>
-      <w:pPr>
-        <w:pStyle w:val="ListBullet"/>
-        <w:spacing w:line="240" w:lineRule="auto"/>
-        <w:ind w:left="720"/>
-      </w:pPr>
-      <w:r>
-        <w:rPr>
-          <w:lang w:val="zh_TW" w:bidi="zh_TW"/>
-        </w:rPr>
-      </w:r>
-      <w:r>
-        <w:rPr>
-          <w:lang w:val="zh_TW" w:bidi="zh_TW"/>
-        </w:rPr>
-        <w:t>以色列人遇到食物和水的問題。</w:t>
-      </w:r>
-    </w:p>
-    <w:p>
-      <w:pPr>
-        <w:pStyle w:val="ListBullet"/>
-        <w:spacing w:line="240" w:lineRule="auto"/>
-        <w:ind w:left="720"/>
-      </w:pPr>
-      <w:r>
-        <w:rPr>
-          <w:lang w:val="zh_TW" w:bidi="zh_TW"/>
-        </w:rPr>
-      </w:r>
-      <w:r>
-        <w:rPr>
-          <w:lang w:val="zh_TW" w:bidi="zh_TW"/>
-        </w:rPr>
-        <w:t>以色列人彼此爭論。</w:t>
-      </w:r>
-    </w:p>
-    <w:p>
-      <w:pPr>
-        <w:pStyle w:val="ListBullet"/>
-        <w:spacing w:line="240" w:lineRule="auto"/>
-        <w:ind w:left="720"/>
-      </w:pPr>
-      <w:r>
-        <w:rPr>
-          <w:lang w:val="zh_TW" w:bidi="zh_TW"/>
-        </w:rPr>
-      </w:r>
-      <w:r>
-        <w:rPr>
-          <w:lang w:val="zh_TW" w:bidi="zh_TW"/>
-        </w:rPr>
-        <w:t>以色列人埋怨摩西。</w:t>
-      </w:r>
-    </w:p>
-    <w:p>
-      <w:pPr>
-        <w:pStyle w:val="ListBullet"/>
-        <w:spacing w:line="240" w:lineRule="auto"/>
-        <w:ind w:left="720"/>
-      </w:pPr>
-      <w:r>
-        <w:rPr>
-          <w:lang w:val="zh_TW" w:bidi="zh_TW"/>
-        </w:rPr>
-      </w:r>
-      <w:r>
-        <w:rPr>
-          <w:lang w:val="zh_TW" w:bidi="zh_TW"/>
-        </w:rPr>
-        <w:t>以色列人與敵人戰爭。</w:t>
-      </w:r>
-    </w:p>
-    <w:p>
-      <w:pPr/>
-      <w:r>
-        <w:rPr>
-          <w:lang w:val="zh_TW" w:bidi="zh_TW"/>
-        </w:rPr>
-      </w:r>
-      <w:r>
-        <w:rPr>
-          <w:lang w:val="zh_TW" w:bidi="zh_TW"/>
-        </w:rPr>
-        <w:t>在他們所有經歷中，摩西成為他們合一的力量和偉大的屬靈領袖。</w:t>
-      </w:r>
-    </w:p>
-    <w:p>
-      <w:pPr/>
-      <w:r>
-        <w:rPr>
-          <w:lang w:val="zh_TW" w:bidi="zh_TW"/>
-        </w:rPr>
-      </w:r>
-      <w:r>
-        <w:rPr>
-          <w:lang w:val="zh_TW" w:bidi="zh_TW"/>
-        </w:rPr>
-        <w:t>儘管以色列人見證過神偉大的拯救，其信心卻仍然薄弱。三天後，他們發現水無法飲用，便向摩西埋怨。耶和華指示摩西淨化食水，滿足了他們的需求（</w:t>
-      </w:r>
-      <w:hyperlink r:id="rId53">
-        <w:r>
-          <w:rPr>
-            <w:lang w:val="zh_TW" w:bidi="zh_TW"/>
-          </w:rPr>
-          <w:rPr>
-            <w:color w:val="0000EE"/>
-            <w:u w:val="single"/>
-          </w:rPr>
-          <w:t>出15:22–25</w:t>
-        </w:r>
-      </w:hyperlink>
-      <w:r>
-        <w:rPr>
-          <w:lang w:val="zh_TW" w:bidi="zh_TW"/>
-        </w:rPr>
-        <w:t>）。當他們到達汛的曠野時，由於缺乏食物，於是再次抱怨。神便提供嗎哪，嗎哪是一種類似餅的物質，供養他們直到迦南（</w:t>
-      </w:r>
-      <w:hyperlink r:id="rId54">
-        <w:r>
-          <w:rPr>
-            <w:lang w:val="zh_TW" w:bidi="zh_TW"/>
-          </w:rPr>
-          <w:rPr>
-            <w:color w:val="0000EE"/>
-            <w:u w:val="single"/>
-          </w:rPr>
-          <w:t>出16:1–21</w:t>
-        </w:r>
-      </w:hyperlink>
-      <w:r>
-        <w:rPr>
-          <w:lang w:val="zh_TW" w:bidi="zh_TW"/>
-        </w:rPr>
-        <w:t>）。後來，當他們在利非訂安營時，人們再次抱怨缺水，神便從何烈的磐石供應水（</w:t>
-      </w:r>
-      <w:hyperlink r:id="rId55">
-        <w:r>
-          <w:rPr>
-            <w:lang w:val="zh_TW" w:bidi="zh_TW"/>
-          </w:rPr>
-          <w:rPr>
-            <w:color w:val="0000EE"/>
-            <w:u w:val="single"/>
-          </w:rPr>
-          <w:t>出17:1–7</w:t>
-        </w:r>
-      </w:hyperlink>
-      <w:r>
-        <w:rPr>
-          <w:lang w:val="zh_TW" w:bidi="zh_TW"/>
-        </w:rPr>
-        <w:t>）。亞瑪力人在利非訂攻擊他們時，神又賜給以色列人大大得勝（</w:t>
-      </w:r>
-      <w:hyperlink r:id="rId56">
-        <w:r>
-          <w:rPr>
-            <w:lang w:val="zh_TW" w:bidi="zh_TW"/>
-          </w:rPr>
-          <w:rPr>
-            <w:color w:val="0000EE"/>
-            <w:u w:val="single"/>
-          </w:rPr>
-          <w:t>出17:8–13</w:t>
-        </w:r>
-      </w:hyperlink>
-      <w:r>
-        <w:rPr>
-          <w:lang w:val="zh_TW" w:bidi="zh_TW"/>
-        </w:rPr>
-        <w:t>）。</w:t>
-      </w:r>
-    </w:p>
-    <w:p>
-      <w:pPr/>
-      <w:r>
-        <w:rPr>
-          <w:lang w:val="zh_TW" w:bidi="zh_TW"/>
-        </w:rPr>
-      </w:r>
-      <w:r>
-        <w:rPr>
-          <w:lang w:val="zh_TW" w:bidi="zh_TW"/>
-        </w:rPr>
-        <w:t>摩西和百姓到達西奈，在那裡安營。摩西的岳父葉忒羅來訪，帶來摩西的妻子和兒子。顯然西坡拉先前決定留在她的父親那裡，而不是和摩西一起去埃及。所以，這是一個歡樂的重聚，葉忒羅向神獻上燔祭和祭物。當時摩西正感苦惱，他無法獨自解決希伯來人所有的爭端，因此，葉忒羅建議摩西將部分任務，分配給百姓中負責任的人。摩西同意，葉忒羅返回家鄉，沒有留在西奈參與神的盟約（</w:t>
-      </w:r>
-      <w:hyperlink r:id="rId57">
-        <w:r>
-          <w:rPr>
-            <w:lang w:val="zh_TW" w:bidi="zh_TW"/>
-          </w:rPr>
-          <w:rPr>
-            <w:color w:val="0000EE"/>
-            <w:u w:val="single"/>
-          </w:rPr>
-          <w:t>出18:13–27</w:t>
-        </w:r>
-      </w:hyperlink>
-      <w:r>
-        <w:rPr>
-          <w:lang w:val="zh_TW" w:bidi="zh_TW"/>
-        </w:rPr>
-        <w:t>）。</w:t>
-      </w:r>
-    </w:p>
-    <w:p>
-      <w:pPr>
-        <w:pStyle w:val="Heading4"/>
-      </w:pPr>
-      <w:r>
-        <w:rPr>
-          <w:lang w:val="zh_TW" w:bidi="zh_TW"/>
-        </w:rPr>
-        <w:t>在西奈山頒佈律法</w:t>
-      </w:r>
-    </w:p>
-    <w:p>
-      <w:pPr/>
-      <w:r>
-        <w:rPr>
-          <w:lang w:val="zh_TW" w:bidi="zh_TW"/>
-        </w:rPr>
-      </w:r>
-      <w:r>
-        <w:rPr>
-          <w:lang w:val="zh_TW" w:bidi="zh_TW"/>
-        </w:rPr>
-        <w:t>神信守對摩西的承諾，帶領希伯來人脫離奴役，並帶領他們到西奈山，就是祂最初呼召摩西的地方，神在那裡與以色列立約。神再次降臨在西奈山上，呼召摩西上山頂，那裡有閃電、雷聲、濃雲、火、煙和地震壯觀的自然景象。摩西在那裡停留四十天，領受作為盟約基礎的律法。</w:t>
-      </w:r>
-    </w:p>
-    <w:p>
-      <w:pPr/>
-      <w:r>
-        <w:rPr>
-          <w:lang w:val="zh_TW" w:bidi="zh_TW"/>
-        </w:rPr>
-      </w:r>
-      <w:r>
-        <w:rPr>
-          <w:lang w:val="zh_TW" w:bidi="zh_TW"/>
-        </w:rPr>
-        <w:t>在西奈山上，神顯示自己是一個要求祂的子民，在生命所有方面敬拜祂的神，又是希望與他們建立關係的神。</w:t>
-      </w:r>
-    </w:p>
-    <w:p>
-      <w:pPr>
-        <w:pStyle w:val="Heading4"/>
-      </w:pPr>
-      <w:r>
-        <w:rPr>
-          <w:lang w:val="zh_TW" w:bidi="zh_TW"/>
-        </w:rPr>
-        <w:t>神的子民背棄信仰</w:t>
-      </w:r>
-    </w:p>
-    <w:p>
-      <w:pPr/>
-      <w:r>
-        <w:rPr>
-          <w:lang w:val="zh_TW" w:bidi="zh_TW"/>
-        </w:rPr>
-      </w:r>
-      <w:r>
-        <w:rPr>
-          <w:lang w:val="zh_TW" w:bidi="zh_TW"/>
-        </w:rPr>
-        <w:t>因摩西長時間留在西奈山，百姓開始不耐煩，懷疑他會否回來，所以，們要求亞倫製造偶像給他們崇拜。亞倫收集了百姓的金耳環，將它們熔化，製成一隻金牛犢。</w:t>
-      </w:r>
-      <w:r>
-        <w:rPr>
-          <w:lang w:val="zh_TW" w:bidi="zh_TW"/>
-        </w:rPr>
-        <w:t>亞倫從他們手裏接過來，鑄了一隻牛犢，用雕刻的器具做成。他們就說：「 以色列啊，這是領你出埃及地的神。」（</w:t>
-      </w:r>
-      <w:hyperlink r:id="rId58">
-        <w:r>
-          <w:rPr>
-            <w:lang w:val="zh_TW" w:bidi="zh_TW"/>
-          </w:rPr>
-          <w:rPr>
-            <w:color w:val="0000EE"/>
-            <w:u w:val="single"/>
-          </w:rPr>
-          <w:t>出32:4</w:t>
-        </w:r>
-      </w:hyperlink>
-      <w:r>
-        <w:rPr>
-          <w:lang w:val="zh_TW" w:bidi="zh_TW"/>
-        </w:rPr>
-        <w:t>）。</w:t>
-      </w:r>
-    </w:p>
-    <w:p>
-      <w:pPr/>
-      <w:r>
-        <w:rPr>
-          <w:lang w:val="zh_TW" w:bidi="zh_TW"/>
-        </w:rPr>
-      </w:r>
-      <w:r>
-        <w:rPr>
-          <w:lang w:val="zh_TW" w:bidi="zh_TW"/>
-        </w:rPr>
-        <w:t>第二天，他們以獻祭和慶祝來崇拜偶像。神告知摩西百姓的行為，並打算毀滅他們，更提議從摩西的後裔中建立一個大國。摩西立即為百姓代求，神的忿怒才得止息。摩西帶著刻有律法的石版下山，看到偶像崇拜後，他義憤填膺，摔碎石版，將金牛磨成粉末，混入水中，讓百姓喝下。摩西又要求亞倫解釋，但他卻嘗試淡化自己在其中的角色，說：「</w:t>
-      </w:r>
-      <w:r>
-        <w:rPr>
-          <w:lang w:val="zh_TW" w:bidi="zh_TW"/>
-        </w:rPr>
-        <w:t>我把金環扔在火中，這牛犢便出來了</w:t>
-      </w:r>
-      <w:r>
-        <w:rPr>
-          <w:lang w:val="zh_TW" w:bidi="zh_TW"/>
-        </w:rPr>
-        <w:t>」（</w:t>
-      </w:r>
-      <w:hyperlink r:id="rId59">
-        <w:r>
-          <w:rPr>
-            <w:lang w:val="zh_TW" w:bidi="zh_TW"/>
-          </w:rPr>
-          <w:rPr>
-            <w:color w:val="0000EE"/>
-            <w:u w:val="single"/>
-          </w:rPr>
-          <w:t>出32:24</w:t>
-        </w:r>
-      </w:hyperlink>
-      <w:r>
-        <w:rPr>
-          <w:lang w:val="zh_TW" w:bidi="zh_TW"/>
-        </w:rPr>
-        <w:t>）。</w:t>
-      </w:r>
-    </w:p>
-    <w:p>
-      <w:pPr/>
-      <w:r>
-        <w:rPr>
-          <w:lang w:val="zh_TW" w:bidi="zh_TW"/>
-        </w:rPr>
-      </w:r>
-      <w:r>
-        <w:rPr>
-          <w:lang w:val="zh_TW" w:bidi="zh_TW"/>
-        </w:rPr>
-        <w:t>摩西召集志願者在百姓身上執行神的審判。利未人回應並殺了約三千人，後來得到讚賞和獎勵（</w:t>
-      </w:r>
-      <w:hyperlink r:id="rId60">
-        <w:r>
-          <w:rPr>
-            <w:lang w:val="zh_TW" w:bidi="zh_TW"/>
-          </w:rPr>
-          <w:rPr>
-            <w:color w:val="0000EE"/>
-            <w:u w:val="single"/>
-          </w:rPr>
-          <w:t>申33:9–10</w:t>
-        </w:r>
-      </w:hyperlink>
-      <w:r>
-        <w:rPr>
-          <w:lang w:val="zh_TW" w:bidi="zh_TW"/>
-        </w:rPr>
-        <w:t>）。摩西再次為百姓代求，請求若神不能赦免他們，就毀滅他們。神發憐憫，並應許祂的使者會依舊陪伴他們（</w:t>
-      </w:r>
-      <w:hyperlink r:id="rId61">
-        <w:r>
-          <w:rPr>
-            <w:lang w:val="zh_TW" w:bidi="zh_TW"/>
-          </w:rPr>
-          <w:rPr>
-            <w:color w:val="0000EE"/>
-            <w:u w:val="single"/>
-          </w:rPr>
-          <w:t>出32:34</w:t>
-        </w:r>
-      </w:hyperlink>
-      <w:r>
-        <w:rPr>
-          <w:lang w:val="zh_TW" w:bidi="zh_TW"/>
-        </w:rPr>
-        <w:t>）。</w:t>
-      </w:r>
-    </w:p>
-    <w:p>
-      <w:pPr/>
-      <w:r>
-        <w:rPr>
-          <w:lang w:val="zh_TW" w:bidi="zh_TW"/>
-        </w:rPr>
-      </w:r>
-      <w:r>
-        <w:rPr>
-          <w:lang w:val="zh_TW" w:bidi="zh_TW"/>
-        </w:rPr>
-        <w:t>其後，摩西求神讓他再次看見祂的榮耀。神指示他再雕刻兩塊石版，並返回山上。神在那裡宣告祂的名字：「</w:t>
-      </w:r>
-      <w:r>
-        <w:rPr>
-          <w:lang w:val="zh_TW" w:bidi="zh_TW"/>
-        </w:rPr>
-        <w:t>耶和華，耶和華，是有憐憫有恩典的神，不輕易發怒，並有豐盛的慈愛和誠實</w:t>
-      </w:r>
-      <w:r>
-        <w:rPr>
-          <w:lang w:val="zh_TW" w:bidi="zh_TW"/>
-        </w:rPr>
-        <w:t>」（</w:t>
-      </w:r>
-      <w:hyperlink r:id="rId62">
-        <w:r>
-          <w:rPr>
-            <w:lang w:val="zh_TW" w:bidi="zh_TW"/>
-          </w:rPr>
-          <w:rPr>
-            <w:color w:val="0000EE"/>
-            <w:u w:val="single"/>
-          </w:rPr>
-          <w:t>出34:6</w:t>
-        </w:r>
-      </w:hyperlink>
-      <w:r>
-        <w:rPr>
-          <w:lang w:val="zh_TW" w:bidi="zh_TW"/>
-        </w:rPr>
-        <w:t>）。摩西又在山上待了四十天，神警告他偶像崇拜的事。摩西接受教導後，獲得十誡的另一份副本。當他下山時，他的臉因與神交談而發光，人們便害怕他。所以，摩西將</w:t>
-      </w:r>
-      <w:r>
-        <w:rPr>
-          <w:lang w:val="zh_TW" w:bidi="zh_TW"/>
-        </w:rPr>
-        <w:t>帕子蒙在臉上，而</w:t>
-      </w:r>
-      <w:r>
-        <w:rPr>
-          <w:lang w:val="zh_TW" w:bidi="zh_TW"/>
-        </w:rPr>
-        <w:t>他在神面前時會拿掉它。保羅解釋說，這層帕子是為了讓以色列人看不到摩西臉上的天光消退（</w:t>
-      </w:r>
-      <w:hyperlink r:id="rId63">
-        <w:r>
-          <w:rPr>
-            <w:lang w:val="zh_TW" w:bidi="zh_TW"/>
-          </w:rPr>
-          <w:rPr>
-            <w:color w:val="0000EE"/>
-            <w:u w:val="single"/>
-          </w:rPr>
-          <w:t>林後3:13</w:t>
-        </w:r>
-      </w:hyperlink>
-      <w:r>
-        <w:rPr>
-          <w:lang w:val="zh_TW" w:bidi="zh_TW"/>
-        </w:rPr>
-        <w:t>）。</w:t>
-      </w:r>
-    </w:p>
-    <w:p>
-      <w:pPr>
-        <w:pStyle w:val="Heading4"/>
-      </w:pPr>
-      <w:r>
-        <w:rPr>
-          <w:lang w:val="zh_TW" w:bidi="zh_TW"/>
-        </w:rPr>
-        <w:t>會幕與祭司職份的建立</w:t>
-      </w:r>
-    </w:p>
-    <w:p>
-      <w:pPr/>
-      <w:r>
-        <w:rPr>
-          <w:lang w:val="zh_TW" w:bidi="zh_TW"/>
-        </w:rPr>
-      </w:r>
-      <w:r>
-        <w:rPr>
-          <w:lang w:val="zh_TW" w:bidi="zh_TW"/>
-        </w:rPr>
-        <w:t>摩西第一次上山領受律法時，神叫他收集各種物料來建造會幕。會幕是用來敬拜的可移動聖所。用來建造會幕的物料包括：</w:t>
-      </w:r>
-    </w:p>
-    <w:p>
-      <w:pPr>
-        <w:pStyle w:val="ListBullet"/>
-        <w:spacing w:line="240" w:lineRule="auto"/>
-        <w:ind w:left="720"/>
-      </w:pPr>
-      <w:r>
-        <w:rPr>
-          <w:lang w:val="zh_TW" w:bidi="zh_TW"/>
-        </w:rPr>
-      </w:r>
-      <w:r>
-        <w:rPr>
-          <w:lang w:val="zh_TW" w:bidi="zh_TW"/>
-        </w:rPr>
-        <w:t>黃金</w:t>
-      </w:r>
-    </w:p>
-    <w:p>
-      <w:pPr>
-        <w:pStyle w:val="ListBullet"/>
-        <w:spacing w:line="240" w:lineRule="auto"/>
-        <w:ind w:left="720"/>
-      </w:pPr>
-      <w:r>
-        <w:rPr>
-          <w:lang w:val="zh_TW" w:bidi="zh_TW"/>
-        </w:rPr>
-      </w:r>
-      <w:r>
-        <w:rPr>
-          <w:lang w:val="zh_TW" w:bidi="zh_TW"/>
-        </w:rPr>
-        <w:t>銀</w:t>
-      </w:r>
-    </w:p>
-    <w:p>
-      <w:pPr>
-        <w:pStyle w:val="ListBullet"/>
-        <w:spacing w:line="240" w:lineRule="auto"/>
-        <w:ind w:left="720"/>
-      </w:pPr>
-      <w:r>
-        <w:rPr>
-          <w:lang w:val="zh_TW" w:bidi="zh_TW"/>
-        </w:rPr>
-      </w:r>
-      <w:r>
-        <w:rPr>
-          <w:lang w:val="zh_TW" w:bidi="zh_TW"/>
-        </w:rPr>
-        <w:t>青銅</w:t>
-      </w:r>
-    </w:p>
-    <w:p>
-      <w:pPr>
-        <w:pStyle w:val="ListBullet"/>
-        <w:spacing w:line="240" w:lineRule="auto"/>
-        <w:ind w:left="720"/>
-      </w:pPr>
-      <w:r>
-        <w:rPr>
-          <w:lang w:val="zh_TW" w:bidi="zh_TW"/>
-        </w:rPr>
-      </w:r>
-      <w:r>
-        <w:rPr>
-          <w:lang w:val="zh_TW" w:bidi="zh_TW"/>
-        </w:rPr>
-        <w:t>各種顏色的紗線</w:t>
-      </w:r>
-    </w:p>
-    <w:p>
-      <w:pPr>
-        <w:pStyle w:val="ListBullet"/>
-        <w:spacing w:line="240" w:lineRule="auto"/>
-        <w:ind w:left="720"/>
-      </w:pPr>
-      <w:r>
-        <w:rPr>
-          <w:lang w:val="zh_TW" w:bidi="zh_TW"/>
-        </w:rPr>
-      </w:r>
-      <w:r>
-        <w:rPr>
-          <w:lang w:val="zh_TW" w:bidi="zh_TW"/>
-        </w:rPr>
-        <w:t>細麻布</w:t>
-      </w:r>
-    </w:p>
-    <w:p>
-      <w:pPr>
-        <w:pStyle w:val="ListBullet"/>
-        <w:spacing w:line="240" w:lineRule="auto"/>
-        <w:ind w:left="720"/>
-      </w:pPr>
-      <w:r>
-        <w:rPr>
-          <w:lang w:val="zh_TW" w:bidi="zh_TW"/>
-        </w:rPr>
-      </w:r>
-      <w:r>
-        <w:rPr>
-          <w:lang w:val="zh_TW" w:bidi="zh_TW"/>
-        </w:rPr>
-        <w:t>山羊的毛髮</w:t>
-      </w:r>
-    </w:p>
-    <w:p>
-      <w:pPr>
-        <w:pStyle w:val="ListBullet"/>
-        <w:spacing w:line="240" w:lineRule="auto"/>
-        <w:ind w:left="720"/>
-      </w:pPr>
-      <w:r>
-        <w:rPr>
-          <w:lang w:val="zh_TW" w:bidi="zh_TW"/>
-        </w:rPr>
-      </w:r>
-      <w:r>
-        <w:rPr>
-          <w:lang w:val="zh_TW" w:bidi="zh_TW"/>
-        </w:rPr>
-        <w:t>羊皮</w:t>
-      </w:r>
-    </w:p>
-    <w:p>
-      <w:pPr>
-        <w:pStyle w:val="ListBullet"/>
-        <w:spacing w:line="240" w:lineRule="auto"/>
-        <w:ind w:left="720"/>
-      </w:pPr>
-      <w:r>
-        <w:rPr>
-          <w:lang w:val="zh_TW" w:bidi="zh_TW"/>
-        </w:rPr>
-      </w:r>
-      <w:r>
-        <w:rPr>
-          <w:lang w:val="zh_TW" w:bidi="zh_TW"/>
-        </w:rPr>
-        <w:t>皂莢木</w:t>
-      </w:r>
-    </w:p>
-    <w:p>
-      <w:pPr>
-        <w:pStyle w:val="ListBullet"/>
-        <w:spacing w:line="240" w:lineRule="auto"/>
-        <w:ind w:left="720"/>
-      </w:pPr>
-      <w:r>
-        <w:rPr>
-          <w:lang w:val="zh_TW" w:bidi="zh_TW"/>
-        </w:rPr>
-      </w:r>
-      <w:r>
-        <w:rPr>
-          <w:lang w:val="zh_TW" w:bidi="zh_TW"/>
-        </w:rPr>
-        <w:t>燈油</w:t>
-      </w:r>
-    </w:p>
-    <w:p>
-      <w:pPr>
-        <w:pStyle w:val="ListBullet"/>
-        <w:spacing w:line="240" w:lineRule="auto"/>
-        <w:ind w:left="720"/>
-      </w:pPr>
-      <w:r>
-        <w:rPr>
-          <w:lang w:val="zh_TW" w:bidi="zh_TW"/>
-        </w:rPr>
-      </w:r>
-      <w:r>
-        <w:rPr>
-          <w:lang w:val="zh_TW" w:bidi="zh_TW"/>
-        </w:rPr>
-        <w:t>用於膏油的香料和香</w:t>
-      </w:r>
-    </w:p>
-    <w:p>
-      <w:pPr>
-        <w:pStyle w:val="ListBullet"/>
-        <w:spacing w:line="240" w:lineRule="auto"/>
-        <w:ind w:left="720"/>
-      </w:pPr>
-      <w:r>
-        <w:rPr>
-          <w:lang w:val="zh_TW" w:bidi="zh_TW"/>
-        </w:rPr>
-      </w:r>
-      <w:r>
-        <w:rPr>
-          <w:lang w:val="zh_TW" w:bidi="zh_TW"/>
-        </w:rPr>
-        <w:t>寶石（</w:t>
-      </w:r>
-      <w:hyperlink r:id="rId64">
-        <w:r>
-          <w:rPr>
-            <w:lang w:val="zh_TW" w:bidi="zh_TW"/>
-          </w:rPr>
-          <w:rPr>
-            <w:color w:val="0000EE"/>
-            <w:u w:val="single"/>
-          </w:rPr>
-          <w:t>出25:3–7</w:t>
-        </w:r>
-      </w:hyperlink>
-      <w:r>
-        <w:rPr>
-          <w:lang w:val="zh_TW" w:bidi="zh_TW"/>
-        </w:rPr>
-        <w:t>）</w:t>
-      </w:r>
-    </w:p>
-    <w:p>
-      <w:pPr/>
-      <w:r>
-        <w:rPr>
-          <w:lang w:val="zh_TW" w:bidi="zh_TW"/>
-        </w:rPr>
-      </w:r>
-      <w:r>
-        <w:rPr>
-          <w:lang w:val="zh_TW" w:bidi="zh_TW"/>
-        </w:rPr>
-        <w:t>神給他具體的藍圖和獻祭儀式，讓祭司進行獻祭。在比撒列在亞何利亞伯的協助下，摩西被任命負責建造會幕（</w:t>
-      </w:r>
-      <w:hyperlink r:id="rId65">
-        <w:r>
-          <w:rPr>
-            <w:lang w:val="zh_TW" w:bidi="zh_TW"/>
-          </w:rPr>
-          <w:rPr>
-            <w:color w:val="0000EE"/>
-            <w:u w:val="single"/>
-          </w:rPr>
-          <w:t>出31:1–6</w:t>
-        </w:r>
-      </w:hyperlink>
-      <w:r>
-        <w:rPr>
-          <w:lang w:val="zh_TW" w:bidi="zh_TW"/>
-        </w:rPr>
-        <w:t>）。會幕是可移動的，就像帳篷一樣，隨著希伯來人繼續他們前往迦南的旅程，會幕可以拆卸，並從一個地方移動到另一個地方。</w:t>
-      </w:r>
-    </w:p>
-    <w:p>
-      <w:pPr/>
-      <w:r>
-        <w:rPr>
-          <w:lang w:val="zh_TW" w:bidi="zh_TW"/>
-        </w:rPr>
-      </w:r>
-      <w:r>
-        <w:rPr>
-          <w:lang w:val="zh_TW" w:bidi="zh_TW"/>
-        </w:rPr>
-        <w:t>神也給摩西關於燔祭、素祭、平安祭、罪祭和贖愆祭等的指示（</w:t>
-      </w:r>
-      <w:hyperlink r:id="rId66">
-        <w:r>
-          <w:rPr>
-            <w:lang w:val="zh_TW" w:bidi="zh_TW"/>
-          </w:rPr>
-          <w:rPr>
-            <w:color w:val="0000EE"/>
-            <w:u w:val="single"/>
-          </w:rPr>
-          <w:t>利1–7章</w:t>
-        </w:r>
-      </w:hyperlink>
-      <w:r>
-        <w:rPr>
-          <w:lang w:val="zh_TW" w:bidi="zh_TW"/>
-        </w:rPr>
-        <w:t>）。</w:t>
-      </w:r>
-    </w:p>
-    <w:p>
-      <w:pPr/>
-      <w:r>
-        <w:rPr>
-          <w:lang w:val="zh_TW" w:bidi="zh_TW"/>
-        </w:rPr>
-      </w:r>
-      <w:r>
-        <w:rPr>
-          <w:lang w:val="zh_TW" w:bidi="zh_TW"/>
-        </w:rPr>
-        <w:t>摩西舉行莊嚴的儀式，任命亞倫和他的兒子為祭司，並開始崇拜儀式（</w:t>
-      </w:r>
-      <w:hyperlink r:id="rId67">
-        <w:r>
-          <w:rPr>
-            <w:lang w:val="zh_TW" w:bidi="zh_TW"/>
-          </w:rPr>
-          <w:rPr>
-            <w:color w:val="0000EE"/>
-            <w:u w:val="single"/>
-          </w:rPr>
-          <w:t>利8–9章</w:t>
-        </w:r>
-      </w:hyperlink>
-      <w:r>
-        <w:rPr>
-          <w:lang w:val="zh_TW" w:bidi="zh_TW"/>
-        </w:rPr>
-        <w:t>）。</w:t>
-      </w:r>
-    </w:p>
-    <w:p>
-      <w:pPr/>
-      <w:r>
-        <w:rPr>
-          <w:lang w:val="zh_TW" w:bidi="zh_TW"/>
-        </w:rPr>
-      </w:r>
-      <w:r>
-        <w:rPr>
-          <w:lang w:val="zh_TW" w:bidi="zh_TW"/>
-        </w:rPr>
-        <w:t>在第一次儀式之後，亞倫的兒子拿答與亞比戶，在主面前獻上凡火，就是未經授權獻祭的火。因為他們這樣做，就被神的火吞滅。摩西阻止亞倫和他其餘的兒子哀悼，因為他想強調神無可侵犯的聖潔（</w:t>
-      </w:r>
-      <w:hyperlink r:id="rId68">
-        <w:r>
-          <w:rPr>
-            <w:lang w:val="zh_TW" w:bidi="zh_TW"/>
-          </w:rPr>
-          <w:rPr>
-            <w:color w:val="0000EE"/>
-            <w:u w:val="single"/>
-          </w:rPr>
-          <w:t>利10:1–7</w:t>
-        </w:r>
-      </w:hyperlink>
-      <w:r>
-        <w:rPr>
-          <w:lang w:val="zh_TW" w:bidi="zh_TW"/>
-        </w:rPr>
-        <w:t>）。這件事突顯了聖潔生活的重要性，利未記其他的章節細說了應有的規範。</w:t>
-      </w:r>
-    </w:p>
-    <w:p>
-      <w:pPr>
-        <w:pStyle w:val="Heading4"/>
-      </w:pPr>
-      <w:r>
-        <w:rPr>
-          <w:lang w:val="zh_TW" w:bidi="zh_TW"/>
-        </w:rPr>
-        <w:t>從西奈到加低斯</w:t>
-      </w:r>
-    </w:p>
-    <w:p>
-      <w:pPr/>
-      <w:r>
-        <w:rPr>
-          <w:lang w:val="zh_TW" w:bidi="zh_TW"/>
-        </w:rPr>
-      </w:r>
-      <w:r>
-        <w:rPr>
-          <w:lang w:val="zh_TW" w:bidi="zh_TW"/>
-        </w:rPr>
-        <w:t>出埃及後約一年，以色列人進行了一次人口普查（</w:t>
-      </w:r>
-      <w:hyperlink r:id="rId69">
-        <w:r>
-          <w:rPr>
-            <w:lang w:val="zh_TW" w:bidi="zh_TW"/>
-          </w:rPr>
-          <w:rPr>
-            <w:color w:val="0000EE"/>
-            <w:u w:val="single"/>
-          </w:rPr>
-          <w:t>民9:1</w:t>
-        </w:r>
-      </w:hyperlink>
-      <w:r>
-        <w:rPr>
-          <w:lang w:val="zh_TW" w:bidi="zh_TW"/>
-        </w:rPr>
-        <w:t>）。神提醒他們要守逾越節。一個月後，他們從西奈出發，抱怨嗎哪的單調乏味，渴望埃及的食物，如：</w:t>
-      </w:r>
-    </w:p>
-    <w:p>
-      <w:pPr>
-        <w:pStyle w:val="ListBullet"/>
-        <w:spacing w:line="240" w:lineRule="auto"/>
-        <w:ind w:left="720"/>
-      </w:pPr>
-      <w:r>
-        <w:rPr>
-          <w:lang w:val="zh_TW" w:bidi="zh_TW"/>
-        </w:rPr>
-      </w:r>
-      <w:r>
-        <w:rPr>
-          <w:lang w:val="zh_TW" w:bidi="zh_TW"/>
-        </w:rPr>
-        <w:t>魚</w:t>
-      </w:r>
-    </w:p>
-    <w:p>
-      <w:pPr>
-        <w:pStyle w:val="ListBullet"/>
-        <w:spacing w:line="240" w:lineRule="auto"/>
-        <w:ind w:left="720"/>
-      </w:pPr>
-      <w:r>
-        <w:rPr>
-          <w:lang w:val="zh_TW" w:bidi="zh_TW"/>
-        </w:rPr>
-      </w:r>
-      <w:r>
-        <w:rPr>
-          <w:lang w:val="zh_TW" w:bidi="zh_TW"/>
-        </w:rPr>
-        <w:t>青瓜</w:t>
-      </w:r>
-    </w:p>
-    <w:p>
-      <w:pPr>
-        <w:pStyle w:val="ListBullet"/>
-        <w:spacing w:line="240" w:lineRule="auto"/>
-        <w:ind w:left="720"/>
-      </w:pPr>
-      <w:r>
-        <w:rPr>
-          <w:lang w:val="zh_TW" w:bidi="zh_TW"/>
-        </w:rPr>
-      </w:r>
-      <w:r>
-        <w:rPr>
-          <w:lang w:val="zh_TW" w:bidi="zh_TW"/>
-        </w:rPr>
-        <w:t>蜜瓜</w:t>
-      </w:r>
-    </w:p>
-    <w:p>
-      <w:pPr>
-        <w:pStyle w:val="ListBullet"/>
-        <w:spacing w:line="240" w:lineRule="auto"/>
-        <w:ind w:left="720"/>
-      </w:pPr>
-      <w:r>
-        <w:rPr>
-          <w:lang w:val="zh_TW" w:bidi="zh_TW"/>
-        </w:rPr>
-      </w:r>
-      <w:r>
-        <w:rPr>
-          <w:lang w:val="zh_TW" w:bidi="zh_TW"/>
-        </w:rPr>
-        <w:t>韭蔥</w:t>
-      </w:r>
-    </w:p>
-    <w:p>
-      <w:pPr>
-        <w:pStyle w:val="ListBullet"/>
-        <w:spacing w:line="240" w:lineRule="auto"/>
-        <w:ind w:left="720"/>
-      </w:pPr>
-      <w:r>
-        <w:rPr>
-          <w:lang w:val="zh_TW" w:bidi="zh_TW"/>
-        </w:rPr>
-      </w:r>
-      <w:r>
-        <w:rPr>
-          <w:lang w:val="zh_TW" w:bidi="zh_TW"/>
-        </w:rPr>
-        <w:t>洋蔥</w:t>
-      </w:r>
-    </w:p>
-    <w:p>
-      <w:pPr>
-        <w:pStyle w:val="ListBullet"/>
-        <w:spacing w:line="240" w:lineRule="auto"/>
-        <w:ind w:left="720"/>
-      </w:pPr>
-      <w:r>
-        <w:rPr>
-          <w:lang w:val="zh_TW" w:bidi="zh_TW"/>
-        </w:rPr>
-      </w:r>
-      <w:r>
-        <w:rPr>
-          <w:lang w:val="zh_TW" w:bidi="zh_TW"/>
-        </w:rPr>
-        <w:t>大蒜（</w:t>
-      </w:r>
-      <w:hyperlink r:id="rId70">
-        <w:r>
-          <w:rPr>
-            <w:lang w:val="zh_TW" w:bidi="zh_TW"/>
-          </w:rPr>
-          <w:rPr>
-            <w:color w:val="0000EE"/>
-            <w:u w:val="single"/>
-          </w:rPr>
-          <w:t>民11:4–6</w:t>
-        </w:r>
-      </w:hyperlink>
-      <w:r>
-        <w:rPr>
-          <w:lang w:val="zh_TW" w:bidi="zh_TW"/>
-        </w:rPr>
-        <w:t>）</w:t>
-      </w:r>
-    </w:p>
-    <w:p>
-      <w:pPr/>
-      <w:r>
-        <w:rPr>
-          <w:lang w:val="zh_TW" w:bidi="zh_TW"/>
-        </w:rPr>
-      </w:r>
-      <w:r>
-        <w:rPr>
-          <w:lang w:val="zh_TW" w:bidi="zh_TW"/>
-        </w:rPr>
-        <w:t>神在忿怒中賜下鵪鶉，但他們在吃肉時便死於瘟疫。</w:t>
-      </w:r>
-    </w:p>
-    <w:p>
-      <w:pPr/>
-      <w:r>
-        <w:rPr>
-          <w:lang w:val="zh_TW" w:bidi="zh_TW"/>
-        </w:rPr>
-      </w:r>
-      <w:r>
-        <w:rPr>
-          <w:lang w:val="zh_TW" w:bidi="zh_TW"/>
-        </w:rPr>
-        <w:t>米利暗和亞倫也埋怨摩西，特別是他的古實妻子（</w:t>
-      </w:r>
-      <w:hyperlink r:id="rId71">
-        <w:r>
-          <w:rPr>
-            <w:lang w:val="zh_TW" w:bidi="zh_TW"/>
-          </w:rPr>
-          <w:rPr>
-            <w:color w:val="0000EE"/>
-            <w:u w:val="single"/>
-          </w:rPr>
-          <w:t>民12:1–2</w:t>
-        </w:r>
-      </w:hyperlink>
-      <w:r>
-        <w:rPr>
-          <w:lang w:val="zh_TW" w:bidi="zh_TW"/>
-        </w:rPr>
-        <w:t>）。神學家尚不清楚古實人是否指一個衣索比亞人，或是另一個對西坡拉的稱呼。如果摩西確實再婚，舊約聖經中並沒再提及。摩西保持緘默，神就為他辯護，擊打米利暗使她患上痲瘋病。亞倫就承認他們的罪，而摩西為米利暗代求，使她在七天後痊癒。</w:t>
-      </w:r>
-    </w:p>
-    <w:p>
-      <w:pPr/>
-      <w:r>
-        <w:rPr>
-          <w:lang w:val="zh_TW" w:bidi="zh_TW"/>
-        </w:rPr>
-      </w:r>
-      <w:r>
-        <w:rPr>
-          <w:lang w:val="zh_TW" w:bidi="zh_TW"/>
-        </w:rPr>
-        <w:t>當百姓在加低斯時（在</w:t>
-      </w:r>
-      <w:hyperlink r:id="rId72">
-        <w:r>
-          <w:rPr>
-            <w:lang w:val="zh_TW" w:bidi="zh_TW"/>
-          </w:rPr>
-          <w:rPr>
-            <w:color w:val="0000EE"/>
-            <w:u w:val="single"/>
-          </w:rPr>
-          <w:t>民32:8</w:t>
-        </w:r>
-      </w:hyperlink>
-      <w:r>
-        <w:rPr>
-          <w:lang w:val="zh_TW" w:bidi="zh_TW"/>
-        </w:rPr>
-        <w:t>中也稱為加低斯‧巴尼亞），摩西派遣了十二個男子進入迦南。每個支派各派一人去窺探那地，為以色列的得地為業作好準備。經過四十天，探子回來，他們一致認為那地肥沃誘人，但其中十人害怕迦南人，建議不要進入那地。只有約書亞和迦勒，敦促以色列人信靠神並進入迦南，突顯他們獨特的勇氣和對神忠心。</w:t>
-      </w:r>
-    </w:p>
-    <w:p>
-      <w:pPr/>
-      <w:r>
-        <w:rPr>
-          <w:lang w:val="zh_TW" w:bidi="zh_TW"/>
-        </w:rPr>
-      </w:r>
-      <w:r>
-        <w:rPr>
-          <w:lang w:val="zh_TW" w:bidi="zh_TW"/>
-        </w:rPr>
-        <w:t>儘管以色列人受到鼓勵，卻因恐懼和缺乏信心而拒絕這個計劃。相反，他們密謀折返埃及，任命新領袖帶領他們。他們的叛逆達到頂峰，甚至威脅要用石頭打死摩西和亞倫。這場危機引發神的干預，神因他們持續的不順服而憤怒，準備毀滅那些人。然而，摩西為他們禱告神（</w:t>
-      </w:r>
-      <w:hyperlink r:id="rId73">
-        <w:r>
-          <w:rPr>
-            <w:lang w:val="zh_TW" w:bidi="zh_TW"/>
-          </w:rPr>
-          <w:rPr>
-            <w:color w:val="0000EE"/>
-            <w:u w:val="single"/>
-          </w:rPr>
-          <w:t>民13:1–14:19</w:t>
-        </w:r>
-      </w:hyperlink>
-      <w:r>
-        <w:rPr>
-          <w:lang w:val="zh_TW" w:bidi="zh_TW"/>
-        </w:rPr>
-        <w:t>）。他說，如果神不將以色列人帶入迦南美地，列國將相信以色列人的神無法將他們帶入那地。</w:t>
-      </w:r>
-    </w:p>
-    <w:p>
-      <w:pPr/>
-      <w:r>
-        <w:rPr>
-          <w:lang w:val="zh_TW" w:bidi="zh_TW"/>
-        </w:rPr>
-      </w:r>
-      <w:r>
-        <w:rPr>
-          <w:lang w:val="zh_TW" w:bidi="zh_TW"/>
-        </w:rPr>
-        <w:t>神聽了摩西的話，並下令凡是二十歲及以上發怨言的男人，都不得進入應許之地。這一決定意味著他們必須在曠野中漂流四十年，直到那一代人死去，而他們的下一代將進入迦南地（</w:t>
-      </w:r>
-      <w:hyperlink r:id="rId74">
-        <w:r>
-          <w:rPr>
-            <w:lang w:val="zh_TW" w:bidi="zh_TW"/>
-          </w:rPr>
-          <w:rPr>
-            <w:color w:val="0000EE"/>
-            <w:u w:val="single"/>
-          </w:rPr>
-          <w:t>民14:29–33</w:t>
-        </w:r>
-      </w:hyperlink>
-      <w:r>
-        <w:rPr>
-          <w:lang w:val="zh_TW" w:bidi="zh_TW"/>
-        </w:rPr>
-        <w:t>）。聽到這個審判後，以色列人試圖扭轉命運，決定立即進入那地。然而，這個行動並沒有神的祝福，導致被亞瑪力人和迦南人打敗。</w:t>
-      </w:r>
-    </w:p>
-    <w:p>
-      <w:pPr>
-        <w:pStyle w:val="Heading4"/>
-      </w:pPr>
-      <w:r>
-        <w:rPr>
-          <w:lang w:val="zh_TW" w:bidi="zh_TW"/>
-        </w:rPr>
-        <w:t>在曠野中的四十年</w:t>
-      </w:r>
-    </w:p>
-    <w:p>
-      <w:pPr/>
-      <w:r>
-        <w:rPr>
-          <w:lang w:val="zh_TW" w:bidi="zh_TW"/>
-        </w:rPr>
-      </w:r>
-      <w:r>
-        <w:rPr>
-          <w:lang w:val="zh_TW" w:bidi="zh_TW"/>
-        </w:rPr>
-        <w:t>關於曠野四十年的事件，學者所知甚少。以色列人多次顯示他們缺乏信心和順服，即使他們曾親眼見證神蹟和懲罰。一個名叫可拉的人，再次叛逆摩西和亞倫的權柄。摩西和亞倫懇求神不要因其悖逆而懲罰整個群體（</w:t>
-      </w:r>
-      <w:hyperlink r:id="rId75">
-        <w:r>
-          <w:rPr>
-            <w:lang w:val="zh_TW" w:bidi="zh_TW"/>
-          </w:rPr>
-          <w:rPr>
-            <w:color w:val="0000EE"/>
-            <w:u w:val="single"/>
-          </w:rPr>
-          <w:t>民16:22–24</w:t>
-        </w:r>
-      </w:hyperlink>
-      <w:r>
-        <w:rPr>
-          <w:lang w:val="zh_TW" w:bidi="zh_TW"/>
-        </w:rPr>
-        <w:t>），神將以色列人與叛徒分開。當百姓觀看時，地就裂開，吞噬了他們及其家人和財物。儘管看到這種懲罰，以色列人仍然埋怨摩西和亞倫。這便引發了一場瘟疫，造成14,700人死亡，直到摩西制止這場瘟疫。</w:t>
-      </w:r>
-    </w:p>
-    <w:p>
-      <w:pPr/>
-      <w:r>
-        <w:rPr>
-          <w:lang w:val="zh_TW" w:bidi="zh_TW"/>
-        </w:rPr>
-      </w:r>
-      <w:r>
-        <w:rPr>
-          <w:lang w:val="zh_TW" w:bidi="zh_TW"/>
-        </w:rPr>
-        <w:t>為了確認亞倫的領導地位，神指示摩西從每個支派收集一根杖，然後將它們放在會幕中。而只有亞倫的杖發芽、開花並結出杏仁，顯示神選擇了他。然而，百姓仍然怨聲載道。</w:t>
-      </w:r>
-    </w:p>
-    <w:p>
-      <w:pPr/>
-      <w:r>
-        <w:rPr>
-          <w:lang w:val="zh_TW" w:bidi="zh_TW"/>
-        </w:rPr>
-      </w:r>
-      <w:r>
-        <w:rPr>
-          <w:lang w:val="zh_TW" w:bidi="zh_TW"/>
-        </w:rPr>
-        <w:t>當以色列人流浪曠野的結束前，米利暗死了，並被埋葬在加低斯（</w:t>
-      </w:r>
-      <w:hyperlink r:id="rId76">
-        <w:r>
-          <w:rPr>
-            <w:lang w:val="zh_TW" w:bidi="zh_TW"/>
-          </w:rPr>
-          <w:rPr>
-            <w:color w:val="0000EE"/>
-            <w:u w:val="single"/>
-          </w:rPr>
-          <w:t>民20:1</w:t>
-        </w:r>
-      </w:hyperlink>
-      <w:r>
-        <w:rPr>
-          <w:lang w:val="zh_TW" w:bidi="zh_TW"/>
-        </w:rPr>
-        <w:t>）。不久，百姓因缺水而再次埋怨。神告訴摩西命令磐石出水，但摩西在一時挫折中，用他的杖擊打磐石兩次。雖然水流出來了，神卻責備摩西和亞倫：「</w:t>
-      </w:r>
-      <w:r>
-        <w:rPr>
-          <w:lang w:val="zh_TW" w:bidi="zh_TW"/>
-        </w:rPr>
-        <w:t>因為你們不信我，不在以色列人眼前尊我為聖，所以你們必不得領這會眾進我所賜給他們的地去。</w:t>
-      </w:r>
-      <w:r>
-        <w:rPr>
-          <w:lang w:val="zh_TW" w:bidi="zh_TW"/>
-        </w:rPr>
-        <w:t>」（</w:t>
-      </w:r>
-      <w:hyperlink r:id="rId77">
-        <w:r>
-          <w:rPr>
-            <w:lang w:val="zh_TW" w:bidi="zh_TW"/>
-          </w:rPr>
-          <w:rPr>
-            <w:color w:val="0000EE"/>
-            <w:u w:val="single"/>
-          </w:rPr>
-          <w:t>民 20:12</w:t>
-        </w:r>
-      </w:hyperlink>
-      <w:r>
-        <w:rPr>
-          <w:lang w:val="zh_TW" w:bidi="zh_TW"/>
-        </w:rPr>
-        <w:t>）。在這次事件中，摩西和亞倫將自己置於神的命令之上。因為這個罪，神不許他們帶領以色列人進入應許之地。這嚴厲的懲罰顯示，摩西和亞倫的領導權是上帝所賜的特權，同時承擔重大的責任。</w:t>
-      </w:r>
-    </w:p>
-    <w:p>
-      <w:pPr/>
-      <w:r>
-        <w:rPr>
-          <w:lang w:val="zh_TW" w:bidi="zh_TW"/>
-        </w:rPr>
-      </w:r>
-      <w:r>
-        <w:rPr>
-          <w:lang w:val="zh_TW" w:bidi="zh_TW"/>
-        </w:rPr>
-        <w:t>以色列人離開加低斯後，便前往何珥山。此時，亞倫在何珥山去世，他將祭司袍交給他的兒子以利亞撒（</w:t>
-      </w:r>
-      <w:hyperlink r:id="rId78">
-        <w:r>
-          <w:rPr>
-            <w:lang w:val="zh_TW" w:bidi="zh_TW"/>
-          </w:rPr>
-          <w:rPr>
-            <w:color w:val="0000EE"/>
-            <w:u w:val="single"/>
-          </w:rPr>
-          <w:t>民20:28</w:t>
-        </w:r>
-      </w:hyperlink>
-      <w:r>
-        <w:rPr>
-          <w:lang w:val="zh_TW" w:bidi="zh_TW"/>
-        </w:rPr>
-        <w:t>）。</w:t>
-      </w:r>
-    </w:p>
-    <w:p>
-      <w:pPr/>
-      <w:r>
-        <w:rPr>
-          <w:lang w:val="zh_TW" w:bidi="zh_TW"/>
-        </w:rPr>
-      </w:r>
-      <w:r>
-        <w:rPr>
-          <w:lang w:val="zh_TW" w:bidi="zh_TW"/>
-        </w:rPr>
-        <w:t>當他們繼續旅程時，遇到各種形式的抵抗。他們在何珥瑪戰勝了亞拉得王（</w:t>
-      </w:r>
-      <w:hyperlink r:id="rId79">
-        <w:r>
-          <w:rPr>
-            <w:lang w:val="zh_TW" w:bidi="zh_TW"/>
-          </w:rPr>
-          <w:rPr>
-            <w:color w:val="0000EE"/>
-            <w:u w:val="single"/>
-          </w:rPr>
-          <w:t>民21:1–3</w:t>
-        </w:r>
-      </w:hyperlink>
-      <w:r>
-        <w:rPr>
-          <w:lang w:val="zh_TW" w:bidi="zh_TW"/>
-        </w:rPr>
-        <w:t>）。然而，在繞過以東人的途中，百姓再次埋怨缺乏食物和水。神這次派遣毒蛇到他們中間，很多人因蛇咬而死。然而，那些尚未被咬的人急忙來到摩西面前，承認他們的罪，請求將蛇除去。神便指示摩西製造一條銅蛇，並掛在柱子上。被蛇咬的人仰望銅蛇，便能得到醫治。</w:t>
-      </w:r>
-    </w:p>
-    <w:p>
-      <w:pPr/>
-      <w:r>
-        <w:rPr>
-          <w:lang w:val="zh_TW" w:bidi="zh_TW"/>
-        </w:rPr>
-      </w:r>
-      <w:r>
-        <w:rPr>
-          <w:lang w:val="zh_TW" w:bidi="zh_TW"/>
-        </w:rPr>
-        <w:t>當他們接近亞摩利人王西宏的領土時，以色列人向王請求和平通行，但遭遇敵視。在隨後的戰爭中，以色列人擊敗西宏，佔領他的土地和城市，從而繼續邁向應許之地（</w:t>
-      </w:r>
-      <w:hyperlink r:id="rId80">
-        <w:r>
-          <w:rPr>
-            <w:lang w:val="zh_TW" w:bidi="zh_TW"/>
-          </w:rPr>
-          <w:rPr>
-            <w:color w:val="0000EE"/>
-            <w:u w:val="single"/>
-          </w:rPr>
-          <w:t>民21:21–25</w:t>
-        </w:r>
-      </w:hyperlink>
-      <w:r>
-        <w:rPr>
-          <w:lang w:val="zh_TW" w:bidi="zh_TW"/>
-        </w:rPr>
-        <w:t>）。</w:t>
-      </w:r>
-    </w:p>
-    <w:p>
-      <w:pPr>
-        <w:pStyle w:val="Heading4"/>
-      </w:pPr>
-      <w:r>
-        <w:rPr>
-          <w:lang w:val="zh_TW" w:bidi="zh_TW"/>
-        </w:rPr>
-        <w:t>抵達約旦河</w:t>
-      </w:r>
-    </w:p>
-    <w:p>
-      <w:pPr/>
-      <w:r>
-        <w:rPr>
-          <w:lang w:val="zh_TW" w:bidi="zh_TW"/>
-        </w:rPr>
-      </w:r>
-      <w:r>
-        <w:rPr>
-          <w:lang w:val="zh_TW" w:bidi="zh_TW"/>
-        </w:rPr>
-        <w:t>以色列人打敗西宏後，他們在摩押平原安營，對面就是耶利哥，他們可以從那裡看到應許之地。摩押人因以色列人的勝利而驚惶。為了打敗以色列人，摩押的王巴勒雇用了魔法師巴蘭來詛咒他們。然而，神將巴蘭三次對以色列人的詛咒都化成祝福（</w:t>
-      </w:r>
-      <w:hyperlink r:id="rId81">
-        <w:r>
-          <w:rPr>
-            <w:lang w:val="zh_TW" w:bidi="zh_TW"/>
-          </w:rPr>
-          <w:rPr>
-            <w:color w:val="0000EE"/>
-            <w:u w:val="single"/>
-          </w:rPr>
-          <w:t>民22–24章</w:t>
-        </w:r>
-      </w:hyperlink>
-      <w:r>
-        <w:rPr>
-          <w:lang w:val="zh_TW" w:bidi="zh_TW"/>
-        </w:rPr>
-        <w:t>）。</w:t>
-      </w:r>
-    </w:p>
-    <w:p>
-      <w:pPr/>
-      <w:r>
-        <w:rPr>
-          <w:lang w:val="zh_TW" w:bidi="zh_TW"/>
-        </w:rPr>
-      </w:r>
-      <w:r>
-        <w:rPr>
-          <w:lang w:val="zh_TW" w:bidi="zh_TW"/>
-        </w:rPr>
-        <w:t>雖然巴蘭無法詛咒以色列，他卻建議摩押人引誘以色列人陷入偶像崇拜和不道德的行為，使他們偏離神的心意（</w:t>
-      </w:r>
-      <w:hyperlink r:id="rId82">
-        <w:r>
-          <w:rPr>
-            <w:lang w:val="zh_TW" w:bidi="zh_TW"/>
-          </w:rPr>
-          <w:rPr>
-            <w:color w:val="0000EE"/>
-            <w:u w:val="single"/>
-          </w:rPr>
-          <w:t>民25:1–3</w:t>
-        </w:r>
-      </w:hyperlink>
-      <w:r>
-        <w:rPr>
-          <w:lang w:val="zh_TW" w:bidi="zh_TW"/>
-        </w:rPr>
-        <w:t>，</w:t>
-      </w:r>
-      <w:hyperlink r:id="rId83">
-        <w:r>
-          <w:rPr>
-            <w:lang w:val="zh_TW" w:bidi="zh_TW"/>
-          </w:rPr>
-          <w:rPr>
-            <w:color w:val="0000EE"/>
-            <w:u w:val="single"/>
-          </w:rPr>
-          <w:t>31:16</w:t>
-        </w:r>
-      </w:hyperlink>
-      <w:r>
-        <w:rPr>
-          <w:lang w:val="zh_TW" w:bidi="zh_TW"/>
-        </w:rPr>
-        <w:t>；</w:t>
-      </w:r>
-      <w:hyperlink r:id="rId84">
-        <w:r>
-          <w:rPr>
-            <w:lang w:val="zh_TW" w:bidi="zh_TW"/>
-          </w:rPr>
-          <w:rPr>
-            <w:color w:val="0000EE"/>
-            <w:u w:val="single"/>
-          </w:rPr>
-          <w:t>彼後2:15</w:t>
-        </w:r>
-      </w:hyperlink>
-      <w:r>
-        <w:rPr>
-          <w:lang w:val="zh_TW" w:bidi="zh_TW"/>
-        </w:rPr>
-        <w:t>；</w:t>
-      </w:r>
-      <w:hyperlink r:id="rId85">
-        <w:r>
-          <w:rPr>
-            <w:lang w:val="zh_TW" w:bidi="zh_TW"/>
-          </w:rPr>
-          <w:rPr>
-            <w:color w:val="0000EE"/>
-            <w:u w:val="single"/>
-          </w:rPr>
-          <w:t>啟2:14</w:t>
-        </w:r>
-      </w:hyperlink>
-      <w:r>
-        <w:rPr>
-          <w:lang w:val="zh_TW" w:bidi="zh_TW"/>
-        </w:rPr>
-        <w:t>）。以色列人聽從這個建議，向摩押的神獻祭，又參與異教崇拜，觸怒了神。神便降下一場瘟疫，殺死了24,000名以色列人（</w:t>
-      </w:r>
-      <w:hyperlink r:id="rId86">
-        <w:r>
-          <w:rPr>
-            <w:lang w:val="zh_TW" w:bidi="zh_TW"/>
-          </w:rPr>
-          <w:rPr>
-            <w:color w:val="0000EE"/>
-            <w:u w:val="single"/>
-          </w:rPr>
-          <w:t>民25:9</w:t>
-        </w:r>
-      </w:hyperlink>
-      <w:r>
-        <w:rPr>
-          <w:lang w:val="zh_TW" w:bidi="zh_TW"/>
-        </w:rPr>
-        <w:t>）。這次事件標誌著以色列首次面臨偶像崇拜的誘惑，預示著他們在迦南將面臨偶像崇拜的問題，他們持續偶像崇拜，最終導致他們的滅亡。</w:t>
-      </w:r>
-    </w:p>
-    <w:p>
-      <w:pPr/>
-      <w:r>
-        <w:rPr>
-          <w:lang w:val="zh_TW" w:bidi="zh_TW"/>
-        </w:rPr>
-      </w:r>
-      <w:r>
-        <w:rPr>
-          <w:lang w:val="zh_TW" w:bidi="zh_TW"/>
-        </w:rPr>
-        <w:t>在瘟疫之後，神指示摩西和以利亞撒進行一次類似四十年前的人口普查。雖然整整一代人在曠野中死去，除了迦勒和約書亞，第一次普查中的所有人都已經死去，但新一代已經成長，新人口普查所得的人口數目幾乎相同。這次普查顯示以色列人有601,730名年齡在20歲或以上適合戰爭的男子（</w:t>
-      </w:r>
-      <w:hyperlink r:id="rId87">
-        <w:r>
-          <w:rPr>
-            <w:lang w:val="zh_TW" w:bidi="zh_TW"/>
-          </w:rPr>
-          <w:rPr>
-            <w:color w:val="0000EE"/>
-            <w:u w:val="single"/>
-          </w:rPr>
-          <w:t>民26:51</w:t>
-        </w:r>
-      </w:hyperlink>
-      <w:r>
-        <w:rPr>
-          <w:lang w:val="zh_TW" w:bidi="zh_TW"/>
-        </w:rPr>
-        <w:t>）。</w:t>
-      </w:r>
-    </w:p>
-    <w:p>
-      <w:pPr/>
-      <w:r>
-        <w:rPr>
-          <w:lang w:val="zh_TW" w:bidi="zh_TW"/>
-        </w:rPr>
-      </w:r>
-      <w:r>
-        <w:rPr>
-          <w:lang w:val="zh_TW" w:bidi="zh_TW"/>
-        </w:rPr>
-        <w:t>神其後命令摩西在以利亞撒、祭司和會眾的見證下，公開任命約書亞為他的繼承者（</w:t>
-      </w:r>
-      <w:hyperlink r:id="rId88">
-        <w:r>
-          <w:rPr>
-            <w:lang w:val="zh_TW" w:bidi="zh_TW"/>
-          </w:rPr>
-          <w:rPr>
-            <w:color w:val="0000EE"/>
-            <w:u w:val="single"/>
-          </w:rPr>
-          <w:t>民27:12–23</w:t>
-        </w:r>
-      </w:hyperlink>
-      <w:r>
-        <w:rPr>
-          <w:lang w:val="zh_TW" w:bidi="zh_TW"/>
-        </w:rPr>
-        <w:t>）。摩西也接到關於節期、獻祭和起誓的指示（</w:t>
-      </w:r>
-      <w:hyperlink r:id="rId89">
-        <w:r>
-          <w:rPr>
-            <w:lang w:val="zh_TW" w:bidi="zh_TW"/>
-          </w:rPr>
-          <w:rPr>
-            <w:color w:val="0000EE"/>
-            <w:u w:val="single"/>
-          </w:rPr>
-          <w:t>民28–30章</w:t>
-        </w:r>
-      </w:hyperlink>
-      <w:r>
-        <w:rPr>
-          <w:lang w:val="zh_TW" w:bidi="zh_TW"/>
-        </w:rPr>
-        <w:t>）。神命令摩西為以色列向米甸人報仇，是他領導的最後一項任務。在這次戰役中，以色列人取得決定性的勝利，殺死了米甸王和巴蘭。</w:t>
-      </w:r>
-    </w:p>
-    <w:p>
-      <w:pPr/>
-      <w:r>
-        <w:rPr>
-          <w:lang w:val="zh_TW" w:bidi="zh_TW"/>
-        </w:rPr>
-      </w:r>
-      <w:r>
-        <w:rPr>
-          <w:lang w:val="zh_TW" w:bidi="zh_TW"/>
-        </w:rPr>
-        <w:t>耶和華又賜給摩西詳細的指示，關於應許之地的邊界，並指定將土地分給各支派的領袖（</w:t>
-      </w:r>
-      <w:hyperlink r:id="rId90">
-        <w:r>
-          <w:rPr>
-            <w:lang w:val="zh_TW" w:bidi="zh_TW"/>
-          </w:rPr>
-          <w:rPr>
-            <w:color w:val="0000EE"/>
-            <w:u w:val="single"/>
-          </w:rPr>
-          <w:t>民34章</w:t>
-        </w:r>
-      </w:hyperlink>
-      <w:r>
-        <w:rPr>
-          <w:lang w:val="zh_TW" w:bidi="zh_TW"/>
-        </w:rPr>
-        <w:t>）。神也給了利未人48座城市，包括六座逃城。這些城市是為了保護那些被控誤殺的人，確保他們在人面前得到公平公正的審訊，而不是遭到報復的傷害（</w:t>
-      </w:r>
-      <w:hyperlink r:id="rId91">
-        <w:r>
-          <w:rPr>
-            <w:lang w:val="zh_TW" w:bidi="zh_TW"/>
-          </w:rPr>
-          <w:rPr>
-            <w:color w:val="0000EE"/>
-            <w:u w:val="single"/>
-          </w:rPr>
-          <w:t>民35章</w:t>
-        </w:r>
-      </w:hyperlink>
-      <w:r>
-        <w:rPr>
-          <w:lang w:val="zh_TW" w:bidi="zh_TW"/>
-        </w:rPr>
-        <w:t>）。</w:t>
-      </w:r>
-    </w:p>
-    <w:p>
-      <w:pPr>
-        <w:pStyle w:val="Heading4"/>
-      </w:pPr>
-      <w:r>
-        <w:rPr>
-          <w:lang w:val="zh_TW" w:bidi="zh_TW"/>
-        </w:rPr>
-        <w:t>摩西之死</w:t>
-      </w:r>
-    </w:p>
-    <w:p>
-      <w:pPr/>
-      <w:r>
-        <w:rPr>
-          <w:lang w:val="zh_TW" w:bidi="zh_TW"/>
-        </w:rPr>
-      </w:r>
-      <w:r>
-        <w:rPr>
-          <w:lang w:val="zh_TW" w:bidi="zh_TW"/>
-        </w:rPr>
-        <w:t>申命記是摩西對以色列人的告別之言，講述他在去世前的最後指示和反思。摩西是這本書中的唯一講者，向聚集的會眾說話，回顧他們在西奈山以來的旅程。他回顧他們過去的失敗，包括38年前拒絕進入應許之地（</w:t>
-      </w:r>
-      <w:hyperlink r:id="rId92">
-        <w:r>
-          <w:rPr>
-            <w:lang w:val="zh_TW" w:bidi="zh_TW"/>
-          </w:rPr>
-          <w:rPr>
-            <w:color w:val="0000EE"/>
-            <w:u w:val="single"/>
-          </w:rPr>
-          <w:t>申2:14</w:t>
-        </w:r>
-      </w:hyperlink>
-      <w:r>
-        <w:rPr>
-          <w:lang w:val="zh_TW" w:bidi="zh_TW"/>
-        </w:rPr>
-        <w:t>）。他憶起他要求過約旦河看那片應許之地。神只允許摩西從毗斯迦山頂觀看應許之地，但不允許他進入。</w:t>
-      </w:r>
-    </w:p>
-    <w:p>
-      <w:pPr/>
-      <w:r>
-        <w:rPr>
-          <w:lang w:val="zh_TW" w:bidi="zh_TW"/>
-        </w:rPr>
-      </w:r>
-      <w:r>
-        <w:rPr>
-          <w:lang w:val="zh_TW" w:bidi="zh_TW"/>
-        </w:rPr>
-        <w:t>摩西利用這個機會，敦促百姓順服神的律法和誡命，強調他們的順服，將為即將進入的應許之地帶來祝福。</w:t>
-      </w:r>
-    </w:p>
-    <w:p>
-      <w:pPr/>
-      <w:r>
-        <w:rPr>
-          <w:lang w:val="zh_TW" w:bidi="zh_TW"/>
-        </w:rPr>
-      </w:r>
-      <w:r>
-        <w:rPr>
-          <w:lang w:val="zh_TW" w:bidi="zh_TW"/>
-        </w:rPr>
-        <w:t>當摩西生命的接近終結時，神指示他和約書亞在會幕見面，約書亞在那裡被正式任命，成為以色列的新領袖（</w:t>
-      </w:r>
-      <w:hyperlink r:id="rId93">
-        <w:r>
-          <w:rPr>
-            <w:lang w:val="zh_TW" w:bidi="zh_TW"/>
-          </w:rPr>
-          <w:rPr>
-            <w:color w:val="0000EE"/>
-            <w:u w:val="single"/>
-          </w:rPr>
-          <w:t>申31:14–23</w:t>
-        </w:r>
-      </w:hyperlink>
-      <w:r>
-        <w:rPr>
-          <w:lang w:val="zh_TW" w:bidi="zh_TW"/>
-        </w:rPr>
-        <w:t>）。在摩西去世之前，他祝福以色列人（</w:t>
-      </w:r>
-      <w:hyperlink r:id="rId94">
-        <w:r>
-          <w:rPr>
-            <w:lang w:val="zh_TW" w:bidi="zh_TW"/>
-          </w:rPr>
-          <w:rPr>
-            <w:color w:val="0000EE"/>
-            <w:u w:val="single"/>
-          </w:rPr>
-          <w:t>申33</w:t>
-        </w:r>
-      </w:hyperlink>
-      <w:r>
-        <w:rPr>
-          <w:lang w:val="zh_TW" w:bidi="zh_TW"/>
-        </w:rPr>
-        <w:t>）。</w:t>
-      </w:r>
-    </w:p>
-    <w:p>
-      <w:pPr/>
-      <w:r>
-        <w:rPr>
-          <w:lang w:val="zh_TW" w:bidi="zh_TW"/>
-        </w:rPr>
-      </w:r>
-      <w:r>
-        <w:rPr>
-          <w:lang w:val="zh_TW" w:bidi="zh_TW"/>
-        </w:rPr>
-        <w:t>然後，摩西登上尼波山，特別是到達毗斯迦的山頂，神向他展示應許之地，雖然神不允許他進入其中。摩西死在那裡，神親自將他埋葬在摩押的一個山谷中，對面就是伯‧毗珥（</w:t>
-      </w:r>
-      <w:hyperlink r:id="rId95">
-        <w:r>
-          <w:rPr>
-            <w:lang w:val="zh_TW" w:bidi="zh_TW"/>
-          </w:rPr>
-          <w:rPr>
-            <w:color w:val="0000EE"/>
-            <w:u w:val="single"/>
-          </w:rPr>
-          <w:t>申34:6</w:t>
-        </w:r>
-      </w:hyperlink>
-      <w:r>
-        <w:rPr>
-          <w:lang w:val="zh_TW" w:bidi="zh_TW"/>
-        </w:rPr>
-        <w:t>）。</w:t>
-      </w:r>
-    </w:p>
-    <w:p>
-      <w:pPr/>
-      <w:r>
-        <w:rPr>
-          <w:lang w:val="zh_TW" w:bidi="zh_TW"/>
-        </w:rPr>
-      </w:r>
-      <w:r>
-        <w:rPr>
-          <w:lang w:val="zh_TW" w:bidi="zh_TW"/>
-        </w:rPr>
-        <w:t>摩西去世時年120歲，以色列人為他的去世哀悼30天。對摩西最後的致敬，反映了他與神獨特的關係：「</w:t>
-      </w:r>
-      <w:r>
-        <w:rPr>
-          <w:lang w:val="zh_TW" w:bidi="zh_TW"/>
-        </w:rPr>
-        <w:t>以後以色列中再沒有興起先知像摩西的。他是耶和華面對面所認識的</w:t>
-      </w:r>
-      <w:r>
-        <w:rPr>
-          <w:lang w:val="zh_TW" w:bidi="zh_TW"/>
-        </w:rPr>
-        <w:t>」（</w:t>
-      </w:r>
-      <w:hyperlink r:id="rId96">
-        <w:r>
-          <w:rPr>
-            <w:lang w:val="zh_TW" w:bidi="zh_TW"/>
-          </w:rPr>
-          <w:rPr>
-            <w:color w:val="0000EE"/>
-            <w:u w:val="single"/>
-          </w:rPr>
-          <w:t>申34:10</w:t>
-        </w:r>
-      </w:hyperlink>
-      <w:r>
-        <w:rPr>
-          <w:lang w:val="zh_TW" w:bidi="zh_TW"/>
-        </w:rPr>
-        <w:t>）。</w:t>
-      </w:r>
-    </w:p>
-    <w:p>
-      <w:pPr>
-        <w:pStyle w:val="Heading3"/>
-      </w:pPr>
-      <w:r>
-        <w:rPr>
-          <w:lang w:val="zh_TW" w:bidi="zh_TW"/>
-        </w:rPr>
-        <w:t>在新約聖經中的摩西</w:t>
-      </w:r>
-    </w:p>
-    <w:p>
-      <w:pPr/>
-      <w:r>
-        <w:rPr>
-          <w:lang w:val="zh_TW" w:bidi="zh_TW"/>
-        </w:rPr>
-      </w:r>
-      <w:r>
-        <w:rPr>
-          <w:lang w:val="zh_TW" w:bidi="zh_TW"/>
-        </w:rPr>
-        <w:t>在新約聖經時代中，所有猶太人和基督徒都認為摩西是摩西五經的作者。一些片語顯示他與聖經的首五本書有關，例如：</w:t>
-      </w:r>
-    </w:p>
-    <w:p>
-      <w:pPr>
-        <w:pStyle w:val="ListBullet"/>
-        <w:spacing w:line="240" w:lineRule="auto"/>
-        <w:ind w:left="720"/>
-      </w:pPr>
-      <w:r>
-        <w:rPr>
-          <w:lang w:val="zh_TW" w:bidi="zh_TW"/>
-        </w:rPr>
-      </w:r>
-      <w:r>
-        <w:rPr>
-          <w:lang w:val="zh_TW" w:bidi="zh_TW"/>
-        </w:rPr>
-        <w:t>「摩西律法」（</w:t>
-      </w:r>
-      <w:hyperlink r:id="rId97">
-        <w:r>
-          <w:rPr>
-            <w:lang w:val="zh_TW" w:bidi="zh_TW"/>
-          </w:rPr>
-          <w:rPr>
-            <w:color w:val="0000EE"/>
-            <w:u w:val="single"/>
-          </w:rPr>
-          <w:t>路2:22</w:t>
-        </w:r>
-      </w:hyperlink>
-      <w:r>
-        <w:rPr>
-          <w:lang w:val="zh_TW" w:bidi="zh_TW"/>
-        </w:rPr>
-        <w:t>）</w:t>
-      </w:r>
-    </w:p>
-    <w:p>
-      <w:pPr>
-        <w:pStyle w:val="ListBullet"/>
-        <w:spacing w:line="240" w:lineRule="auto"/>
-        <w:ind w:left="720"/>
-      </w:pPr>
-      <w:r>
-        <w:rPr>
-          <w:lang w:val="zh_TW" w:bidi="zh_TW"/>
-        </w:rPr>
-      </w:r>
-      <w:r>
-        <w:rPr>
-          <w:lang w:val="zh_TW" w:bidi="zh_TW"/>
-        </w:rPr>
-        <w:t>「</w:t>
-      </w:r>
-      <w:r>
-        <w:rPr>
-          <w:lang w:val="zh_TW" w:bidi="zh_TW"/>
-        </w:rPr>
-        <w:t>摩西為甚麼吩咐</w:t>
-      </w:r>
-      <w:r>
-        <w:rPr>
-          <w:lang w:val="zh_TW" w:bidi="zh_TW"/>
-        </w:rPr>
-        <w:t>」（</w:t>
-      </w:r>
-      <w:hyperlink r:id="rId98">
-        <w:r>
-          <w:rPr>
-            <w:lang w:val="zh_TW" w:bidi="zh_TW"/>
-          </w:rPr>
-          <w:rPr>
-            <w:color w:val="0000EE"/>
-            <w:u w:val="single"/>
-          </w:rPr>
-          <w:t>太19:7</w:t>
-        </w:r>
-      </w:hyperlink>
-      <w:r>
-        <w:rPr>
-          <w:lang w:val="zh_TW" w:bidi="zh_TW"/>
-        </w:rPr>
-        <w:t>）</w:t>
-      </w:r>
-    </w:p>
-    <w:p>
-      <w:pPr>
-        <w:pStyle w:val="ListBullet"/>
-        <w:spacing w:line="240" w:lineRule="auto"/>
-        <w:ind w:left="720"/>
-      </w:pPr>
-      <w:r>
-        <w:rPr>
-          <w:lang w:val="zh_TW" w:bidi="zh_TW"/>
-        </w:rPr>
-      </w:r>
-      <w:r>
-        <w:rPr>
-          <w:lang w:val="zh_TW" w:bidi="zh_TW"/>
-        </w:rPr>
-        <w:t>「摩西說」（</w:t>
-      </w:r>
-      <w:hyperlink r:id="rId99">
-        <w:r>
-          <w:rPr>
-            <w:lang w:val="zh_TW" w:bidi="zh_TW"/>
-          </w:rPr>
-          <w:rPr>
-            <w:color w:val="0000EE"/>
-            <w:u w:val="single"/>
-          </w:rPr>
-          <w:t>可7:10</w:t>
-        </w:r>
-      </w:hyperlink>
-      <w:r>
-        <w:rPr>
-          <w:lang w:val="zh_TW" w:bidi="zh_TW"/>
-        </w:rPr>
-        <w:t>）</w:t>
-      </w:r>
-    </w:p>
-    <w:p>
-      <w:pPr>
-        <w:pStyle w:val="ListBullet"/>
-        <w:spacing w:line="240" w:lineRule="auto"/>
-        <w:ind w:left="720"/>
-      </w:pPr>
-      <w:r>
-        <w:rPr>
-          <w:lang w:val="zh_TW" w:bidi="zh_TW"/>
-        </w:rPr>
-      </w:r>
-      <w:r>
-        <w:rPr>
-          <w:lang w:val="zh_TW" w:bidi="zh_TW"/>
-        </w:rPr>
-        <w:t>「</w:t>
-      </w:r>
-      <w:r>
-        <w:rPr>
-          <w:lang w:val="zh_TW" w:bidi="zh_TW"/>
-        </w:rPr>
-        <w:t>摩西為我們寫着說</w:t>
-      </w:r>
-      <w:r>
-        <w:rPr>
-          <w:lang w:val="zh_TW" w:bidi="zh_TW"/>
-        </w:rPr>
-        <w:t>」 （</w:t>
-      </w:r>
-      <w:hyperlink r:id="rId100">
-        <w:r>
-          <w:rPr>
-            <w:lang w:val="zh_TW" w:bidi="zh_TW"/>
-          </w:rPr>
-          <w:rPr>
-            <w:color w:val="0000EE"/>
-            <w:u w:val="single"/>
-          </w:rPr>
-          <w:t>可12:19</w:t>
-        </w:r>
-      </w:hyperlink>
-      <w:r>
-        <w:rPr>
-          <w:lang w:val="zh_TW" w:bidi="zh_TW"/>
-        </w:rPr>
-        <w:t>）</w:t>
-      </w:r>
-    </w:p>
-    <w:p>
-      <w:pPr/>
-      <w:r>
-        <w:rPr>
-          <w:lang w:val="zh_TW" w:bidi="zh_TW"/>
-        </w:rPr>
-      </w:r>
-      <w:r>
-        <w:rPr>
-          <w:lang w:val="zh_TW" w:bidi="zh_TW"/>
-        </w:rPr>
-        <w:t>他在新約聖經中出現的次數，比其他舊約聖經人物都要多，總共79次。他主要被描述為律法的頒佈者（</w:t>
-      </w:r>
-      <w:hyperlink r:id="rId101">
-        <w:r>
-          <w:rPr>
-            <w:lang w:val="zh_TW" w:bidi="zh_TW"/>
-          </w:rPr>
-          <w:rPr>
-            <w:color w:val="0000EE"/>
-            <w:u w:val="single"/>
-          </w:rPr>
-          <w:t>太8:4</w:t>
-        </w:r>
-      </w:hyperlink>
-      <w:r>
-        <w:rPr>
-          <w:lang w:val="zh_TW" w:bidi="zh_TW"/>
-        </w:rPr>
-        <w:t>；</w:t>
-      </w:r>
-      <w:hyperlink r:id="rId99">
-        <w:r>
-          <w:rPr>
-            <w:lang w:val="zh_TW" w:bidi="zh_TW"/>
-          </w:rPr>
-          <w:rPr>
-            <w:color w:val="0000EE"/>
-            <w:u w:val="single"/>
-          </w:rPr>
-          <w:t>可7:10</w:t>
-        </w:r>
-      </w:hyperlink>
-      <w:r>
-        <w:rPr>
-          <w:lang w:val="zh_TW" w:bidi="zh_TW"/>
-        </w:rPr>
-        <w:t>；</w:t>
-      </w:r>
-      <w:hyperlink r:id="rId102">
-        <w:r>
-          <w:rPr>
-            <w:lang w:val="zh_TW" w:bidi="zh_TW"/>
-          </w:rPr>
-          <w:rPr>
-            <w:color w:val="0000EE"/>
-            <w:u w:val="single"/>
-          </w:rPr>
-          <w:t>約1:17</w:t>
-        </w:r>
-      </w:hyperlink>
-      <w:r>
-        <w:rPr>
-          <w:lang w:val="zh_TW" w:bidi="zh_TW"/>
-        </w:rPr>
-        <w:t>；</w:t>
-      </w:r>
-      <w:hyperlink r:id="rId103">
-        <w:r>
-          <w:rPr>
-            <w:lang w:val="zh_TW" w:bidi="zh_TW"/>
-          </w:rPr>
-          <w:rPr>
-            <w:color w:val="0000EE"/>
-            <w:u w:val="single"/>
-          </w:rPr>
-          <w:t>徒15:1</w:t>
-        </w:r>
-      </w:hyperlink>
-      <w:r>
-        <w:rPr>
-          <w:lang w:val="zh_TW" w:bidi="zh_TW"/>
-        </w:rPr>
-        <w:t>）。他在耶穌的登山變象時出現，代表舊約聖經的律法。以利亞也出現了，代表舊約聖經的先知（</w:t>
-      </w:r>
-      <w:hyperlink r:id="rId104">
-        <w:r>
-          <w:rPr>
-            <w:lang w:val="zh_TW" w:bidi="zh_TW"/>
-          </w:rPr>
-          <w:rPr>
-            <w:color w:val="0000EE"/>
-            <w:u w:val="single"/>
-          </w:rPr>
-          <w:t>太17:1–3</w:t>
-        </w:r>
-      </w:hyperlink>
-      <w:r>
-        <w:rPr>
-          <w:lang w:val="zh_TW" w:bidi="zh_TW"/>
-        </w:rPr>
-        <w:t>）。</w:t>
-      </w:r>
-    </w:p>
-    <w:p>
-      <w:pPr/>
-      <w:r>
-        <w:rPr>
-          <w:lang w:val="zh_TW" w:bidi="zh_TW"/>
-        </w:rPr>
-      </w:r>
-      <w:r>
-        <w:rPr>
-          <w:lang w:val="zh_TW" w:bidi="zh_TW"/>
-        </w:rPr>
-        <w:t>摩西在新約聖經中也被描繪為一位先知。作為先知，他談到了即將來臨的彌賽亞和祂的受苦（</w:t>
-      </w:r>
-      <w:hyperlink r:id="rId105">
-        <w:r>
-          <w:rPr>
-            <w:lang w:val="zh_TW" w:bidi="zh_TW"/>
-          </w:rPr>
-          <w:rPr>
-            <w:color w:val="0000EE"/>
-            <w:u w:val="single"/>
-          </w:rPr>
-          <w:t>路24:25–27</w:t>
-        </w:r>
-      </w:hyperlink>
-      <w:r>
-        <w:rPr>
-          <w:lang w:val="zh_TW" w:bidi="zh_TW"/>
-        </w:rPr>
-        <w:t>；</w:t>
-      </w:r>
-      <w:hyperlink r:id="rId106">
-        <w:r>
-          <w:rPr>
-            <w:lang w:val="zh_TW" w:bidi="zh_TW"/>
-          </w:rPr>
-          <w:rPr>
-            <w:color w:val="0000EE"/>
-            <w:u w:val="single"/>
-          </w:rPr>
-          <w:t>徒3:22</w:t>
-        </w:r>
-      </w:hyperlink>
-      <w:r>
-        <w:rPr>
-          <w:lang w:val="zh_TW" w:bidi="zh_TW"/>
-        </w:rPr>
-        <w:t>）。新約聖經將摩西和耶穌聯繫起來，以展示在新約和舊約之間連貫性。例如：</w:t>
-      </w:r>
-    </w:p>
-    <w:p>
-      <w:pPr>
-        <w:pStyle w:val="ListBullet"/>
-        <w:spacing w:line="240" w:lineRule="auto"/>
-        <w:ind w:left="720"/>
-      </w:pPr>
-      <w:r>
-        <w:rPr>
-          <w:lang w:val="zh_TW" w:bidi="zh_TW"/>
-        </w:rPr>
-      </w:r>
-      <w:r>
-        <w:rPr>
-          <w:lang w:val="zh_TW" w:bidi="zh_TW"/>
-        </w:rPr>
-        <w:t>耶穌誕生的故事與摩西的故事並列，都是神拯救作為嬰兒的他們，逃脫地上統治者的謀殺陰謀（</w:t>
-      </w:r>
-      <w:hyperlink r:id="rId107">
-        <w:r>
-          <w:rPr>
-            <w:lang w:val="zh_TW" w:bidi="zh_TW"/>
-          </w:rPr>
-          <w:rPr>
-            <w:color w:val="0000EE"/>
-            <w:u w:val="single"/>
-          </w:rPr>
-          <w:t>太2:13–18</w:t>
-        </w:r>
-      </w:hyperlink>
-      <w:r>
-        <w:rPr>
-          <w:lang w:val="zh_TW" w:bidi="zh_TW"/>
-        </w:rPr>
-        <w:t>）。</w:t>
-      </w:r>
-    </w:p>
-    <w:p>
-      <w:pPr>
-        <w:pStyle w:val="ListBullet"/>
-        <w:spacing w:line="240" w:lineRule="auto"/>
-        <w:ind w:left="720"/>
-      </w:pPr>
-      <w:r>
-        <w:rPr>
-          <w:lang w:val="zh_TW" w:bidi="zh_TW"/>
-        </w:rPr>
-      </w:r>
-      <w:r>
-        <w:rPr>
-          <w:lang w:val="zh_TW" w:bidi="zh_TW"/>
-        </w:rPr>
-        <w:t>耶穌的登山寶訓反映在西奈山頒佈律法的情景，將祂呈現為神旨意，帶有權威的詮釋者（</w:t>
-      </w:r>
-      <w:hyperlink r:id="rId108">
-        <w:r>
-          <w:rPr>
-            <w:lang w:val="zh_TW" w:bidi="zh_TW"/>
-          </w:rPr>
-          <w:rPr>
-            <w:color w:val="0000EE"/>
-            <w:u w:val="single"/>
-          </w:rPr>
-          <w:t>太5–7章</w:t>
-        </w:r>
-      </w:hyperlink>
-      <w:r>
-        <w:rPr>
-          <w:lang w:val="zh_TW" w:bidi="zh_TW"/>
-        </w:rPr>
-        <w:t>）。</w:t>
-      </w:r>
-    </w:p>
-    <w:p>
-      <w:pPr>
-        <w:pStyle w:val="ListBullet"/>
-        <w:spacing w:line="240" w:lineRule="auto"/>
-        <w:ind w:left="720"/>
-      </w:pPr>
-      <w:r>
-        <w:rPr>
-          <w:lang w:val="zh_TW" w:bidi="zh_TW"/>
-        </w:rPr>
-      </w:r>
-      <w:r>
-        <w:rPr>
-          <w:lang w:val="zh_TW" w:bidi="zh_TW"/>
-        </w:rPr>
-        <w:t>保羅將舊律法，對比加拉太書中與神的新關係。希伯來書的作者，認為摩西頒佈的律法，是為了現在在基督裡使信徒稱義的信心作好準備（</w:t>
-      </w:r>
-      <w:hyperlink r:id="rId109">
-        <w:r>
-          <w:rPr>
-            <w:lang w:val="zh_TW" w:bidi="zh_TW"/>
-          </w:rPr>
-          <w:rPr>
-            <w:color w:val="0000EE"/>
-            <w:u w:val="single"/>
-          </w:rPr>
-          <w:t>希3:5–6</w:t>
-        </w:r>
-      </w:hyperlink>
-      <w:r>
-        <w:rPr>
-          <w:lang w:val="zh_TW" w:bidi="zh_TW"/>
-        </w:rPr>
-        <w:t>；</w:t>
-      </w:r>
-      <w:hyperlink r:id="rId110">
-        <w:r>
-          <w:rPr>
-            <w:lang w:val="zh_TW" w:bidi="zh_TW"/>
-          </w:rPr>
-          <w:rPr>
-            <w:color w:val="0000EE"/>
-            <w:u w:val="single"/>
-          </w:rPr>
-          <w:t>9:11–22</w:t>
-        </w:r>
-      </w:hyperlink>
-      <w:r>
-        <w:rPr>
-          <w:lang w:val="zh_TW" w:bidi="zh_TW"/>
-        </w:rPr>
-        <w:t>）。</w:t>
-      </w:r>
-    </w:p>
-    <w:p>
-      <w:pPr>
-        <w:pStyle w:val="ListBullet"/>
-        <w:spacing w:line="240" w:lineRule="auto"/>
-        <w:ind w:left="720"/>
-      </w:pPr>
-      <w:r>
-        <w:rPr>
-          <w:lang w:val="zh_TW" w:bidi="zh_TW"/>
-        </w:rPr>
-      </w:r>
-      <w:r>
-        <w:rPr>
-          <w:lang w:val="zh_TW" w:bidi="zh_TW"/>
-        </w:rPr>
-        <w:t>約翰福音將藉摩西所給的律法，對比通過耶穌基督而來的恩典和真理（</w:t>
-      </w:r>
-      <w:hyperlink r:id="rId102">
-        <w:r>
-          <w:rPr>
-            <w:lang w:val="zh_TW" w:bidi="zh_TW"/>
-          </w:rPr>
-          <w:rPr>
-            <w:color w:val="0000EE"/>
-            <w:u w:val="single"/>
-          </w:rPr>
-          <w:t>約1:17</w:t>
-        </w:r>
-      </w:hyperlink>
-      <w:r>
-        <w:rPr>
-          <w:lang w:val="zh_TW" w:bidi="zh_TW"/>
-        </w:rPr>
-        <w:t>）。</w:t>
-      </w:r>
-    </w:p>
-    <w:p>
-      <w:pPr>
-        <w:pStyle w:val="ListBullet"/>
-        <w:spacing w:line="240" w:lineRule="auto"/>
-        <w:ind w:left="720"/>
-      </w:pPr>
-      <w:r>
-        <w:rPr>
-          <w:lang w:val="zh_TW" w:bidi="zh_TW"/>
-        </w:rPr>
-      </w:r>
-      <w:r>
-        <w:rPr>
-          <w:lang w:val="zh_TW" w:bidi="zh_TW"/>
-        </w:rPr>
-        <w:t>約翰將曠野中的嗎哪比作耶穌是「生命的糧」（</w:t>
-      </w:r>
-      <w:hyperlink r:id="rId111">
-        <w:r>
-          <w:rPr>
-            <w:lang w:val="zh_TW" w:bidi="zh_TW"/>
-          </w:rPr>
-          <w:rPr>
-            <w:color w:val="0000EE"/>
-            <w:u w:val="single"/>
-          </w:rPr>
-          <w:t>約6:30–35</w:t>
-        </w:r>
-      </w:hyperlink>
-      <w:r>
-        <w:rPr>
-          <w:lang w:val="zh_TW" w:bidi="zh_TW"/>
-        </w:rPr>
-        <w:t>）。</w:t>
-      </w:r>
-    </w:p>
-    <w:p>
-      <w:pPr/>
-      <w:r>
-        <w:rPr>
-          <w:lang w:val="zh_TW" w:bidi="zh_TW"/>
-        </w:rPr>
-      </w:r>
-      <w:r>
-        <w:rPr>
-          <w:lang w:val="zh_TW" w:bidi="zh_TW"/>
-        </w:rPr>
-        <w:t>其它提到摩西或與相關事件的地方包括：</w:t>
-      </w:r>
-    </w:p>
-    <w:p>
-      <w:pPr>
-        <w:pStyle w:val="ListBullet"/>
-        <w:spacing w:line="240" w:lineRule="auto"/>
-        <w:ind w:left="720"/>
-      </w:pPr>
-      <w:r>
-        <w:rPr>
-          <w:lang w:val="zh_TW" w:bidi="zh_TW"/>
-        </w:rPr>
-      </w:r>
-      <w:r>
-        <w:rPr>
-          <w:lang w:val="zh_TW" w:bidi="zh_TW"/>
-        </w:rPr>
-        <w:t>摩西出生（</w:t>
-      </w:r>
-      <w:hyperlink r:id="rId112">
-        <w:r>
-          <w:rPr>
-            <w:lang w:val="zh_TW" w:bidi="zh_TW"/>
-          </w:rPr>
-          <w:rPr>
-            <w:color w:val="0000EE"/>
-            <w:u w:val="single"/>
-          </w:rPr>
-          <w:t>徒7:20</w:t>
-        </w:r>
-      </w:hyperlink>
-      <w:r>
-        <w:rPr>
-          <w:lang w:val="zh_TW" w:bidi="zh_TW"/>
-        </w:rPr>
-        <w:t>；</w:t>
-      </w:r>
-      <w:hyperlink r:id="rId113">
-        <w:r>
-          <w:rPr>
-            <w:lang w:val="zh_TW" w:bidi="zh_TW"/>
-          </w:rPr>
-          <w:rPr>
-            <w:color w:val="0000EE"/>
-            <w:u w:val="single"/>
-          </w:rPr>
-          <w:t>來11:23</w:t>
-        </w:r>
-      </w:hyperlink>
-      <w:r>
-        <w:rPr>
-          <w:lang w:val="zh_TW" w:bidi="zh_TW"/>
-        </w:rPr>
-        <w:t>）</w:t>
-      </w:r>
-    </w:p>
-    <w:p>
-      <w:pPr>
-        <w:pStyle w:val="ListBullet"/>
-        <w:spacing w:line="240" w:lineRule="auto"/>
-        <w:ind w:left="720"/>
-      </w:pPr>
-      <w:r>
-        <w:rPr>
-          <w:lang w:val="zh_TW" w:bidi="zh_TW"/>
-        </w:rPr>
-      </w:r>
-      <w:r>
-        <w:rPr>
-          <w:lang w:val="zh_TW" w:bidi="zh_TW"/>
-        </w:rPr>
-        <w:t>燃燒的荊棘（</w:t>
-      </w:r>
-      <w:hyperlink r:id="rId114">
-        <w:r>
-          <w:rPr>
-            <w:lang w:val="zh_TW" w:bidi="zh_TW"/>
-          </w:rPr>
-          <w:rPr>
-            <w:color w:val="0000EE"/>
-            <w:u w:val="single"/>
-          </w:rPr>
-          <w:t>路20:37</w:t>
-        </w:r>
-      </w:hyperlink>
-      <w:r>
-        <w:rPr>
-          <w:lang w:val="zh_TW" w:bidi="zh_TW"/>
-        </w:rPr>
-        <w:t>）</w:t>
-      </w:r>
-    </w:p>
-    <w:p>
-      <w:pPr>
-        <w:pStyle w:val="ListBullet"/>
-        <w:spacing w:line="240" w:lineRule="auto"/>
-        <w:ind w:left="720"/>
-      </w:pPr>
-      <w:r>
-        <w:rPr>
-          <w:lang w:val="zh_TW" w:bidi="zh_TW"/>
-        </w:rPr>
-      </w:r>
-      <w:r>
-        <w:rPr>
-          <w:lang w:val="zh_TW" w:bidi="zh_TW"/>
-        </w:rPr>
-        <w:t>埃及的術士和假教師（</w:t>
-      </w:r>
-      <w:hyperlink r:id="rId115">
-        <w:r>
-          <w:rPr>
-            <w:lang w:val="zh_TW" w:bidi="zh_TW"/>
-          </w:rPr>
-          <w:rPr>
-            <w:color w:val="0000EE"/>
-            <w:u w:val="single"/>
-          </w:rPr>
-          <w:t>提後3:8</w:t>
-        </w:r>
-      </w:hyperlink>
-      <w:r>
-        <w:rPr>
-          <w:lang w:val="zh_TW" w:bidi="zh_TW"/>
-        </w:rPr>
-        <w:t>）</w:t>
-      </w:r>
-    </w:p>
-    <w:p>
-      <w:pPr>
-        <w:pStyle w:val="ListBullet"/>
-        <w:spacing w:line="240" w:lineRule="auto"/>
-        <w:ind w:left="720"/>
-      </w:pPr>
-      <w:r>
-        <w:rPr>
-          <w:lang w:val="zh_TW" w:bidi="zh_TW"/>
-        </w:rPr>
-      </w:r>
-      <w:r>
-        <w:rPr>
-          <w:lang w:val="zh_TW" w:bidi="zh_TW"/>
-        </w:rPr>
-        <w:t>逾越節（</w:t>
-      </w:r>
-      <w:hyperlink r:id="rId116">
-        <w:r>
-          <w:rPr>
-            <w:lang w:val="zh_TW" w:bidi="zh_TW"/>
-          </w:rPr>
-          <w:rPr>
-            <w:color w:val="0000EE"/>
-            <w:u w:val="single"/>
-          </w:rPr>
-          <w:t>來11:28</w:t>
-        </w:r>
-      </w:hyperlink>
-      <w:r>
-        <w:rPr>
-          <w:lang w:val="zh_TW" w:bidi="zh_TW"/>
-        </w:rPr>
-        <w:t>）</w:t>
-      </w:r>
-    </w:p>
-    <w:p>
-      <w:pPr>
-        <w:pStyle w:val="ListBullet"/>
-        <w:spacing w:line="240" w:lineRule="auto"/>
-        <w:ind w:left="720"/>
-      </w:pPr>
-      <w:r>
-        <w:rPr>
-          <w:lang w:val="zh_TW" w:bidi="zh_TW"/>
-        </w:rPr>
-      </w:r>
-      <w:r>
-        <w:rPr>
-          <w:lang w:val="zh_TW" w:bidi="zh_TW"/>
-        </w:rPr>
-        <w:t>出埃及（</w:t>
-      </w:r>
-      <w:hyperlink r:id="rId117">
-        <w:r>
-          <w:rPr>
-            <w:lang w:val="zh_TW" w:bidi="zh_TW"/>
-          </w:rPr>
-          <w:rPr>
-            <w:color w:val="0000EE"/>
-            <w:u w:val="single"/>
-          </w:rPr>
-          <w:t>來3:16</w:t>
-        </w:r>
-      </w:hyperlink>
-      <w:r>
-        <w:rPr>
-          <w:lang w:val="zh_TW" w:bidi="zh_TW"/>
-        </w:rPr>
-        <w:t>）</w:t>
-      </w:r>
-    </w:p>
-    <w:p>
-      <w:pPr>
-        <w:pStyle w:val="ListBullet"/>
-        <w:spacing w:line="240" w:lineRule="auto"/>
-        <w:ind w:left="720"/>
-      </w:pPr>
-      <w:r>
-        <w:rPr>
-          <w:lang w:val="zh_TW" w:bidi="zh_TW"/>
-        </w:rPr>
-      </w:r>
-      <w:r>
-        <w:rPr>
-          <w:lang w:val="zh_TW" w:bidi="zh_TW"/>
-        </w:rPr>
-        <w:t>過紅海（</w:t>
-      </w:r>
-      <w:hyperlink r:id="rId118">
-        <w:r>
-          <w:rPr>
-            <w:lang w:val="zh_TW" w:bidi="zh_TW"/>
-          </w:rPr>
-          <w:rPr>
-            <w:color w:val="0000EE"/>
-            <w:u w:val="single"/>
-          </w:rPr>
-          <w:t>林前10:2</w:t>
-        </w:r>
-      </w:hyperlink>
-      <w:r>
-        <w:rPr>
-          <w:lang w:val="zh_TW" w:bidi="zh_TW"/>
-        </w:rPr>
-        <w:t>）</w:t>
-      </w:r>
-    </w:p>
-    <w:p>
-      <w:pPr>
-        <w:pStyle w:val="ListBullet"/>
-        <w:spacing w:line="240" w:lineRule="auto"/>
-        <w:ind w:left="720"/>
-      </w:pPr>
-      <w:r>
-        <w:rPr>
-          <w:lang w:val="zh_TW" w:bidi="zh_TW"/>
-        </w:rPr>
-      </w:r>
-      <w:r>
-        <w:rPr>
-          <w:lang w:val="zh_TW" w:bidi="zh_TW"/>
-        </w:rPr>
-        <w:t>西奈盟約中的贖罪祭和耶穌獻上的寶血（</w:t>
-      </w:r>
-      <w:hyperlink r:id="rId119">
-        <w:r>
-          <w:rPr>
-            <w:lang w:val="zh_TW" w:bidi="zh_TW"/>
-          </w:rPr>
-          <w:rPr>
-            <w:color w:val="0000EE"/>
-            <w:u w:val="single"/>
-          </w:rPr>
-          <w:t>太26:28</w:t>
-        </w:r>
-      </w:hyperlink>
-      <w:r>
-        <w:rPr>
-          <w:lang w:val="zh_TW" w:bidi="zh_TW"/>
-        </w:rPr>
-        <w:t>）</w:t>
-      </w:r>
-    </w:p>
-    <w:p>
-      <w:pPr>
-        <w:pStyle w:val="ListBullet"/>
-        <w:spacing w:line="240" w:lineRule="auto"/>
-        <w:ind w:left="720"/>
-      </w:pPr>
-      <w:r>
-        <w:rPr>
-          <w:lang w:val="zh_TW" w:bidi="zh_TW"/>
-        </w:rPr>
-      </w:r>
-      <w:r>
-        <w:rPr>
-          <w:lang w:val="zh_TW" w:bidi="zh_TW"/>
-        </w:rPr>
-        <w:t>嗎哪與靈食（</w:t>
-      </w:r>
-      <w:hyperlink r:id="rId120">
-        <w:r>
-          <w:rPr>
-            <w:lang w:val="zh_TW" w:bidi="zh_TW"/>
-          </w:rPr>
-          <w:rPr>
-            <w:color w:val="0000EE"/>
-            <w:u w:val="single"/>
-          </w:rPr>
-          <w:t>林前10:3</w:t>
-        </w:r>
-      </w:hyperlink>
-      <w:r>
-        <w:rPr>
-          <w:lang w:val="zh_TW" w:bidi="zh_TW"/>
-        </w:rPr>
-        <w:t>）</w:t>
-      </w:r>
-    </w:p>
-    <w:p>
-      <w:pPr>
-        <w:pStyle w:val="ListBullet"/>
-        <w:spacing w:line="240" w:lineRule="auto"/>
-        <w:ind w:left="720"/>
-      </w:pPr>
-      <w:r>
-        <w:rPr>
-          <w:lang w:val="zh_TW" w:bidi="zh_TW"/>
-        </w:rPr>
-      </w:r>
-      <w:r>
-        <w:rPr>
-          <w:lang w:val="zh_TW" w:bidi="zh_TW"/>
-        </w:rPr>
-        <w:t>摩西臉上的榮光（</w:t>
-      </w:r>
-      <w:hyperlink r:id="rId121">
-        <w:r>
-          <w:rPr>
-            <w:lang w:val="zh_TW" w:bidi="zh_TW"/>
-          </w:rPr>
-          <w:rPr>
-            <w:color w:val="0000EE"/>
-            <w:u w:val="single"/>
-          </w:rPr>
-          <w:t>林後3:7–18</w:t>
-        </w:r>
-      </w:hyperlink>
-      <w:r>
-        <w:rPr>
-          <w:lang w:val="zh_TW" w:bidi="zh_TW"/>
-        </w:rPr>
-        <w:t>）</w:t>
-      </w:r>
-    </w:p>
-    <w:p>
-      <w:pPr>
-        <w:pStyle w:val="ListBullet"/>
-        <w:spacing w:line="240" w:lineRule="auto"/>
-        <w:ind w:left="720"/>
-      </w:pPr>
-      <w:r>
-        <w:rPr>
-          <w:lang w:val="zh_TW" w:bidi="zh_TW"/>
-        </w:rPr>
-      </w:r>
-      <w:r>
-        <w:rPr>
-          <w:lang w:val="zh_TW" w:bidi="zh_TW"/>
-        </w:rPr>
-        <w:t>從磐石流出的水與靈水（</w:t>
-      </w:r>
-      <w:hyperlink r:id="rId122">
-        <w:r>
-          <w:rPr>
-            <w:lang w:val="zh_TW" w:bidi="zh_TW"/>
-          </w:rPr>
-          <w:rPr>
-            <w:color w:val="0000EE"/>
-            <w:u w:val="single"/>
-          </w:rPr>
-          <w:t>林前10:4</w:t>
-        </w:r>
-      </w:hyperlink>
-      <w:r>
-        <w:rPr>
-          <w:lang w:val="zh_TW" w:bidi="zh_TW"/>
-        </w:rPr>
-        <w:t>）</w:t>
-      </w:r>
-    </w:p>
-    <w:p>
-      <w:pPr>
-        <w:pStyle w:val="ListBullet"/>
-        <w:spacing w:line="240" w:lineRule="auto"/>
-        <w:ind w:left="720"/>
-      </w:pPr>
-      <w:r>
-        <w:rPr>
-          <w:lang w:val="zh_TW" w:bidi="zh_TW"/>
-        </w:rPr>
-      </w:r>
-      <w:r>
-        <w:rPr>
-          <w:lang w:val="zh_TW" w:bidi="zh_TW"/>
-        </w:rPr>
-        <w:t>銅蛇與人子被舉起（</w:t>
-      </w:r>
-      <w:hyperlink r:id="rId123">
-        <w:r>
-          <w:rPr>
-            <w:lang w:val="zh_TW" w:bidi="zh_TW"/>
-          </w:rPr>
-          <w:rPr>
-            <w:color w:val="0000EE"/>
-            <w:u w:val="single"/>
-          </w:rPr>
-          <w:t>約3:14</w:t>
-        </w:r>
-      </w:hyperlink>
-      <w:r>
-        <w:rPr>
-          <w:lang w:val="zh_TW" w:bidi="zh_TW"/>
-        </w:rPr>
-        <w:t>）</w:t>
-      </w:r>
-    </w:p>
-    <w:p>
-      <w:pPr>
-        <w:pStyle w:val="ListBullet"/>
-        <w:spacing w:line="240" w:lineRule="auto"/>
-        <w:ind w:left="720"/>
-      </w:pPr>
-      <w:r>
-        <w:rPr>
-          <w:lang w:val="zh_TW" w:bidi="zh_TW"/>
-        </w:rPr>
-      </w:r>
-      <w:r>
-        <w:rPr>
-          <w:lang w:val="zh_TW" w:bidi="zh_TW"/>
-        </w:rPr>
-        <w:t>摩西之歌和</w:t>
-      </w:r>
-      <w:r>
-        <w:rPr>
-          <w:lang w:val="zh_TW" w:bidi="zh_TW"/>
-        </w:rPr>
-        <w:t>羔羊之歌</w:t>
-      </w:r>
-      <w:r>
-        <w:rPr>
-          <w:lang w:val="zh_TW" w:bidi="zh_TW"/>
-        </w:rPr>
-        <w:t>（</w:t>
-      </w:r>
-      <w:hyperlink r:id="rId124">
-        <w:r>
-          <w:rPr>
-            <w:lang w:val="zh_TW" w:bidi="zh_TW"/>
-          </w:rPr>
-          <w:rPr>
-            <w:color w:val="0000EE"/>
-            <w:u w:val="single"/>
-          </w:rPr>
-          <w:t>啟15:3</w:t>
-        </w:r>
-      </w:hyperlink>
-      <w:r>
-        <w:rPr>
-          <w:lang w:val="zh_TW" w:bidi="zh_TW"/>
-        </w:rPr>
-        <w:t>）</w:t>
-      </w:r>
-    </w:p>
-    <w:p>
-      <w:pPr/>
-      <w:r>
-        <w:rPr>
-          <w:lang w:val="zh_TW" w:bidi="zh_TW"/>
-        </w:rPr>
-      </w:r>
-      <w:r>
-        <w:rPr>
-          <w:i/>
-          <w:lang w:val="zh_TW" w:bidi="zh_TW"/>
-        </w:rPr>
-        <w:t>另見</w:t>
-      </w:r>
-      <w:r>
-        <w:rPr>
-          <w:lang w:val="zh_TW" w:bidi="zh_TW"/>
-        </w:rPr>
-        <w:t xml:space="preserve"> </w:t>
-      </w:r>
-      <w:r>
-        <w:rPr>
-          <w:lang w:val="zh_TW" w:bidi="zh_TW"/>
-        </w:rPr>
-        <w:t>埃及、埃及人</w:t>
-      </w:r>
-      <w:r>
-        <w:rPr>
-          <w:lang w:val="zh_TW" w:bidi="zh_TW"/>
-        </w:rPr>
-        <w:t>；</w:t>
-      </w:r>
-      <w:r>
-        <w:rPr>
-          <w:lang w:val="zh_TW" w:bidi="zh_TW"/>
-        </w:rPr>
-        <w:t>出埃及</w:t>
-      </w:r>
-      <w:r>
-        <w:rPr>
-          <w:lang w:val="zh_TW" w:bidi="zh_TW"/>
-        </w:rPr>
-        <w:t>；</w:t>
-      </w:r>
-      <w:r>
-        <w:rPr>
-          <w:lang w:val="zh_TW" w:bidi="zh_TW"/>
-        </w:rPr>
-        <w:t>以色列的歷史</w:t>
-      </w:r>
-      <w:r>
-        <w:rPr>
-          <w:lang w:val="zh_TW" w:bidi="zh_TW"/>
-        </w:rPr>
-        <w:t>；</w:t>
-      </w:r>
-      <w:r>
-        <w:rPr>
-          <w:lang w:val="zh_TW" w:bidi="zh_TW"/>
-        </w:rPr>
-        <w:t>埃及十災</w:t>
-      </w:r>
-      <w:r>
-        <w:rPr>
-          <w:lang w:val="zh_TW" w:bidi="zh_TW"/>
-        </w:rPr>
-        <w:t>；</w:t>
-      </w:r>
-      <w:r>
-        <w:rPr>
-          <w:lang w:val="zh_TW" w:bidi="zh_TW"/>
-        </w:rPr>
-        <w:t>祭司與利未人</w:t>
-      </w:r>
-      <w:r>
-        <w:rPr>
-          <w:lang w:val="zh_TW" w:bidi="zh_TW"/>
-        </w:rPr>
-        <w:t>；</w:t>
-      </w:r>
-      <w:r>
-        <w:rPr>
-          <w:lang w:val="zh_TW" w:bidi="zh_TW"/>
-        </w:rPr>
-        <w:t>會幕</w:t>
-      </w:r>
-      <w:r>
-        <w:rPr>
-          <w:lang w:val="zh_TW" w:bidi="zh_TW"/>
-        </w:rPr>
-        <w:t>；</w:t>
-      </w:r>
-      <w:r>
-        <w:rPr>
-          <w:lang w:val="zh_TW" w:bidi="zh_TW"/>
-        </w:rPr>
-        <w:t>聖殿</w:t>
-      </w:r>
-      <w:r>
-        <w:rPr>
-          <w:lang w:val="zh_TW" w:bidi="zh_TW"/>
-        </w:rPr>
-        <w:t>；</w:t>
-      </w:r>
-      <w:r>
-        <w:rPr>
-          <w:lang w:val="zh_TW" w:bidi="zh_TW"/>
-        </w:rPr>
-        <w:t>十誡</w:t>
-      </w:r>
-      <w:r>
-        <w:rPr>
-          <w:lang w:val="zh_TW" w:bidi="zh_TW"/>
-        </w:rPr>
-        <w:t>；</w:t>
-      </w:r>
-      <w:r>
-        <w:rPr>
-          <w:lang w:val="zh_TW" w:bidi="zh_TW"/>
-        </w:rPr>
-        <w:t>曠野漂流</w:t>
-      </w:r>
-      <w:r>
-        <w:rPr>
-          <w:lang w:val="zh_TW" w:bidi="zh_TW"/>
-        </w:rPr>
-        <w:t>。</w:t>
       </w:r>
       <w:r>
         <w:rPr>
@@ -7164,18 +2466,6 @@
   </w:num>
   <w:num w:numId="13" w16cid:durableId="592781308">
     <w:abstractNumId w:val="11"/>
-  </w:num>
-  <w:num w:numId="14">
-    <w:abstractNumId w:val="3"/>
-    <w:lvlOverride w:ilvl="0">
-      <w:startOverride w:val="1"/>
-    </w:lvlOverride>
-  </w:num>
-  <w:num w:numId="15">
-    <w:abstractNumId w:val="3"/>
-    <w:lvlOverride w:ilvl="0">
-      <w:startOverride w:val="1"/>
-    </w:lvlOverride>
   </w:num>
   <w:numIdMacAtCleanup w:val="10"/>
 </w:numbering>

--- a/zht/docx/080.content.docx
+++ b/zht/docx/080.content.docx
@@ -19,7 +19,7 @@
         <w:rPr>
           <w:lang w:val="zh_TW" w:bidi="zh_TW"/>
         </w:rPr>
-        <w:t>Resource: 聖經詞典 (Tyndale)</w:t>
+        <w:t>Resource: Tyndale Open Bible Dictionary</w:t>
       </w:r>
       <w:r>
         <w:rPr>
@@ -112,7 +112,7 @@
         <w:rPr>
           <w:lang w:val="zh_TW" w:bidi="zh_TW"/>
         </w:rPr>
-        <w:t>聖經詞典 (Tyndale)</w:t>
+        <w:t>Tyndale Open Bible Dictionary</w:t>
       </w:r>
     </w:p>
     <w:p>
@@ -149,7 +149,7 @@
         <w:rPr>
           <w:lang w:val="zh_TW" w:bidi="zh_TW"/>
         </w:rPr>
-        <w:t>liang</w:t>
+        <w:t>le</w:t>
       </w:r>
       <w:r>
         <w:rPr>
@@ -212,7 +212,7 @@
         <w:rPr>
           <w:lang w:val="zh_TW" w:bidi="zh_TW"/>
         </w:rPr>
-        <w:t>良心</w:t>
+        <w:t>樂器</w:t>
       </w:r>
       <w:r>
         <w:rPr>
@@ -231,7 +231,7 @@
         <w:rPr>
           <w:lang w:val="zh_TW" w:bidi="zh_TW"/>
         </w:rPr>
-        <w:t>這個術語指自我覺察或自我認知。良心判斷一個人所做或將要做的事是否符合自己的道德標準，也使人察覺自己做錯的事。</w:t>
+        <w:t>用於製作音樂的弦樂、管樂和敲擊樂器。</w:t>
       </w:r>
     </w:p>
     <w:p>
@@ -245,7 +245,46 @@
         <w:rPr>
           <w:lang w:val="zh_TW" w:bidi="zh_TW"/>
         </w:rPr>
-        <w:t>英文詞語conscience以及對應的希臘文，都有「具有知識」的意思。在舊約聖經中，亞當和夏娃因犯罪而感到羞愧，並躲避神，因為他們的良心判定他們違背神是錯的（</w:t>
+        <w:t>舊約聖經記載了人們如何在聖殿中使用音樂敬拜神，但並未詳細描述樂器的外型或製作方式。這部分與神的第二條誡命有關。希伯來人認為這條誡命禁止為受造之物造像，包括繪製樂器的圖像。但以理書提到了在尼布甲尼撒王宮殿中，演奏的六種不同樂器。</w:t>
+      </w:r>
+    </w:p>
+    <w:p>
+      <w:pPr/>
+      <w:r>
+        <w:rPr>
+          <w:lang w:val="zh_TW" w:bidi="zh_TW"/>
+        </w:rPr>
+      </w:r>
+      <w:r>
+        <w:rPr>
+          <w:lang w:val="zh_TW" w:bidi="zh_TW"/>
+        </w:rPr>
+        <w:t>古代希伯來人對於哪些樂器可用於聖殿敬拜有特定規範。他們對樂器的選擇並非依其音色，而是依照該樂器是否被視為是「潔淨的」（可接受的）或「不潔淨的」（不可接受的）來決定。有些樂器因被視為不潔淨而禁止在聖殿中使用。</w:t>
+      </w:r>
+    </w:p>
+    <w:p>
+      <w:pPr>
+        <w:pStyle w:val="Heading3"/>
+      </w:pPr>
+      <w:r>
+        <w:rPr>
+          <w:lang w:val="zh_TW" w:bidi="zh_TW"/>
+        </w:rPr>
+        <w:t>弦樂器</w:t>
+      </w:r>
+    </w:p>
+    <w:p>
+      <w:pPr/>
+      <w:r>
+        <w:rPr>
+          <w:lang w:val="zh_TW" w:bidi="zh_TW"/>
+        </w:rPr>
+      </w:r>
+      <w:r>
+        <w:rPr>
+          <w:lang w:val="zh_TW" w:bidi="zh_TW"/>
+        </w:rPr>
+        <w:t>猶太人特別重視弦樂器，認為這些樂器最適合在聖殿音樂敬拜中使用。許多古代民族也同樣重視弦樂器。例如，大衛王彈奏一種稱為里拉琴（絲弦）的弦樂器。在</w:t>
       </w:r>
       <w:hyperlink r:id="rId13">
         <w:r>
@@ -256,14 +295,39 @@
             <w:color w:val="0000EE"/>
             <w:u w:val="single"/>
           </w:rPr>
-          <w:t>創3:8–10</w:t>
-        </w:r>
-      </w:hyperlink>
-      <w:r>
-        <w:rPr>
-          <w:lang w:val="zh_TW" w:bidi="zh_TW"/>
-        </w:rPr>
-        <w:t>）。人能分辨是非，本屬正常之事。「人的靈是耶和華的燈， 鑒察人的心腹」（</w:t>
+          <w:t>詩篇一五〇篇4節</w:t>
+        </w:r>
+      </w:hyperlink>
+      <w:r>
+        <w:rPr>
+          <w:lang w:val="zh_TW" w:bidi="zh_TW"/>
+        </w:rPr>
+        <w:t>中，希伯來文單詞米尼姆（minim，意為「絲弦」）指的是各類用來讚美神的弦樂器。</w:t>
+      </w:r>
+    </w:p>
+    <w:p>
+      <w:pPr>
+        <w:pStyle w:val="Heading4"/>
+      </w:pPr>
+      <w:r>
+        <w:rPr>
+          <w:lang w:val="zh_TW" w:bidi="zh_TW"/>
+        </w:rPr>
+        <w:t>阿索爾（Asor）</w:t>
+      </w:r>
+    </w:p>
+    <w:p>
+      <w:pPr/>
+      <w:r>
+        <w:rPr>
+          <w:lang w:val="zh_TW" w:bidi="zh_TW"/>
+        </w:rPr>
+      </w:r>
+      <w:r>
+        <w:rPr>
+          <w:lang w:val="zh_TW" w:bidi="zh_TW"/>
+        </w:rPr>
+        <w:t>阿索爾在詩篇中出現了三次（</w:t>
       </w:r>
       <w:hyperlink r:id="rId14">
         <w:r>
@@ -274,14 +338,515 @@
             <w:color w:val="0000EE"/>
             <w:u w:val="single"/>
           </w:rPr>
-          <w:t>箴20:27</w:t>
-        </w:r>
-      </w:hyperlink>
-      <w:r>
-        <w:rPr>
-          <w:lang w:val="zh_TW" w:bidi="zh_TW"/>
-        </w:rPr>
-        <w:t>）。因此，良心是神所賜的恩賜，使人能知道事情是善是惡。</w:t>
+          <w:t>詩33:2</w:t>
+        </w:r>
+      </w:hyperlink>
+      <w:r>
+        <w:rPr>
+          <w:lang w:val="zh_TW" w:bidi="zh_TW"/>
+        </w:rPr>
+        <w:t>，</w:t>
+      </w:r>
+      <w:hyperlink r:id="rId15">
+        <w:r>
+          <w:rPr>
+            <w:lang w:val="zh_TW" w:bidi="zh_TW"/>
+          </w:rPr>
+          <w:rPr>
+            <w:color w:val="0000EE"/>
+            <w:u w:val="single"/>
+          </w:rPr>
+          <w:t>92:3</w:t>
+        </w:r>
+      </w:hyperlink>
+      <w:r>
+        <w:rPr>
+          <w:lang w:val="zh_TW" w:bidi="zh_TW"/>
+        </w:rPr>
+        <w:t>，</w:t>
+      </w:r>
+      <w:hyperlink r:id="rId16">
+        <w:r>
+          <w:rPr>
+            <w:lang w:val="zh_TW" w:bidi="zh_TW"/>
+          </w:rPr>
+          <w:rPr>
+            <w:color w:val="0000EE"/>
+            <w:u w:val="single"/>
+          </w:rPr>
+          <w:t>144:9</w:t>
+        </w:r>
+      </w:hyperlink>
+      <w:r>
+        <w:rPr>
+          <w:lang w:val="zh_TW" w:bidi="zh_TW"/>
+        </w:rPr>
+        <w:t>）。阿索爾這個詞（在希伯來文中意為「十」），可能指一種具有十條弦的樂器。學者認為阿索爾可能類似腓尼基的齊特琴（一種平面的弦樂器），有十根弦。它也可能類似於魯特琴（另一種弦樂器）。</w:t>
+      </w:r>
+    </w:p>
+    <w:p>
+      <w:pPr>
+        <w:pStyle w:val="Heading4"/>
+      </w:pPr>
+      <w:r>
+        <w:rPr>
+          <w:lang w:val="zh_TW" w:bidi="zh_TW"/>
+        </w:rPr>
+        <w:t>卡索斯（Kathros）</w:t>
+      </w:r>
+    </w:p>
+    <w:p>
+      <w:pPr/>
+      <w:r>
+        <w:rPr>
+          <w:lang w:val="zh_TW" w:bidi="zh_TW"/>
+        </w:rPr>
+      </w:r>
+      <w:r>
+        <w:rPr>
+          <w:lang w:val="zh_TW" w:bidi="zh_TW"/>
+        </w:rPr>
+        <w:t>卡索斯是尼布甲尼撒王宮中演奏的樂器，可能與里拉琴相近，是一種手持的小型豎琴類樂器（</w:t>
+      </w:r>
+      <w:hyperlink r:id="rId17">
+        <w:r>
+          <w:rPr>
+            <w:lang w:val="zh_TW" w:bidi="zh_TW"/>
+          </w:rPr>
+          <w:rPr>
+            <w:color w:val="0000EE"/>
+            <w:u w:val="single"/>
+          </w:rPr>
+          <w:t>但3:5</w:t>
+        </w:r>
+      </w:hyperlink>
+      <w:r>
+        <w:rPr>
+          <w:lang w:val="zh_TW" w:bidi="zh_TW"/>
+        </w:rPr>
+        <w:t>、</w:t>
+      </w:r>
+      <w:hyperlink r:id="rId17">
+        <w:r>
+          <w:rPr>
+            <w:lang w:val="zh_TW" w:bidi="zh_TW"/>
+          </w:rPr>
+          <w:rPr>
+            <w:color w:val="0000EE"/>
+            <w:u w:val="single"/>
+          </w:rPr>
+          <w:t>7</w:t>
+        </w:r>
+      </w:hyperlink>
+      <w:r>
+        <w:rPr>
+          <w:lang w:val="zh_TW" w:bidi="zh_TW"/>
+        </w:rPr>
+        <w:t>、</w:t>
+      </w:r>
+      <w:hyperlink r:id="rId17">
+        <w:r>
+          <w:rPr>
+            <w:lang w:val="zh_TW" w:bidi="zh_TW"/>
+          </w:rPr>
+          <w:rPr>
+            <w:color w:val="0000EE"/>
+            <w:u w:val="single"/>
+          </w:rPr>
+          <w:t>10</w:t>
+        </w:r>
+      </w:hyperlink>
+      <w:r>
+        <w:rPr>
+          <w:lang w:val="zh_TW" w:bidi="zh_TW"/>
+        </w:rPr>
+        <w:t>、</w:t>
+      </w:r>
+      <w:hyperlink r:id="rId17">
+        <w:r>
+          <w:rPr>
+            <w:lang w:val="zh_TW" w:bidi="zh_TW"/>
+          </w:rPr>
+          <w:rPr>
+            <w:color w:val="0000EE"/>
+            <w:u w:val="single"/>
+          </w:rPr>
+          <w:t>15</w:t>
+        </w:r>
+      </w:hyperlink>
+      <w:r>
+        <w:rPr>
+          <w:lang w:val="zh_TW" w:bidi="zh_TW"/>
+        </w:rPr>
+        <w:t>）。</w:t>
+      </w:r>
+    </w:p>
+    <w:p>
+      <w:pPr>
+        <w:pStyle w:val="Heading4"/>
+      </w:pPr>
+      <w:r>
+        <w:rPr>
+          <w:lang w:val="zh_TW" w:bidi="zh_TW"/>
+        </w:rPr>
+        <w:t>基諾爾（Kinnor）</w:t>
+      </w:r>
+    </w:p>
+    <w:p>
+      <w:pPr/>
+      <w:r>
+        <w:rPr>
+          <w:lang w:val="zh_TW" w:bidi="zh_TW"/>
+        </w:rPr>
+      </w:r>
+      <w:r>
+        <w:rPr>
+          <w:lang w:val="zh_TW" w:bidi="zh_TW"/>
+        </w:rPr>
+        <w:t>基諾爾在聖經中出現的次數比其它樂器更多，共有42次。許多人稱它為「大衛的豎琴」，並視為猶太人最喜愛的樂器。它比大型豎琴更接近里拉琴。其弦的數量不確定，但弦通常以羊腸製作，共鳴箱位於樂器底部。</w:t>
+      </w:r>
+    </w:p>
+    <w:p>
+      <w:pPr/>
+      <w:r>
+        <w:rPr>
+          <w:lang w:val="zh_TW" w:bidi="zh_TW"/>
+        </w:rPr>
+      </w:r>
+      <w:r>
+        <w:rPr>
+          <w:lang w:val="zh_TW" w:bidi="zh_TW"/>
+        </w:rPr>
+        <w:t>我們並不確定基諾爾是以撥片或徒手演奏。聖經說大衛「用手彈奏它」（</w:t>
+      </w:r>
+      <w:hyperlink r:id="rId18">
+        <w:r>
+          <w:rPr>
+            <w:lang w:val="zh_TW" w:bidi="zh_TW"/>
+          </w:rPr>
+          <w:rPr>
+            <w:color w:val="0000EE"/>
+            <w:u w:val="single"/>
+          </w:rPr>
+          <w:t>撒上16:23</w:t>
+        </w:r>
+      </w:hyperlink>
+      <w:r>
+        <w:rPr>
+          <w:lang w:val="zh_TW" w:bidi="zh_TW"/>
+        </w:rPr>
+        <w:t>），可能表示徒手演奏並非常態。基諾爾的音色「優美」（</w:t>
+      </w:r>
+      <w:hyperlink r:id="rId19">
+        <w:r>
+          <w:rPr>
+            <w:lang w:val="zh_TW" w:bidi="zh_TW"/>
+          </w:rPr>
+          <w:rPr>
+            <w:color w:val="0000EE"/>
+            <w:u w:val="single"/>
+          </w:rPr>
+          <w:t>詩81:2</w:t>
+        </w:r>
+      </w:hyperlink>
+      <w:r>
+        <w:rPr>
+          <w:lang w:val="zh_TW" w:bidi="zh_TW"/>
+        </w:rPr>
+        <w:t>），可用於敬拜、慶典與國事場合（</w:t>
+      </w:r>
+      <w:hyperlink r:id="rId20">
+        <w:r>
+          <w:rPr>
+            <w:lang w:val="zh_TW" w:bidi="zh_TW"/>
+          </w:rPr>
+          <w:rPr>
+            <w:color w:val="0000EE"/>
+            <w:u w:val="single"/>
+          </w:rPr>
+          <w:t>撒上10:5</w:t>
+        </w:r>
+      </w:hyperlink>
+      <w:r>
+        <w:rPr>
+          <w:lang w:val="zh_TW" w:bidi="zh_TW"/>
+        </w:rPr>
+        <w:t>；</w:t>
+      </w:r>
+      <w:hyperlink r:id="rId21">
+        <w:r>
+          <w:rPr>
+            <w:lang w:val="zh_TW" w:bidi="zh_TW"/>
+          </w:rPr>
+          <w:rPr>
+            <w:color w:val="0000EE"/>
+            <w:u w:val="single"/>
+          </w:rPr>
+          <w:t>撒下6:5</w:t>
+        </w:r>
+      </w:hyperlink>
+      <w:r>
+        <w:rPr>
+          <w:lang w:val="zh_TW" w:bidi="zh_TW"/>
+        </w:rPr>
+        <w:t>；</w:t>
+      </w:r>
+      <w:hyperlink r:id="rId22">
+        <w:r>
+          <w:rPr>
+            <w:lang w:val="zh_TW" w:bidi="zh_TW"/>
+          </w:rPr>
+          <w:rPr>
+            <w:color w:val="0000EE"/>
+            <w:u w:val="single"/>
+          </w:rPr>
+          <w:t>賽5:12</w:t>
+        </w:r>
+      </w:hyperlink>
+      <w:r>
+        <w:rPr>
+          <w:lang w:val="zh_TW" w:bidi="zh_TW"/>
+        </w:rPr>
+        <w:t>）。牧羊人也會彈奏它（</w:t>
+      </w:r>
+      <w:hyperlink r:id="rId23">
+        <w:r>
+          <w:rPr>
+            <w:lang w:val="zh_TW" w:bidi="zh_TW"/>
+          </w:rPr>
+          <w:rPr>
+            <w:color w:val="0000EE"/>
+            <w:u w:val="single"/>
+          </w:rPr>
+          <w:t>撒上16:16</w:t>
+        </w:r>
+      </w:hyperlink>
+      <w:r>
+        <w:rPr>
+          <w:lang w:val="zh_TW" w:bidi="zh_TW"/>
+        </w:rPr>
+        <w:t>）。</w:t>
+      </w:r>
+    </w:p>
+    <w:p>
+      <w:pPr>
+        <w:pStyle w:val="Heading4"/>
+      </w:pPr>
+      <w:r>
+        <w:rPr>
+          <w:lang w:val="zh_TW" w:bidi="zh_TW"/>
+        </w:rPr>
+        <w:t>內伯（Nebel）</w:t>
+      </w:r>
+    </w:p>
+    <w:p>
+      <w:pPr/>
+      <w:r>
+        <w:rPr>
+          <w:lang w:val="zh_TW" w:bidi="zh_TW"/>
+        </w:rPr>
+      </w:r>
+      <w:r>
+        <w:rPr>
+          <w:lang w:val="zh_TW" w:bidi="zh_TW"/>
+        </w:rPr>
+        <w:t>在聖經中出現了27次。希伯來文中的內伯一詞意為「皮」或「皮瓶」。這可能是因為這種樂器的形狀像瓶子，底部圓而寬，能發出聲音。它是豎琴的一種（</w:t>
+      </w:r>
+      <w:r>
+        <w:rPr>
+          <w:lang w:val="zh_TW" w:bidi="zh_TW"/>
+        </w:rPr>
+        <w:t>和合本譯為「瑟」，</w:t>
+      </w:r>
+      <w:hyperlink r:id="rId21">
+        <w:r>
+          <w:rPr>
+            <w:lang w:val="zh_TW" w:bidi="zh_TW"/>
+          </w:rPr>
+          <w:rPr>
+            <w:color w:val="0000EE"/>
+            <w:u w:val="single"/>
+          </w:rPr>
+          <w:t>撒下6:5</w:t>
+        </w:r>
+      </w:hyperlink>
+      <w:r>
+        <w:rPr>
+          <w:lang w:val="zh_TW" w:bidi="zh_TW"/>
+        </w:rPr>
+        <w:t>；</w:t>
+      </w:r>
+      <w:hyperlink r:id="rId24">
+        <w:r>
+          <w:rPr>
+            <w:lang w:val="zh_TW" w:bidi="zh_TW"/>
+          </w:rPr>
+          <w:rPr>
+            <w:color w:val="0000EE"/>
+            <w:u w:val="single"/>
+          </w:rPr>
+          <w:t>王上10:12</w:t>
+        </w:r>
+      </w:hyperlink>
+      <w:r>
+        <w:rPr>
+          <w:lang w:val="zh_TW" w:bidi="zh_TW"/>
+        </w:rPr>
+        <w:t>；</w:t>
+      </w:r>
+      <w:hyperlink r:id="rId25">
+        <w:r>
+          <w:rPr>
+            <w:lang w:val="zh_TW" w:bidi="zh_TW"/>
+          </w:rPr>
+          <w:rPr>
+            <w:color w:val="0000EE"/>
+            <w:u w:val="single"/>
+          </w:rPr>
+          <w:t>尼12:27</w:t>
+        </w:r>
+      </w:hyperlink>
+      <w:r>
+        <w:rPr>
+          <w:lang w:val="zh_TW" w:bidi="zh_TW"/>
+        </w:rPr>
+        <w:t>；</w:t>
+      </w:r>
+      <w:hyperlink r:id="rId26">
+        <w:r>
+          <w:rPr>
+            <w:lang w:val="zh_TW" w:bidi="zh_TW"/>
+          </w:rPr>
+          <w:rPr>
+            <w:color w:val="0000EE"/>
+            <w:u w:val="single"/>
+          </w:rPr>
+          <w:t>詩57:8</w:t>
+        </w:r>
+      </w:hyperlink>
+      <w:r>
+        <w:rPr>
+          <w:lang w:val="zh_TW" w:bidi="zh_TW"/>
+        </w:rPr>
+        <w:t>；</w:t>
+      </w:r>
+      <w:hyperlink r:id="rId27">
+        <w:r>
+          <w:rPr>
+            <w:lang w:val="zh_TW" w:bidi="zh_TW"/>
+          </w:rPr>
+          <w:rPr>
+            <w:color w:val="0000EE"/>
+            <w:u w:val="single"/>
+          </w:rPr>
+          <w:t>摩5:23</w:t>
+        </w:r>
+      </w:hyperlink>
+      <w:r>
+        <w:rPr>
+          <w:lang w:val="zh_TW" w:bidi="zh_TW"/>
+        </w:rPr>
+        <w:t>），可能與埃及的豎琴相似，演奏方式可能為徒手彈奏。內伯比基諾爾更大、聲音更響亮。</w:t>
+      </w:r>
+    </w:p>
+    <w:p>
+      <w:pPr/>
+      <w:r>
+        <w:rPr>
+          <w:lang w:val="zh_TW" w:bidi="zh_TW"/>
+        </w:rPr>
+      </w:r>
+      <w:r>
+        <w:rPr>
+          <w:lang w:val="zh_TW" w:bidi="zh_TW"/>
+        </w:rPr>
+        <w:t>現代英文聖經通常將內伯翻譯為「豎琴」。有英文譯本則使用「薩泰里琴」（psaltery）或「維奧爾琴」（viol）（兩者都是弦樂器的古老名稱）。</w:t>
+      </w:r>
+    </w:p>
+    <w:p>
+      <w:pPr>
+        <w:pStyle w:val="Heading4"/>
+      </w:pPr>
+      <w:r>
+        <w:rPr>
+          <w:lang w:val="zh_TW" w:bidi="zh_TW"/>
+        </w:rPr>
+        <w:t>普桑特林（Psantrin）</w:t>
+      </w:r>
+    </w:p>
+    <w:p>
+      <w:pPr/>
+      <w:r>
+        <w:rPr>
+          <w:lang w:val="zh_TW" w:bidi="zh_TW"/>
+        </w:rPr>
+      </w:r>
+      <w:r>
+        <w:rPr>
+          <w:lang w:val="zh_TW" w:bidi="zh_TW"/>
+        </w:rPr>
+        <w:t>普桑特林（也稱為pesanterin）是來自希臘的樂器。曾在尼布甲尼撒王的樂隊中演奏（</w:t>
+      </w:r>
+      <w:hyperlink r:id="rId28">
+        <w:r>
+          <w:rPr>
+            <w:lang w:val="zh_TW" w:bidi="zh_TW"/>
+          </w:rPr>
+          <w:rPr>
+            <w:color w:val="0000EE"/>
+            <w:u w:val="single"/>
+          </w:rPr>
+          <w:t>但3:5–15</w:t>
+        </w:r>
+      </w:hyperlink>
+      <w:r>
+        <w:rPr>
+          <w:lang w:val="zh_TW" w:bidi="zh_TW"/>
+        </w:rPr>
+        <w:t>）。它可能類似於揚琴（dulcimer，一種以小槌敲擊琴弦的弦樂器）。</w:t>
+      </w:r>
+    </w:p>
+    <w:p>
+      <w:pPr>
+        <w:pStyle w:val="Heading4"/>
+      </w:pPr>
+      <w:r>
+        <w:rPr>
+          <w:lang w:val="zh_TW" w:bidi="zh_TW"/>
+        </w:rPr>
+        <w:t>撒布查（Sabcha）</w:t>
+      </w:r>
+    </w:p>
+    <w:p>
+      <w:pPr/>
+      <w:r>
+        <w:rPr>
+          <w:lang w:val="zh_TW" w:bidi="zh_TW"/>
+        </w:rPr>
+      </w:r>
+      <w:r>
+        <w:rPr>
+          <w:lang w:val="zh_TW" w:bidi="zh_TW"/>
+        </w:rPr>
+        <w:t>撒布查（也稱為sabbeka）是一種弦樂器，曾在巴比倫的王宮中演奏（</w:t>
+      </w:r>
+      <w:hyperlink r:id="rId28">
+        <w:r>
+          <w:rPr>
+            <w:lang w:val="zh_TW" w:bidi="zh_TW"/>
+          </w:rPr>
+          <w:rPr>
+            <w:color w:val="0000EE"/>
+            <w:u w:val="single"/>
+          </w:rPr>
+          <w:t>但3:5–15</w:t>
+        </w:r>
+      </w:hyperlink>
+      <w:r>
+        <w:rPr>
+          <w:lang w:val="zh_TW" w:bidi="zh_TW"/>
+        </w:rPr>
+        <w:t>）。希臘人稱之為桑比刻（sambyke），而羅馬人則稱之為桑布卡（sambuca）。其形狀像三角形，有四條弦，音色高亢尖銳。有英文譯本稱之為「薩克布特」（sackbut）。</w:t>
       </w:r>
     </w:p>
     <w:p>
@@ -292,7 +857,7 @@
         <w:rPr>
           <w:lang w:val="zh_TW" w:bidi="zh_TW"/>
         </w:rPr>
-        <w:t>新約聖經中的「良心」是甚麼意思？</w:t>
+        <w:t>管樂器</w:t>
       </w:r>
     </w:p>
     <w:p>
@@ -306,43 +871,18 @@
         <w:rPr>
           <w:lang w:val="zh_TW" w:bidi="zh_TW"/>
         </w:rPr>
-        <w:t>在新約聖經中，「良心」一詞出現32次（某英文譯本，譯註：良心於和合本出現28次），特別常見於使徒保羅的書信裡。保羅在他的書卷中，指良心會判定過去甚麼是對的，也會判定將來甚麼是對的。即使不知道神律法的人，也能行出律法所要求的事，這顯明律法的要求已「刻在他們心裡」（</w:t>
-      </w:r>
-      <w:hyperlink r:id="rId15">
-        <w:r>
-          <w:rPr>
-            <w:lang w:val="zh_TW" w:bidi="zh_TW"/>
-          </w:rPr>
-          <w:rPr>
-            <w:color w:val="0000EE"/>
-            <w:u w:val="single"/>
-          </w:rPr>
-          <w:t>羅2:14–15</w:t>
-        </w:r>
-      </w:hyperlink>
-      <w:r>
-        <w:rPr>
-          <w:lang w:val="zh_TW" w:bidi="zh_TW"/>
-        </w:rPr>
-        <w:t>）。保羅也說，每個人都「必須順服」在上掌權的，既為了免受神的刑罰，也是「因為良心」的緣故（</w:t>
-      </w:r>
-      <w:hyperlink r:id="rId16">
-        <w:r>
-          <w:rPr>
-            <w:lang w:val="zh_TW" w:bidi="zh_TW"/>
-          </w:rPr>
-          <w:rPr>
-            <w:color w:val="0000EE"/>
-            <w:u w:val="single"/>
-          </w:rPr>
-          <w:t>13:5</w:t>
-        </w:r>
-      </w:hyperlink>
-      <w:r>
-        <w:rPr>
-          <w:lang w:val="zh_TW" w:bidi="zh_TW"/>
-        </w:rPr>
-        <w:t>）。這樣的教導假定良心能使人明白，順服是行義所必須的。</w:t>
+        <w:t>吹奏樂器（人們通過吹氣來產生音樂的樂器）可以分為兩類：管樂器和號角樂器。</w:t>
+      </w:r>
+    </w:p>
+    <w:p>
+      <w:pPr>
+        <w:pStyle w:val="Heading4"/>
+      </w:pPr>
+      <w:r>
+        <w:rPr>
+          <w:lang w:val="zh_TW" w:bidi="zh_TW"/>
+        </w:rPr>
+        <w:t>哈利勒（Halil）</w:t>
       </w:r>
     </w:p>
     <w:p>
@@ -356,7 +896,487 @@
         <w:rPr>
           <w:lang w:val="zh_TW" w:bidi="zh_TW"/>
         </w:rPr>
-        <w:t>良知亦會認可、判定或裁決某人是否無辜，與讓人意識到自己犯錯同樣重要。保羅說：「我雖不覺得自己有錯」（</w:t>
+        <w:t>哈利勒是一種管樂器，在聖經中出現了六次，聖經時代之後的猶太作家也曾提到這種樂器。哈利勒類似於希臘的奧羅斯（aulos，一種像現代雙簧管的古代樂器）。許多聖經翻譯將其稱為「笛或簫」（</w:t>
+      </w:r>
+      <w:hyperlink r:id="rId29">
+        <w:r>
+          <w:rPr>
+            <w:lang w:val="zh_TW" w:bidi="zh_TW"/>
+          </w:rPr>
+          <w:rPr>
+            <w:color w:val="0000EE"/>
+            <w:u w:val="single"/>
+          </w:rPr>
+          <w:t>太9:23</w:t>
+        </w:r>
+      </w:hyperlink>
+      <w:r>
+        <w:rPr>
+          <w:lang w:val="zh_TW" w:bidi="zh_TW"/>
+        </w:rPr>
+        <w:t>；</w:t>
+      </w:r>
+      <w:hyperlink r:id="rId30">
+        <w:r>
+          <w:rPr>
+            <w:lang w:val="zh_TW" w:bidi="zh_TW"/>
+          </w:rPr>
+          <w:rPr>
+            <w:color w:val="0000EE"/>
+            <w:u w:val="single"/>
+          </w:rPr>
+          <w:t>林前14:7</w:t>
+        </w:r>
+      </w:hyperlink>
+      <w:r>
+        <w:rPr>
+          <w:lang w:val="zh_TW" w:bidi="zh_TW"/>
+        </w:rPr>
+        <w:t>；</w:t>
+      </w:r>
+      <w:hyperlink r:id="rId31">
+        <w:r>
+          <w:rPr>
+            <w:lang w:val="zh_TW" w:bidi="zh_TW"/>
+          </w:rPr>
+          <w:rPr>
+            <w:color w:val="0000EE"/>
+            <w:u w:val="single"/>
+          </w:rPr>
+          <w:t>啟18:22</w:t>
+        </w:r>
+      </w:hyperlink>
+      <w:r>
+        <w:rPr>
+          <w:lang w:val="zh_TW" w:bidi="zh_TW"/>
+        </w:rPr>
+        <w:t>）。早期的版本多以蘆葦等中空植物製作，吹口由兩片簧片組成，音色可能高亢且響亮。</w:t>
+      </w:r>
+    </w:p>
+    <w:p>
+      <w:pPr/>
+      <w:r>
+        <w:rPr>
+          <w:lang w:val="zh_TW" w:bidi="zh_TW"/>
+        </w:rPr>
+      </w:r>
+      <w:r>
+        <w:rPr>
+          <w:lang w:val="zh_TW" w:bidi="zh_TW"/>
+        </w:rPr>
+        <w:t>人們在不同場合演奏哈利勒：</w:t>
+      </w:r>
+    </w:p>
+    <w:p>
+      <w:pPr>
+        <w:pStyle w:val="ListBullet"/>
+        <w:spacing w:line="240" w:lineRule="auto"/>
+        <w:ind w:left="720"/>
+      </w:pPr>
+      <w:r>
+        <w:rPr>
+          <w:lang w:val="zh_TW" w:bidi="zh_TW"/>
+        </w:rPr>
+      </w:r>
+      <w:r>
+        <w:rPr>
+          <w:lang w:val="zh_TW" w:bidi="zh_TW"/>
+        </w:rPr>
+        <w:t>在快樂的活動上，例如節期（</w:t>
+      </w:r>
+      <w:hyperlink r:id="rId22">
+        <w:r>
+          <w:rPr>
+            <w:lang w:val="zh_TW" w:bidi="zh_TW"/>
+          </w:rPr>
+          <w:rPr>
+            <w:color w:val="0000EE"/>
+            <w:u w:val="single"/>
+          </w:rPr>
+          <w:t>賽5:12</w:t>
+        </w:r>
+      </w:hyperlink>
+      <w:r>
+        <w:rPr>
+          <w:lang w:val="zh_TW" w:bidi="zh_TW"/>
+        </w:rPr>
+        <w:t>）。</w:t>
+      </w:r>
+    </w:p>
+    <w:p>
+      <w:pPr>
+        <w:pStyle w:val="ListBullet"/>
+        <w:spacing w:line="240" w:lineRule="auto"/>
+        <w:ind w:left="720"/>
+      </w:pPr>
+      <w:r>
+        <w:rPr>
+          <w:lang w:val="zh_TW" w:bidi="zh_TW"/>
+        </w:rPr>
+      </w:r>
+      <w:r>
+        <w:rPr>
+          <w:lang w:val="zh_TW" w:bidi="zh_TW"/>
+        </w:rPr>
+        <w:t>當先知被神的靈充滿時（</w:t>
+      </w:r>
+      <w:hyperlink r:id="rId20">
+        <w:r>
+          <w:rPr>
+            <w:lang w:val="zh_TW" w:bidi="zh_TW"/>
+          </w:rPr>
+          <w:rPr>
+            <w:color w:val="0000EE"/>
+            <w:u w:val="single"/>
+          </w:rPr>
+          <w:t>撒上10:5</w:t>
+        </w:r>
+      </w:hyperlink>
+      <w:r>
+        <w:rPr>
+          <w:lang w:val="zh_TW" w:bidi="zh_TW"/>
+        </w:rPr>
+        <w:t>）。</w:t>
+      </w:r>
+    </w:p>
+    <w:p>
+      <w:pPr>
+        <w:pStyle w:val="ListBullet"/>
+        <w:spacing w:line="240" w:lineRule="auto"/>
+        <w:ind w:left="720"/>
+      </w:pPr>
+      <w:r>
+        <w:rPr>
+          <w:lang w:val="zh_TW" w:bidi="zh_TW"/>
+        </w:rPr>
+      </w:r>
+      <w:r>
+        <w:rPr>
+          <w:lang w:val="zh_TW" w:bidi="zh_TW"/>
+        </w:rPr>
+        <w:t>在悲傷和哀悼時（</w:t>
+      </w:r>
+      <w:hyperlink r:id="rId32">
+        <w:r>
+          <w:rPr>
+            <w:lang w:val="zh_TW" w:bidi="zh_TW"/>
+          </w:rPr>
+          <w:rPr>
+            <w:color w:val="0000EE"/>
+            <w:u w:val="single"/>
+          </w:rPr>
+          <w:t>耶48:36</w:t>
+        </w:r>
+      </w:hyperlink>
+      <w:r>
+        <w:rPr>
+          <w:lang w:val="zh_TW" w:bidi="zh_TW"/>
+        </w:rPr>
+        <w:t>）。</w:t>
+      </w:r>
+    </w:p>
+    <w:p>
+      <w:pPr>
+        <w:pStyle w:val="Heading4"/>
+      </w:pPr>
+      <w:r>
+        <w:rPr>
+          <w:lang w:val="zh_TW" w:bidi="zh_TW"/>
+        </w:rPr>
+        <w:t>哈瑣茲羅特（Hatzotzrot）</w:t>
+      </w:r>
+    </w:p>
+    <w:p>
+      <w:pPr/>
+      <w:r>
+        <w:rPr>
+          <w:lang w:val="zh_TW" w:bidi="zh_TW"/>
+        </w:rPr>
+      </w:r>
+      <w:r>
+        <w:rPr>
+          <w:lang w:val="zh_TW" w:bidi="zh_TW"/>
+        </w:rPr>
+        <w:t>哈瑣茲羅特是古代使用的號角。我們對這種樂器的了解比其它希伯來樂器更多，因為我們可以看到它的圖案。當羅馬人攻陷耶路撒冷時，他們從聖殿帶走兩個這樣的號角。他們在羅馬為領袖提多建造的凱旋門上，雕刻了這些號角的圖案。</w:t>
+      </w:r>
+    </w:p>
+    <w:p>
+      <w:pPr/>
+      <w:r>
+        <w:rPr>
+          <w:lang w:val="zh_TW" w:bidi="zh_TW"/>
+        </w:rPr>
+      </w:r>
+      <w:r>
+        <w:rPr>
+          <w:lang w:val="zh_TW" w:bidi="zh_TW"/>
+        </w:rPr>
+        <w:t>哈瑣茲羅特約為0.9公尺（一碼）長，形狀窄長，末端有寬口。人們用銀或金製作這些號角。這種設計可能源自埃及號角。類似的樂器也在亞述、赫梯帝國和希臘使用。</w:t>
+      </w:r>
+    </w:p>
+    <w:p>
+      <w:pPr/>
+      <w:r>
+        <w:rPr>
+          <w:lang w:val="zh_TW" w:bidi="zh_TW"/>
+        </w:rPr>
+      </w:r>
+      <w:r>
+        <w:rPr>
+          <w:lang w:val="zh_TW" w:bidi="zh_TW"/>
+        </w:rPr>
+        <w:t>神吩咐摩西製作兩個銀號角（</w:t>
+      </w:r>
+      <w:hyperlink r:id="rId33">
+        <w:r>
+          <w:rPr>
+            <w:lang w:val="zh_TW" w:bidi="zh_TW"/>
+          </w:rPr>
+          <w:rPr>
+            <w:color w:val="0000EE"/>
+            <w:u w:val="single"/>
+          </w:rPr>
+          <w:t>民10:2</w:t>
+        </w:r>
+      </w:hyperlink>
+      <w:r>
+        <w:rPr>
+          <w:lang w:val="zh_TW" w:bidi="zh_TW"/>
+        </w:rPr>
+        <w:t>），只有亞倫的後代（第一位大祭司）可以吹奏這些樂器。這些古代號角是我們現在稱為報信號角的早期版本。</w:t>
+      </w:r>
+    </w:p>
+    <w:p>
+      <w:pPr/>
+      <w:r>
+        <w:rPr>
+          <w:lang w:val="zh_TW" w:bidi="zh_TW"/>
+        </w:rPr>
+      </w:r>
+      <w:r>
+        <w:rPr>
+          <w:lang w:val="zh_TW" w:bidi="zh_TW"/>
+        </w:rPr>
+        <w:t>聖經說這些號角使人記念神（</w:t>
+      </w:r>
+      <w:hyperlink r:id="rId34">
+        <w:r>
+          <w:rPr>
+            <w:lang w:val="zh_TW" w:bidi="zh_TW"/>
+          </w:rPr>
+          <w:rPr>
+            <w:color w:val="0000EE"/>
+            <w:u w:val="single"/>
+          </w:rPr>
+          <w:t>民10:10</w:t>
+        </w:r>
+      </w:hyperlink>
+      <w:r>
+        <w:rPr>
+          <w:lang w:val="zh_TW" w:bidi="zh_TW"/>
+        </w:rPr>
+        <w:t>）。人們用來：</w:t>
+      </w:r>
+    </w:p>
+    <w:p>
+      <w:pPr>
+        <w:pStyle w:val="ListBullet"/>
+        <w:spacing w:line="240" w:lineRule="auto"/>
+        <w:ind w:left="720"/>
+      </w:pPr>
+      <w:r>
+        <w:rPr>
+          <w:lang w:val="zh_TW" w:bidi="zh_TW"/>
+        </w:rPr>
+      </w:r>
+      <w:r>
+        <w:rPr>
+          <w:lang w:val="zh_TW" w:bidi="zh_TW"/>
+        </w:rPr>
+        <w:t>召集會眾到會幕聚集</w:t>
+      </w:r>
+    </w:p>
+    <w:p>
+      <w:pPr>
+        <w:pStyle w:val="ListBullet"/>
+        <w:spacing w:line="240" w:lineRule="auto"/>
+        <w:ind w:left="720"/>
+      </w:pPr>
+      <w:r>
+        <w:rPr>
+          <w:lang w:val="zh_TW" w:bidi="zh_TW"/>
+        </w:rPr>
+      </w:r>
+      <w:r>
+        <w:rPr>
+          <w:lang w:val="zh_TW" w:bidi="zh_TW"/>
+        </w:rPr>
+        <w:t>發出警告</w:t>
+      </w:r>
+    </w:p>
+    <w:p>
+      <w:pPr>
+        <w:pStyle w:val="ListBullet"/>
+        <w:spacing w:line="240" w:lineRule="auto"/>
+        <w:ind w:left="720"/>
+      </w:pPr>
+      <w:r>
+        <w:rPr>
+          <w:lang w:val="zh_TW" w:bidi="zh_TW"/>
+        </w:rPr>
+      </w:r>
+      <w:r>
+        <w:rPr>
+          <w:lang w:val="zh_TW" w:bidi="zh_TW"/>
+        </w:rPr>
+        <w:t>指示營隊前行</w:t>
+      </w:r>
+    </w:p>
+    <w:p>
+      <w:pPr>
+        <w:pStyle w:val="ListBullet"/>
+        <w:spacing w:line="240" w:lineRule="auto"/>
+        <w:ind w:left="720"/>
+      </w:pPr>
+      <w:r>
+        <w:rPr>
+          <w:lang w:val="zh_TW" w:bidi="zh_TW"/>
+        </w:rPr>
+      </w:r>
+      <w:r>
+        <w:rPr>
+          <w:lang w:val="zh_TW" w:bidi="zh_TW"/>
+        </w:rPr>
+        <w:t>發出戰鬥開始的信號</w:t>
+      </w:r>
+    </w:p>
+    <w:p>
+      <w:pPr/>
+      <w:r>
+        <w:rPr>
+          <w:lang w:val="zh_TW" w:bidi="zh_TW"/>
+        </w:rPr>
+      </w:r>
+      <w:r>
+        <w:rPr>
+          <w:lang w:val="zh_TW" w:bidi="zh_TW"/>
+        </w:rPr>
+        <w:t>哈瑣茲羅特在聖殿崇拜中變得非常重要。在每日的聖殿儀式中至少會使用兩個號角。在特殊的宗教慶典中，他們可能會使用更多的號角（</w:t>
+      </w:r>
+      <w:hyperlink r:id="rId35">
+        <w:r>
+          <w:rPr>
+            <w:lang w:val="zh_TW" w:bidi="zh_TW"/>
+          </w:rPr>
+          <w:rPr>
+            <w:color w:val="0000EE"/>
+            <w:u w:val="single"/>
+          </w:rPr>
+          <w:t>代上15:28</w:t>
+        </w:r>
+      </w:hyperlink>
+      <w:r>
+        <w:rPr>
+          <w:lang w:val="zh_TW" w:bidi="zh_TW"/>
+        </w:rPr>
+        <w:t>；</w:t>
+      </w:r>
+      <w:hyperlink r:id="rId36">
+        <w:r>
+          <w:rPr>
+            <w:lang w:val="zh_TW" w:bidi="zh_TW"/>
+          </w:rPr>
+          <w:rPr>
+            <w:color w:val="0000EE"/>
+            <w:u w:val="single"/>
+          </w:rPr>
+          <w:t>代下15:14</w:t>
+        </w:r>
+      </w:hyperlink>
+      <w:r>
+        <w:rPr>
+          <w:lang w:val="zh_TW" w:bidi="zh_TW"/>
+        </w:rPr>
+        <w:t>；</w:t>
+      </w:r>
+      <w:hyperlink r:id="rId37">
+        <w:r>
+          <w:rPr>
+            <w:lang w:val="zh_TW" w:bidi="zh_TW"/>
+          </w:rPr>
+          <w:rPr>
+            <w:color w:val="0000EE"/>
+            <w:u w:val="single"/>
+          </w:rPr>
+          <w:t>詩98:6</w:t>
+        </w:r>
+      </w:hyperlink>
+      <w:r>
+        <w:rPr>
+          <w:lang w:val="zh_TW" w:bidi="zh_TW"/>
+        </w:rPr>
+        <w:t>；</w:t>
+      </w:r>
+      <w:hyperlink r:id="rId28">
+        <w:r>
+          <w:rPr>
+            <w:lang w:val="zh_TW" w:bidi="zh_TW"/>
+          </w:rPr>
+          <w:rPr>
+            <w:color w:val="0000EE"/>
+            <w:u w:val="single"/>
+          </w:rPr>
+          <w:t>但3:5–15</w:t>
+        </w:r>
+      </w:hyperlink>
+      <w:r>
+        <w:rPr>
+          <w:lang w:val="zh_TW" w:bidi="zh_TW"/>
+        </w:rPr>
+        <w:t>；</w:t>
+      </w:r>
+      <w:hyperlink r:id="rId38">
+        <w:r>
+          <w:rPr>
+            <w:lang w:val="zh_TW" w:bidi="zh_TW"/>
+          </w:rPr>
+          <w:rPr>
+            <w:color w:val="0000EE"/>
+            <w:u w:val="single"/>
+          </w:rPr>
+          <w:t>何5:8</w:t>
+        </w:r>
+      </w:hyperlink>
+      <w:r>
+        <w:rPr>
+          <w:lang w:val="zh_TW" w:bidi="zh_TW"/>
+        </w:rPr>
+        <w:t>）。</w:t>
+      </w:r>
+    </w:p>
+    <w:p>
+      <w:pPr>
+        <w:pStyle w:val="Heading4"/>
+      </w:pPr>
+      <w:r>
+        <w:rPr>
+          <w:lang w:val="zh_TW" w:bidi="zh_TW"/>
+        </w:rPr>
+        <w:t>瑪什羅奇他（Mashroqita）</w:t>
+      </w:r>
+    </w:p>
+    <w:p>
+      <w:pPr/>
+      <w:r>
+        <w:rPr>
+          <w:lang w:val="zh_TW" w:bidi="zh_TW"/>
+        </w:rPr>
+      </w:r>
+      <w:r>
+        <w:rPr>
+          <w:lang w:val="zh_TW" w:bidi="zh_TW"/>
+        </w:rPr>
+        <w:t>瑪什羅奇他這種樂器，曾在尼布甲尼撒王的宮殿中演奏 （</w:t>
       </w:r>
       <w:hyperlink r:id="rId17">
         <w:r>
@@ -367,32 +1387,910 @@
             <w:color w:val="0000EE"/>
             <w:u w:val="single"/>
           </w:rPr>
-          <w:t>林前4:4</w:t>
-        </w:r>
-      </w:hyperlink>
-      <w:r>
-        <w:rPr>
-          <w:lang w:val="zh_TW" w:bidi="zh_TW"/>
-        </w:rPr>
-        <w:t>）。然而，良心既不能完美地判定是非，也不能充分指引一個人。保羅接著說：「卻也不能因此得以稱義；但判斷我的乃是主。」保羅在另一段經文說，他的良心證明他所說的是實話。他將良心認可之事與聖靈聯繫起來（</w:t>
-      </w:r>
-      <w:hyperlink r:id="rId18">
-        <w:r>
-          <w:rPr>
-            <w:lang w:val="zh_TW" w:bidi="zh_TW"/>
-          </w:rPr>
-          <w:rPr>
-            <w:color w:val="0000EE"/>
-            <w:u w:val="single"/>
-          </w:rPr>
-          <w:t>羅9:1</w:t>
-        </w:r>
-      </w:hyperlink>
-      <w:r>
-        <w:rPr>
-          <w:lang w:val="zh_TW" w:bidi="zh_TW"/>
-        </w:rPr>
-        <w:t>；參</w:t>
+          <w:t>但3:5</w:t>
+        </w:r>
+      </w:hyperlink>
+      <w:r>
+        <w:rPr>
+          <w:lang w:val="zh_TW" w:bidi="zh_TW"/>
+        </w:rPr>
+        <w:t>、</w:t>
+      </w:r>
+      <w:hyperlink r:id="rId17">
+        <w:r>
+          <w:rPr>
+            <w:lang w:val="zh_TW" w:bidi="zh_TW"/>
+          </w:rPr>
+          <w:rPr>
+            <w:color w:val="0000EE"/>
+            <w:u w:val="single"/>
+          </w:rPr>
+          <w:t>7</w:t>
+        </w:r>
+      </w:hyperlink>
+      <w:r>
+        <w:rPr>
+          <w:lang w:val="zh_TW" w:bidi="zh_TW"/>
+        </w:rPr>
+        <w:t>、</w:t>
+      </w:r>
+      <w:hyperlink r:id="rId17">
+        <w:r>
+          <w:rPr>
+            <w:lang w:val="zh_TW" w:bidi="zh_TW"/>
+          </w:rPr>
+          <w:rPr>
+            <w:color w:val="0000EE"/>
+            <w:u w:val="single"/>
+          </w:rPr>
+          <w:t>10</w:t>
+        </w:r>
+      </w:hyperlink>
+      <w:r>
+        <w:rPr>
+          <w:lang w:val="zh_TW" w:bidi="zh_TW"/>
+        </w:rPr>
+        <w:t>、</w:t>
+      </w:r>
+      <w:hyperlink r:id="rId17">
+        <w:r>
+          <w:rPr>
+            <w:lang w:val="zh_TW" w:bidi="zh_TW"/>
+          </w:rPr>
+          <w:rPr>
+            <w:color w:val="0000EE"/>
+            <w:u w:val="single"/>
+          </w:rPr>
+          <w:t>15</w:t>
+        </w:r>
+      </w:hyperlink>
+      <w:r>
+        <w:rPr>
+          <w:lang w:val="zh_TW" w:bidi="zh_TW"/>
+        </w:rPr>
+        <w:t>）。學者認為它類似於希臘潘神的蘆笛（syrinx），由不同長度的中空管組合而成，吹向頂端即可發出不同音高。</w:t>
+      </w:r>
+    </w:p>
+    <w:p>
+      <w:pPr>
+        <w:pStyle w:val="Heading4"/>
+      </w:pPr>
+      <w:r>
+        <w:rPr>
+          <w:lang w:val="zh_TW" w:bidi="zh_TW"/>
+        </w:rPr>
+        <w:t>朔法爾（Shophar）</w:t>
+      </w:r>
+    </w:p>
+    <w:p>
+      <w:pPr/>
+      <w:r>
+        <w:rPr>
+          <w:lang w:val="zh_TW" w:bidi="zh_TW"/>
+        </w:rPr>
+      </w:r>
+      <w:r>
+        <w:rPr>
+          <w:lang w:val="zh_TW" w:bidi="zh_TW"/>
+        </w:rPr>
+        <w:t>朔法爾是一種號角樂器（類似小號），在古代以色列被使用。今日猶太宗教儀式仍使用。聖經提及這種樂器72次，是最常提到的希伯來樂器。</w:t>
+      </w:r>
+    </w:p>
+    <w:p>
+      <w:pPr/>
+      <w:r>
+        <w:rPr>
+          <w:lang w:val="zh_TW" w:bidi="zh_TW"/>
+        </w:rPr>
+      </w:r>
+      <w:r>
+        <w:rPr>
+          <w:lang w:val="zh_TW" w:bidi="zh_TW"/>
+        </w:rPr>
+        <w:t>早期的朔法爾像公羊的角一樣彎曲，後來的版本較直，在角的寬端附近有一個彎曲。朔法爾只能發出兩到三種不同的聲音。由於這種有限的音域，有些人不認為它是真正的樂器，人們主要用它來傳遞信號和信息。</w:t>
+      </w:r>
+    </w:p>
+    <w:p>
+      <w:pPr/>
+      <w:r>
+        <w:rPr>
+          <w:lang w:val="zh_TW" w:bidi="zh_TW"/>
+        </w:rPr>
+      </w:r>
+      <w:r>
+        <w:rPr>
+          <w:lang w:val="zh_TW" w:bidi="zh_TW"/>
+        </w:rPr>
+        <w:t>人們在許多宗教儀式中使用朔法爾，包括：</w:t>
+      </w:r>
+    </w:p>
+    <w:p>
+      <w:pPr>
+        <w:pStyle w:val="ListBullet"/>
+        <w:spacing w:line="240" w:lineRule="auto"/>
+        <w:ind w:left="720"/>
+      </w:pPr>
+      <w:r>
+        <w:rPr>
+          <w:lang w:val="zh_TW" w:bidi="zh_TW"/>
+        </w:rPr>
+      </w:r>
+      <w:r>
+        <w:rPr>
+          <w:lang w:val="zh_TW" w:bidi="zh_TW"/>
+        </w:rPr>
+        <w:t>搬運約櫃時（</w:t>
+      </w:r>
+      <w:hyperlink r:id="rId39">
+        <w:r>
+          <w:rPr>
+            <w:lang w:val="zh_TW" w:bidi="zh_TW"/>
+          </w:rPr>
+          <w:rPr>
+            <w:color w:val="0000EE"/>
+            <w:u w:val="single"/>
+          </w:rPr>
+          <w:t>撒下6:15</w:t>
+        </w:r>
+      </w:hyperlink>
+      <w:r>
+        <w:rPr>
+          <w:lang w:val="zh_TW" w:bidi="zh_TW"/>
+        </w:rPr>
+        <w:t>；</w:t>
+      </w:r>
+      <w:hyperlink r:id="rId35">
+        <w:r>
+          <w:rPr>
+            <w:lang w:val="zh_TW" w:bidi="zh_TW"/>
+          </w:rPr>
+          <w:rPr>
+            <w:color w:val="0000EE"/>
+            <w:u w:val="single"/>
+          </w:rPr>
+          <w:t>代上15:28</w:t>
+        </w:r>
+      </w:hyperlink>
+      <w:r>
+        <w:rPr>
+          <w:lang w:val="zh_TW" w:bidi="zh_TW"/>
+        </w:rPr>
+        <w:t>）</w:t>
+      </w:r>
+    </w:p>
+    <w:p>
+      <w:pPr>
+        <w:pStyle w:val="ListBullet"/>
+        <w:spacing w:line="240" w:lineRule="auto"/>
+        <w:ind w:left="720"/>
+      </w:pPr>
+      <w:r>
+        <w:rPr>
+          <w:lang w:val="zh_TW" w:bidi="zh_TW"/>
+        </w:rPr>
+      </w:r>
+      <w:r>
+        <w:rPr>
+          <w:lang w:val="zh_TW" w:bidi="zh_TW"/>
+        </w:rPr>
+        <w:t>亞撒王更新神與子民之間的協議時（</w:t>
+      </w:r>
+      <w:hyperlink r:id="rId36">
+        <w:r>
+          <w:rPr>
+            <w:lang w:val="zh_TW" w:bidi="zh_TW"/>
+          </w:rPr>
+          <w:rPr>
+            <w:color w:val="0000EE"/>
+            <w:u w:val="single"/>
+          </w:rPr>
+          <w:t>代下15:14</w:t>
+        </w:r>
+      </w:hyperlink>
+      <w:r>
+        <w:rPr>
+          <w:lang w:val="zh_TW" w:bidi="zh_TW"/>
+        </w:rPr>
+        <w:t>）</w:t>
+      </w:r>
+    </w:p>
+    <w:p>
+      <w:pPr>
+        <w:pStyle w:val="ListBullet"/>
+        <w:spacing w:line="240" w:lineRule="auto"/>
+        <w:ind w:left="720"/>
+      </w:pPr>
+      <w:r>
+        <w:rPr>
+          <w:lang w:val="zh_TW" w:bidi="zh_TW"/>
+        </w:rPr>
+      </w:r>
+      <w:r>
+        <w:rPr>
+          <w:lang w:val="zh_TW" w:bidi="zh_TW"/>
+        </w:rPr>
+        <w:t>人們感謝神時（</w:t>
+      </w:r>
+      <w:hyperlink r:id="rId37">
+        <w:r>
+          <w:rPr>
+            <w:lang w:val="zh_TW" w:bidi="zh_TW"/>
+          </w:rPr>
+          <w:rPr>
+            <w:color w:val="0000EE"/>
+            <w:u w:val="single"/>
+          </w:rPr>
+          <w:t>詩98:6</w:t>
+        </w:r>
+      </w:hyperlink>
+      <w:r>
+        <w:rPr>
+          <w:lang w:val="zh_TW" w:bidi="zh_TW"/>
+        </w:rPr>
+        <w:t>，</w:t>
+      </w:r>
+      <w:hyperlink r:id="rId40">
+        <w:r>
+          <w:rPr>
+            <w:lang w:val="zh_TW" w:bidi="zh_TW"/>
+          </w:rPr>
+          <w:rPr>
+            <w:color w:val="0000EE"/>
+            <w:u w:val="single"/>
+          </w:rPr>
+          <w:t>150:3</w:t>
+        </w:r>
+      </w:hyperlink>
+      <w:r>
+        <w:rPr>
+          <w:lang w:val="zh_TW" w:bidi="zh_TW"/>
+        </w:rPr>
+        <w:t>）</w:t>
+      </w:r>
+    </w:p>
+    <w:p>
+      <w:pPr>
+        <w:pStyle w:val="ListBullet"/>
+        <w:spacing w:line="240" w:lineRule="auto"/>
+        <w:ind w:left="720"/>
+      </w:pPr>
+      <w:r>
+        <w:rPr>
+          <w:lang w:val="zh_TW" w:bidi="zh_TW"/>
+        </w:rPr>
+      </w:r>
+      <w:r>
+        <w:rPr>
+          <w:lang w:val="zh_TW" w:bidi="zh_TW"/>
+        </w:rPr>
+        <w:t>每個新月開始時</w:t>
+      </w:r>
+    </w:p>
+    <w:p>
+      <w:pPr>
+        <w:pStyle w:val="ListBullet"/>
+        <w:spacing w:line="240" w:lineRule="auto"/>
+        <w:ind w:left="720"/>
+      </w:pPr>
+      <w:r>
+        <w:rPr>
+          <w:lang w:val="zh_TW" w:bidi="zh_TW"/>
+        </w:rPr>
+      </w:r>
+      <w:r>
+        <w:rPr>
+          <w:lang w:val="zh_TW" w:bidi="zh_TW"/>
+        </w:rPr>
+        <w:t>禧年開始時（每50年一次的特殊年份）</w:t>
+      </w:r>
+    </w:p>
+    <w:p>
+      <w:pPr/>
+      <w:r>
+        <w:rPr>
+          <w:lang w:val="zh_TW" w:bidi="zh_TW"/>
+        </w:rPr>
+      </w:r>
+      <w:r>
+        <w:rPr>
+          <w:lang w:val="zh_TW" w:bidi="zh_TW"/>
+        </w:rPr>
+        <w:t>人們也將朔法爾用於王室的重大事件：</w:t>
+      </w:r>
+    </w:p>
+    <w:p>
+      <w:pPr>
+        <w:pStyle w:val="ListBullet"/>
+        <w:spacing w:line="240" w:lineRule="auto"/>
+        <w:ind w:left="720"/>
+      </w:pPr>
+      <w:r>
+        <w:rPr>
+          <w:lang w:val="zh_TW" w:bidi="zh_TW"/>
+        </w:rPr>
+      </w:r>
+      <w:r>
+        <w:rPr>
+          <w:lang w:val="zh_TW" w:bidi="zh_TW"/>
+        </w:rPr>
+        <w:t>押沙龍宣稱自己為王時 （</w:t>
+      </w:r>
+      <w:hyperlink r:id="rId41">
+        <w:r>
+          <w:rPr>
+            <w:lang w:val="zh_TW" w:bidi="zh_TW"/>
+          </w:rPr>
+          <w:rPr>
+            <w:color w:val="0000EE"/>
+            <w:u w:val="single"/>
+          </w:rPr>
+          <w:t>撒下15:10</w:t>
+        </w:r>
+      </w:hyperlink>
+      <w:r>
+        <w:rPr>
+          <w:lang w:val="zh_TW" w:bidi="zh_TW"/>
+        </w:rPr>
+        <w:t>）</w:t>
+      </w:r>
+    </w:p>
+    <w:p>
+      <w:pPr>
+        <w:pStyle w:val="ListBullet"/>
+        <w:spacing w:line="240" w:lineRule="auto"/>
+        <w:ind w:left="720"/>
+      </w:pPr>
+      <w:r>
+        <w:rPr>
+          <w:lang w:val="zh_TW" w:bidi="zh_TW"/>
+        </w:rPr>
+      </w:r>
+      <w:r>
+        <w:rPr>
+          <w:lang w:val="zh_TW" w:bidi="zh_TW"/>
+        </w:rPr>
+        <w:t>所羅門被選為王時（</w:t>
+      </w:r>
+      <w:hyperlink r:id="rId42">
+        <w:r>
+          <w:rPr>
+            <w:lang w:val="zh_TW" w:bidi="zh_TW"/>
+          </w:rPr>
+          <w:rPr>
+            <w:color w:val="0000EE"/>
+            <w:u w:val="single"/>
+          </w:rPr>
+          <w:t>王上1:34</w:t>
+        </w:r>
+      </w:hyperlink>
+      <w:r>
+        <w:rPr>
+          <w:lang w:val="zh_TW" w:bidi="zh_TW"/>
+        </w:rPr>
+        <w:t>）</w:t>
+      </w:r>
+    </w:p>
+    <w:p>
+      <w:pPr>
+        <w:pStyle w:val="ListBullet"/>
+        <w:spacing w:line="240" w:lineRule="auto"/>
+        <w:ind w:left="720"/>
+      </w:pPr>
+      <w:r>
+        <w:rPr>
+          <w:lang w:val="zh_TW" w:bidi="zh_TW"/>
+        </w:rPr>
+      </w:r>
+      <w:r>
+        <w:rPr>
+          <w:lang w:val="zh_TW" w:bidi="zh_TW"/>
+        </w:rPr>
+        <w:t>耶戶作王時（</w:t>
+      </w:r>
+      <w:hyperlink r:id="rId43">
+        <w:r>
+          <w:rPr>
+            <w:lang w:val="zh_TW" w:bidi="zh_TW"/>
+          </w:rPr>
+          <w:rPr>
+            <w:color w:val="0000EE"/>
+            <w:u w:val="single"/>
+          </w:rPr>
+          <w:t>王下9:13</w:t>
+        </w:r>
+      </w:hyperlink>
+      <w:r>
+        <w:rPr>
+          <w:lang w:val="zh_TW" w:bidi="zh_TW"/>
+        </w:rPr>
+        <w:t>）</w:t>
+      </w:r>
+    </w:p>
+    <w:p>
+      <w:pPr>
+        <w:pStyle w:val="Heading4"/>
+      </w:pPr>
+      <w:r>
+        <w:rPr>
+          <w:lang w:val="zh_TW" w:bidi="zh_TW"/>
+        </w:rPr>
+        <w:t>蘇波尼亞（Sumponia）</w:t>
+      </w:r>
+    </w:p>
+    <w:p>
+      <w:pPr/>
+      <w:r>
+        <w:rPr>
+          <w:lang w:val="zh_TW" w:bidi="zh_TW"/>
+        </w:rPr>
+      </w:r>
+      <w:r>
+        <w:rPr>
+          <w:lang w:val="zh_TW" w:bidi="zh_TW"/>
+        </w:rPr>
+        <w:t>蘇波尼亞是在</w:t>
+      </w:r>
+      <w:hyperlink r:id="rId44">
+        <w:r>
+          <w:rPr>
+            <w:lang w:val="zh_TW" w:bidi="zh_TW"/>
+          </w:rPr>
+          <w:rPr>
+            <w:color w:val="0000EE"/>
+            <w:u w:val="single"/>
+          </w:rPr>
+          <w:t>但以理書三章</w:t>
+        </w:r>
+      </w:hyperlink>
+      <w:r>
+        <w:rPr>
+          <w:lang w:val="zh_TW" w:bidi="zh_TW"/>
+        </w:rPr>
+        <w:t>中找到的詞語，但學者不確定其確切含義。一些聖經教師認為蘇波尼亞指的是風笛，有英文譯本就是如此翻譯。然而，研究古代樂器的專家卻強烈反對此說，他們認為尼布甲尼撒王的時代並沒有風笛。</w:t>
+      </w:r>
+    </w:p>
+    <w:p>
+      <w:pPr/>
+      <w:r>
+        <w:rPr>
+          <w:lang w:val="zh_TW" w:bidi="zh_TW"/>
+        </w:rPr>
+      </w:r>
+      <w:r>
+        <w:rPr>
+          <w:lang w:val="zh_TW" w:bidi="zh_TW"/>
+        </w:rPr>
+        <w:t>其他學者認為蘇波尼亞可能不是樂器，而可能是描述多種樂器合奏的音樂。這個解釋有其道理，因為這個詞來自希臘文單詞辛弗尼亞（symphonia），意思是「一起發聲」。在</w:t>
+      </w:r>
+      <w:hyperlink r:id="rId45">
+        <w:r>
+          <w:rPr>
+            <w:lang w:val="zh_TW" w:bidi="zh_TW"/>
+          </w:rPr>
+          <w:rPr>
+            <w:color w:val="0000EE"/>
+            <w:u w:val="single"/>
+          </w:rPr>
+          <w:t>路加福音十五章25節</w:t>
+        </w:r>
+      </w:hyperlink>
+      <w:r>
+        <w:rPr>
+          <w:lang w:val="zh_TW" w:bidi="zh_TW"/>
+        </w:rPr>
+        <w:t>中，它被翻譯為「作樂……的聲音」。</w:t>
+      </w:r>
+    </w:p>
+    <w:p>
+      <w:pPr>
+        <w:pStyle w:val="Heading4"/>
+      </w:pPr>
+      <w:r>
+        <w:rPr>
+          <w:lang w:val="zh_TW" w:bidi="zh_TW"/>
+        </w:rPr>
+        <w:t>烏加布（Ugab）</w:t>
+      </w:r>
+    </w:p>
+    <w:p>
+      <w:pPr/>
+      <w:r>
+        <w:rPr>
+          <w:lang w:val="zh_TW" w:bidi="zh_TW"/>
+        </w:rPr>
+      </w:r>
+      <w:r>
+        <w:rPr>
+          <w:lang w:val="zh_TW" w:bidi="zh_TW"/>
+        </w:rPr>
+        <w:t>烏加布是古老的樂器，類似長笛。聖經提到烏加布四次（</w:t>
+      </w:r>
+      <w:hyperlink r:id="rId46">
+        <w:r>
+          <w:rPr>
+            <w:lang w:val="zh_TW" w:bidi="zh_TW"/>
+          </w:rPr>
+          <w:rPr>
+            <w:color w:val="0000EE"/>
+            <w:u w:val="single"/>
+          </w:rPr>
+          <w:t>創4:21</w:t>
+        </w:r>
+      </w:hyperlink>
+      <w:r>
+        <w:rPr>
+          <w:lang w:val="zh_TW" w:bidi="zh_TW"/>
+        </w:rPr>
+        <w:t>；</w:t>
+      </w:r>
+      <w:hyperlink r:id="rId47">
+        <w:r>
+          <w:rPr>
+            <w:lang w:val="zh_TW" w:bidi="zh_TW"/>
+          </w:rPr>
+          <w:rPr>
+            <w:color w:val="0000EE"/>
+            <w:u w:val="single"/>
+          </w:rPr>
+          <w:t>伯21:12</w:t>
+        </w:r>
+      </w:hyperlink>
+      <w:r>
+        <w:rPr>
+          <w:lang w:val="zh_TW" w:bidi="zh_TW"/>
+        </w:rPr>
+        <w:t>，</w:t>
+      </w:r>
+      <w:hyperlink r:id="rId48">
+        <w:r>
+          <w:rPr>
+            <w:lang w:val="zh_TW" w:bidi="zh_TW"/>
+          </w:rPr>
+          <w:rPr>
+            <w:color w:val="0000EE"/>
+            <w:u w:val="single"/>
+          </w:rPr>
+          <w:t>30:31</w:t>
+        </w:r>
+      </w:hyperlink>
+      <w:r>
+        <w:rPr>
+          <w:lang w:val="zh_TW" w:bidi="zh_TW"/>
+        </w:rPr>
+        <w:t>；</w:t>
+      </w:r>
+      <w:hyperlink r:id="rId13">
+        <w:r>
+          <w:rPr>
+            <w:lang w:val="zh_TW" w:bidi="zh_TW"/>
+          </w:rPr>
+          <w:rPr>
+            <w:color w:val="0000EE"/>
+            <w:u w:val="single"/>
+          </w:rPr>
+          <w:t>詩150:4</w:t>
+        </w:r>
+      </w:hyperlink>
+      <w:r>
+        <w:rPr>
+          <w:lang w:val="zh_TW" w:bidi="zh_TW"/>
+        </w:rPr>
+        <w:t>）。通常提到烏加布時，是與宗教活動無關。只有在</w:t>
+      </w:r>
+      <w:hyperlink r:id="rId49">
+        <w:r>
+          <w:rPr>
+            <w:lang w:val="zh_TW" w:bidi="zh_TW"/>
+          </w:rPr>
+          <w:rPr>
+            <w:color w:val="0000EE"/>
+            <w:u w:val="single"/>
+          </w:rPr>
+          <w:t>詩篇一五〇篇</w:t>
+        </w:r>
+      </w:hyperlink>
+      <w:r>
+        <w:rPr>
+          <w:lang w:val="zh_TW" w:bidi="zh_TW"/>
+        </w:rPr>
+        <w:t>中，它被用於敬拜。有英文譯本將其誤譯為「風琴」。</w:t>
+      </w:r>
+    </w:p>
+    <w:p>
+      <w:pPr>
+        <w:pStyle w:val="Heading3"/>
+      </w:pPr>
+      <w:r>
+        <w:rPr>
+          <w:lang w:val="zh_TW" w:bidi="zh_TW"/>
+        </w:rPr>
+        <w:t>敲擊樂器</w:t>
+      </w:r>
+    </w:p>
+    <w:p>
+      <w:pPr/>
+      <w:r>
+        <w:rPr>
+          <w:lang w:val="zh_TW" w:bidi="zh_TW"/>
+        </w:rPr>
+      </w:r>
+      <w:r>
+        <w:rPr>
+          <w:lang w:val="zh_TW" w:bidi="zh_TW"/>
+        </w:rPr>
+        <w:t>敲擊樂器（敲擊或搖動時發出聲音的樂器），最常出現在猶太百姓早期歷史的記載中。隨著時間推移，人們不再在聖殿敬拜中使用這些樂器，可能是因為其它宗教也會使用類似樂器來敬拜假神。</w:t>
+      </w:r>
+    </w:p>
+    <w:p>
+      <w:pPr>
+        <w:pStyle w:val="Heading4"/>
+      </w:pPr>
+      <w:r>
+        <w:rPr>
+          <w:lang w:val="zh_TW" w:bidi="zh_TW"/>
+        </w:rPr>
+        <w:t>米納亞念（Mena Anim）</w:t>
+      </w:r>
+    </w:p>
+    <w:p>
+      <w:pPr/>
+      <w:r>
+        <w:rPr>
+          <w:lang w:val="zh_TW" w:bidi="zh_TW"/>
+        </w:rPr>
+      </w:r>
+      <w:r>
+        <w:rPr>
+          <w:lang w:val="zh_TW" w:bidi="zh_TW"/>
+        </w:rPr>
+        <w:t>米納亞念是響亮的金屬搖鈴，其框架懸掛金屬環，搖動時就會發出聲音。米納亞念很可能類似於西斯特爾叉鈴（sistrum，古埃及用於宗教儀式的神聖搖鈴）米納亞念出現在</w:t>
+      </w:r>
+      <w:hyperlink r:id="rId21">
+        <w:r>
+          <w:rPr>
+            <w:lang w:val="zh_TW" w:bidi="zh_TW"/>
+          </w:rPr>
+          <w:rPr>
+            <w:color w:val="0000EE"/>
+            <w:u w:val="single"/>
+          </w:rPr>
+          <w:t>撒母耳記下六章5節</w:t>
+        </w:r>
+      </w:hyperlink>
+      <w:r>
+        <w:rPr>
+          <w:lang w:val="zh_TW" w:bidi="zh_TW"/>
+        </w:rPr>
+        <w:t>中。有英文譯本將其翻譯為「響板」（castanet），亦有英文譯本錯誤將其翻譯為「號角」（cornet）。</w:t>
+      </w:r>
+    </w:p>
+    <w:p>
+      <w:pPr>
+        <w:pStyle w:val="Heading4"/>
+      </w:pPr>
+      <w:r>
+        <w:rPr>
+          <w:lang w:val="zh_TW" w:bidi="zh_TW"/>
+        </w:rPr>
+        <w:t>帕莫尼姆（Pamonim）</w:t>
+      </w:r>
+    </w:p>
+    <w:p>
+      <w:pPr/>
+      <w:r>
+        <w:rPr>
+          <w:lang w:val="zh_TW" w:bidi="zh_TW"/>
+        </w:rPr>
+      </w:r>
+      <w:r>
+        <w:rPr>
+          <w:lang w:val="zh_TW" w:bidi="zh_TW"/>
+        </w:rPr>
+        <w:t>帕莫尼姆是祭司袍子上的小鈴鐺（</w:t>
+      </w:r>
+      <w:hyperlink r:id="rId50">
+        <w:r>
+          <w:rPr>
+            <w:lang w:val="zh_TW" w:bidi="zh_TW"/>
+          </w:rPr>
+          <w:rPr>
+            <w:color w:val="0000EE"/>
+            <w:u w:val="single"/>
+          </w:rPr>
+          <w:t>出28:33–34</w:t>
+        </w:r>
+      </w:hyperlink>
+      <w:r>
+        <w:rPr>
+          <w:lang w:val="zh_TW" w:bidi="zh_TW"/>
+        </w:rPr>
+        <w:t>，</w:t>
+      </w:r>
+      <w:hyperlink r:id="rId51">
+        <w:r>
+          <w:rPr>
+            <w:lang w:val="zh_TW" w:bidi="zh_TW"/>
+          </w:rPr>
+          <w:rPr>
+            <w:color w:val="0000EE"/>
+            <w:u w:val="single"/>
+          </w:rPr>
+          <w:t>39:25–26</w:t>
+        </w:r>
+      </w:hyperlink>
+      <w:r>
+        <w:rPr>
+          <w:lang w:val="zh_TW" w:bidi="zh_TW"/>
+        </w:rPr>
+        <w:t>）。當大祭司行走時，鈴鐺會發出柔和的聲音，幫助人們知道大祭司進入至聖所敬拜神時的位置。</w:t>
+      </w:r>
+    </w:p>
+    <w:p>
+      <w:pPr>
+        <w:pStyle w:val="Heading4"/>
+      </w:pPr>
+      <w:r>
+        <w:rPr>
+          <w:lang w:val="zh_TW" w:bidi="zh_TW"/>
+        </w:rPr>
+        <w:t>沙利希姆（Shalishim）</w:t>
+      </w:r>
+    </w:p>
+    <w:p>
+      <w:pPr/>
+      <w:r>
+        <w:rPr>
+          <w:lang w:val="zh_TW" w:bidi="zh_TW"/>
+        </w:rPr>
+      </w:r>
+      <w:r>
+        <w:rPr>
+          <w:lang w:val="zh_TW" w:bidi="zh_TW"/>
+        </w:rPr>
+        <w:t>沙利希姆是聖經提到的搖鈴。有些聖經譯本將這個詞翻譯為「西斯特爾叉鈴」（sistrum，古埃及的神聖響板）或「提布瑞爾」（timbrel，鈴鼓）。學者不確定沙利希姆是否樂器。沙利希姆出現在</w:t>
+      </w:r>
+      <w:hyperlink r:id="rId52">
+        <w:r>
+          <w:rPr>
+            <w:lang w:val="zh_TW" w:bidi="zh_TW"/>
+          </w:rPr>
+          <w:rPr>
+            <w:color w:val="0000EE"/>
+            <w:u w:val="single"/>
+          </w:rPr>
+          <w:t>撒母耳記上十八章6節</w:t>
+        </w:r>
+      </w:hyperlink>
+      <w:r>
+        <w:rPr>
+          <w:lang w:val="zh_TW" w:bidi="zh_TW"/>
+        </w:rPr>
+        <w:t>中。在這個故事中，人們演奏這樂器，慶祝掃羅王和大衛從與非利士人爭戰凱旋歸來。</w:t>
+      </w:r>
+    </w:p>
+    <w:p>
+      <w:pPr>
+        <w:pStyle w:val="Heading4"/>
+      </w:pPr>
+      <w:r>
+        <w:rPr>
+          <w:lang w:val="zh_TW" w:bidi="zh_TW"/>
+        </w:rPr>
+        <w:t>托夫（Toph）</w:t>
+      </w:r>
+    </w:p>
+    <w:p>
+      <w:pPr/>
+      <w:r>
+        <w:rPr>
+          <w:lang w:val="zh_TW" w:bidi="zh_TW"/>
+        </w:rPr>
+      </w:r>
+      <w:r>
+        <w:rPr>
+          <w:lang w:val="zh_TW" w:bidi="zh_TW"/>
+        </w:rPr>
+        <w:t>托夫（也稱為tof）是古代以色列使用的一種手鼓。通常由女性演奏，但一些聖經段落表明男性也會演奏（</w:t>
+      </w:r>
+      <w:hyperlink r:id="rId20">
+        <w:r>
+          <w:rPr>
+            <w:lang w:val="zh_TW" w:bidi="zh_TW"/>
+          </w:rPr>
+          <w:rPr>
+            <w:color w:val="0000EE"/>
+            <w:u w:val="single"/>
+          </w:rPr>
+          <w:t>撒上10:5</w:t>
+        </w:r>
+      </w:hyperlink>
+      <w:r>
+        <w:rPr>
+          <w:lang w:val="zh_TW" w:bidi="zh_TW"/>
+        </w:rPr>
+        <w:t>；</w:t>
+      </w:r>
+      <w:hyperlink r:id="rId21">
+        <w:r>
+          <w:rPr>
+            <w:lang w:val="zh_TW" w:bidi="zh_TW"/>
+          </w:rPr>
+          <w:rPr>
+            <w:color w:val="0000EE"/>
+            <w:u w:val="single"/>
+          </w:rPr>
+          <w:t>撒下6:5</w:t>
+        </w:r>
+      </w:hyperlink>
+      <w:r>
+        <w:rPr>
+          <w:lang w:val="zh_TW" w:bidi="zh_TW"/>
+        </w:rPr>
+        <w:t>；</w:t>
+      </w:r>
+      <w:hyperlink r:id="rId53">
+        <w:r>
+          <w:rPr>
+            <w:lang w:val="zh_TW" w:bidi="zh_TW"/>
+          </w:rPr>
+          <w:rPr>
+            <w:color w:val="0000EE"/>
+            <w:u w:val="single"/>
+          </w:rPr>
+          <w:t>代上13:8</w:t>
+        </w:r>
+      </w:hyperlink>
+      <w:r>
+        <w:rPr>
+          <w:lang w:val="zh_TW" w:bidi="zh_TW"/>
+        </w:rPr>
+        <w:t>）。有英文譯本中將其稱為「小鼓」（tabret）。</w:t>
+      </w:r>
+    </w:p>
+    <w:p>
+      <w:pPr/>
+      <w:r>
+        <w:rPr>
+          <w:lang w:val="zh_TW" w:bidi="zh_TW"/>
+        </w:rPr>
+      </w:r>
+      <w:r>
+        <w:rPr>
+          <w:lang w:val="zh_TW" w:bidi="zh_TW"/>
+        </w:rPr>
+        <w:t>托夫在聖經出現了15次。它是由木頭或金屬製成的圓形框架，在其上拉緊動物皮（來自公羊或野山羊），人們用手擊打它來演奏。我們不確定托夫是只有一面蒙皮，還是兩面都蒙皮。一些學者認為它像鈴鼓（tambourine）或小手鼓（timbrel）。然而，沒有證據顯示托夫有像鈴鼓那樣，發出叮噹聲的金屬片。</w:t>
+      </w:r>
+    </w:p>
+    <w:p>
+      <w:pPr/>
+      <w:r>
+        <w:rPr>
+          <w:lang w:val="zh_TW" w:bidi="zh_TW"/>
+        </w:rPr>
+      </w:r>
+      <w:r>
+        <w:rPr>
+          <w:lang w:val="zh_TW" w:bidi="zh_TW"/>
+        </w:rPr>
+        <w:t>人們在慶祝活動中演奏托夫，發出響亮的聲音（</w:t>
+      </w:r>
+      <w:hyperlink r:id="rId54">
+        <w:r>
+          <w:rPr>
+            <w:lang w:val="zh_TW" w:bidi="zh_TW"/>
+          </w:rPr>
+          <w:rPr>
+            <w:color w:val="0000EE"/>
+            <w:u w:val="single"/>
+          </w:rPr>
+          <w:t>出15:20</w:t>
+        </w:r>
+      </w:hyperlink>
+      <w:r>
+        <w:rPr>
+          <w:lang w:val="zh_TW" w:bidi="zh_TW"/>
+        </w:rPr>
+        <w:t>；</w:t>
       </w:r>
       <w:hyperlink r:id="rId19">
         <w:r>
@@ -403,14 +2301,25 @@
             <w:color w:val="0000EE"/>
             <w:u w:val="single"/>
           </w:rPr>
-          <w:t>林後1:12</w:t>
-        </w:r>
-      </w:hyperlink>
-      <w:r>
-        <w:rPr>
-          <w:lang w:val="zh_TW" w:bidi="zh_TW"/>
-        </w:rPr>
-        <w:t>），但他並沒有詳細說明兩者之間的關係。</w:t>
+          <w:t>詩81:2</w:t>
+        </w:r>
+      </w:hyperlink>
+      <w:r>
+        <w:rPr>
+          <w:lang w:val="zh_TW" w:bidi="zh_TW"/>
+        </w:rPr>
+        <w:t>）。</w:t>
+      </w:r>
+    </w:p>
+    <w:p>
+      <w:pPr>
+        <w:pStyle w:val="Heading4"/>
+      </w:pPr>
+      <w:r>
+        <w:rPr>
+          <w:lang w:val="zh_TW" w:bidi="zh_TW"/>
+        </w:rPr>
+        <w:t>澤爾澤林（Zelzelim）</w:t>
       </w:r>
     </w:p>
     <w:p>
@@ -424,25 +2333,49 @@
         <w:rPr>
           <w:lang w:val="zh_TW" w:bidi="zh_TW"/>
         </w:rPr>
-        <w:t>保羅為自己的事工，向哥林多教會辯護，要求他們憑著其判斷，看看他的行為是對是錯。他們應該能藉著自己的良心來作判斷（</w:t>
-      </w:r>
-      <w:hyperlink r:id="rId20">
-        <w:r>
-          <w:rPr>
-            <w:lang w:val="zh_TW" w:bidi="zh_TW"/>
-          </w:rPr>
-          <w:rPr>
-            <w:color w:val="0000EE"/>
-            <w:u w:val="single"/>
-          </w:rPr>
-          <w:t>林後4:1–2</w:t>
-        </w:r>
-      </w:hyperlink>
-      <w:r>
-        <w:rPr>
-          <w:lang w:val="zh_TW" w:bidi="zh_TW"/>
-        </w:rPr>
-        <w:t>）。保羅深信，神知道驅使他行事的動機，所以他盼望哥林多人也能藉著良心認出，這動機是出於「敬畏主」（</w:t>
+        <w:t>澤爾澤林（Zelzelim）和梅齊爾泰音（Meziltayim）是古代以色列使用的鈸。這些詞來自希伯來詞扎拉（zala），意思是「發出響亮的聲音」。聖經通常同時使用這兩個詞（表明兩個物品是成對使用的）。這告訴我們鈸總是成對使用的。</w:t>
+      </w:r>
+    </w:p>
+    <w:p>
+      <w:pPr/>
+      <w:r>
+        <w:rPr>
+          <w:lang w:val="zh_TW" w:bidi="zh_TW"/>
+        </w:rPr>
+      </w:r>
+      <w:r>
+        <w:rPr>
+          <w:lang w:val="zh_TW" w:bidi="zh_TW"/>
+        </w:rPr>
+        <w:t>一些聖經譯本將這些詞錯譯為「響板」（castanets，發出咔嗒聲的木質或金屬塊）。</w:t>
+      </w:r>
+    </w:p>
+    <w:p>
+      <w:pPr/>
+      <w:r>
+        <w:rPr>
+          <w:lang w:val="zh_TW" w:bidi="zh_TW"/>
+        </w:rPr>
+      </w:r>
+      <w:r>
+        <w:rPr>
+          <w:lang w:val="zh_TW" w:bidi="zh_TW"/>
+        </w:rPr>
+        <w:t>人們用金屬製作這些鈸。它們成對出現，一個人會同時演奏兩面鈸。這是唯一可以在聖殿崇拜中使用的敲擊樂器。金屬鈸在許多古代文化中都很常見。</w:t>
+      </w:r>
+    </w:p>
+    <w:p>
+      <w:pPr/>
+      <w:r>
+        <w:rPr>
+          <w:lang w:val="zh_TW" w:bidi="zh_TW"/>
+        </w:rPr>
+      </w:r>
+      <w:r>
+        <w:rPr>
+          <w:lang w:val="zh_TW" w:bidi="zh_TW"/>
+        </w:rPr>
+        <w:t>鈸首次出現在聖經，是人們將約櫃移至耶路撒冷時（</w:t>
       </w:r>
       <w:hyperlink r:id="rId21">
         <w:r>
@@ -453,43 +2386,43 @@
             <w:color w:val="0000EE"/>
             <w:u w:val="single"/>
           </w:rPr>
-          <w:t>5:11</w:t>
-        </w:r>
-      </w:hyperlink>
-      <w:r>
-        <w:rPr>
-          <w:lang w:val="zh_TW" w:bidi="zh_TW"/>
-        </w:rPr>
-        <w:t>）。保羅寫信給提摩太時，把「無虧的良心」與「無偽的信心」相提並論（</w:t>
-      </w:r>
-      <w:hyperlink r:id="rId22">
-        <w:r>
-          <w:rPr>
-            <w:lang w:val="zh_TW" w:bidi="zh_TW"/>
-          </w:rPr>
-          <w:rPr>
-            <w:color w:val="0000EE"/>
-            <w:u w:val="single"/>
-          </w:rPr>
-          <w:t>提前1:5</w:t>
-        </w:r>
-      </w:hyperlink>
-      <w:r>
-        <w:rPr>
-          <w:lang w:val="zh_TW" w:bidi="zh_TW"/>
-        </w:rPr>
-        <w:t>）。當人不再照著基督信仰而活，他們的良心就可能「如同被熱鐵烙慣了一般」。這表示他們因不斷行惡，無法再分辨對錯（</w:t>
-      </w:r>
-      <w:hyperlink r:id="rId23">
-        <w:r>
-          <w:rPr>
-            <w:lang w:val="zh_TW" w:bidi="zh_TW"/>
-          </w:rPr>
-          <w:rPr>
-            <w:color w:val="0000EE"/>
-            <w:u w:val="single"/>
-          </w:rPr>
-          <w:t>4:2</w:t>
+          <w:t>撒下6:5</w:t>
+        </w:r>
+      </w:hyperlink>
+      <w:r>
+        <w:rPr>
+          <w:lang w:val="zh_TW" w:bidi="zh_TW"/>
+        </w:rPr>
+        <w:t>；</w:t>
+      </w:r>
+      <w:hyperlink r:id="rId53">
+        <w:r>
+          <w:rPr>
+            <w:lang w:val="zh_TW" w:bidi="zh_TW"/>
+          </w:rPr>
+          <w:rPr>
+            <w:color w:val="0000EE"/>
+            <w:u w:val="single"/>
+          </w:rPr>
+          <w:t>代上13:8</w:t>
+        </w:r>
+      </w:hyperlink>
+      <w:r>
+        <w:rPr>
+          <w:lang w:val="zh_TW" w:bidi="zh_TW"/>
+        </w:rPr>
+        <w:t>）。後來，利未人歌唱的首領（來自利未支派的樂師）在聖殿裡演奏鈸（</w:t>
+      </w:r>
+      <w:hyperlink r:id="rId55">
+        <w:r>
+          <w:rPr>
+            <w:lang w:val="zh_TW" w:bidi="zh_TW"/>
+          </w:rPr>
+          <w:rPr>
+            <w:color w:val="0000EE"/>
+            <w:u w:val="single"/>
+          </w:rPr>
+          <w:t>代上15:19</w:t>
         </w:r>
       </w:hyperlink>
       <w:r>
@@ -510,61 +2443,485 @@
         <w:rPr>
           <w:lang w:val="zh_TW" w:bidi="zh_TW"/>
         </w:rPr>
-        <w:t>保羅在哥林多前書，回答可否吃祭偶像之物的問題。他談到良心如何判斷人過去與將來的行為（</w:t>
-      </w:r>
-      <w:hyperlink r:id="rId24">
-        <w:r>
-          <w:rPr>
-            <w:lang w:val="zh_TW" w:bidi="zh_TW"/>
-          </w:rPr>
-          <w:rPr>
-            <w:color w:val="0000EE"/>
-            <w:u w:val="single"/>
-          </w:rPr>
-          <w:t>林前8–10章</w:t>
-        </w:r>
-      </w:hyperlink>
-      <w:r>
-        <w:rPr>
-          <w:lang w:val="zh_TW" w:bidi="zh_TW"/>
-        </w:rPr>
-        <w:t>）。有哥林多信徒良心「軟弱」，因為他們認為吃祭過偶像的食物是錯的（</w:t>
-      </w:r>
-      <w:hyperlink r:id="rId25">
-        <w:r>
-          <w:rPr>
-            <w:lang w:val="zh_TW" w:bidi="zh_TW"/>
-          </w:rPr>
-          <w:rPr>
-            <w:color w:val="0000EE"/>
-            <w:u w:val="single"/>
-          </w:rPr>
-          <w:t>林前8:7</w:t>
-        </w:r>
-      </w:hyperlink>
-      <w:r>
-        <w:rPr>
-          <w:lang w:val="zh_TW" w:bidi="zh_TW"/>
-        </w:rPr>
-        <w:t>）。他們並不知道一切食物都可以吃，都是「潔淨」的（</w:t>
-      </w:r>
-      <w:hyperlink r:id="rId26">
-        <w:r>
-          <w:rPr>
-            <w:lang w:val="zh_TW" w:bidi="zh_TW"/>
-          </w:rPr>
-          <w:rPr>
-            <w:color w:val="0000EE"/>
-            <w:u w:val="single"/>
-          </w:rPr>
-          <w:t>羅14:20</w:t>
-        </w:r>
-      </w:hyperlink>
-      <w:r>
-        <w:rPr>
-          <w:lang w:val="zh_TW" w:bidi="zh_TW"/>
-        </w:rPr>
-        <w:t>）。</w:t>
+        <w:t>這些鈸在敬拜中有特殊的用途，它們不是用來奏出旋律，而是用來：</w:t>
+      </w:r>
+    </w:p>
+    <w:p>
+      <w:pPr>
+        <w:pStyle w:val="ListBullet"/>
+        <w:spacing w:line="240" w:lineRule="auto"/>
+        <w:ind w:left="720"/>
+      </w:pPr>
+      <w:r>
+        <w:rPr>
+          <w:lang w:val="zh_TW" w:bidi="zh_TW"/>
+        </w:rPr>
+      </w:r>
+      <w:r>
+        <w:rPr>
+          <w:lang w:val="zh_TW" w:bidi="zh_TW"/>
+        </w:rPr>
+        <w:t>發出信號告訴人們何時應該開始唱歌</w:t>
+      </w:r>
+    </w:p>
+    <w:p>
+      <w:pPr>
+        <w:pStyle w:val="ListBullet"/>
+        <w:spacing w:line="240" w:lineRule="auto"/>
+        <w:ind w:left="720"/>
+      </w:pPr>
+      <w:r>
+        <w:rPr>
+          <w:lang w:val="zh_TW" w:bidi="zh_TW"/>
+        </w:rPr>
+      </w:r>
+      <w:r>
+        <w:rPr>
+          <w:lang w:val="zh_TW" w:bidi="zh_TW"/>
+        </w:rPr>
+        <w:t>標記詩歌中不同的段落</w:t>
+      </w:r>
+    </w:p>
+    <w:p>
+      <w:pPr/>
+      <w:r>
+        <w:rPr>
+          <w:lang w:val="zh_TW" w:bidi="zh_TW"/>
+        </w:rPr>
+      </w:r>
+      <w:hyperlink r:id="rId49">
+        <w:r>
+          <w:rPr>
+            <w:lang w:val="zh_TW" w:bidi="zh_TW"/>
+          </w:rPr>
+          <w:rPr>
+            <w:color w:val="0000EE"/>
+            <w:u w:val="single"/>
+          </w:rPr>
+          <w:t>詩篇一五〇篇</w:t>
+        </w:r>
+      </w:hyperlink>
+      <w:r>
+        <w:rPr>
+          <w:lang w:val="zh_TW" w:bidi="zh_TW"/>
+        </w:rPr>
+        <w:t>提到兩種不同的鈸，我們不確定這些鈸有什麼不同，可能是大小不同或由不同材料製成。</w:t>
+      </w:r>
+      <w:r>
+        <w:rPr>
+          <w:lang w:val="zh_TW" w:bidi="zh_TW"/>
+        </w:rPr>
+      </w:r>
+      <w:r>
+        <w:rPr>
+          <w:lang w:val="zh_TW" w:bidi="zh_TW"/>
+        </w:rPr>
+      </w:r>
+    </w:p>
+    <w:p>
+      <w:pPr/>
+      <w:r>
+        <w:rPr>
+          <w:lang w:val="zh_TW" w:bidi="zh_TW"/>
+        </w:rPr>
+      </w:r>
+    </w:p>
+    <w:p>
+      <w:pPr>
+        <w:pStyle w:val="Heading2"/>
+      </w:pPr>
+      <w:r>
+        <w:rPr>
+          <w:lang w:val="zh_TW" w:bidi="zh_TW"/>
+        </w:rPr>
+        <w:t>樂園</w:t>
+      </w:r>
+      <w:r>
+        <w:rPr>
+          <w:lang w:val="zh_TW" w:bidi="zh_TW"/>
+        </w:rPr>
+      </w:r>
+    </w:p>
+    <w:p>
+      <w:pPr/>
+      <w:r>
+        <w:rPr>
+          <w:lang w:val="zh_TW" w:bidi="zh_TW"/>
+        </w:rPr>
+      </w:r>
+      <w:r>
+        <w:rPr>
+          <w:lang w:val="zh_TW" w:bidi="zh_TW"/>
+        </w:rPr>
+        <w:t>這個詞源自波斯文，意思是「神的園子」。以色列人原本使用另一個字詞來指「園子」，既用於日常的園林，也用於神在伊甸的園子（</w:t>
+      </w:r>
+      <w:hyperlink r:id="rId56">
+        <w:r>
+          <w:rPr>
+            <w:lang w:val="zh_TW" w:bidi="zh_TW"/>
+          </w:rPr>
+          <w:rPr>
+            <w:color w:val="0000EE"/>
+            <w:u w:val="single"/>
+          </w:rPr>
+          <w:t>創2–3章</w:t>
+        </w:r>
+      </w:hyperlink>
+      <w:r>
+        <w:rPr>
+          <w:lang w:val="zh_TW" w:bidi="zh_TW"/>
+        </w:rPr>
+        <w:t>；</w:t>
+      </w:r>
+      <w:hyperlink r:id="rId57">
+        <w:r>
+          <w:rPr>
+            <w:lang w:val="zh_TW" w:bidi="zh_TW"/>
+          </w:rPr>
+          <w:rPr>
+            <w:color w:val="0000EE"/>
+            <w:u w:val="single"/>
+          </w:rPr>
+          <w:t>賽51:3</w:t>
+        </w:r>
+      </w:hyperlink>
+      <w:r>
+        <w:rPr>
+          <w:lang w:val="zh_TW" w:bidi="zh_TW"/>
+        </w:rPr>
+        <w:t>；</w:t>
+      </w:r>
+      <w:hyperlink r:id="rId58">
+        <w:r>
+          <w:rPr>
+            <w:lang w:val="zh_TW" w:bidi="zh_TW"/>
+          </w:rPr>
+          <w:rPr>
+            <w:color w:val="0000EE"/>
+            <w:u w:val="single"/>
+          </w:rPr>
+          <w:t>結28:13</w:t>
+        </w:r>
+      </w:hyperlink>
+      <w:r>
+        <w:rPr>
+          <w:lang w:val="zh_TW" w:bidi="zh_TW"/>
+        </w:rPr>
+        <w:t>）。在以列色人歷史的後期，他們借用了這個波斯文詞語，最後就成為「樂園」這個字詞。這個字詞在舊約聖經中出現三次，用來指公園或果園（</w:t>
+      </w:r>
+      <w:hyperlink r:id="rId59">
+        <w:r>
+          <w:rPr>
+            <w:lang w:val="zh_TW" w:bidi="zh_TW"/>
+          </w:rPr>
+          <w:rPr>
+            <w:color w:val="0000EE"/>
+            <w:u w:val="single"/>
+          </w:rPr>
+          <w:t>尼2:8</w:t>
+        </w:r>
+      </w:hyperlink>
+      <w:r>
+        <w:rPr>
+          <w:lang w:val="zh_TW" w:bidi="zh_TW"/>
+        </w:rPr>
+        <w:t>；</w:t>
+      </w:r>
+      <w:hyperlink r:id="rId60">
+        <w:r>
+          <w:rPr>
+            <w:lang w:val="zh_TW" w:bidi="zh_TW"/>
+          </w:rPr>
+          <w:rPr>
+            <w:color w:val="0000EE"/>
+            <w:u w:val="single"/>
+          </w:rPr>
+          <w:t>傳2:5</w:t>
+        </w:r>
+      </w:hyperlink>
+      <w:r>
+        <w:rPr>
+          <w:lang w:val="zh_TW" w:bidi="zh_TW"/>
+        </w:rPr>
+        <w:t>；</w:t>
+      </w:r>
+      <w:hyperlink r:id="rId61">
+        <w:r>
+          <w:rPr>
+            <w:lang w:val="zh_TW" w:bidi="zh_TW"/>
+          </w:rPr>
+          <w:rPr>
+            <w:color w:val="0000EE"/>
+            <w:u w:val="single"/>
+          </w:rPr>
+          <w:t>歌4:13</w:t>
+        </w:r>
+      </w:hyperlink>
+      <w:r>
+        <w:rPr>
+          <w:lang w:val="zh_TW" w:bidi="zh_TW"/>
+        </w:rPr>
+        <w:t>）。當舊約聖經譯成希臘文時，譯者使用了這個詞的希臘文形式。說希臘文的猶太人稱</w:t>
+      </w:r>
+      <w:hyperlink r:id="rId62">
+        <w:r>
+          <w:rPr>
+            <w:lang w:val="zh_TW" w:bidi="zh_TW"/>
+          </w:rPr>
+          <w:rPr>
+            <w:color w:val="0000EE"/>
+            <w:u w:val="single"/>
+          </w:rPr>
+          <w:t>創世記二章</w:t>
+        </w:r>
+      </w:hyperlink>
+      <w:r>
+        <w:rPr>
+          <w:lang w:val="zh_TW" w:bidi="zh_TW"/>
+        </w:rPr>
+        <w:t>中的那座園子為</w:t>
+      </w:r>
+      <w:r>
+        <w:rPr>
+          <w:i/>
+          <w:lang w:val="zh_TW" w:bidi="zh_TW"/>
+        </w:rPr>
+        <w:t>paradeisos</w:t>
+      </w:r>
+      <w:r>
+        <w:rPr>
+          <w:lang w:val="zh_TW" w:bidi="zh_TW"/>
+        </w:rPr>
+        <w:t>。</w:t>
+      </w:r>
+    </w:p>
+    <w:p>
+      <w:pPr>
+        <w:pStyle w:val="Heading3"/>
+      </w:pPr>
+      <w:r>
+        <w:rPr>
+          <w:lang w:val="zh_TW" w:bidi="zh_TW"/>
+        </w:rPr>
+        <w:t>舊約聖經中的樂園</w:t>
+      </w:r>
+    </w:p>
+    <w:p>
+      <w:pPr/>
+      <w:r>
+        <w:rPr>
+          <w:lang w:val="zh_TW" w:bidi="zh_TW"/>
+        </w:rPr>
+      </w:r>
+      <w:r>
+        <w:rPr>
+          <w:lang w:val="zh_TW" w:bidi="zh_TW"/>
+        </w:rPr>
+        <w:t>原本的波斯文字詞意為被圍起或有圍牆的園子，特指波斯王的御園。希臘人也以同樣的方式理解這個字詞。這與以色列人的觀念十分相合——那是神行走其間的園子（</w:t>
+      </w:r>
+      <w:hyperlink r:id="rId63">
+        <w:r>
+          <w:rPr>
+            <w:lang w:val="zh_TW" w:bidi="zh_TW"/>
+          </w:rPr>
+          <w:rPr>
+            <w:color w:val="0000EE"/>
+            <w:u w:val="single"/>
+          </w:rPr>
+          <w:t>創3:8</w:t>
+        </w:r>
+      </w:hyperlink>
+      <w:r>
+        <w:rPr>
+          <w:lang w:val="zh_TW" w:bidi="zh_TW"/>
+        </w:rPr>
+        <w:t>），也是人被逐出後無法再進入的地方（</w:t>
+      </w:r>
+      <w:hyperlink r:id="rId64">
+        <w:r>
+          <w:rPr>
+            <w:lang w:val="zh_TW" w:bidi="zh_TW"/>
+          </w:rPr>
+          <w:rPr>
+            <w:color w:val="0000EE"/>
+            <w:u w:val="single"/>
+          </w:rPr>
+          <w:t>創3:24</w:t>
+        </w:r>
+      </w:hyperlink>
+      <w:r>
+        <w:rPr>
+          <w:lang w:val="zh_TW" w:bidi="zh_TW"/>
+        </w:rPr>
+        <w:t>）。創世記中樂園的主要特徵是其中的果樹與河流。</w:t>
+      </w:r>
+    </w:p>
+    <w:p>
+      <w:pPr>
+        <w:pStyle w:val="Heading3"/>
+      </w:pPr>
+      <w:r>
+        <w:rPr>
+          <w:lang w:val="zh_TW" w:bidi="zh_TW"/>
+        </w:rPr>
+        <w:t>新約聖經中的樂園</w:t>
+      </w:r>
+    </w:p>
+    <w:p>
+      <w:pPr/>
+      <w:r>
+        <w:rPr>
+          <w:lang w:val="zh_TW" w:bidi="zh_TW"/>
+        </w:rPr>
+      </w:r>
+      <w:r>
+        <w:rPr>
+          <w:lang w:val="zh_TW" w:bidi="zh_TW"/>
+        </w:rPr>
+        <w:t>到了新約聖經時代，人們對神的園子的觀念已有多方面的變化，這與各文化中的神話演變相似。就像希臘與羅馬故事中的「黃金時代」，樂園起初被視為遙遠的過去。然而，猶太人開始相信它依然存在於某個未知之處，類似希臘神話中的「極樂世界（Elysian Fields）」，那是一個義人死後居住的地方。後來，他們對樂園的榮美描寫越來越詳盡，並相信它將在末日重新出現。</w:t>
+      </w:r>
+    </w:p>
+    <w:p>
+      <w:pPr/>
+      <w:r>
+        <w:rPr>
+          <w:lang w:val="zh_TW" w:bidi="zh_TW"/>
+        </w:rPr>
+      </w:r>
+      <w:r>
+        <w:rPr>
+          <w:lang w:val="zh_TW" w:bidi="zh_TW"/>
+        </w:rPr>
+        <w:t>樂園的概念結合了多種文化中的神話，它們都描繪一個永遠完美的世界，其中沒有死亡，也沒有邪惡。新約聖經肯定這些信念背後的真理——樂園是真實存在、屬天的地方。保羅在活著的時候曾被奧祕地「被提到」樂園裡（</w:t>
+      </w:r>
+      <w:hyperlink r:id="rId65">
+        <w:r>
+          <w:rPr>
+            <w:lang w:val="zh_TW" w:bidi="zh_TW"/>
+          </w:rPr>
+          <w:rPr>
+            <w:color w:val="0000EE"/>
+            <w:u w:val="single"/>
+          </w:rPr>
+          <w:t>林後12:4</w:t>
+        </w:r>
+      </w:hyperlink>
+      <w:r>
+        <w:rPr>
+          <w:lang w:val="zh_TW" w:bidi="zh_TW"/>
+        </w:rPr>
+        <w:t>）。耶穌也曾應許那個在十字架上悔改的強盜，說他死後要與主同在樂園裡（</w:t>
+      </w:r>
+      <w:hyperlink r:id="rId66">
+        <w:r>
+          <w:rPr>
+            <w:lang w:val="zh_TW" w:bidi="zh_TW"/>
+          </w:rPr>
+          <w:rPr>
+            <w:color w:val="0000EE"/>
+            <w:u w:val="single"/>
+          </w:rPr>
+          <w:t>路23:43</w:t>
+        </w:r>
+      </w:hyperlink>
+      <w:r>
+        <w:rPr>
+          <w:lang w:val="zh_TW" w:bidi="zh_TW"/>
+        </w:rPr>
+        <w:t>）。新約聖經第三次、也是最後一次提到樂園的地方（</w:t>
+      </w:r>
+      <w:hyperlink r:id="rId67">
+        <w:r>
+          <w:rPr>
+            <w:lang w:val="zh_TW" w:bidi="zh_TW"/>
+          </w:rPr>
+          <w:rPr>
+            <w:color w:val="0000EE"/>
+            <w:u w:val="single"/>
+          </w:rPr>
+          <w:t>啟2:7</w:t>
+        </w:r>
+      </w:hyperlink>
+      <w:r>
+        <w:rPr>
+          <w:lang w:val="zh_TW" w:bidi="zh_TW"/>
+        </w:rPr>
+        <w:t>），其中再次出現了神的應許，說明樂園是生命樹所在之處。這樂園連結了</w:t>
+      </w:r>
+      <w:hyperlink r:id="rId62">
+        <w:r>
+          <w:rPr>
+            <w:lang w:val="zh_TW" w:bidi="zh_TW"/>
+          </w:rPr>
+          <w:rPr>
+            <w:color w:val="0000EE"/>
+            <w:u w:val="single"/>
+          </w:rPr>
+          <w:t>創世記二章</w:t>
+        </w:r>
+      </w:hyperlink>
+      <w:r>
+        <w:rPr>
+          <w:lang w:val="zh_TW" w:bidi="zh_TW"/>
+        </w:rPr>
+        <w:t>起初世界與</w:t>
+      </w:r>
+      <w:hyperlink r:id="rId68">
+        <w:r>
+          <w:rPr>
+            <w:lang w:val="zh_TW" w:bidi="zh_TW"/>
+          </w:rPr>
+          <w:rPr>
+            <w:color w:val="0000EE"/>
+            <w:u w:val="single"/>
+          </w:rPr>
+          <w:t>啟示錄二十二章</w:t>
+        </w:r>
+      </w:hyperlink>
+      <w:r>
+        <w:rPr>
+          <w:lang w:val="zh_TW" w:bidi="zh_TW"/>
+        </w:rPr>
+        <w:t>的末後世界，其中有生命樹、有河流、有圍牆保護，也有君王同在。</w:t>
+      </w:r>
+    </w:p>
+    <w:p>
+      <w:pPr/>
+      <w:r>
+        <w:rPr>
+          <w:lang w:val="zh_TW" w:bidi="zh_TW"/>
+        </w:rPr>
+      </w:r>
+      <w:r>
+        <w:rPr>
+          <w:i/>
+          <w:lang w:val="zh_TW" w:bidi="zh_TW"/>
+        </w:rPr>
+        <w:t>另見</w:t>
+      </w:r>
+      <w:r>
+        <w:rPr>
+          <w:lang w:val="zh_TW" w:bidi="zh_TW"/>
+        </w:rPr>
+        <w:t>天（天堂）</w:t>
+      </w:r>
+      <w:r>
+        <w:rPr>
+          <w:lang w:val="zh_TW" w:bidi="zh_TW"/>
+        </w:rPr>
+        <w:t>；</w:t>
+      </w:r>
+      <w:r>
+        <w:rPr>
+          <w:lang w:val="zh_TW" w:bidi="zh_TW"/>
+        </w:rPr>
+        <w:t>新天新地</w:t>
+      </w:r>
+      <w:r>
+        <w:rPr>
+          <w:lang w:val="zh_TW" w:bidi="zh_TW"/>
+        </w:rPr>
+        <w:t>。</w:t>
       </w:r>
       <w:r>
         <w:rPr>

--- a/zht/docx/080.content.docx
+++ b/zht/docx/080.content.docx
@@ -149,7 +149,7 @@
         <w:rPr>
           <w:lang w:val="zh_TW" w:bidi="zh_TW"/>
         </w:rPr>
-        <w:t>le</w:t>
+        <w:t>la</w:t>
       </w:r>
       <w:r>
         <w:rPr>
@@ -212,7 +212,7 @@
         <w:rPr>
           <w:lang w:val="zh_TW" w:bidi="zh_TW"/>
         </w:rPr>
-        <w:t>樂器</w:t>
+        <w:t>拉班（人物）</w:t>
       </w:r>
       <w:r>
         <w:rPr>
@@ -231,7 +231,133 @@
         <w:rPr>
           <w:lang w:val="zh_TW" w:bidi="zh_TW"/>
         </w:rPr>
-        <w:t>用於製作音樂的弦樂、管樂和敲擊樂器。</w:t>
+        <w:t>拉班是彼土利的兒子（</w:t>
+      </w:r>
+      <w:hyperlink r:id="rId13">
+        <w:r>
+          <w:rPr>
+            <w:lang w:val="zh_TW" w:bidi="zh_TW"/>
+          </w:rPr>
+          <w:rPr>
+            <w:color w:val="0000EE"/>
+            <w:u w:val="single"/>
+          </w:rPr>
+          <w:t>創24:24</w:t>
+        </w:r>
+      </w:hyperlink>
+      <w:r>
+        <w:rPr>
+          <w:lang w:val="zh_TW" w:bidi="zh_TW"/>
+        </w:rPr>
+        <w:t>、</w:t>
+      </w:r>
+      <w:hyperlink r:id="rId13">
+        <w:r>
+          <w:rPr>
+            <w:lang w:val="zh_TW" w:bidi="zh_TW"/>
+          </w:rPr>
+          <w:rPr>
+            <w:color w:val="0000EE"/>
+            <w:u w:val="single"/>
+          </w:rPr>
+          <w:t>29</w:t>
+        </w:r>
+      </w:hyperlink>
+      <w:r>
+        <w:rPr>
+          <w:lang w:val="zh_TW" w:bidi="zh_TW"/>
+        </w:rPr>
+        <w:t>）、利百加的哥哥（</w:t>
+      </w:r>
+      <w:hyperlink r:id="rId14">
+        <w:r>
+          <w:rPr>
+            <w:lang w:val="zh_TW" w:bidi="zh_TW"/>
+          </w:rPr>
+          <w:rPr>
+            <w:color w:val="0000EE"/>
+            <w:u w:val="single"/>
+          </w:rPr>
+          <w:t>15</w:t>
+        </w:r>
+      </w:hyperlink>
+      <w:r>
+        <w:rPr>
+          <w:lang w:val="zh_TW" w:bidi="zh_TW"/>
+        </w:rPr>
+        <w:t>、</w:t>
+      </w:r>
+      <w:hyperlink r:id="rId14">
+        <w:r>
+          <w:rPr>
+            <w:lang w:val="zh_TW" w:bidi="zh_TW"/>
+          </w:rPr>
+          <w:rPr>
+            <w:color w:val="0000EE"/>
+            <w:u w:val="single"/>
+          </w:rPr>
+          <w:t>29</w:t>
+        </w:r>
+      </w:hyperlink>
+      <w:r>
+        <w:rPr>
+          <w:lang w:val="zh_TW" w:bidi="zh_TW"/>
+        </w:rPr>
+        <w:t>節）、利亞和拉結的父親（</w:t>
+      </w:r>
+      <w:hyperlink r:id="rId15">
+        <w:r>
+          <w:rPr>
+            <w:lang w:val="zh_TW" w:bidi="zh_TW"/>
+          </w:rPr>
+          <w:rPr>
+            <w:color w:val="0000EE"/>
+            <w:u w:val="single"/>
+          </w:rPr>
+          <w:t>29:16</w:t>
+        </w:r>
+      </w:hyperlink>
+      <w:r>
+        <w:rPr>
+          <w:lang w:val="zh_TW" w:bidi="zh_TW"/>
+        </w:rPr>
+        <w:t>），也是雅各的舅舅和岳父。拉班的先祖原本住在吾珥，但他的父親彼土利被稱為巴旦‧亞蘭地的亞蘭人，拉班也被稱為亞蘭人（有英文譯本譯為Syrian，</w:t>
+      </w:r>
+      <w:hyperlink r:id="rId16">
+        <w:r>
+          <w:rPr>
+            <w:lang w:val="zh_TW" w:bidi="zh_TW"/>
+          </w:rPr>
+          <w:rPr>
+            <w:color w:val="0000EE"/>
+            <w:u w:val="single"/>
+          </w:rPr>
+          <w:t>25:20</w:t>
+        </w:r>
+      </w:hyperlink>
+      <w:r>
+        <w:rPr>
+          <w:lang w:val="zh_TW" w:bidi="zh_TW"/>
+        </w:rPr>
+        <w:t>，參</w:t>
+      </w:r>
+      <w:hyperlink r:id="rId17">
+        <w:r>
+          <w:rPr>
+            <w:lang w:val="zh_TW" w:bidi="zh_TW"/>
+          </w:rPr>
+          <w:rPr>
+            <w:color w:val="0000EE"/>
+            <w:u w:val="single"/>
+          </w:rPr>
+          <w:t>28:5</w:t>
+        </w:r>
+      </w:hyperlink>
+      <w:r>
+        <w:rPr>
+          <w:lang w:val="zh_TW" w:bidi="zh_TW"/>
+        </w:rPr>
+        <w:t>）。他們的家鄉是位於敘利亞地區的哈蘭，與吾珥一樣是敬拜月神辛（Sin）或南納（Nannar）的重要敬拜中心。</w:t>
       </w:r>
     </w:p>
     <w:p>
@@ -245,7 +371,79 @@
         <w:rPr>
           <w:lang w:val="zh_TW" w:bidi="zh_TW"/>
         </w:rPr>
-        <w:t>舊約聖經記載了人們如何在聖殿中使用音樂敬拜神，但並未詳細描述樂器的外型或製作方式。這部分與神的第二條誡命有關。希伯來人認為這條誡命禁止為受造之物造像，包括繪製樂器的圖像。但以理書提到了在尼布甲尼撒王宮殿中，演奏的六種不同樂器。</w:t>
+        <w:t>當以撒年紀漸長時，亞伯拉罕差遣僕人以利以謝回到哈蘭，為以撒物色妻子。拉班熱情地接待以利以謝，並為他和他的駱駝預備住宿與所需（</w:t>
+      </w:r>
+      <w:hyperlink r:id="rId18">
+        <w:r>
+          <w:rPr>
+            <w:lang w:val="zh_TW" w:bidi="zh_TW"/>
+          </w:rPr>
+          <w:rPr>
+            <w:color w:val="0000EE"/>
+            <w:u w:val="single"/>
+          </w:rPr>
+          <w:t>創24:29–33</w:t>
+        </w:r>
+      </w:hyperlink>
+      <w:r>
+        <w:rPr>
+          <w:lang w:val="zh_TW" w:bidi="zh_TW"/>
+        </w:rPr>
+        <w:t>、</w:t>
+      </w:r>
+      <w:hyperlink r:id="rId18">
+        <w:r>
+          <w:rPr>
+            <w:lang w:val="zh_TW" w:bidi="zh_TW"/>
+          </w:rPr>
+          <w:rPr>
+            <w:color w:val="0000EE"/>
+            <w:u w:val="single"/>
+          </w:rPr>
+          <w:t>54</w:t>
+        </w:r>
+      </w:hyperlink>
+      <w:r>
+        <w:rPr>
+          <w:lang w:val="zh_TW" w:bidi="zh_TW"/>
+        </w:rPr>
+        <w:t>）。拉班是家中的主人，故是由他決定是否將利百加嫁給以撒（</w:t>
+      </w:r>
+      <w:hyperlink r:id="rId19">
+        <w:r>
+          <w:rPr>
+            <w:lang w:val="zh_TW" w:bidi="zh_TW"/>
+          </w:rPr>
+          <w:rPr>
+            <w:color w:val="0000EE"/>
+            <w:u w:val="single"/>
+          </w:rPr>
+          <w:t>50–51</w:t>
+        </w:r>
+      </w:hyperlink>
+      <w:r>
+        <w:rPr>
+          <w:lang w:val="zh_TW" w:bidi="zh_TW"/>
+        </w:rPr>
+        <w:t>節），因此，以利以謝也將貴重的禮物獻給拉班與他母親（</w:t>
+      </w:r>
+      <w:hyperlink r:id="rId20">
+        <w:r>
+          <w:rPr>
+            <w:lang w:val="zh_TW" w:bidi="zh_TW"/>
+          </w:rPr>
+          <w:rPr>
+            <w:color w:val="0000EE"/>
+            <w:u w:val="single"/>
+          </w:rPr>
+          <w:t>53</w:t>
+        </w:r>
+      </w:hyperlink>
+      <w:r>
+        <w:rPr>
+          <w:lang w:val="zh_TW" w:bidi="zh_TW"/>
+        </w:rPr>
+        <w:t>節）。</w:t>
       </w:r>
     </w:p>
     <w:p>
@@ -259,18 +457,43 @@
         <w:rPr>
           <w:lang w:val="zh_TW" w:bidi="zh_TW"/>
         </w:rPr>
-        <w:t>古代希伯來人對於哪些樂器可用於聖殿敬拜有特定規範。他們對樂器的選擇並非依其音色，而是依照該樂器是否被視為是「潔淨的」（可接受的）或「不潔淨的」（不可接受的）來決定。有些樂器因被視為不潔淨而禁止在聖殿中使用。</w:t>
-      </w:r>
-    </w:p>
-    <w:p>
-      <w:pPr>
-        <w:pStyle w:val="Heading3"/>
-      </w:pPr>
-      <w:r>
-        <w:rPr>
-          <w:lang w:val="zh_TW" w:bidi="zh_TW"/>
-        </w:rPr>
-        <w:t>弦樂器</w:t>
+        <w:t>拉班在他外甥雅各物色妻子的故事中佔有重要地位。在利百加與雅各設計欺哄以撒之後，利百加擔心以掃會殺死雅各，便勸他逃往她哥哥拉班那裡（</w:t>
+      </w:r>
+      <w:hyperlink r:id="rId21">
+        <w:r>
+          <w:rPr>
+            <w:lang w:val="zh_TW" w:bidi="zh_TW"/>
+          </w:rPr>
+          <w:rPr>
+            <w:color w:val="0000EE"/>
+            <w:u w:val="single"/>
+          </w:rPr>
+          <w:t>創27:43</w:t>
+        </w:r>
+      </w:hyperlink>
+      <w:r>
+        <w:rPr>
+          <w:lang w:val="zh_TW" w:bidi="zh_TW"/>
+        </w:rPr>
+        <w:t>）；同時，她也說服以撒讓雅各前往哈蘭，從親族中娶妻。當雅各抵達哈蘭地區時，遇見拉班的小女兒拉結，並受到熱情款待（</w:t>
+      </w:r>
+      <w:hyperlink r:id="rId22">
+        <w:r>
+          <w:rPr>
+            <w:lang w:val="zh_TW" w:bidi="zh_TW"/>
+          </w:rPr>
+          <w:rPr>
+            <w:color w:val="0000EE"/>
+            <w:u w:val="single"/>
+          </w:rPr>
+          <w:t>創29:13</w:t>
+        </w:r>
+      </w:hyperlink>
+      <w:r>
+        <w:rPr>
+          <w:lang w:val="zh_TW" w:bidi="zh_TW"/>
+        </w:rPr>
+        <w:t>）。拉班僱用雅各牧羊，雙方同意雅各工作七年後可娶拉結為妻。七年期滿後，拉班卻將大女兒利亞代替拉結給雅各為妻。雅各提出抗議，最後兩人達成協議，只要雅各再事奉七年，便能娶拉結為妻。</w:t>
       </w:r>
     </w:p>
     <w:p>
@@ -284,9 +507,9 @@
         <w:rPr>
           <w:lang w:val="zh_TW" w:bidi="zh_TW"/>
         </w:rPr>
-        <w:t>猶太人特別重視弦樂器，認為這些樂器最適合在聖殿音樂敬拜中使用。許多古代民族也同樣重視弦樂器。例如，大衛王彈奏一種稱為里拉琴（絲弦）的弦樂器。在</w:t>
-      </w:r>
-      <w:hyperlink r:id="rId13">
+        <w:t>雅各與拉班兩人都善於盤算，並且在工資問題上有多次激烈爭執。雅各曾提出，他的工資可以是羊群中特定的一部分。拉班同意後，耶和華賜福給雅各，使他的羊群大大增多，這使拉班心生不滿。雅各指出，拉班曾十次更改他的工價（</w:t>
+      </w:r>
+      <w:hyperlink r:id="rId23">
         <w:r>
           <w:rPr>
             <w:lang w:val="zh_TW" w:bidi="zh_TW"/>
@@ -295,25 +518,32 @@
             <w:color w:val="0000EE"/>
             <w:u w:val="single"/>
           </w:rPr>
-          <w:t>詩篇一五〇篇4節</w:t>
+          <w:t>創31:7</w:t>
         </w:r>
       </w:hyperlink>
       <w:r>
         <w:rPr>
           <w:lang w:val="zh_TW" w:bidi="zh_TW"/>
         </w:rPr>
-        <w:t>中，希伯來文單詞米尼姆（minim，意為「絲弦」）指的是各類用來讚美神的弦樂器。</w:t>
-      </w:r>
-    </w:p>
-    <w:p>
-      <w:pPr>
-        <w:pStyle w:val="Heading4"/>
-      </w:pPr>
-      <w:r>
-        <w:rPr>
-          <w:lang w:val="zh_TW" w:bidi="zh_TW"/>
-        </w:rPr>
-        <w:t>阿索爾（Asor）</w:t>
+        <w:t>、</w:t>
+      </w:r>
+      <w:hyperlink r:id="rId23">
+        <w:r>
+          <w:rPr>
+            <w:lang w:val="zh_TW" w:bidi="zh_TW"/>
+          </w:rPr>
+          <w:rPr>
+            <w:color w:val="0000EE"/>
+            <w:u w:val="single"/>
+          </w:rPr>
+          <w:t>41</w:t>
+        </w:r>
+      </w:hyperlink>
+      <w:r>
+        <w:rPr>
+          <w:lang w:val="zh_TW" w:bidi="zh_TW"/>
+        </w:rPr>
+        <w:t>）。</w:t>
       </w:r>
     </w:p>
     <w:p>
@@ -327,72 +557,7 @@
         <w:rPr>
           <w:lang w:val="zh_TW" w:bidi="zh_TW"/>
         </w:rPr>
-        <w:t>阿索爾在詩篇中出現了三次（</w:t>
-      </w:r>
-      <w:hyperlink r:id="rId14">
-        <w:r>
-          <w:rPr>
-            <w:lang w:val="zh_TW" w:bidi="zh_TW"/>
-          </w:rPr>
-          <w:rPr>
-            <w:color w:val="0000EE"/>
-            <w:u w:val="single"/>
-          </w:rPr>
-          <w:t>詩33:2</w:t>
-        </w:r>
-      </w:hyperlink>
-      <w:r>
-        <w:rPr>
-          <w:lang w:val="zh_TW" w:bidi="zh_TW"/>
-        </w:rPr>
-        <w:t>，</w:t>
-      </w:r>
-      <w:hyperlink r:id="rId15">
-        <w:r>
-          <w:rPr>
-            <w:lang w:val="zh_TW" w:bidi="zh_TW"/>
-          </w:rPr>
-          <w:rPr>
-            <w:color w:val="0000EE"/>
-            <w:u w:val="single"/>
-          </w:rPr>
-          <w:t>92:3</w:t>
-        </w:r>
-      </w:hyperlink>
-      <w:r>
-        <w:rPr>
-          <w:lang w:val="zh_TW" w:bidi="zh_TW"/>
-        </w:rPr>
-        <w:t>，</w:t>
-      </w:r>
-      <w:hyperlink r:id="rId16">
-        <w:r>
-          <w:rPr>
-            <w:lang w:val="zh_TW" w:bidi="zh_TW"/>
-          </w:rPr>
-          <w:rPr>
-            <w:color w:val="0000EE"/>
-            <w:u w:val="single"/>
-          </w:rPr>
-          <w:t>144:9</w:t>
-        </w:r>
-      </w:hyperlink>
-      <w:r>
-        <w:rPr>
-          <w:lang w:val="zh_TW" w:bidi="zh_TW"/>
-        </w:rPr>
-        <w:t>）。阿索爾這個詞（在希伯來文中意為「十」），可能指一種具有十條弦的樂器。學者認為阿索爾可能類似腓尼基的齊特琴（一種平面的弦樂器），有十根弦。它也可能類似於魯特琴（另一種弦樂器）。</w:t>
-      </w:r>
-    </w:p>
-    <w:p>
-      <w:pPr>
-        <w:pStyle w:val="Heading4"/>
-      </w:pPr>
-      <w:r>
-        <w:rPr>
-          <w:lang w:val="zh_TW" w:bidi="zh_TW"/>
-        </w:rPr>
-        <w:t>卡索斯（Kathros）</w:t>
+        <w:t>後來雅各逃離哈蘭。拉班追趕他，因為他發現自家的神像失蹤了，而擁有這些神像的人可繼承家產。但其實是拉結偷偷將神像帶走，並巧妙地隱藏，使她父親未能搜出。</w:t>
       </w:r>
     </w:p>
     <w:p>
@@ -406,9 +571,9 @@
         <w:rPr>
           <w:lang w:val="zh_TW" w:bidi="zh_TW"/>
         </w:rPr>
-        <w:t>卡索斯是尼布甲尼撒王宮中演奏的樂器，可能與里拉琴相近，是一種手持的小型豎琴類樂器（</w:t>
-      </w:r>
-      <w:hyperlink r:id="rId17">
+        <w:t>最後，拉班與雅各立下和平之約，二人堆起一堆石頭作為彼此之間的見證（</w:t>
+      </w:r>
+      <w:hyperlink r:id="rId24">
         <w:r>
           <w:rPr>
             <w:lang w:val="zh_TW" w:bidi="zh_TW"/>
@@ -417,79 +582,14 @@
             <w:color w:val="0000EE"/>
             <w:u w:val="single"/>
           </w:rPr>
-          <w:t>但3:5</w:t>
+          <w:t>創31:46–50</w:t>
         </w:r>
       </w:hyperlink>
       <w:r>
         <w:rPr>
           <w:lang w:val="zh_TW" w:bidi="zh_TW"/>
         </w:rPr>
-        <w:t>、</w:t>
-      </w:r>
-      <w:hyperlink r:id="rId17">
-        <w:r>
-          <w:rPr>
-            <w:lang w:val="zh_TW" w:bidi="zh_TW"/>
-          </w:rPr>
-          <w:rPr>
-            <w:color w:val="0000EE"/>
-            <w:u w:val="single"/>
-          </w:rPr>
-          <w:t>7</w:t>
-        </w:r>
-      </w:hyperlink>
-      <w:r>
-        <w:rPr>
-          <w:lang w:val="zh_TW" w:bidi="zh_TW"/>
-        </w:rPr>
-        <w:t>、</w:t>
-      </w:r>
-      <w:hyperlink r:id="rId17">
-        <w:r>
-          <w:rPr>
-            <w:lang w:val="zh_TW" w:bidi="zh_TW"/>
-          </w:rPr>
-          <w:rPr>
-            <w:color w:val="0000EE"/>
-            <w:u w:val="single"/>
-          </w:rPr>
-          <w:t>10</w:t>
-        </w:r>
-      </w:hyperlink>
-      <w:r>
-        <w:rPr>
-          <w:lang w:val="zh_TW" w:bidi="zh_TW"/>
-        </w:rPr>
-        <w:t>、</w:t>
-      </w:r>
-      <w:hyperlink r:id="rId17">
-        <w:r>
-          <w:rPr>
-            <w:lang w:val="zh_TW" w:bidi="zh_TW"/>
-          </w:rPr>
-          <w:rPr>
-            <w:color w:val="0000EE"/>
-            <w:u w:val="single"/>
-          </w:rPr>
-          <w:t>15</w:t>
-        </w:r>
-      </w:hyperlink>
-      <w:r>
-        <w:rPr>
-          <w:lang w:val="zh_TW" w:bidi="zh_TW"/>
-        </w:rPr>
         <w:t>）。</w:t>
-      </w:r>
-    </w:p>
-    <w:p>
-      <w:pPr>
-        <w:pStyle w:val="Heading4"/>
-      </w:pPr>
-      <w:r>
-        <w:rPr>
-          <w:lang w:val="zh_TW" w:bidi="zh_TW"/>
-        </w:rPr>
-        <w:t>基諾爾（Kinnor）</w:t>
       </w:r>
     </w:p>
     <w:p>
@@ -501,9 +601,32 @@
       </w:r>
       <w:r>
         <w:rPr>
-          <w:lang w:val="zh_TW" w:bidi="zh_TW"/>
-        </w:rPr>
-        <w:t>基諾爾在聖經中出現的次數比其它樂器更多，共有42次。許多人稱它為「大衛的豎琴」，並視為猶太人最喜愛的樂器。它比大型豎琴更接近里拉琴。其弦的數量不確定，但弦通常以羊腸製作，共鳴箱位於樂器底部。</w:t>
+          <w:i/>
+          <w:lang w:val="zh_TW" w:bidi="zh_TW"/>
+        </w:rPr>
+        <w:t xml:space="preserve">另見 </w:t>
+      </w:r>
+      <w:r>
+        <w:rPr>
+          <w:lang w:val="zh_TW" w:bidi="zh_TW"/>
+        </w:rPr>
+        <w:t>雅各 #1</w:t>
+      </w:r>
+      <w:r>
+        <w:rPr>
+          <w:lang w:val="zh_TW" w:bidi="zh_TW"/>
+        </w:rPr>
+        <w:t>。</w:t>
+      </w:r>
+      <w:r>
+        <w:rPr>
+          <w:lang w:val="zh_TW" w:bidi="zh_TW"/>
+        </w:rPr>
+      </w:r>
+      <w:r>
+        <w:rPr>
+          <w:lang w:val="zh_TW" w:bidi="zh_TW"/>
+        </w:rPr>
       </w:r>
     </w:p>
     <w:p>
@@ -513,130 +636,21 @@
           <w:lang w:val="zh_TW" w:bidi="zh_TW"/>
         </w:rPr>
       </w:r>
-      <w:r>
-        <w:rPr>
-          <w:lang w:val="zh_TW" w:bidi="zh_TW"/>
-        </w:rPr>
-        <w:t>我們並不確定基諾爾是以撥片或徒手演奏。聖經說大衛「用手彈奏它」（</w:t>
-      </w:r>
-      <w:hyperlink r:id="rId18">
-        <w:r>
-          <w:rPr>
-            <w:lang w:val="zh_TW" w:bidi="zh_TW"/>
-          </w:rPr>
-          <w:rPr>
-            <w:color w:val="0000EE"/>
-            <w:u w:val="single"/>
-          </w:rPr>
-          <w:t>撒上16:23</w:t>
-        </w:r>
-      </w:hyperlink>
-      <w:r>
-        <w:rPr>
-          <w:lang w:val="zh_TW" w:bidi="zh_TW"/>
-        </w:rPr>
-        <w:t>），可能表示徒手演奏並非常態。基諾爾的音色「優美」（</w:t>
-      </w:r>
-      <w:hyperlink r:id="rId19">
-        <w:r>
-          <w:rPr>
-            <w:lang w:val="zh_TW" w:bidi="zh_TW"/>
-          </w:rPr>
-          <w:rPr>
-            <w:color w:val="0000EE"/>
-            <w:u w:val="single"/>
-          </w:rPr>
-          <w:t>詩81:2</w:t>
-        </w:r>
-      </w:hyperlink>
-      <w:r>
-        <w:rPr>
-          <w:lang w:val="zh_TW" w:bidi="zh_TW"/>
-        </w:rPr>
-        <w:t>），可用於敬拜、慶典與國事場合（</w:t>
-      </w:r>
-      <w:hyperlink r:id="rId20">
-        <w:r>
-          <w:rPr>
-            <w:lang w:val="zh_TW" w:bidi="zh_TW"/>
-          </w:rPr>
-          <w:rPr>
-            <w:color w:val="0000EE"/>
-            <w:u w:val="single"/>
-          </w:rPr>
-          <w:t>撒上10:5</w:t>
-        </w:r>
-      </w:hyperlink>
-      <w:r>
-        <w:rPr>
-          <w:lang w:val="zh_TW" w:bidi="zh_TW"/>
-        </w:rPr>
-        <w:t>；</w:t>
-      </w:r>
-      <w:hyperlink r:id="rId21">
-        <w:r>
-          <w:rPr>
-            <w:lang w:val="zh_TW" w:bidi="zh_TW"/>
-          </w:rPr>
-          <w:rPr>
-            <w:color w:val="0000EE"/>
-            <w:u w:val="single"/>
-          </w:rPr>
-          <w:t>撒下6:5</w:t>
-        </w:r>
-      </w:hyperlink>
-      <w:r>
-        <w:rPr>
-          <w:lang w:val="zh_TW" w:bidi="zh_TW"/>
-        </w:rPr>
-        <w:t>；</w:t>
-      </w:r>
-      <w:hyperlink r:id="rId22">
-        <w:r>
-          <w:rPr>
-            <w:lang w:val="zh_TW" w:bidi="zh_TW"/>
-          </w:rPr>
-          <w:rPr>
-            <w:color w:val="0000EE"/>
-            <w:u w:val="single"/>
-          </w:rPr>
-          <w:t>賽5:12</w:t>
-        </w:r>
-      </w:hyperlink>
-      <w:r>
-        <w:rPr>
-          <w:lang w:val="zh_TW" w:bidi="zh_TW"/>
-        </w:rPr>
-        <w:t>）。牧羊人也會彈奏它（</w:t>
-      </w:r>
-      <w:hyperlink r:id="rId23">
-        <w:r>
-          <w:rPr>
-            <w:lang w:val="zh_TW" w:bidi="zh_TW"/>
-          </w:rPr>
-          <w:rPr>
-            <w:color w:val="0000EE"/>
-            <w:u w:val="single"/>
-          </w:rPr>
-          <w:t>撒上16:16</w:t>
-        </w:r>
-      </w:hyperlink>
-      <w:r>
-        <w:rPr>
-          <w:lang w:val="zh_TW" w:bidi="zh_TW"/>
-        </w:rPr>
-        <w:t>）。</w:t>
-      </w:r>
     </w:p>
     <w:p>
       <w:pPr>
-        <w:pStyle w:val="Heading4"/>
-      </w:pPr>
-      <w:r>
-        <w:rPr>
-          <w:lang w:val="zh_TW" w:bidi="zh_TW"/>
-        </w:rPr>
-        <w:t>內伯（Nebel）</w:t>
+        <w:pStyle w:val="Heading2"/>
+      </w:pPr>
+      <w:r>
+        <w:rPr>
+          <w:lang w:val="zh_TW" w:bidi="zh_TW"/>
+        </w:rPr>
+        <w:t>拉比</w:t>
+      </w:r>
+      <w:r>
+        <w:rPr>
+          <w:lang w:val="zh_TW" w:bidi="zh_TW"/>
+        </w:rPr>
       </w:r>
     </w:p>
     <w:p>
@@ -650,103 +664,7 @@
         <w:rPr>
           <w:lang w:val="zh_TW" w:bidi="zh_TW"/>
         </w:rPr>
-        <w:t>在聖經中出現了27次。希伯來文中的內伯一詞意為「皮」或「皮瓶」。這可能是因為這種樂器的形狀像瓶子，底部圓而寬，能發出聲音。它是豎琴的一種（</w:t>
-      </w:r>
-      <w:r>
-        <w:rPr>
-          <w:lang w:val="zh_TW" w:bidi="zh_TW"/>
-        </w:rPr>
-        <w:t>和合本譯為「瑟」，</w:t>
-      </w:r>
-      <w:hyperlink r:id="rId21">
-        <w:r>
-          <w:rPr>
-            <w:lang w:val="zh_TW" w:bidi="zh_TW"/>
-          </w:rPr>
-          <w:rPr>
-            <w:color w:val="0000EE"/>
-            <w:u w:val="single"/>
-          </w:rPr>
-          <w:t>撒下6:5</w:t>
-        </w:r>
-      </w:hyperlink>
-      <w:r>
-        <w:rPr>
-          <w:lang w:val="zh_TW" w:bidi="zh_TW"/>
-        </w:rPr>
-        <w:t>；</w:t>
-      </w:r>
-      <w:hyperlink r:id="rId24">
-        <w:r>
-          <w:rPr>
-            <w:lang w:val="zh_TW" w:bidi="zh_TW"/>
-          </w:rPr>
-          <w:rPr>
-            <w:color w:val="0000EE"/>
-            <w:u w:val="single"/>
-          </w:rPr>
-          <w:t>王上10:12</w:t>
-        </w:r>
-      </w:hyperlink>
-      <w:r>
-        <w:rPr>
-          <w:lang w:val="zh_TW" w:bidi="zh_TW"/>
-        </w:rPr>
-        <w:t>；</w:t>
-      </w:r>
-      <w:hyperlink r:id="rId25">
-        <w:r>
-          <w:rPr>
-            <w:lang w:val="zh_TW" w:bidi="zh_TW"/>
-          </w:rPr>
-          <w:rPr>
-            <w:color w:val="0000EE"/>
-            <w:u w:val="single"/>
-          </w:rPr>
-          <w:t>尼12:27</w:t>
-        </w:r>
-      </w:hyperlink>
-      <w:r>
-        <w:rPr>
-          <w:lang w:val="zh_TW" w:bidi="zh_TW"/>
-        </w:rPr>
-        <w:t>；</w:t>
-      </w:r>
-      <w:hyperlink r:id="rId26">
-        <w:r>
-          <w:rPr>
-            <w:lang w:val="zh_TW" w:bidi="zh_TW"/>
-          </w:rPr>
-          <w:rPr>
-            <w:color w:val="0000EE"/>
-            <w:u w:val="single"/>
-          </w:rPr>
-          <w:t>詩57:8</w:t>
-        </w:r>
-      </w:hyperlink>
-      <w:r>
-        <w:rPr>
-          <w:lang w:val="zh_TW" w:bidi="zh_TW"/>
-        </w:rPr>
-        <w:t>；</w:t>
-      </w:r>
-      <w:hyperlink r:id="rId27">
-        <w:r>
-          <w:rPr>
-            <w:lang w:val="zh_TW" w:bidi="zh_TW"/>
-          </w:rPr>
-          <w:rPr>
-            <w:color w:val="0000EE"/>
-            <w:u w:val="single"/>
-          </w:rPr>
-          <w:t>摩5:23</w:t>
-        </w:r>
-      </w:hyperlink>
-      <w:r>
-        <w:rPr>
-          <w:lang w:val="zh_TW" w:bidi="zh_TW"/>
-        </w:rPr>
-        <w:t>），可能與埃及的豎琴相似，演奏方式可能為徒手彈奏。內伯比基諾爾更大、聲音更響亮。</w:t>
+        <w:t>一種尊稱，意思是「我的大人」或「在我之上者」。猶太人在耶穌的時代用這個稱號來稱呼他們的宗教教師。</w:t>
       </w:r>
     </w:p>
     <w:p>
@@ -760,18 +678,193 @@
         <w:rPr>
           <w:lang w:val="zh_TW" w:bidi="zh_TW"/>
         </w:rPr>
-        <w:t>現代英文聖經通常將內伯翻譯為「豎琴」。有英文譯本則使用「薩泰里琴」（psaltery）或「維奧爾琴」（viol）（兩者都是弦樂器的古老名稱）。</w:t>
+        <w:t>根據</w:t>
+      </w:r>
+      <w:hyperlink r:id="rId25">
+        <w:r>
+          <w:rPr>
+            <w:lang w:val="zh_TW" w:bidi="zh_TW"/>
+          </w:rPr>
+          <w:rPr>
+            <w:color w:val="0000EE"/>
+            <w:u w:val="single"/>
+          </w:rPr>
+          <w:t>馬太福音二十三章7節</w:t>
+        </w:r>
+      </w:hyperlink>
+      <w:r>
+        <w:rPr>
+          <w:lang w:val="zh_TW" w:bidi="zh_TW"/>
+        </w:rPr>
+        <w:t>，「拉比」是用於稱呼猶太文士和法利賽人的頭銜。然而，在新約聖經中，當其他人對耶穌說話時，它最常用作尊稱。在福音書中的許多故事中，人們都稱呼耶穌為「拉比」。比如：</w:t>
       </w:r>
     </w:p>
     <w:p>
       <w:pPr>
-        <w:pStyle w:val="Heading4"/>
-      </w:pPr>
-      <w:r>
-        <w:rPr>
-          <w:lang w:val="zh_TW" w:bidi="zh_TW"/>
-        </w:rPr>
-        <w:t>普桑特林（Psantrin）</w:t>
+        <w:pStyle w:val="ListBullet"/>
+        <w:spacing w:line="240" w:lineRule="auto"/>
+        <w:ind w:left="720"/>
+      </w:pPr>
+      <w:r>
+        <w:rPr>
+          <w:lang w:val="zh_TW" w:bidi="zh_TW"/>
+        </w:rPr>
+      </w:r>
+      <w:hyperlink r:id="rId26">
+        <w:r>
+          <w:rPr>
+            <w:lang w:val="zh_TW" w:bidi="zh_TW"/>
+          </w:rPr>
+          <w:rPr>
+            <w:color w:val="0000EE"/>
+            <w:u w:val="single"/>
+          </w:rPr>
+          <w:t>約翰福音一章49節</w:t>
+        </w:r>
+      </w:hyperlink>
+      <w:r>
+        <w:rPr>
+          <w:lang w:val="zh_TW" w:bidi="zh_TW"/>
+        </w:rPr>
+        <w:t>中的拿但業</w:t>
+      </w:r>
+    </w:p>
+    <w:p>
+      <w:pPr>
+        <w:pStyle w:val="ListBullet"/>
+        <w:spacing w:line="240" w:lineRule="auto"/>
+        <w:ind w:left="720"/>
+      </w:pPr>
+      <w:r>
+        <w:rPr>
+          <w:lang w:val="zh_TW" w:bidi="zh_TW"/>
+        </w:rPr>
+      </w:r>
+      <w:hyperlink r:id="rId27">
+        <w:r>
+          <w:rPr>
+            <w:lang w:val="zh_TW" w:bidi="zh_TW"/>
+          </w:rPr>
+          <w:rPr>
+            <w:color w:val="0000EE"/>
+            <w:u w:val="single"/>
+          </w:rPr>
+          <w:t>約翰福音一章38節</w:t>
+        </w:r>
+      </w:hyperlink>
+      <w:r>
+        <w:rPr>
+          <w:lang w:val="zh_TW" w:bidi="zh_TW"/>
+        </w:rPr>
+        <w:t>中的彼得和安得烈</w:t>
+      </w:r>
+    </w:p>
+    <w:p>
+      <w:pPr>
+        <w:pStyle w:val="ListBullet"/>
+        <w:spacing w:line="240" w:lineRule="auto"/>
+        <w:ind w:left="720"/>
+      </w:pPr>
+      <w:r>
+        <w:rPr>
+          <w:lang w:val="zh_TW" w:bidi="zh_TW"/>
+        </w:rPr>
+      </w:r>
+      <w:hyperlink r:id="rId28">
+        <w:r>
+          <w:rPr>
+            <w:lang w:val="zh_TW" w:bidi="zh_TW"/>
+          </w:rPr>
+          <w:rPr>
+            <w:color w:val="0000EE"/>
+            <w:u w:val="single"/>
+          </w:rPr>
+          <w:t>約翰福音三章2節</w:t>
+        </w:r>
+      </w:hyperlink>
+      <w:r>
+        <w:rPr>
+          <w:lang w:val="zh_TW" w:bidi="zh_TW"/>
+        </w:rPr>
+        <w:t>中的尼哥德慕</w:t>
+      </w:r>
+    </w:p>
+    <w:p>
+      <w:pPr>
+        <w:pStyle w:val="ListBullet"/>
+        <w:spacing w:line="240" w:lineRule="auto"/>
+        <w:ind w:left="720"/>
+      </w:pPr>
+      <w:r>
+        <w:rPr>
+          <w:lang w:val="zh_TW" w:bidi="zh_TW"/>
+        </w:rPr>
+      </w:r>
+      <w:hyperlink r:id="rId29">
+        <w:r>
+          <w:rPr>
+            <w:lang w:val="zh_TW" w:bidi="zh_TW"/>
+          </w:rPr>
+          <w:rPr>
+            <w:color w:val="0000EE"/>
+            <w:u w:val="single"/>
+          </w:rPr>
+          <w:t>約翰福音九章2節</w:t>
+        </w:r>
+      </w:hyperlink>
+      <w:r>
+        <w:rPr>
+          <w:lang w:val="zh_TW" w:bidi="zh_TW"/>
+        </w:rPr>
+        <w:t>，</w:t>
+      </w:r>
+      <w:hyperlink r:id="rId30">
+        <w:r>
+          <w:rPr>
+            <w:lang w:val="zh_TW" w:bidi="zh_TW"/>
+          </w:rPr>
+          <w:rPr>
+            <w:color w:val="0000EE"/>
+            <w:u w:val="single"/>
+          </w:rPr>
+          <w:t>十一章8節</w:t>
+        </w:r>
+      </w:hyperlink>
+      <w:r>
+        <w:rPr>
+          <w:lang w:val="zh_TW" w:bidi="zh_TW"/>
+        </w:rPr>
+        <w:t>中的門徒（群體）</w:t>
+      </w:r>
+    </w:p>
+    <w:p>
+      <w:pPr>
+        <w:pStyle w:val="ListBullet"/>
+        <w:spacing w:line="240" w:lineRule="auto"/>
+        <w:ind w:left="720"/>
+      </w:pPr>
+      <w:r>
+        <w:rPr>
+          <w:lang w:val="zh_TW" w:bidi="zh_TW"/>
+        </w:rPr>
+      </w:r>
+      <w:hyperlink r:id="rId31">
+        <w:r>
+          <w:rPr>
+            <w:lang w:val="zh_TW" w:bidi="zh_TW"/>
+          </w:rPr>
+          <w:rPr>
+            <w:color w:val="0000EE"/>
+            <w:u w:val="single"/>
+          </w:rPr>
+          <w:t>約翰福音六章25節</w:t>
+        </w:r>
+      </w:hyperlink>
+      <w:r>
+        <w:rPr>
+          <w:lang w:val="zh_TW" w:bidi="zh_TW"/>
+        </w:rPr>
+        <w:t>中的群眾</w:t>
       </w:r>
     </w:p>
     <w:p>
@@ -785,7 +878,61 @@
         <w:rPr>
           <w:lang w:val="zh_TW" w:bidi="zh_TW"/>
         </w:rPr>
-        <w:t>普桑特林（也稱為pesanterin）是來自希臘的樂器。曾在尼布甲尼撒王的樂隊中演奏（</w:t>
+        <w:t>抹大拉的馬利亞和盲人巴底買都使用較長的形式「拉波尼」來直接稱呼耶穌（</w:t>
+      </w:r>
+      <w:hyperlink r:id="rId32">
+        <w:r>
+          <w:rPr>
+            <w:lang w:val="zh_TW" w:bidi="zh_TW"/>
+          </w:rPr>
+          <w:rPr>
+            <w:color w:val="0000EE"/>
+            <w:u w:val="single"/>
+          </w:rPr>
+          <w:t>馬可福音10:51</w:t>
+        </w:r>
+      </w:hyperlink>
+      <w:r>
+        <w:rPr>
+          <w:lang w:val="zh_TW" w:bidi="zh_TW"/>
+        </w:rPr>
+        <w:t>；</w:t>
+      </w:r>
+      <w:hyperlink r:id="rId33">
+        <w:r>
+          <w:rPr>
+            <w:lang w:val="zh_TW" w:bidi="zh_TW"/>
+          </w:rPr>
+          <w:rPr>
+            <w:color w:val="0000EE"/>
+            <w:u w:val="single"/>
+          </w:rPr>
+          <w:t>約翰福音20:16</w:t>
+        </w:r>
+      </w:hyperlink>
+      <w:r>
+        <w:rPr>
+          <w:lang w:val="zh_TW" w:bidi="zh_TW"/>
+        </w:rPr>
+        <w:t>）。這比使用較短的稱呼「拉比」更表現出深刻的尊敬。在約翰福音書寫成的時候，「拉比」這個稱呼的意思是「老師」。約翰在</w:t>
+      </w:r>
+      <w:hyperlink r:id="rId27">
+        <w:r>
+          <w:rPr>
+            <w:lang w:val="zh_TW" w:bidi="zh_TW"/>
+          </w:rPr>
+          <w:rPr>
+            <w:color w:val="0000EE"/>
+            <w:u w:val="single"/>
+          </w:rPr>
+          <w:t>一章38節</w:t>
+        </w:r>
+      </w:hyperlink>
+      <w:r>
+        <w:rPr>
+          <w:lang w:val="zh_TW" w:bidi="zh_TW"/>
+        </w:rPr>
+        <w:t>中明確指出這一點，並在</w:t>
       </w:r>
       <w:hyperlink r:id="rId28">
         <w:r>
@@ -796,25 +943,14 @@
             <w:color w:val="0000EE"/>
             <w:u w:val="single"/>
           </w:rPr>
-          <w:t>但3:5–15</w:t>
+          <w:t>三章2節</w:t>
         </w:r>
       </w:hyperlink>
       <w:r>
         <w:rPr>
           <w:lang w:val="zh_TW" w:bidi="zh_TW"/>
         </w:rPr>
-        <w:t>）。它可能類似於揚琴（dulcimer，一種以小槌敲擊琴弦的弦樂器）。</w:t>
-      </w:r>
-    </w:p>
-    <w:p>
-      <w:pPr>
-        <w:pStyle w:val="Heading4"/>
-      </w:pPr>
-      <w:r>
-        <w:rPr>
-          <w:lang w:val="zh_TW" w:bidi="zh_TW"/>
-        </w:rPr>
-        <w:t>撒布查（Sabcha）</w:t>
+        <w:t>中暗示了這一點。</w:t>
       </w:r>
     </w:p>
     <w:p>
@@ -828,9 +964,9 @@
         <w:rPr>
           <w:lang w:val="zh_TW" w:bidi="zh_TW"/>
         </w:rPr>
-        <w:t>撒布查（也稱為sabbeka）是一種弦樂器，曾在巴比倫的王宮中演奏（</w:t>
-      </w:r>
-      <w:hyperlink r:id="rId28">
+        <w:t>耶穌譴責文士和法利賽人因這個稱呼而驕傲，他們堅持人們在公共場合稱呼他們「拉比」（</w:t>
+      </w:r>
+      <w:hyperlink r:id="rId34">
         <w:r>
           <w:rPr>
             <w:lang w:val="zh_TW" w:bidi="zh_TW"/>
@@ -839,25 +975,36 @@
             <w:color w:val="0000EE"/>
             <w:u w:val="single"/>
           </w:rPr>
-          <w:t>但3:5–15</w:t>
+          <w:t>馬太福音23:7–8</w:t>
         </w:r>
       </w:hyperlink>
       <w:r>
         <w:rPr>
           <w:lang w:val="zh_TW" w:bidi="zh_TW"/>
         </w:rPr>
-        <w:t>）。希臘人稱之為桑比刻（sambyke），而羅馬人則稱之為桑布卡（sambuca）。其形狀像三角形，有四條弦，音色高亢尖銳。有英文譯本稱之為「薩克布特」（sackbut）。</w:t>
-      </w:r>
-    </w:p>
-    <w:p>
-      <w:pPr>
-        <w:pStyle w:val="Heading3"/>
-      </w:pPr>
-      <w:r>
-        <w:rPr>
-          <w:lang w:val="zh_TW" w:bidi="zh_TW"/>
-        </w:rPr>
-        <w:t>管樂器</w:t>
+        <w:t>）。耶穌禁止他的門徒使用這個稱呼，說：「</w:t>
+      </w:r>
+      <w:r>
+        <w:rPr>
+          <w:lang w:val="zh_TW" w:bidi="zh_TW"/>
+        </w:rPr>
+        <w:t>你們不要受拉比的稱呼</w:t>
+      </w:r>
+      <w:r>
+        <w:rPr>
+          <w:lang w:val="zh_TW" w:bidi="zh_TW"/>
+        </w:rPr>
+        <w:t>。」耶穌並未禁止合理使用這個稱呼，但拒絕驕傲地尋求與之相關的榮譽。當人們以敬畏的方式使用耶穌的稱呼時，並未受到責備。</w:t>
+      </w:r>
+      <w:r>
+        <w:rPr>
+          <w:lang w:val="zh_TW" w:bidi="zh_TW"/>
+        </w:rPr>
+      </w:r>
+      <w:r>
+        <w:rPr>
+          <w:lang w:val="zh_TW" w:bidi="zh_TW"/>
+        </w:rPr>
       </w:r>
     </w:p>
     <w:p>
@@ -867,22 +1014,21 @@
           <w:lang w:val="zh_TW" w:bidi="zh_TW"/>
         </w:rPr>
       </w:r>
-      <w:r>
-        <w:rPr>
-          <w:lang w:val="zh_TW" w:bidi="zh_TW"/>
-        </w:rPr>
-        <w:t>吹奏樂器（人們通過吹氣來產生音樂的樂器）可以分為兩類：管樂器和號角樂器。</w:t>
-      </w:r>
     </w:p>
     <w:p>
       <w:pPr>
-        <w:pStyle w:val="Heading4"/>
-      </w:pPr>
-      <w:r>
-        <w:rPr>
-          <w:lang w:val="zh_TW" w:bidi="zh_TW"/>
-        </w:rPr>
-        <w:t>哈利勒（Halil）</w:t>
+        <w:pStyle w:val="Heading2"/>
+      </w:pPr>
+      <w:r>
+        <w:rPr>
+          <w:lang w:val="zh_TW" w:bidi="zh_TW"/>
+        </w:rPr>
+        <w:t>拉波尼</w:t>
+      </w:r>
+      <w:r>
+        <w:rPr>
+          <w:lang w:val="zh_TW" w:bidi="zh_TW"/>
+        </w:rPr>
       </w:r>
     </w:p>
     <w:p>
@@ -896,9 +1042,22 @@
         <w:rPr>
           <w:lang w:val="zh_TW" w:bidi="zh_TW"/>
         </w:rPr>
-        <w:t>哈利勒是一種管樂器，在聖經中出現了六次，聖經時代之後的猶太作家也曾提到這種樂器。哈利勒類似於希臘的奧羅斯（aulos，一種像現代雙簧管的古代樂器）。許多聖經翻譯將其稱為「笛或簫」（</w:t>
-      </w:r>
-      <w:hyperlink r:id="rId29">
+        <w:t>尊稱</w:t>
+      </w:r>
+      <w:r>
+        <w:rPr>
+          <w:i/>
+          <w:lang w:val="zh_TW" w:bidi="zh_TW"/>
+        </w:rPr>
+        <w:t>拉比</w:t>
+      </w:r>
+      <w:r>
+        <w:rPr>
+          <w:lang w:val="zh_TW" w:bidi="zh_TW"/>
+        </w:rPr>
+        <w:t>的變體，意思是「我偉大的那一位」或「我至上的那一位」。這個稱謂是用來稱呼老師的。拉波尼僅用於</w:t>
+      </w:r>
+      <w:hyperlink r:id="rId32">
         <w:r>
           <w:rPr>
             <w:lang w:val="zh_TW" w:bidi="zh_TW"/>
@@ -907,16 +1066,16 @@
             <w:color w:val="0000EE"/>
             <w:u w:val="single"/>
           </w:rPr>
-          <w:t>太9:23</w:t>
+          <w:t>馬可福音十章51節</w:t>
         </w:r>
       </w:hyperlink>
       <w:r>
         <w:rPr>
           <w:lang w:val="zh_TW" w:bidi="zh_TW"/>
         </w:rPr>
-        <w:t>；</w:t>
-      </w:r>
-      <w:hyperlink r:id="rId30">
+        <w:t>和</w:t>
+      </w:r>
+      <w:hyperlink r:id="rId33">
         <w:r>
           <w:rPr>
             <w:lang w:val="zh_TW" w:bidi="zh_TW"/>
@@ -925,32 +1084,43 @@
             <w:color w:val="0000EE"/>
             <w:u w:val="single"/>
           </w:rPr>
-          <w:t>林前14:7</w:t>
+          <w:t>約翰福音二十章16節</w:t>
         </w:r>
       </w:hyperlink>
       <w:r>
         <w:rPr>
           <w:lang w:val="zh_TW" w:bidi="zh_TW"/>
         </w:rPr>
-        <w:t>；</w:t>
-      </w:r>
-      <w:hyperlink r:id="rId31">
-        <w:r>
-          <w:rPr>
-            <w:lang w:val="zh_TW" w:bidi="zh_TW"/>
-          </w:rPr>
-          <w:rPr>
-            <w:color w:val="0000EE"/>
-            <w:u w:val="single"/>
-          </w:rPr>
-          <w:t>啟18:22</w:t>
-        </w:r>
-      </w:hyperlink>
-      <w:r>
-        <w:rPr>
-          <w:lang w:val="zh_TW" w:bidi="zh_TW"/>
-        </w:rPr>
-        <w:t>）。早期的版本多以蘆葦等中空植物製作，吹口由兩片簧片組成，音色可能高亢且響亮。</w:t>
+        <w:t>。</w:t>
+      </w:r>
+      <w:r>
+        <w:rPr>
+          <w:i/>
+          <w:lang w:val="zh_TW" w:bidi="zh_TW"/>
+        </w:rPr>
+        <w:t>見</w:t>
+      </w:r>
+      <w:r>
+        <w:rPr>
+          <w:lang w:val="zh_TW" w:bidi="zh_TW"/>
+        </w:rPr>
+        <w:t>拉比</w:t>
+      </w:r>
+      <w:r>
+        <w:rPr>
+          <w:lang w:val="zh_TW" w:bidi="zh_TW"/>
+        </w:rPr>
+        <w:t>。</w:t>
+      </w:r>
+      <w:r>
+        <w:rPr>
+          <w:lang w:val="zh_TW" w:bidi="zh_TW"/>
+        </w:rPr>
+      </w:r>
+      <w:r>
+        <w:rPr>
+          <w:lang w:val="zh_TW" w:bidi="zh_TW"/>
+        </w:rPr>
       </w:r>
     </w:p>
     <w:p>
@@ -960,130 +1130,21 @@
           <w:lang w:val="zh_TW" w:bidi="zh_TW"/>
         </w:rPr>
       </w:r>
-      <w:r>
-        <w:rPr>
-          <w:lang w:val="zh_TW" w:bidi="zh_TW"/>
-        </w:rPr>
-        <w:t>人們在不同場合演奏哈利勒：</w:t>
-      </w:r>
     </w:p>
     <w:p>
       <w:pPr>
-        <w:pStyle w:val="ListBullet"/>
-        <w:spacing w:line="240" w:lineRule="auto"/>
-        <w:ind w:left="720"/>
-      </w:pPr>
-      <w:r>
-        <w:rPr>
-          <w:lang w:val="zh_TW" w:bidi="zh_TW"/>
-        </w:rPr>
-      </w:r>
-      <w:r>
-        <w:rPr>
-          <w:lang w:val="zh_TW" w:bidi="zh_TW"/>
-        </w:rPr>
-        <w:t>在快樂的活動上，例如節期（</w:t>
-      </w:r>
-      <w:hyperlink r:id="rId22">
-        <w:r>
-          <w:rPr>
-            <w:lang w:val="zh_TW" w:bidi="zh_TW"/>
-          </w:rPr>
-          <w:rPr>
-            <w:color w:val="0000EE"/>
-            <w:u w:val="single"/>
-          </w:rPr>
-          <w:t>賽5:12</w:t>
-        </w:r>
-      </w:hyperlink>
-      <w:r>
-        <w:rPr>
-          <w:lang w:val="zh_TW" w:bidi="zh_TW"/>
-        </w:rPr>
-        <w:t>）。</w:t>
-      </w:r>
-    </w:p>
-    <w:p>
-      <w:pPr>
-        <w:pStyle w:val="ListBullet"/>
-        <w:spacing w:line="240" w:lineRule="auto"/>
-        <w:ind w:left="720"/>
-      </w:pPr>
-      <w:r>
-        <w:rPr>
-          <w:lang w:val="zh_TW" w:bidi="zh_TW"/>
-        </w:rPr>
-      </w:r>
-      <w:r>
-        <w:rPr>
-          <w:lang w:val="zh_TW" w:bidi="zh_TW"/>
-        </w:rPr>
-        <w:t>當先知被神的靈充滿時（</w:t>
-      </w:r>
-      <w:hyperlink r:id="rId20">
-        <w:r>
-          <w:rPr>
-            <w:lang w:val="zh_TW" w:bidi="zh_TW"/>
-          </w:rPr>
-          <w:rPr>
-            <w:color w:val="0000EE"/>
-            <w:u w:val="single"/>
-          </w:rPr>
-          <w:t>撒上10:5</w:t>
-        </w:r>
-      </w:hyperlink>
-      <w:r>
-        <w:rPr>
-          <w:lang w:val="zh_TW" w:bidi="zh_TW"/>
-        </w:rPr>
-        <w:t>）。</w:t>
-      </w:r>
-    </w:p>
-    <w:p>
-      <w:pPr>
-        <w:pStyle w:val="ListBullet"/>
-        <w:spacing w:line="240" w:lineRule="auto"/>
-        <w:ind w:left="720"/>
-      </w:pPr>
-      <w:r>
-        <w:rPr>
-          <w:lang w:val="zh_TW" w:bidi="zh_TW"/>
-        </w:rPr>
-      </w:r>
-      <w:r>
-        <w:rPr>
-          <w:lang w:val="zh_TW" w:bidi="zh_TW"/>
-        </w:rPr>
-        <w:t>在悲傷和哀悼時（</w:t>
-      </w:r>
-      <w:hyperlink r:id="rId32">
-        <w:r>
-          <w:rPr>
-            <w:lang w:val="zh_TW" w:bidi="zh_TW"/>
-          </w:rPr>
-          <w:rPr>
-            <w:color w:val="0000EE"/>
-            <w:u w:val="single"/>
-          </w:rPr>
-          <w:t>耶48:36</w:t>
-        </w:r>
-      </w:hyperlink>
-      <w:r>
-        <w:rPr>
-          <w:lang w:val="zh_TW" w:bidi="zh_TW"/>
-        </w:rPr>
-        <w:t>）。</w:t>
-      </w:r>
-    </w:p>
-    <w:p>
-      <w:pPr>
-        <w:pStyle w:val="Heading4"/>
-      </w:pPr>
-      <w:r>
-        <w:rPr>
-          <w:lang w:val="zh_TW" w:bidi="zh_TW"/>
-        </w:rPr>
-        <w:t>哈瑣茲羅特（Hatzotzrot）</w:t>
+        <w:pStyle w:val="Heading2"/>
+      </w:pPr>
+      <w:r>
+        <w:rPr>
+          <w:lang w:val="zh_TW" w:bidi="zh_TW"/>
+        </w:rPr>
+        <w:t>拉海‧萊 （Lahai-Roi）</w:t>
+      </w:r>
+      <w:r>
+        <w:rPr>
+          <w:lang w:val="zh_TW" w:bidi="zh_TW"/>
+        </w:rPr>
       </w:r>
     </w:p>
     <w:p>
@@ -1097,7 +1158,43 @@
         <w:rPr>
           <w:lang w:val="zh_TW" w:bidi="zh_TW"/>
         </w:rPr>
-        <w:t>哈瑣茲羅特是古代使用的號角。我們對這種樂器的了解比其它希伯來樂器更多，因為我們可以看到它的圖案。當羅馬人攻陷耶路撒冷時，他們從聖殿帶走兩個這樣的號角。他們在羅馬為領袖提多建造的凱旋門上，雕刻了這些號角的圖案。</w:t>
+        <w:t>這是某英文譯本對庇耳‧拉海‧萊（Beer-lahai-roi）的拼寫形式。這個名稱指的是一口井，記載於</w:t>
+      </w:r>
+      <w:hyperlink r:id="rId35">
+        <w:r>
+          <w:rPr>
+            <w:lang w:val="zh_TW" w:bidi="zh_TW"/>
+          </w:rPr>
+          <w:rPr>
+            <w:color w:val="0000EE"/>
+            <w:u w:val="single"/>
+          </w:rPr>
+          <w:t>創世記二十四章62節</w:t>
+        </w:r>
+      </w:hyperlink>
+      <w:r>
+        <w:rPr>
+          <w:lang w:val="zh_TW" w:bidi="zh_TW"/>
+        </w:rPr>
+        <w:t>和</w:t>
+      </w:r>
+      <w:hyperlink r:id="rId36">
+        <w:r>
+          <w:rPr>
+            <w:lang w:val="zh_TW" w:bidi="zh_TW"/>
+          </w:rPr>
+          <w:rPr>
+            <w:color w:val="0000EE"/>
+            <w:u w:val="single"/>
+          </w:rPr>
+          <w:t>二十五章11節</w:t>
+        </w:r>
+      </w:hyperlink>
+      <w:r>
+        <w:rPr>
+          <w:lang w:val="zh_TW" w:bidi="zh_TW"/>
+        </w:rPr>
+        <w:t>。</w:t>
       </w:r>
     </w:p>
     <w:p>
@@ -1109,9 +1206,32 @@
       </w:r>
       <w:r>
         <w:rPr>
-          <w:lang w:val="zh_TW" w:bidi="zh_TW"/>
-        </w:rPr>
-        <w:t>哈瑣茲羅特約為0.9公尺（一碼）長，形狀窄長，末端有寬口。人們用銀或金製作這些號角。這種設計可能源自埃及號角。類似的樂器也在亞述、赫梯帝國和希臘使用。</w:t>
+          <w:i/>
+          <w:lang w:val="zh_TW" w:bidi="zh_TW"/>
+        </w:rPr>
+        <w:t xml:space="preserve">見 </w:t>
+      </w:r>
+      <w:r>
+        <w:rPr>
+          <w:lang w:val="zh_TW" w:bidi="zh_TW"/>
+        </w:rPr>
+        <w:t>庇耳‧拉海‧萊</w:t>
+      </w:r>
+      <w:r>
+        <w:rPr>
+          <w:lang w:val="zh_TW" w:bidi="zh_TW"/>
+        </w:rPr>
+        <w:t>。</w:t>
+      </w:r>
+      <w:r>
+        <w:rPr>
+          <w:lang w:val="zh_TW" w:bidi="zh_TW"/>
+        </w:rPr>
+      </w:r>
+      <w:r>
+        <w:rPr>
+          <w:lang w:val="zh_TW" w:bidi="zh_TW"/>
+        </w:rPr>
       </w:r>
     </w:p>
     <w:p>
@@ -1121,29 +1241,86 @@
           <w:lang w:val="zh_TW" w:bidi="zh_TW"/>
         </w:rPr>
       </w:r>
-      <w:r>
-        <w:rPr>
-          <w:lang w:val="zh_TW" w:bidi="zh_TW"/>
-        </w:rPr>
-        <w:t>神吩咐摩西製作兩個銀號角（</w:t>
-      </w:r>
-      <w:hyperlink r:id="rId33">
-        <w:r>
-          <w:rPr>
-            <w:lang w:val="zh_TW" w:bidi="zh_TW"/>
-          </w:rPr>
-          <w:rPr>
-            <w:color w:val="0000EE"/>
-            <w:u w:val="single"/>
-          </w:rPr>
-          <w:t>民10:2</w:t>
-        </w:r>
-      </w:hyperlink>
-      <w:r>
-        <w:rPr>
-          <w:lang w:val="zh_TW" w:bidi="zh_TW"/>
-        </w:rPr>
-        <w:t>），只有亞倫的後代（第一位大祭司）可以吹奏這些樂器。這些古代號角是我們現在稱為報信號角的早期版本。</w:t>
+    </w:p>
+    <w:p>
+      <w:pPr>
+        <w:pStyle w:val="Heading2"/>
+      </w:pPr>
+      <w:r>
+        <w:rPr>
+          <w:lang w:val="zh_TW" w:bidi="zh_TW"/>
+        </w:rPr>
+        <w:t>拉麥</w:t>
+      </w:r>
+      <w:r>
+        <w:rPr>
+          <w:lang w:val="zh_TW" w:bidi="zh_TW"/>
+        </w:rPr>
+      </w:r>
+    </w:p>
+    <w:p>
+      <w:pPr>
+        <w:pStyle w:val="ListNumber"/>
+        <w:numPr>
+          <w:ilvl w:val="0"/>
+          <w:numId w:val="14"/>
+        </w:numPr>
+        <w:spacing w:line="240" w:lineRule="auto"/>
+        <w:ind w:left="720"/>
+      </w:pPr>
+      <w:r>
+        <w:rPr>
+          <w:lang w:val="zh_TW" w:bidi="zh_TW"/>
+        </w:rPr>
+      </w:r>
+      <w:r>
+        <w:rPr>
+          <w:lang w:val="zh_TW" w:bidi="zh_TW"/>
+        </w:rPr>
+        <w:t>瑪土撒利的兒子，該隱的後裔，亞大和洗拉的丈夫。</w:t>
+        <w:br/>
+      </w:r>
+      <w:r>
+        <w:rPr>
+          <w:lang w:val="zh_TW" w:bidi="zh_TW"/>
+        </w:rPr>
+        <w:t>拉麥與亞大所生的兒子是：</w:t>
+      </w:r>
+    </w:p>
+    <w:p>
+      <w:pPr>
+        <w:pStyle w:val="ListBullet"/>
+        <w:spacing w:line="240" w:lineRule="auto"/>
+        <w:ind w:left="1440"/>
+      </w:pPr>
+      <w:r>
+        <w:rPr>
+          <w:lang w:val="zh_TW" w:bidi="zh_TW"/>
+        </w:rPr>
+      </w:r>
+      <w:r>
+        <w:rPr>
+          <w:lang w:val="zh_TW" w:bidi="zh_TW"/>
+        </w:rPr>
+        <w:t>雅八，「住帳棚、牧養牲畜之人的祖師」</w:t>
+      </w:r>
+    </w:p>
+    <w:p>
+      <w:pPr>
+        <w:pStyle w:val="ListBullet"/>
+        <w:spacing w:line="240" w:lineRule="auto"/>
+        <w:ind w:left="1440"/>
+      </w:pPr>
+      <w:r>
+        <w:rPr>
+          <w:lang w:val="zh_TW" w:bidi="zh_TW"/>
+        </w:rPr>
+      </w:r>
+      <w:r>
+        <w:rPr>
+          <w:lang w:val="zh_TW" w:bidi="zh_TW"/>
+        </w:rPr>
+        <w:t>猶八，「一切彈琴吹簫之人的祖師」</w:t>
       </w:r>
     </w:p>
     <w:p>
@@ -1157,9 +1334,45 @@
         <w:rPr>
           <w:lang w:val="zh_TW" w:bidi="zh_TW"/>
         </w:rPr>
-        <w:t>聖經說這些號角使人記念神（</w:t>
-      </w:r>
-      <w:hyperlink r:id="rId34">
+        <w:t>他與洗拉所生的兒女是：</w:t>
+      </w:r>
+    </w:p>
+    <w:p>
+      <w:pPr>
+        <w:pStyle w:val="ListBullet"/>
+        <w:spacing w:line="240" w:lineRule="auto"/>
+        <w:ind w:left="1440"/>
+      </w:pPr>
+      <w:r>
+        <w:rPr>
+          <w:lang w:val="zh_TW" w:bidi="zh_TW"/>
+        </w:rPr>
+      </w:r>
+      <w:r>
+        <w:rPr>
+          <w:lang w:val="zh_TW" w:bidi="zh_TW"/>
+        </w:rPr>
+        <w:t>土八‧該隱，「打造各樣銅鐵利器的」</w:t>
+      </w:r>
+    </w:p>
+    <w:p>
+      <w:pPr>
+        <w:pStyle w:val="ListBullet"/>
+        <w:spacing w:line="240" w:lineRule="auto"/>
+        <w:ind w:left="1440"/>
+      </w:pPr>
+      <w:r>
+        <w:rPr>
+          <w:lang w:val="zh_TW" w:bidi="zh_TW"/>
+        </w:rPr>
+      </w:r>
+      <w:r>
+        <w:rPr>
+          <w:lang w:val="zh_TW" w:bidi="zh_TW"/>
+        </w:rPr>
+        <w:t>拿瑪（</w:t>
+      </w:r>
+      <w:hyperlink r:id="rId37">
         <w:r>
           <w:rPr>
             <w:lang w:val="zh_TW" w:bidi="zh_TW"/>
@@ -1168,86 +1381,14 @@
             <w:color w:val="0000EE"/>
             <w:u w:val="single"/>
           </w:rPr>
-          <w:t>民10:10</w:t>
+          <w:t>創4:18–22</w:t>
         </w:r>
       </w:hyperlink>
       <w:r>
         <w:rPr>
           <w:lang w:val="zh_TW" w:bidi="zh_TW"/>
         </w:rPr>
-        <w:t>）。人們用來：</w:t>
-      </w:r>
-    </w:p>
-    <w:p>
-      <w:pPr>
-        <w:pStyle w:val="ListBullet"/>
-        <w:spacing w:line="240" w:lineRule="auto"/>
-        <w:ind w:left="720"/>
-      </w:pPr>
-      <w:r>
-        <w:rPr>
-          <w:lang w:val="zh_TW" w:bidi="zh_TW"/>
-        </w:rPr>
-      </w:r>
-      <w:r>
-        <w:rPr>
-          <w:lang w:val="zh_TW" w:bidi="zh_TW"/>
-        </w:rPr>
-        <w:t>召集會眾到會幕聚集</w:t>
-      </w:r>
-    </w:p>
-    <w:p>
-      <w:pPr>
-        <w:pStyle w:val="ListBullet"/>
-        <w:spacing w:line="240" w:lineRule="auto"/>
-        <w:ind w:left="720"/>
-      </w:pPr>
-      <w:r>
-        <w:rPr>
-          <w:lang w:val="zh_TW" w:bidi="zh_TW"/>
-        </w:rPr>
-      </w:r>
-      <w:r>
-        <w:rPr>
-          <w:lang w:val="zh_TW" w:bidi="zh_TW"/>
-        </w:rPr>
-        <w:t>發出警告</w:t>
-      </w:r>
-    </w:p>
-    <w:p>
-      <w:pPr>
-        <w:pStyle w:val="ListBullet"/>
-        <w:spacing w:line="240" w:lineRule="auto"/>
-        <w:ind w:left="720"/>
-      </w:pPr>
-      <w:r>
-        <w:rPr>
-          <w:lang w:val="zh_TW" w:bidi="zh_TW"/>
-        </w:rPr>
-      </w:r>
-      <w:r>
-        <w:rPr>
-          <w:lang w:val="zh_TW" w:bidi="zh_TW"/>
-        </w:rPr>
-        <w:t>指示營隊前行</w:t>
-      </w:r>
-    </w:p>
-    <w:p>
-      <w:pPr>
-        <w:pStyle w:val="ListBullet"/>
-        <w:spacing w:line="240" w:lineRule="auto"/>
-        <w:ind w:left="720"/>
-      </w:pPr>
-      <w:r>
-        <w:rPr>
-          <w:lang w:val="zh_TW" w:bidi="zh_TW"/>
-        </w:rPr>
-      </w:r>
-      <w:r>
-        <w:rPr>
-          <w:lang w:val="zh_TW" w:bidi="zh_TW"/>
-        </w:rPr>
-        <w:t>發出戰鬥開始的信號</w:t>
+        <w:t>）</w:t>
       </w:r>
     </w:p>
     <w:p>
@@ -1261,9 +1402,9 @@
         <w:rPr>
           <w:lang w:val="zh_TW" w:bidi="zh_TW"/>
         </w:rPr>
-        <w:t>哈瑣茲羅特在聖殿崇拜中變得非常重要。在每日的聖殿儀式中至少會使用兩個號角。在特殊的宗教慶典中，他們可能會使用更多的號角（</w:t>
-      </w:r>
-      <w:hyperlink r:id="rId35">
+        <w:t>創世記較早的章節記載，拉麥的兒女象徵畜牧、音樂與金屬工藝的起源。拉麥的歌（</w:t>
+      </w:r>
+      <w:hyperlink r:id="rId38">
         <w:r>
           <w:rPr>
             <w:lang w:val="zh_TW" w:bidi="zh_TW"/>
@@ -1272,16 +1413,16 @@
             <w:color w:val="0000EE"/>
             <w:u w:val="single"/>
           </w:rPr>
-          <w:t>代上15:28</w:t>
+          <w:t>創4:23–24</w:t>
         </w:r>
       </w:hyperlink>
       <w:r>
         <w:rPr>
           <w:lang w:val="zh_TW" w:bidi="zh_TW"/>
         </w:rPr>
-        <w:t>；</w:t>
-      </w:r>
-      <w:hyperlink r:id="rId36">
+        <w:t>）是希伯來詩歌的早期例子。在這首歌裡，拉麥誇口自己殺了一個傷害他的人，把自己的報復與該隱殺亞伯相比（</w:t>
+      </w:r>
+      <w:hyperlink r:id="rId39">
         <w:r>
           <w:rPr>
             <w:lang w:val="zh_TW" w:bidi="zh_TW"/>
@@ -1290,16 +1431,16 @@
             <w:color w:val="0000EE"/>
             <w:u w:val="single"/>
           </w:rPr>
-          <w:t>代下15:14</w:t>
+          <w:t>創4:8–12</w:t>
         </w:r>
       </w:hyperlink>
       <w:r>
         <w:rPr>
           <w:lang w:val="zh_TW" w:bidi="zh_TW"/>
         </w:rPr>
-        <w:t>；</w:t>
-      </w:r>
-      <w:hyperlink r:id="rId37">
+        <w:t>）。他說：「若殺該隱，遭報七倍，殺拉麥，必遭報七十七倍。」這首歌顯示，隨著文明發展，驕傲與暴力也隨之增長，這與耶穌關於饒恕的教導形成強烈對比──耶穌教導門徒要饒恕「七十個七次」（</w:t>
+      </w:r>
+      <w:hyperlink r:id="rId40">
         <w:r>
           <w:rPr>
             <w:lang w:val="zh_TW" w:bidi="zh_TW"/>
@@ -1308,16 +1449,38 @@
             <w:color w:val="0000EE"/>
             <w:u w:val="single"/>
           </w:rPr>
-          <w:t>詩98:6</w:t>
+          <w:t>太18:22</w:t>
         </w:r>
       </w:hyperlink>
       <w:r>
         <w:rPr>
           <w:lang w:val="zh_TW" w:bidi="zh_TW"/>
         </w:rPr>
-        <w:t>；</w:t>
-      </w:r>
-      <w:hyperlink r:id="rId28">
+        <w:t>）。</w:t>
+      </w:r>
+    </w:p>
+    <w:p>
+      <w:pPr>
+        <w:pStyle w:val="ListNumber"/>
+        <w:numPr>
+          <w:ilvl w:val="0"/>
+          <w:numId w:val="15"/>
+        </w:numPr>
+        <w:spacing w:line="240" w:lineRule="auto"/>
+        <w:ind w:left="720"/>
+      </w:pPr>
+      <w:r>
+        <w:rPr>
+          <w:lang w:val="zh_TW" w:bidi="zh_TW"/>
+        </w:rPr>
+      </w:r>
+      <w:r>
+        <w:rPr>
+          <w:lang w:val="zh_TW" w:bidi="zh_TW"/>
+        </w:rPr>
+        <w:t>瑪土撒拉的兒子，挪亞的父親（</w:t>
+      </w:r>
+      <w:hyperlink r:id="rId41">
         <w:r>
           <w:rPr>
             <w:lang w:val="zh_TW" w:bidi="zh_TW"/>
@@ -1326,7 +1489,7 @@
             <w:color w:val="0000EE"/>
             <w:u w:val="single"/>
           </w:rPr>
-          <w:t>但3:5–15</w:t>
+          <w:t>創5:25–31</w:t>
         </w:r>
       </w:hyperlink>
       <w:r>
@@ -1335,7 +1498,7 @@
         </w:rPr>
         <w:t>；</w:t>
       </w:r>
-      <w:hyperlink r:id="rId38">
+      <w:hyperlink r:id="rId42">
         <w:r>
           <w:rPr>
             <w:lang w:val="zh_TW" w:bidi="zh_TW"/>
@@ -1344,41 +1507,16 @@
             <w:color w:val="0000EE"/>
             <w:u w:val="single"/>
           </w:rPr>
-          <w:t>何5:8</w:t>
+          <w:t>代上1:3</w:t>
         </w:r>
       </w:hyperlink>
       <w:r>
         <w:rPr>
           <w:lang w:val="zh_TW" w:bidi="zh_TW"/>
         </w:rPr>
-        <w:t>）。</w:t>
-      </w:r>
-    </w:p>
-    <w:p>
-      <w:pPr>
-        <w:pStyle w:val="Heading4"/>
-      </w:pPr>
-      <w:r>
-        <w:rPr>
-          <w:lang w:val="zh_TW" w:bidi="zh_TW"/>
-        </w:rPr>
-        <w:t>瑪什羅奇他（Mashroqita）</w:t>
-      </w:r>
-    </w:p>
-    <w:p>
-      <w:pPr/>
-      <w:r>
-        <w:rPr>
-          <w:lang w:val="zh_TW" w:bidi="zh_TW"/>
-        </w:rPr>
-      </w:r>
-      <w:r>
-        <w:rPr>
-          <w:lang w:val="zh_TW" w:bidi="zh_TW"/>
-        </w:rPr>
-        <w:t>瑪什羅奇他這種樂器，曾在尼布甲尼撒王的宮殿中演奏 （</w:t>
-      </w:r>
-      <w:hyperlink r:id="rId17">
+        <w:t>）。挪亞出生時，拉麥盼望這孩子能使人類從降在亞當身上的咒詛中得著安慰（</w:t>
+      </w:r>
+      <w:hyperlink r:id="rId43">
         <w:r>
           <w:rPr>
             <w:lang w:val="zh_TW" w:bidi="zh_TW"/>
@@ -1387,16 +1525,16 @@
             <w:color w:val="0000EE"/>
             <w:u w:val="single"/>
           </w:rPr>
-          <w:t>但3:5</w:t>
+          <w:t>創5:29</w:t>
         </w:r>
       </w:hyperlink>
       <w:r>
         <w:rPr>
           <w:lang w:val="zh_TW" w:bidi="zh_TW"/>
         </w:rPr>
-        <w:t>、</w:t>
-      </w:r>
-      <w:hyperlink r:id="rId17">
+        <w:t>；參</w:t>
+      </w:r>
+      <w:hyperlink r:id="rId44">
         <w:r>
           <w:rPr>
             <w:lang w:val="zh_TW" w:bidi="zh_TW"/>
@@ -1405,16 +1543,16 @@
             <w:color w:val="0000EE"/>
             <w:u w:val="single"/>
           </w:rPr>
-          <w:t>7</w:t>
+          <w:t>創3:17</w:t>
         </w:r>
       </w:hyperlink>
       <w:r>
         <w:rPr>
           <w:lang w:val="zh_TW" w:bidi="zh_TW"/>
         </w:rPr>
-        <w:t>、</w:t>
-      </w:r>
-      <w:hyperlink r:id="rId17">
+        <w:t>）。他活到777歲，是洪水發生前壽命最長的人之一。死海古卷記載拉麥與他父親瑪土撒拉之間的長篇對話。記載於</w:t>
+      </w:r>
+      <w:hyperlink r:id="rId45">
         <w:r>
           <w:rPr>
             <w:lang w:val="zh_TW" w:bidi="zh_TW"/>
@@ -1423,1499 +1561,28 @@
             <w:color w:val="0000EE"/>
             <w:u w:val="single"/>
           </w:rPr>
-          <w:t>10</w:t>
+          <w:t>路加福音三章36節</w:t>
         </w:r>
       </w:hyperlink>
       <w:r>
         <w:rPr>
           <w:lang w:val="zh_TW" w:bidi="zh_TW"/>
         </w:rPr>
-        <w:t>、</w:t>
-      </w:r>
-      <w:hyperlink r:id="rId17">
-        <w:r>
-          <w:rPr>
-            <w:lang w:val="zh_TW" w:bidi="zh_TW"/>
-          </w:rPr>
-          <w:rPr>
-            <w:color w:val="0000EE"/>
-            <w:u w:val="single"/>
-          </w:rPr>
-          <w:t>15</w:t>
-        </w:r>
-      </w:hyperlink>
-      <w:r>
-        <w:rPr>
-          <w:lang w:val="zh_TW" w:bidi="zh_TW"/>
-        </w:rPr>
-        <w:t>）。學者認為它類似於希臘潘神的蘆笛（syrinx），由不同長度的中空管組合而成，吹向頂端即可發出不同音高。</w:t>
-      </w:r>
-    </w:p>
-    <w:p>
-      <w:pPr>
-        <w:pStyle w:val="Heading4"/>
-      </w:pPr>
-      <w:r>
-        <w:rPr>
-          <w:lang w:val="zh_TW" w:bidi="zh_TW"/>
-        </w:rPr>
-        <w:t>朔法爾（Shophar）</w:t>
-      </w:r>
-    </w:p>
-    <w:p>
-      <w:pPr/>
-      <w:r>
-        <w:rPr>
-          <w:lang w:val="zh_TW" w:bidi="zh_TW"/>
-        </w:rPr>
-      </w:r>
-      <w:r>
-        <w:rPr>
-          <w:lang w:val="zh_TW" w:bidi="zh_TW"/>
-        </w:rPr>
-        <w:t>朔法爾是一種號角樂器（類似小號），在古代以色列被使用。今日猶太宗教儀式仍使用。聖經提及這種樂器72次，是最常提到的希伯來樂器。</w:t>
-      </w:r>
-    </w:p>
-    <w:p>
-      <w:pPr/>
-      <w:r>
-        <w:rPr>
-          <w:lang w:val="zh_TW" w:bidi="zh_TW"/>
-        </w:rPr>
-      </w:r>
-      <w:r>
-        <w:rPr>
-          <w:lang w:val="zh_TW" w:bidi="zh_TW"/>
-        </w:rPr>
-        <w:t>早期的朔法爾像公羊的角一樣彎曲，後來的版本較直，在角的寬端附近有一個彎曲。朔法爾只能發出兩到三種不同的聲音。由於這種有限的音域，有些人不認為它是真正的樂器，人們主要用它來傳遞信號和信息。</w:t>
-      </w:r>
-    </w:p>
-    <w:p>
-      <w:pPr/>
-      <w:r>
-        <w:rPr>
-          <w:lang w:val="zh_TW" w:bidi="zh_TW"/>
-        </w:rPr>
-      </w:r>
-      <w:r>
-        <w:rPr>
-          <w:lang w:val="zh_TW" w:bidi="zh_TW"/>
-        </w:rPr>
-        <w:t>人們在許多宗教儀式中使用朔法爾，包括：</w:t>
-      </w:r>
-    </w:p>
-    <w:p>
-      <w:pPr>
-        <w:pStyle w:val="ListBullet"/>
-        <w:spacing w:line="240" w:lineRule="auto"/>
-        <w:ind w:left="720"/>
-      </w:pPr>
-      <w:r>
-        <w:rPr>
-          <w:lang w:val="zh_TW" w:bidi="zh_TW"/>
-        </w:rPr>
-      </w:r>
-      <w:r>
-        <w:rPr>
-          <w:lang w:val="zh_TW" w:bidi="zh_TW"/>
-        </w:rPr>
-        <w:t>搬運約櫃時（</w:t>
-      </w:r>
-      <w:hyperlink r:id="rId39">
-        <w:r>
-          <w:rPr>
-            <w:lang w:val="zh_TW" w:bidi="zh_TW"/>
-          </w:rPr>
-          <w:rPr>
-            <w:color w:val="0000EE"/>
-            <w:u w:val="single"/>
-          </w:rPr>
-          <w:t>撒下6:15</w:t>
-        </w:r>
-      </w:hyperlink>
-      <w:r>
-        <w:rPr>
-          <w:lang w:val="zh_TW" w:bidi="zh_TW"/>
-        </w:rPr>
-        <w:t>；</w:t>
-      </w:r>
-      <w:hyperlink r:id="rId35">
-        <w:r>
-          <w:rPr>
-            <w:lang w:val="zh_TW" w:bidi="zh_TW"/>
-          </w:rPr>
-          <w:rPr>
-            <w:color w:val="0000EE"/>
-            <w:u w:val="single"/>
-          </w:rPr>
-          <w:t>代上15:28</w:t>
-        </w:r>
-      </w:hyperlink>
-      <w:r>
-        <w:rPr>
-          <w:lang w:val="zh_TW" w:bidi="zh_TW"/>
-        </w:rPr>
-        <w:t>）</w:t>
-      </w:r>
-    </w:p>
-    <w:p>
-      <w:pPr>
-        <w:pStyle w:val="ListBullet"/>
-        <w:spacing w:line="240" w:lineRule="auto"/>
-        <w:ind w:left="720"/>
-      </w:pPr>
-      <w:r>
-        <w:rPr>
-          <w:lang w:val="zh_TW" w:bidi="zh_TW"/>
-        </w:rPr>
-      </w:r>
-      <w:r>
-        <w:rPr>
-          <w:lang w:val="zh_TW" w:bidi="zh_TW"/>
-        </w:rPr>
-        <w:t>亞撒王更新神與子民之間的協議時（</w:t>
-      </w:r>
-      <w:hyperlink r:id="rId36">
-        <w:r>
-          <w:rPr>
-            <w:lang w:val="zh_TW" w:bidi="zh_TW"/>
-          </w:rPr>
-          <w:rPr>
-            <w:color w:val="0000EE"/>
-            <w:u w:val="single"/>
-          </w:rPr>
-          <w:t>代下15:14</w:t>
-        </w:r>
-      </w:hyperlink>
-      <w:r>
-        <w:rPr>
-          <w:lang w:val="zh_TW" w:bidi="zh_TW"/>
-        </w:rPr>
-        <w:t>）</w:t>
-      </w:r>
-    </w:p>
-    <w:p>
-      <w:pPr>
-        <w:pStyle w:val="ListBullet"/>
-        <w:spacing w:line="240" w:lineRule="auto"/>
-        <w:ind w:left="720"/>
-      </w:pPr>
-      <w:r>
-        <w:rPr>
-          <w:lang w:val="zh_TW" w:bidi="zh_TW"/>
-        </w:rPr>
-      </w:r>
-      <w:r>
-        <w:rPr>
-          <w:lang w:val="zh_TW" w:bidi="zh_TW"/>
-        </w:rPr>
-        <w:t>人們感謝神時（</w:t>
-      </w:r>
-      <w:hyperlink r:id="rId37">
-        <w:r>
-          <w:rPr>
-            <w:lang w:val="zh_TW" w:bidi="zh_TW"/>
-          </w:rPr>
-          <w:rPr>
-            <w:color w:val="0000EE"/>
-            <w:u w:val="single"/>
-          </w:rPr>
-          <w:t>詩98:6</w:t>
-        </w:r>
-      </w:hyperlink>
-      <w:r>
-        <w:rPr>
-          <w:lang w:val="zh_TW" w:bidi="zh_TW"/>
-        </w:rPr>
-        <w:t>，</w:t>
-      </w:r>
-      <w:hyperlink r:id="rId40">
-        <w:r>
-          <w:rPr>
-            <w:lang w:val="zh_TW" w:bidi="zh_TW"/>
-          </w:rPr>
-          <w:rPr>
-            <w:color w:val="0000EE"/>
-            <w:u w:val="single"/>
-          </w:rPr>
-          <w:t>150:3</w:t>
-        </w:r>
-      </w:hyperlink>
-      <w:r>
-        <w:rPr>
-          <w:lang w:val="zh_TW" w:bidi="zh_TW"/>
-        </w:rPr>
-        <w:t>）</w:t>
-      </w:r>
-    </w:p>
-    <w:p>
-      <w:pPr>
-        <w:pStyle w:val="ListBullet"/>
-        <w:spacing w:line="240" w:lineRule="auto"/>
-        <w:ind w:left="720"/>
-      </w:pPr>
-      <w:r>
-        <w:rPr>
-          <w:lang w:val="zh_TW" w:bidi="zh_TW"/>
-        </w:rPr>
-      </w:r>
-      <w:r>
-        <w:rPr>
-          <w:lang w:val="zh_TW" w:bidi="zh_TW"/>
-        </w:rPr>
-        <w:t>每個新月開始時</w:t>
-      </w:r>
-    </w:p>
-    <w:p>
-      <w:pPr>
-        <w:pStyle w:val="ListBullet"/>
-        <w:spacing w:line="240" w:lineRule="auto"/>
-        <w:ind w:left="720"/>
-      </w:pPr>
-      <w:r>
-        <w:rPr>
-          <w:lang w:val="zh_TW" w:bidi="zh_TW"/>
-        </w:rPr>
-      </w:r>
-      <w:r>
-        <w:rPr>
-          <w:lang w:val="zh_TW" w:bidi="zh_TW"/>
-        </w:rPr>
-        <w:t>禧年開始時（每50年一次的特殊年份）</w:t>
-      </w:r>
-    </w:p>
-    <w:p>
-      <w:pPr/>
-      <w:r>
-        <w:rPr>
-          <w:lang w:val="zh_TW" w:bidi="zh_TW"/>
-        </w:rPr>
-      </w:r>
-      <w:r>
-        <w:rPr>
-          <w:lang w:val="zh_TW" w:bidi="zh_TW"/>
-        </w:rPr>
-        <w:t>人們也將朔法爾用於王室的重大事件：</w:t>
-      </w:r>
-    </w:p>
-    <w:p>
-      <w:pPr>
-        <w:pStyle w:val="ListBullet"/>
-        <w:spacing w:line="240" w:lineRule="auto"/>
-        <w:ind w:left="720"/>
-      </w:pPr>
-      <w:r>
-        <w:rPr>
-          <w:lang w:val="zh_TW" w:bidi="zh_TW"/>
-        </w:rPr>
-      </w:r>
-      <w:r>
-        <w:rPr>
-          <w:lang w:val="zh_TW" w:bidi="zh_TW"/>
-        </w:rPr>
-        <w:t>押沙龍宣稱自己為王時 （</w:t>
-      </w:r>
-      <w:hyperlink r:id="rId41">
-        <w:r>
-          <w:rPr>
-            <w:lang w:val="zh_TW" w:bidi="zh_TW"/>
-          </w:rPr>
-          <w:rPr>
-            <w:color w:val="0000EE"/>
-            <w:u w:val="single"/>
-          </w:rPr>
-          <w:t>撒下15:10</w:t>
-        </w:r>
-      </w:hyperlink>
-      <w:r>
-        <w:rPr>
-          <w:lang w:val="zh_TW" w:bidi="zh_TW"/>
-        </w:rPr>
-        <w:t>）</w:t>
-      </w:r>
-    </w:p>
-    <w:p>
-      <w:pPr>
-        <w:pStyle w:val="ListBullet"/>
-        <w:spacing w:line="240" w:lineRule="auto"/>
-        <w:ind w:left="720"/>
-      </w:pPr>
-      <w:r>
-        <w:rPr>
-          <w:lang w:val="zh_TW" w:bidi="zh_TW"/>
-        </w:rPr>
-      </w:r>
-      <w:r>
-        <w:rPr>
-          <w:lang w:val="zh_TW" w:bidi="zh_TW"/>
-        </w:rPr>
-        <w:t>所羅門被選為王時（</w:t>
-      </w:r>
-      <w:hyperlink r:id="rId42">
-        <w:r>
-          <w:rPr>
-            <w:lang w:val="zh_TW" w:bidi="zh_TW"/>
-          </w:rPr>
-          <w:rPr>
-            <w:color w:val="0000EE"/>
-            <w:u w:val="single"/>
-          </w:rPr>
-          <w:t>王上1:34</w:t>
-        </w:r>
-      </w:hyperlink>
-      <w:r>
-        <w:rPr>
-          <w:lang w:val="zh_TW" w:bidi="zh_TW"/>
-        </w:rPr>
-        <w:t>）</w:t>
-      </w:r>
-    </w:p>
-    <w:p>
-      <w:pPr>
-        <w:pStyle w:val="ListBullet"/>
-        <w:spacing w:line="240" w:lineRule="auto"/>
-        <w:ind w:left="720"/>
-      </w:pPr>
-      <w:r>
-        <w:rPr>
-          <w:lang w:val="zh_TW" w:bidi="zh_TW"/>
-        </w:rPr>
-      </w:r>
-      <w:r>
-        <w:rPr>
-          <w:lang w:val="zh_TW" w:bidi="zh_TW"/>
-        </w:rPr>
-        <w:t>耶戶作王時（</w:t>
-      </w:r>
-      <w:hyperlink r:id="rId43">
-        <w:r>
-          <w:rPr>
-            <w:lang w:val="zh_TW" w:bidi="zh_TW"/>
-          </w:rPr>
-          <w:rPr>
-            <w:color w:val="0000EE"/>
-            <w:u w:val="single"/>
-          </w:rPr>
-          <w:t>王下9:13</w:t>
-        </w:r>
-      </w:hyperlink>
-      <w:r>
-        <w:rPr>
-          <w:lang w:val="zh_TW" w:bidi="zh_TW"/>
-        </w:rPr>
-        <w:t>）</w:t>
-      </w:r>
-    </w:p>
-    <w:p>
-      <w:pPr>
-        <w:pStyle w:val="Heading4"/>
-      </w:pPr>
-      <w:r>
-        <w:rPr>
-          <w:lang w:val="zh_TW" w:bidi="zh_TW"/>
-        </w:rPr>
-        <w:t>蘇波尼亞（Sumponia）</w:t>
-      </w:r>
-    </w:p>
-    <w:p>
-      <w:pPr/>
-      <w:r>
-        <w:rPr>
-          <w:lang w:val="zh_TW" w:bidi="zh_TW"/>
-        </w:rPr>
-      </w:r>
-      <w:r>
-        <w:rPr>
-          <w:lang w:val="zh_TW" w:bidi="zh_TW"/>
-        </w:rPr>
-        <w:t>蘇波尼亞是在</w:t>
-      </w:r>
-      <w:hyperlink r:id="rId44">
-        <w:r>
-          <w:rPr>
-            <w:lang w:val="zh_TW" w:bidi="zh_TW"/>
-          </w:rPr>
-          <w:rPr>
-            <w:color w:val="0000EE"/>
-            <w:u w:val="single"/>
-          </w:rPr>
-          <w:t>但以理書三章</w:t>
-        </w:r>
-      </w:hyperlink>
-      <w:r>
-        <w:rPr>
-          <w:lang w:val="zh_TW" w:bidi="zh_TW"/>
-        </w:rPr>
-        <w:t>中找到的詞語，但學者不確定其確切含義。一些聖經教師認為蘇波尼亞指的是風笛，有英文譯本就是如此翻譯。然而，研究古代樂器的專家卻強烈反對此說，他們認為尼布甲尼撒王的時代並沒有風笛。</w:t>
-      </w:r>
-    </w:p>
-    <w:p>
-      <w:pPr/>
-      <w:r>
-        <w:rPr>
-          <w:lang w:val="zh_TW" w:bidi="zh_TW"/>
-        </w:rPr>
-      </w:r>
-      <w:r>
-        <w:rPr>
-          <w:lang w:val="zh_TW" w:bidi="zh_TW"/>
-        </w:rPr>
-        <w:t>其他學者認為蘇波尼亞可能不是樂器，而可能是描述多種樂器合奏的音樂。這個解釋有其道理，因為這個詞來自希臘文單詞辛弗尼亞（symphonia），意思是「一起發聲」。在</w:t>
-      </w:r>
-      <w:hyperlink r:id="rId45">
-        <w:r>
-          <w:rPr>
-            <w:lang w:val="zh_TW" w:bidi="zh_TW"/>
-          </w:rPr>
-          <w:rPr>
-            <w:color w:val="0000EE"/>
-            <w:u w:val="single"/>
-          </w:rPr>
-          <w:t>路加福音十五章25節</w:t>
-        </w:r>
-      </w:hyperlink>
-      <w:r>
-        <w:rPr>
-          <w:lang w:val="zh_TW" w:bidi="zh_TW"/>
-        </w:rPr>
-        <w:t>中，它被翻譯為「作樂……的聲音」。</w:t>
-      </w:r>
-    </w:p>
-    <w:p>
-      <w:pPr>
-        <w:pStyle w:val="Heading4"/>
-      </w:pPr>
-      <w:r>
-        <w:rPr>
-          <w:lang w:val="zh_TW" w:bidi="zh_TW"/>
-        </w:rPr>
-        <w:t>烏加布（Ugab）</w:t>
-      </w:r>
-    </w:p>
-    <w:p>
-      <w:pPr/>
-      <w:r>
-        <w:rPr>
-          <w:lang w:val="zh_TW" w:bidi="zh_TW"/>
-        </w:rPr>
-      </w:r>
-      <w:r>
-        <w:rPr>
-          <w:lang w:val="zh_TW" w:bidi="zh_TW"/>
-        </w:rPr>
-        <w:t>烏加布是古老的樂器，類似長笛。聖經提到烏加布四次（</w:t>
-      </w:r>
-      <w:hyperlink r:id="rId46">
-        <w:r>
-          <w:rPr>
-            <w:lang w:val="zh_TW" w:bidi="zh_TW"/>
-          </w:rPr>
-          <w:rPr>
-            <w:color w:val="0000EE"/>
-            <w:u w:val="single"/>
-          </w:rPr>
-          <w:t>創4:21</w:t>
-        </w:r>
-      </w:hyperlink>
-      <w:r>
-        <w:rPr>
-          <w:lang w:val="zh_TW" w:bidi="zh_TW"/>
-        </w:rPr>
-        <w:t>；</w:t>
-      </w:r>
-      <w:hyperlink r:id="rId47">
-        <w:r>
-          <w:rPr>
-            <w:lang w:val="zh_TW" w:bidi="zh_TW"/>
-          </w:rPr>
-          <w:rPr>
-            <w:color w:val="0000EE"/>
-            <w:u w:val="single"/>
-          </w:rPr>
-          <w:t>伯21:12</w:t>
-        </w:r>
-      </w:hyperlink>
-      <w:r>
-        <w:rPr>
-          <w:lang w:val="zh_TW" w:bidi="zh_TW"/>
-        </w:rPr>
-        <w:t>，</w:t>
-      </w:r>
-      <w:hyperlink r:id="rId48">
-        <w:r>
-          <w:rPr>
-            <w:lang w:val="zh_TW" w:bidi="zh_TW"/>
-          </w:rPr>
-          <w:rPr>
-            <w:color w:val="0000EE"/>
-            <w:u w:val="single"/>
-          </w:rPr>
-          <w:t>30:31</w:t>
-        </w:r>
-      </w:hyperlink>
-      <w:r>
-        <w:rPr>
-          <w:lang w:val="zh_TW" w:bidi="zh_TW"/>
-        </w:rPr>
-        <w:t>；</w:t>
-      </w:r>
-      <w:hyperlink r:id="rId13">
-        <w:r>
-          <w:rPr>
-            <w:lang w:val="zh_TW" w:bidi="zh_TW"/>
-          </w:rPr>
-          <w:rPr>
-            <w:color w:val="0000EE"/>
-            <w:u w:val="single"/>
-          </w:rPr>
-          <w:t>詩150:4</w:t>
-        </w:r>
-      </w:hyperlink>
-      <w:r>
-        <w:rPr>
-          <w:lang w:val="zh_TW" w:bidi="zh_TW"/>
-        </w:rPr>
-        <w:t>）。通常提到烏加布時，是與宗教活動無關。只有在</w:t>
-      </w:r>
-      <w:hyperlink r:id="rId49">
-        <w:r>
-          <w:rPr>
-            <w:lang w:val="zh_TW" w:bidi="zh_TW"/>
-          </w:rPr>
-          <w:rPr>
-            <w:color w:val="0000EE"/>
-            <w:u w:val="single"/>
-          </w:rPr>
-          <w:t>詩篇一五〇篇</w:t>
-        </w:r>
-      </w:hyperlink>
-      <w:r>
-        <w:rPr>
-          <w:lang w:val="zh_TW" w:bidi="zh_TW"/>
-        </w:rPr>
-        <w:t>中，它被用於敬拜。有英文譯本將其誤譯為「風琴」。</w:t>
-      </w:r>
-    </w:p>
-    <w:p>
-      <w:pPr>
-        <w:pStyle w:val="Heading3"/>
-      </w:pPr>
-      <w:r>
-        <w:rPr>
-          <w:lang w:val="zh_TW" w:bidi="zh_TW"/>
-        </w:rPr>
-        <w:t>敲擊樂器</w:t>
-      </w:r>
-    </w:p>
-    <w:p>
-      <w:pPr/>
-      <w:r>
-        <w:rPr>
-          <w:lang w:val="zh_TW" w:bidi="zh_TW"/>
-        </w:rPr>
-      </w:r>
-      <w:r>
-        <w:rPr>
-          <w:lang w:val="zh_TW" w:bidi="zh_TW"/>
-        </w:rPr>
-        <w:t>敲擊樂器（敲擊或搖動時發出聲音的樂器），最常出現在猶太百姓早期歷史的記載中。隨著時間推移，人們不再在聖殿敬拜中使用這些樂器，可能是因為其它宗教也會使用類似樂器來敬拜假神。</w:t>
-      </w:r>
-    </w:p>
-    <w:p>
-      <w:pPr>
-        <w:pStyle w:val="Heading4"/>
-      </w:pPr>
-      <w:r>
-        <w:rPr>
-          <w:lang w:val="zh_TW" w:bidi="zh_TW"/>
-        </w:rPr>
-        <w:t>米納亞念（Mena Anim）</w:t>
-      </w:r>
-    </w:p>
-    <w:p>
-      <w:pPr/>
-      <w:r>
-        <w:rPr>
-          <w:lang w:val="zh_TW" w:bidi="zh_TW"/>
-        </w:rPr>
-      </w:r>
-      <w:r>
-        <w:rPr>
-          <w:lang w:val="zh_TW" w:bidi="zh_TW"/>
-        </w:rPr>
-        <w:t>米納亞念是響亮的金屬搖鈴，其框架懸掛金屬環，搖動時就會發出聲音。米納亞念很可能類似於西斯特爾叉鈴（sistrum，古埃及用於宗教儀式的神聖搖鈴）米納亞念出現在</w:t>
-      </w:r>
-      <w:hyperlink r:id="rId21">
-        <w:r>
-          <w:rPr>
-            <w:lang w:val="zh_TW" w:bidi="zh_TW"/>
-          </w:rPr>
-          <w:rPr>
-            <w:color w:val="0000EE"/>
-            <w:u w:val="single"/>
-          </w:rPr>
-          <w:t>撒母耳記下六章5節</w:t>
-        </w:r>
-      </w:hyperlink>
-      <w:r>
-        <w:rPr>
-          <w:lang w:val="zh_TW" w:bidi="zh_TW"/>
-        </w:rPr>
-        <w:t>中。有英文譯本將其翻譯為「響板」（castanet），亦有英文譯本錯誤將其翻譯為「號角」（cornet）。</w:t>
-      </w:r>
-    </w:p>
-    <w:p>
-      <w:pPr>
-        <w:pStyle w:val="Heading4"/>
-      </w:pPr>
-      <w:r>
-        <w:rPr>
-          <w:lang w:val="zh_TW" w:bidi="zh_TW"/>
-        </w:rPr>
-        <w:t>帕莫尼姆（Pamonim）</w:t>
-      </w:r>
-    </w:p>
-    <w:p>
-      <w:pPr/>
-      <w:r>
-        <w:rPr>
-          <w:lang w:val="zh_TW" w:bidi="zh_TW"/>
-        </w:rPr>
-      </w:r>
-      <w:r>
-        <w:rPr>
-          <w:lang w:val="zh_TW" w:bidi="zh_TW"/>
-        </w:rPr>
-        <w:t>帕莫尼姆是祭司袍子上的小鈴鐺（</w:t>
-      </w:r>
-      <w:hyperlink r:id="rId50">
-        <w:r>
-          <w:rPr>
-            <w:lang w:val="zh_TW" w:bidi="zh_TW"/>
-          </w:rPr>
-          <w:rPr>
-            <w:color w:val="0000EE"/>
-            <w:u w:val="single"/>
-          </w:rPr>
-          <w:t>出28:33–34</w:t>
-        </w:r>
-      </w:hyperlink>
-      <w:r>
-        <w:rPr>
-          <w:lang w:val="zh_TW" w:bidi="zh_TW"/>
-        </w:rPr>
-        <w:t>，</w:t>
-      </w:r>
-      <w:hyperlink r:id="rId51">
-        <w:r>
-          <w:rPr>
-            <w:lang w:val="zh_TW" w:bidi="zh_TW"/>
-          </w:rPr>
-          <w:rPr>
-            <w:color w:val="0000EE"/>
-            <w:u w:val="single"/>
-          </w:rPr>
-          <w:t>39:25–26</w:t>
-        </w:r>
-      </w:hyperlink>
-      <w:r>
-        <w:rPr>
-          <w:lang w:val="zh_TW" w:bidi="zh_TW"/>
-        </w:rPr>
-        <w:t>）。當大祭司行走時，鈴鐺會發出柔和的聲音，幫助人們知道大祭司進入至聖所敬拜神時的位置。</w:t>
-      </w:r>
-    </w:p>
-    <w:p>
-      <w:pPr>
-        <w:pStyle w:val="Heading4"/>
-      </w:pPr>
-      <w:r>
-        <w:rPr>
-          <w:lang w:val="zh_TW" w:bidi="zh_TW"/>
-        </w:rPr>
-        <w:t>沙利希姆（Shalishim）</w:t>
-      </w:r>
-    </w:p>
-    <w:p>
-      <w:pPr/>
-      <w:r>
-        <w:rPr>
-          <w:lang w:val="zh_TW" w:bidi="zh_TW"/>
-        </w:rPr>
-      </w:r>
-      <w:r>
-        <w:rPr>
-          <w:lang w:val="zh_TW" w:bidi="zh_TW"/>
-        </w:rPr>
-        <w:t>沙利希姆是聖經提到的搖鈴。有些聖經譯本將這個詞翻譯為「西斯特爾叉鈴」（sistrum，古埃及的神聖響板）或「提布瑞爾」（timbrel，鈴鼓）。學者不確定沙利希姆是否樂器。沙利希姆出現在</w:t>
-      </w:r>
-      <w:hyperlink r:id="rId52">
-        <w:r>
-          <w:rPr>
-            <w:lang w:val="zh_TW" w:bidi="zh_TW"/>
-          </w:rPr>
-          <w:rPr>
-            <w:color w:val="0000EE"/>
-            <w:u w:val="single"/>
-          </w:rPr>
-          <w:t>撒母耳記上十八章6節</w:t>
-        </w:r>
-      </w:hyperlink>
-      <w:r>
-        <w:rPr>
-          <w:lang w:val="zh_TW" w:bidi="zh_TW"/>
-        </w:rPr>
-        <w:t>中。在這個故事中，人們演奏這樂器，慶祝掃羅王和大衛從與非利士人爭戰凱旋歸來。</w:t>
-      </w:r>
-    </w:p>
-    <w:p>
-      <w:pPr>
-        <w:pStyle w:val="Heading4"/>
-      </w:pPr>
-      <w:r>
-        <w:rPr>
-          <w:lang w:val="zh_TW" w:bidi="zh_TW"/>
-        </w:rPr>
-        <w:t>托夫（Toph）</w:t>
-      </w:r>
-    </w:p>
-    <w:p>
-      <w:pPr/>
-      <w:r>
-        <w:rPr>
-          <w:lang w:val="zh_TW" w:bidi="zh_TW"/>
-        </w:rPr>
-      </w:r>
-      <w:r>
-        <w:rPr>
-          <w:lang w:val="zh_TW" w:bidi="zh_TW"/>
-        </w:rPr>
-        <w:t>托夫（也稱為tof）是古代以色列使用的一種手鼓。通常由女性演奏，但一些聖經段落表明男性也會演奏（</w:t>
-      </w:r>
-      <w:hyperlink r:id="rId20">
-        <w:r>
-          <w:rPr>
-            <w:lang w:val="zh_TW" w:bidi="zh_TW"/>
-          </w:rPr>
-          <w:rPr>
-            <w:color w:val="0000EE"/>
-            <w:u w:val="single"/>
-          </w:rPr>
-          <w:t>撒上10:5</w:t>
-        </w:r>
-      </w:hyperlink>
-      <w:r>
-        <w:rPr>
-          <w:lang w:val="zh_TW" w:bidi="zh_TW"/>
-        </w:rPr>
-        <w:t>；</w:t>
-      </w:r>
-      <w:hyperlink r:id="rId21">
-        <w:r>
-          <w:rPr>
-            <w:lang w:val="zh_TW" w:bidi="zh_TW"/>
-          </w:rPr>
-          <w:rPr>
-            <w:color w:val="0000EE"/>
-            <w:u w:val="single"/>
-          </w:rPr>
-          <w:t>撒下6:5</w:t>
-        </w:r>
-      </w:hyperlink>
-      <w:r>
-        <w:rPr>
-          <w:lang w:val="zh_TW" w:bidi="zh_TW"/>
-        </w:rPr>
-        <w:t>；</w:t>
-      </w:r>
-      <w:hyperlink r:id="rId53">
-        <w:r>
-          <w:rPr>
-            <w:lang w:val="zh_TW" w:bidi="zh_TW"/>
-          </w:rPr>
-          <w:rPr>
-            <w:color w:val="0000EE"/>
-            <w:u w:val="single"/>
-          </w:rPr>
-          <w:t>代上13:8</w:t>
-        </w:r>
-      </w:hyperlink>
-      <w:r>
-        <w:rPr>
-          <w:lang w:val="zh_TW" w:bidi="zh_TW"/>
-        </w:rPr>
-        <w:t>）。有英文譯本中將其稱為「小鼓」（tabret）。</w:t>
-      </w:r>
-    </w:p>
-    <w:p>
-      <w:pPr/>
-      <w:r>
-        <w:rPr>
-          <w:lang w:val="zh_TW" w:bidi="zh_TW"/>
-        </w:rPr>
-      </w:r>
-      <w:r>
-        <w:rPr>
-          <w:lang w:val="zh_TW" w:bidi="zh_TW"/>
-        </w:rPr>
-        <w:t>托夫在聖經出現了15次。它是由木頭或金屬製成的圓形框架，在其上拉緊動物皮（來自公羊或野山羊），人們用手擊打它來演奏。我們不確定托夫是只有一面蒙皮，還是兩面都蒙皮。一些學者認為它像鈴鼓（tambourine）或小手鼓（timbrel）。然而，沒有證據顯示托夫有像鈴鼓那樣，發出叮噹聲的金屬片。</w:t>
-      </w:r>
-    </w:p>
-    <w:p>
-      <w:pPr/>
-      <w:r>
-        <w:rPr>
-          <w:lang w:val="zh_TW" w:bidi="zh_TW"/>
-        </w:rPr>
-      </w:r>
-      <w:r>
-        <w:rPr>
-          <w:lang w:val="zh_TW" w:bidi="zh_TW"/>
-        </w:rPr>
-        <w:t>人們在慶祝活動中演奏托夫，發出響亮的聲音（</w:t>
-      </w:r>
-      <w:hyperlink r:id="rId54">
-        <w:r>
-          <w:rPr>
-            <w:lang w:val="zh_TW" w:bidi="zh_TW"/>
-          </w:rPr>
-          <w:rPr>
-            <w:color w:val="0000EE"/>
-            <w:u w:val="single"/>
-          </w:rPr>
-          <w:t>出15:20</w:t>
-        </w:r>
-      </w:hyperlink>
-      <w:r>
-        <w:rPr>
-          <w:lang w:val="zh_TW" w:bidi="zh_TW"/>
-        </w:rPr>
-        <w:t>；</w:t>
-      </w:r>
-      <w:hyperlink r:id="rId19">
-        <w:r>
-          <w:rPr>
-            <w:lang w:val="zh_TW" w:bidi="zh_TW"/>
-          </w:rPr>
-          <w:rPr>
-            <w:color w:val="0000EE"/>
-            <w:u w:val="single"/>
-          </w:rPr>
-          <w:t>詩81:2</w:t>
-        </w:r>
-      </w:hyperlink>
-      <w:r>
-        <w:rPr>
-          <w:lang w:val="zh_TW" w:bidi="zh_TW"/>
-        </w:rPr>
-        <w:t>）。</w:t>
-      </w:r>
-    </w:p>
-    <w:p>
-      <w:pPr>
-        <w:pStyle w:val="Heading4"/>
-      </w:pPr>
-      <w:r>
-        <w:rPr>
-          <w:lang w:val="zh_TW" w:bidi="zh_TW"/>
-        </w:rPr>
-        <w:t>澤爾澤林（Zelzelim）</w:t>
-      </w:r>
-    </w:p>
-    <w:p>
-      <w:pPr/>
-      <w:r>
-        <w:rPr>
-          <w:lang w:val="zh_TW" w:bidi="zh_TW"/>
-        </w:rPr>
-      </w:r>
-      <w:r>
-        <w:rPr>
-          <w:lang w:val="zh_TW" w:bidi="zh_TW"/>
-        </w:rPr>
-        <w:t>澤爾澤林（Zelzelim）和梅齊爾泰音（Meziltayim）是古代以色列使用的鈸。這些詞來自希伯來詞扎拉（zala），意思是「發出響亮的聲音」。聖經通常同時使用這兩個詞（表明兩個物品是成對使用的）。這告訴我們鈸總是成對使用的。</w:t>
-      </w:r>
-    </w:p>
-    <w:p>
-      <w:pPr/>
-      <w:r>
-        <w:rPr>
-          <w:lang w:val="zh_TW" w:bidi="zh_TW"/>
-        </w:rPr>
-      </w:r>
-      <w:r>
-        <w:rPr>
-          <w:lang w:val="zh_TW" w:bidi="zh_TW"/>
-        </w:rPr>
-        <w:t>一些聖經譯本將這些詞錯譯為「響板」（castanets，發出咔嗒聲的木質或金屬塊）。</w:t>
-      </w:r>
-    </w:p>
-    <w:p>
-      <w:pPr/>
-      <w:r>
-        <w:rPr>
-          <w:lang w:val="zh_TW" w:bidi="zh_TW"/>
-        </w:rPr>
-      </w:r>
-      <w:r>
-        <w:rPr>
-          <w:lang w:val="zh_TW" w:bidi="zh_TW"/>
-        </w:rPr>
-        <w:t>人們用金屬製作這些鈸。它們成對出現，一個人會同時演奏兩面鈸。這是唯一可以在聖殿崇拜中使用的敲擊樂器。金屬鈸在許多古代文化中都很常見。</w:t>
-      </w:r>
-    </w:p>
-    <w:p>
-      <w:pPr/>
-      <w:r>
-        <w:rPr>
-          <w:lang w:val="zh_TW" w:bidi="zh_TW"/>
-        </w:rPr>
-      </w:r>
-      <w:r>
-        <w:rPr>
-          <w:lang w:val="zh_TW" w:bidi="zh_TW"/>
-        </w:rPr>
-        <w:t>鈸首次出現在聖經，是人們將約櫃移至耶路撒冷時（</w:t>
-      </w:r>
-      <w:hyperlink r:id="rId21">
-        <w:r>
-          <w:rPr>
-            <w:lang w:val="zh_TW" w:bidi="zh_TW"/>
-          </w:rPr>
-          <w:rPr>
-            <w:color w:val="0000EE"/>
-            <w:u w:val="single"/>
-          </w:rPr>
-          <w:t>撒下6:5</w:t>
-        </w:r>
-      </w:hyperlink>
-      <w:r>
-        <w:rPr>
-          <w:lang w:val="zh_TW" w:bidi="zh_TW"/>
-        </w:rPr>
-        <w:t>；</w:t>
-      </w:r>
-      <w:hyperlink r:id="rId53">
-        <w:r>
-          <w:rPr>
-            <w:lang w:val="zh_TW" w:bidi="zh_TW"/>
-          </w:rPr>
-          <w:rPr>
-            <w:color w:val="0000EE"/>
-            <w:u w:val="single"/>
-          </w:rPr>
-          <w:t>代上13:8</w:t>
-        </w:r>
-      </w:hyperlink>
-      <w:r>
-        <w:rPr>
-          <w:lang w:val="zh_TW" w:bidi="zh_TW"/>
-        </w:rPr>
-        <w:t>）。後來，利未人歌唱的首領（來自利未支派的樂師）在聖殿裡演奏鈸（</w:t>
-      </w:r>
-      <w:hyperlink r:id="rId55">
-        <w:r>
-          <w:rPr>
-            <w:lang w:val="zh_TW" w:bidi="zh_TW"/>
-          </w:rPr>
-          <w:rPr>
-            <w:color w:val="0000EE"/>
-            <w:u w:val="single"/>
-          </w:rPr>
-          <w:t>代上15:19</w:t>
-        </w:r>
-      </w:hyperlink>
-      <w:r>
-        <w:rPr>
-          <w:lang w:val="zh_TW" w:bidi="zh_TW"/>
-        </w:rPr>
-        <w:t>）。</w:t>
-      </w:r>
-    </w:p>
-    <w:p>
-      <w:pPr/>
-      <w:r>
-        <w:rPr>
-          <w:lang w:val="zh_TW" w:bidi="zh_TW"/>
-        </w:rPr>
-      </w:r>
-      <w:r>
-        <w:rPr>
-          <w:lang w:val="zh_TW" w:bidi="zh_TW"/>
-        </w:rPr>
-        <w:t>這些鈸在敬拜中有特殊的用途，它們不是用來奏出旋律，而是用來：</w:t>
-      </w:r>
-    </w:p>
-    <w:p>
-      <w:pPr>
-        <w:pStyle w:val="ListBullet"/>
-        <w:spacing w:line="240" w:lineRule="auto"/>
-        <w:ind w:left="720"/>
-      </w:pPr>
-      <w:r>
-        <w:rPr>
-          <w:lang w:val="zh_TW" w:bidi="zh_TW"/>
-        </w:rPr>
-      </w:r>
-      <w:r>
-        <w:rPr>
-          <w:lang w:val="zh_TW" w:bidi="zh_TW"/>
-        </w:rPr>
-        <w:t>發出信號告訴人們何時應該開始唱歌</w:t>
-      </w:r>
-    </w:p>
-    <w:p>
-      <w:pPr>
-        <w:pStyle w:val="ListBullet"/>
-        <w:spacing w:line="240" w:lineRule="auto"/>
-        <w:ind w:left="720"/>
-      </w:pPr>
-      <w:r>
-        <w:rPr>
-          <w:lang w:val="zh_TW" w:bidi="zh_TW"/>
-        </w:rPr>
-      </w:r>
-      <w:r>
-        <w:rPr>
-          <w:lang w:val="zh_TW" w:bidi="zh_TW"/>
-        </w:rPr>
-        <w:t>標記詩歌中不同的段落</w:t>
-      </w:r>
-    </w:p>
-    <w:p>
-      <w:pPr/>
-      <w:r>
-        <w:rPr>
-          <w:lang w:val="zh_TW" w:bidi="zh_TW"/>
-        </w:rPr>
-      </w:r>
-      <w:hyperlink r:id="rId49">
-        <w:r>
-          <w:rPr>
-            <w:lang w:val="zh_TW" w:bidi="zh_TW"/>
-          </w:rPr>
-          <w:rPr>
-            <w:color w:val="0000EE"/>
-            <w:u w:val="single"/>
-          </w:rPr>
-          <w:t>詩篇一五〇篇</w:t>
-        </w:r>
-      </w:hyperlink>
-      <w:r>
-        <w:rPr>
-          <w:lang w:val="zh_TW" w:bidi="zh_TW"/>
-        </w:rPr>
-        <w:t>提到兩種不同的鈸，我們不確定這些鈸有什麼不同，可能是大小不同或由不同材料製成。</w:t>
-      </w:r>
-      <w:r>
-        <w:rPr>
-          <w:lang w:val="zh_TW" w:bidi="zh_TW"/>
-        </w:rPr>
-      </w:r>
-      <w:r>
-        <w:rPr>
-          <w:lang w:val="zh_TW" w:bidi="zh_TW"/>
-        </w:rPr>
-      </w:r>
-    </w:p>
-    <w:p>
-      <w:pPr/>
-      <w:r>
-        <w:rPr>
-          <w:lang w:val="zh_TW" w:bidi="zh_TW"/>
-        </w:rPr>
-      </w:r>
-    </w:p>
-    <w:p>
-      <w:pPr>
-        <w:pStyle w:val="Heading2"/>
-      </w:pPr>
-      <w:r>
-        <w:rPr>
-          <w:lang w:val="zh_TW" w:bidi="zh_TW"/>
-        </w:rPr>
-        <w:t>樂園</w:t>
-      </w:r>
-      <w:r>
-        <w:rPr>
-          <w:lang w:val="zh_TW" w:bidi="zh_TW"/>
-        </w:rPr>
-      </w:r>
-    </w:p>
-    <w:p>
-      <w:pPr/>
-      <w:r>
-        <w:rPr>
-          <w:lang w:val="zh_TW" w:bidi="zh_TW"/>
-        </w:rPr>
-      </w:r>
-      <w:r>
-        <w:rPr>
-          <w:lang w:val="zh_TW" w:bidi="zh_TW"/>
-        </w:rPr>
-        <w:t>這個詞源自波斯文，意思是「神的園子」。以色列人原本使用另一個字詞來指「園子」，既用於日常的園林，也用於神在伊甸的園子（</w:t>
-      </w:r>
-      <w:hyperlink r:id="rId56">
-        <w:r>
-          <w:rPr>
-            <w:lang w:val="zh_TW" w:bidi="zh_TW"/>
-          </w:rPr>
-          <w:rPr>
-            <w:color w:val="0000EE"/>
-            <w:u w:val="single"/>
-          </w:rPr>
-          <w:t>創2–3章</w:t>
-        </w:r>
-      </w:hyperlink>
-      <w:r>
-        <w:rPr>
-          <w:lang w:val="zh_TW" w:bidi="zh_TW"/>
-        </w:rPr>
-        <w:t>；</w:t>
-      </w:r>
-      <w:hyperlink r:id="rId57">
-        <w:r>
-          <w:rPr>
-            <w:lang w:val="zh_TW" w:bidi="zh_TW"/>
-          </w:rPr>
-          <w:rPr>
-            <w:color w:val="0000EE"/>
-            <w:u w:val="single"/>
-          </w:rPr>
-          <w:t>賽51:3</w:t>
-        </w:r>
-      </w:hyperlink>
-      <w:r>
-        <w:rPr>
-          <w:lang w:val="zh_TW" w:bidi="zh_TW"/>
-        </w:rPr>
-        <w:t>；</w:t>
-      </w:r>
-      <w:hyperlink r:id="rId58">
-        <w:r>
-          <w:rPr>
-            <w:lang w:val="zh_TW" w:bidi="zh_TW"/>
-          </w:rPr>
-          <w:rPr>
-            <w:color w:val="0000EE"/>
-            <w:u w:val="single"/>
-          </w:rPr>
-          <w:t>結28:13</w:t>
-        </w:r>
-      </w:hyperlink>
-      <w:r>
-        <w:rPr>
-          <w:lang w:val="zh_TW" w:bidi="zh_TW"/>
-        </w:rPr>
-        <w:t>）。在以列色人歷史的後期，他們借用了這個波斯文詞語，最後就成為「樂園」這個字詞。這個字詞在舊約聖經中出現三次，用來指公園或果園（</w:t>
-      </w:r>
-      <w:hyperlink r:id="rId59">
-        <w:r>
-          <w:rPr>
-            <w:lang w:val="zh_TW" w:bidi="zh_TW"/>
-          </w:rPr>
-          <w:rPr>
-            <w:color w:val="0000EE"/>
-            <w:u w:val="single"/>
-          </w:rPr>
-          <w:t>尼2:8</w:t>
-        </w:r>
-      </w:hyperlink>
-      <w:r>
-        <w:rPr>
-          <w:lang w:val="zh_TW" w:bidi="zh_TW"/>
-        </w:rPr>
-        <w:t>；</w:t>
-      </w:r>
-      <w:hyperlink r:id="rId60">
-        <w:r>
-          <w:rPr>
-            <w:lang w:val="zh_TW" w:bidi="zh_TW"/>
-          </w:rPr>
-          <w:rPr>
-            <w:color w:val="0000EE"/>
-            <w:u w:val="single"/>
-          </w:rPr>
-          <w:t>傳2:5</w:t>
-        </w:r>
-      </w:hyperlink>
-      <w:r>
-        <w:rPr>
-          <w:lang w:val="zh_TW" w:bidi="zh_TW"/>
-        </w:rPr>
-        <w:t>；</w:t>
-      </w:r>
-      <w:hyperlink r:id="rId61">
-        <w:r>
-          <w:rPr>
-            <w:lang w:val="zh_TW" w:bidi="zh_TW"/>
-          </w:rPr>
-          <w:rPr>
-            <w:color w:val="0000EE"/>
-            <w:u w:val="single"/>
-          </w:rPr>
-          <w:t>歌4:13</w:t>
-        </w:r>
-      </w:hyperlink>
-      <w:r>
-        <w:rPr>
-          <w:lang w:val="zh_TW" w:bidi="zh_TW"/>
-        </w:rPr>
-        <w:t>）。當舊約聖經譯成希臘文時，譯者使用了這個詞的希臘文形式。說希臘文的猶太人稱</w:t>
-      </w:r>
-      <w:hyperlink r:id="rId62">
-        <w:r>
-          <w:rPr>
-            <w:lang w:val="zh_TW" w:bidi="zh_TW"/>
-          </w:rPr>
-          <w:rPr>
-            <w:color w:val="0000EE"/>
-            <w:u w:val="single"/>
-          </w:rPr>
-          <w:t>創世記二章</w:t>
-        </w:r>
-      </w:hyperlink>
-      <w:r>
-        <w:rPr>
-          <w:lang w:val="zh_TW" w:bidi="zh_TW"/>
-        </w:rPr>
-        <w:t>中的那座園子為</w:t>
+        <w:t>的家譜將拉麥列為耶穌的先祖。</w:t>
+        <w:br/>
       </w:r>
       <w:r>
         <w:rPr>
           <w:i/>
           <w:lang w:val="zh_TW" w:bidi="zh_TW"/>
         </w:rPr>
-        <w:t>paradeisos</w:t>
-      </w:r>
-      <w:r>
-        <w:rPr>
-          <w:lang w:val="zh_TW" w:bidi="zh_TW"/>
-        </w:rPr>
-        <w:t>。</w:t>
-      </w:r>
-    </w:p>
-    <w:p>
-      <w:pPr>
-        <w:pStyle w:val="Heading3"/>
-      </w:pPr>
-      <w:r>
-        <w:rPr>
-          <w:lang w:val="zh_TW" w:bidi="zh_TW"/>
-        </w:rPr>
-        <w:t>舊約聖經中的樂園</w:t>
-      </w:r>
-    </w:p>
-    <w:p>
-      <w:pPr/>
-      <w:r>
-        <w:rPr>
-          <w:lang w:val="zh_TW" w:bidi="zh_TW"/>
-        </w:rPr>
-      </w:r>
-      <w:r>
-        <w:rPr>
-          <w:lang w:val="zh_TW" w:bidi="zh_TW"/>
-        </w:rPr>
-        <w:t>原本的波斯文字詞意為被圍起或有圍牆的園子，特指波斯王的御園。希臘人也以同樣的方式理解這個字詞。這與以色列人的觀念十分相合——那是神行走其間的園子（</w:t>
-      </w:r>
-      <w:hyperlink r:id="rId63">
-        <w:r>
-          <w:rPr>
-            <w:lang w:val="zh_TW" w:bidi="zh_TW"/>
-          </w:rPr>
-          <w:rPr>
-            <w:color w:val="0000EE"/>
-            <w:u w:val="single"/>
-          </w:rPr>
-          <w:t>創3:8</w:t>
-        </w:r>
-      </w:hyperlink>
-      <w:r>
-        <w:rPr>
-          <w:lang w:val="zh_TW" w:bidi="zh_TW"/>
-        </w:rPr>
-        <w:t>），也是人被逐出後無法再進入的地方（</w:t>
-      </w:r>
-      <w:hyperlink r:id="rId64">
-        <w:r>
-          <w:rPr>
-            <w:lang w:val="zh_TW" w:bidi="zh_TW"/>
-          </w:rPr>
-          <w:rPr>
-            <w:color w:val="0000EE"/>
-            <w:u w:val="single"/>
-          </w:rPr>
-          <w:t>創3:24</w:t>
-        </w:r>
-      </w:hyperlink>
-      <w:r>
-        <w:rPr>
-          <w:lang w:val="zh_TW" w:bidi="zh_TW"/>
-        </w:rPr>
-        <w:t>）。創世記中樂園的主要特徵是其中的果樹與河流。</w:t>
-      </w:r>
-    </w:p>
-    <w:p>
-      <w:pPr>
-        <w:pStyle w:val="Heading3"/>
-      </w:pPr>
-      <w:r>
-        <w:rPr>
-          <w:lang w:val="zh_TW" w:bidi="zh_TW"/>
-        </w:rPr>
-        <w:t>新約聖經中的樂園</w:t>
-      </w:r>
-    </w:p>
-    <w:p>
-      <w:pPr/>
-      <w:r>
-        <w:rPr>
-          <w:lang w:val="zh_TW" w:bidi="zh_TW"/>
-        </w:rPr>
-      </w:r>
-      <w:r>
-        <w:rPr>
-          <w:lang w:val="zh_TW" w:bidi="zh_TW"/>
-        </w:rPr>
-        <w:t>到了新約聖經時代，人們對神的園子的觀念已有多方面的變化，這與各文化中的神話演變相似。就像希臘與羅馬故事中的「黃金時代」，樂園起初被視為遙遠的過去。然而，猶太人開始相信它依然存在於某個未知之處，類似希臘神話中的「極樂世界（Elysian Fields）」，那是一個義人死後居住的地方。後來，他們對樂園的榮美描寫越來越詳盡，並相信它將在末日重新出現。</w:t>
-      </w:r>
-    </w:p>
-    <w:p>
-      <w:pPr/>
-      <w:r>
-        <w:rPr>
-          <w:lang w:val="zh_TW" w:bidi="zh_TW"/>
-        </w:rPr>
-      </w:r>
-      <w:r>
-        <w:rPr>
-          <w:lang w:val="zh_TW" w:bidi="zh_TW"/>
-        </w:rPr>
-        <w:t>樂園的概念結合了多種文化中的神話，它們都描繪一個永遠完美的世界，其中沒有死亡，也沒有邪惡。新約聖經肯定這些信念背後的真理——樂園是真實存在、屬天的地方。保羅在活著的時候曾被奧祕地「被提到」樂園裡（</w:t>
-      </w:r>
-      <w:hyperlink r:id="rId65">
-        <w:r>
-          <w:rPr>
-            <w:lang w:val="zh_TW" w:bidi="zh_TW"/>
-          </w:rPr>
-          <w:rPr>
-            <w:color w:val="0000EE"/>
-            <w:u w:val="single"/>
-          </w:rPr>
-          <w:t>林後12:4</w:t>
-        </w:r>
-      </w:hyperlink>
-      <w:r>
-        <w:rPr>
-          <w:lang w:val="zh_TW" w:bidi="zh_TW"/>
-        </w:rPr>
-        <w:t>）。耶穌也曾應許那個在十字架上悔改的強盜，說他死後要與主同在樂園裡（</w:t>
-      </w:r>
-      <w:hyperlink r:id="rId66">
-        <w:r>
-          <w:rPr>
-            <w:lang w:val="zh_TW" w:bidi="zh_TW"/>
-          </w:rPr>
-          <w:rPr>
-            <w:color w:val="0000EE"/>
-            <w:u w:val="single"/>
-          </w:rPr>
-          <w:t>路23:43</w:t>
-        </w:r>
-      </w:hyperlink>
-      <w:r>
-        <w:rPr>
-          <w:lang w:val="zh_TW" w:bidi="zh_TW"/>
-        </w:rPr>
-        <w:t>）。新約聖經第三次、也是最後一次提到樂園的地方（</w:t>
-      </w:r>
-      <w:hyperlink r:id="rId67">
-        <w:r>
-          <w:rPr>
-            <w:lang w:val="zh_TW" w:bidi="zh_TW"/>
-          </w:rPr>
-          <w:rPr>
-            <w:color w:val="0000EE"/>
-            <w:u w:val="single"/>
-          </w:rPr>
-          <w:t>啟2:7</w:t>
-        </w:r>
-      </w:hyperlink>
-      <w:r>
-        <w:rPr>
-          <w:lang w:val="zh_TW" w:bidi="zh_TW"/>
-        </w:rPr>
-        <w:t>），其中再次出現了神的應許，說明樂園是生命樹所在之處。這樂園連結了</w:t>
-      </w:r>
-      <w:hyperlink r:id="rId62">
-        <w:r>
-          <w:rPr>
-            <w:lang w:val="zh_TW" w:bidi="zh_TW"/>
-          </w:rPr>
-          <w:rPr>
-            <w:color w:val="0000EE"/>
-            <w:u w:val="single"/>
-          </w:rPr>
-          <w:t>創世記二章</w:t>
-        </w:r>
-      </w:hyperlink>
-      <w:r>
-        <w:rPr>
-          <w:lang w:val="zh_TW" w:bidi="zh_TW"/>
-        </w:rPr>
-        <w:t>起初世界與</w:t>
-      </w:r>
-      <w:hyperlink r:id="rId68">
-        <w:r>
-          <w:rPr>
-            <w:lang w:val="zh_TW" w:bidi="zh_TW"/>
-          </w:rPr>
-          <w:rPr>
-            <w:color w:val="0000EE"/>
-            <w:u w:val="single"/>
-          </w:rPr>
-          <w:t>啟示錄二十二章</w:t>
-        </w:r>
-      </w:hyperlink>
-      <w:r>
-        <w:rPr>
-          <w:lang w:val="zh_TW" w:bidi="zh_TW"/>
-        </w:rPr>
-        <w:t>的末後世界，其中有生命樹、有河流、有圍牆保護，也有君王同在。</w:t>
-      </w:r>
-    </w:p>
-    <w:p>
-      <w:pPr/>
-      <w:r>
-        <w:rPr>
-          <w:lang w:val="zh_TW" w:bidi="zh_TW"/>
-        </w:rPr>
-      </w:r>
-      <w:r>
-        <w:rPr>
-          <w:i/>
-          <w:lang w:val="zh_TW" w:bidi="zh_TW"/>
-        </w:rPr>
         <w:t>另見</w:t>
       </w:r>
       <w:r>
         <w:rPr>
           <w:lang w:val="zh_TW" w:bidi="zh_TW"/>
         </w:rPr>
-        <w:t>天（天堂）</w:t>
-      </w:r>
-      <w:r>
-        <w:rPr>
-          <w:lang w:val="zh_TW" w:bidi="zh_TW"/>
-        </w:rPr>
-        <w:t>；</w:t>
-      </w:r>
-      <w:r>
-        <w:rPr>
-          <w:lang w:val="zh_TW" w:bidi="zh_TW"/>
-        </w:rPr>
-        <w:t>新天新地</w:t>
+        <w:t>耶穌基督的家譜</w:t>
       </w:r>
       <w:r>
         <w:rPr>
@@ -4823,6 +3490,18 @@
   </w:num>
   <w:num w:numId="13" w16cid:durableId="592781308">
     <w:abstractNumId w:val="11"/>
+  </w:num>
+  <w:num w:numId="14">
+    <w:abstractNumId w:val="3"/>
+    <w:lvlOverride w:ilvl="0">
+      <w:startOverride w:val="1"/>
+    </w:lvlOverride>
+  </w:num>
+  <w:num w:numId="15">
+    <w:abstractNumId w:val="3"/>
+    <w:lvlOverride w:ilvl="0">
+      <w:startOverride w:val="1"/>
+    </w:lvlOverride>
   </w:num>
   <w:numIdMacAtCleanup w:val="10"/>
 </w:numbering>

--- a/zht/docx/080.content.docx
+++ b/zht/docx/080.content.docx
@@ -149,7 +149,7 @@
         <w:rPr>
           <w:lang w:val="zh_TW" w:bidi="zh_TW"/>
         </w:rPr>
-        <w:t>la</w:t>
+        <w:t>kuan</w:t>
       </w:r>
       <w:r>
         <w:rPr>
@@ -212,7 +212,7 @@
         <w:rPr>
           <w:lang w:val="zh_TW" w:bidi="zh_TW"/>
         </w:rPr>
-        <w:t>拉班（人物）</w:t>
+        <w:t>款待</w:t>
       </w:r>
       <w:r>
         <w:rPr>
@@ -231,7 +231,39 @@
         <w:rPr>
           <w:lang w:val="zh_TW" w:bidi="zh_TW"/>
         </w:rPr>
-        <w:t>拉班是彼土利的兒子（</w:t>
+        <w:t>聖經中的一個概念，經常與「客人（guest）」、「陌生人（stranger）」和「寄居者（sojourner）」等詞彙一起使用。將「款待（hospitality）」的意思理解為對非自己朋友圈之外的人的善意是比較恰當的，這在希臘文中「愛陌生人」的字面意思中有所暗示。儘管這個概念在聖經中得到了全面的肯定，但在經外文化中也明顯存在，在遊牧民族（從一個地方遷移到另一個地方）中尤為常見。這些文化中對提供食物、住宿和保護有明確的義務。</w:t>
+      </w:r>
+    </w:p>
+    <w:p>
+      <w:pPr/>
+      <w:r>
+        <w:rPr>
+          <w:lang w:val="zh_TW" w:bidi="zh_TW"/>
+        </w:rPr>
+      </w:r>
+      <w:r>
+        <w:rPr>
+          <w:lang w:val="zh_TW" w:bidi="zh_TW"/>
+        </w:rPr>
+        <w:t>在舊約中，款待的正常實踐可以在以下例子中看到：</w:t>
+      </w:r>
+    </w:p>
+    <w:p>
+      <w:pPr>
+        <w:pStyle w:val="ListBullet"/>
+        <w:spacing w:line="240" w:lineRule="auto"/>
+        <w:ind w:left="720"/>
+      </w:pPr>
+      <w:r>
+        <w:rPr>
+          <w:lang w:val="zh_TW" w:bidi="zh_TW"/>
+        </w:rPr>
+      </w:r>
+      <w:r>
+        <w:rPr>
+          <w:lang w:val="zh_TW" w:bidi="zh_TW"/>
+        </w:rPr>
+        <w:t>亞伯拉罕和三位訪客（</w:t>
       </w:r>
       <w:hyperlink r:id="rId13">
         <w:r>
@@ -242,32 +274,32 @@
             <w:color w:val="0000EE"/>
             <w:u w:val="single"/>
           </w:rPr>
-          <w:t>創24:24</w:t>
+          <w:t>創18:2–8、16</w:t>
         </w:r>
       </w:hyperlink>
       <w:r>
         <w:rPr>
           <w:lang w:val="zh_TW" w:bidi="zh_TW"/>
         </w:rPr>
-        <w:t>、</w:t>
-      </w:r>
-      <w:hyperlink r:id="rId13">
-        <w:r>
-          <w:rPr>
-            <w:lang w:val="zh_TW" w:bidi="zh_TW"/>
-          </w:rPr>
-          <w:rPr>
-            <w:color w:val="0000EE"/>
-            <w:u w:val="single"/>
-          </w:rPr>
-          <w:t>29</w:t>
-        </w:r>
-      </w:hyperlink>
-      <w:r>
-        <w:rPr>
-          <w:lang w:val="zh_TW" w:bidi="zh_TW"/>
-        </w:rPr>
-        <w:t>）、利百加的哥哥（</w:t>
+        <w:t>）</w:t>
+      </w:r>
+    </w:p>
+    <w:p>
+      <w:pPr>
+        <w:pStyle w:val="ListBullet"/>
+        <w:spacing w:line="240" w:lineRule="auto"/>
+        <w:ind w:left="720"/>
+      </w:pPr>
+      <w:r>
+        <w:rPr>
+          <w:lang w:val="zh_TW" w:bidi="zh_TW"/>
+        </w:rPr>
+      </w:r>
+      <w:r>
+        <w:rPr>
+          <w:lang w:val="zh_TW" w:bidi="zh_TW"/>
+        </w:rPr>
+        <w:t>拉班接待亞伯拉罕的僕人（</w:t>
       </w:r>
       <w:hyperlink r:id="rId14">
         <w:r>
@@ -278,32 +310,32 @@
             <w:color w:val="0000EE"/>
             <w:u w:val="single"/>
           </w:rPr>
-          <w:t>15</w:t>
+          <w:t>創24:15–61</w:t>
         </w:r>
       </w:hyperlink>
       <w:r>
         <w:rPr>
           <w:lang w:val="zh_TW" w:bidi="zh_TW"/>
         </w:rPr>
-        <w:t>、</w:t>
-      </w:r>
-      <w:hyperlink r:id="rId14">
-        <w:r>
-          <w:rPr>
-            <w:lang w:val="zh_TW" w:bidi="zh_TW"/>
-          </w:rPr>
-          <w:rPr>
-            <w:color w:val="0000EE"/>
-            <w:u w:val="single"/>
-          </w:rPr>
-          <w:t>29</w:t>
-        </w:r>
-      </w:hyperlink>
-      <w:r>
-        <w:rPr>
-          <w:lang w:val="zh_TW" w:bidi="zh_TW"/>
-        </w:rPr>
-        <w:t>節）、利亞和拉結的父親（</w:t>
+        <w:t>）</w:t>
+      </w:r>
+    </w:p>
+    <w:p>
+      <w:pPr>
+        <w:pStyle w:val="ListBullet"/>
+        <w:spacing w:line="240" w:lineRule="auto"/>
+        <w:ind w:left="720"/>
+      </w:pPr>
+      <w:r>
+        <w:rPr>
+          <w:lang w:val="zh_TW" w:bidi="zh_TW"/>
+        </w:rPr>
+      </w:r>
+      <w:r>
+        <w:rPr>
+          <w:lang w:val="zh_TW" w:bidi="zh_TW"/>
+        </w:rPr>
+        <w:t>瑪挪亞款待天使的方式（</w:t>
       </w:r>
       <w:hyperlink r:id="rId15">
         <w:r>
@@ -314,14 +346,28 @@
             <w:color w:val="0000EE"/>
             <w:u w:val="single"/>
           </w:rPr>
-          <w:t>29:16</w:t>
+          <w:t>士13:15</w:t>
         </w:r>
       </w:hyperlink>
       <w:r>
         <w:rPr>
           <w:lang w:val="zh_TW" w:bidi="zh_TW"/>
         </w:rPr>
-        <w:t>），也是雅各的舅舅和岳父。拉班的先祖原本住在吾珥，但他的父親彼土利被稱為巴旦‧亞蘭地的亞蘭人，拉班也被稱為亞蘭人（有英文譯本譯為Syrian，</w:t>
+        <w:t>）</w:t>
+      </w:r>
+    </w:p>
+    <w:p>
+      <w:pPr/>
+      <w:r>
+        <w:rPr>
+          <w:lang w:val="zh_TW" w:bidi="zh_TW"/>
+        </w:rPr>
+      </w:r>
+      <w:r>
+        <w:rPr>
+          <w:lang w:val="zh_TW" w:bidi="zh_TW"/>
+        </w:rPr>
+        <w:t>但也有一些情況，主人認為必須採取極端措施來保護他的客人，即使這樣做會對自己的家人造成傷害（</w:t>
       </w:r>
       <w:hyperlink r:id="rId16">
         <w:r>
@@ -332,14 +378,14 @@
             <w:color w:val="0000EE"/>
             <w:u w:val="single"/>
           </w:rPr>
-          <w:t>25:20</w:t>
+          <w:t>創19:1–8</w:t>
         </w:r>
       </w:hyperlink>
       <w:r>
         <w:rPr>
           <w:lang w:val="zh_TW" w:bidi="zh_TW"/>
         </w:rPr>
-        <w:t>，參</w:t>
+        <w:t>；</w:t>
       </w:r>
       <w:hyperlink r:id="rId17">
         <w:r>
@@ -350,28 +396,14 @@
             <w:color w:val="0000EE"/>
             <w:u w:val="single"/>
           </w:rPr>
-          <w:t>28:5</w:t>
+          <w:t>士19:14–24</w:t>
         </w:r>
       </w:hyperlink>
       <w:r>
         <w:rPr>
           <w:lang w:val="zh_TW" w:bidi="zh_TW"/>
         </w:rPr>
-        <w:t>）。他們的家鄉是位於敘利亞地區的哈蘭，與吾珥一樣是敬拜月神辛（Sin）或南納（Nannar）的重要敬拜中心。</w:t>
-      </w:r>
-    </w:p>
-    <w:p>
-      <w:pPr/>
-      <w:r>
-        <w:rPr>
-          <w:lang w:val="zh_TW" w:bidi="zh_TW"/>
-        </w:rPr>
-      </w:r>
-      <w:r>
-        <w:rPr>
-          <w:lang w:val="zh_TW" w:bidi="zh_TW"/>
-        </w:rPr>
-        <w:t>當以撒年紀漸長時，亞伯拉罕差遣僕人以利以謝回到哈蘭，為以撒物色妻子。拉班熱情地接待以利以謝，並為他和他的駱駝預備住宿與所需（</w:t>
+        <w:t>）。書念婦人的款待也很值得注意，儘管以利沙對他們來說並不是陌生人（</w:t>
       </w:r>
       <w:hyperlink r:id="rId18">
         <w:r>
@@ -382,32 +414,28 @@
             <w:color w:val="0000EE"/>
             <w:u w:val="single"/>
           </w:rPr>
-          <w:t>創24:29–33</w:t>
+          <w:t>王下4:10</w:t>
         </w:r>
       </w:hyperlink>
       <w:r>
         <w:rPr>
           <w:lang w:val="zh_TW" w:bidi="zh_TW"/>
         </w:rPr>
-        <w:t>、</w:t>
-      </w:r>
-      <w:hyperlink r:id="rId18">
-        <w:r>
-          <w:rPr>
-            <w:lang w:val="zh_TW" w:bidi="zh_TW"/>
-          </w:rPr>
-          <w:rPr>
-            <w:color w:val="0000EE"/>
-            <w:u w:val="single"/>
-          </w:rPr>
-          <w:t>54</w:t>
-        </w:r>
-      </w:hyperlink>
-      <w:r>
-        <w:rPr>
-          <w:lang w:val="zh_TW" w:bidi="zh_TW"/>
-        </w:rPr>
-        <w:t>）。拉班是家中的主人，故是由他決定是否將利百加嫁給以撒（</w:t>
+        <w:t>）。</w:t>
+      </w:r>
+    </w:p>
+    <w:p>
+      <w:pPr/>
+      <w:r>
+        <w:rPr>
+          <w:lang w:val="zh_TW" w:bidi="zh_TW"/>
+        </w:rPr>
+      </w:r>
+      <w:r>
+        <w:rPr>
+          <w:lang w:val="zh_TW" w:bidi="zh_TW"/>
+        </w:rPr>
+        <w:t>根據新約，耶穌在差遣門徒時著門徒依賴當時普遍的款待習俗為生（</w:t>
       </w:r>
       <w:hyperlink r:id="rId19">
         <w:r>
@@ -418,14 +446,14 @@
             <w:color w:val="0000EE"/>
             <w:u w:val="single"/>
           </w:rPr>
-          <w:t>50–51</w:t>
+          <w:t>路10:7</w:t>
         </w:r>
       </w:hyperlink>
       <w:r>
         <w:rPr>
           <w:lang w:val="zh_TW" w:bidi="zh_TW"/>
         </w:rPr>
-        <w:t>節），因此，以利以謝也將貴重的禮物獻給拉班與他母親（</w:t>
+        <w:t>），在祂自己的旅行中也是如此。隨著福音由宣教士傳開，基督徒因接待他們而受到讚揚（</w:t>
       </w:r>
       <w:hyperlink r:id="rId20">
         <w:r>
@@ -436,28 +464,14 @@
             <w:color w:val="0000EE"/>
             <w:u w:val="single"/>
           </w:rPr>
-          <w:t>53</w:t>
+          <w:t>來13:2</w:t>
         </w:r>
       </w:hyperlink>
       <w:r>
         <w:rPr>
           <w:lang w:val="zh_TW" w:bidi="zh_TW"/>
         </w:rPr>
-        <w:t>節）。</w:t>
-      </w:r>
-    </w:p>
-    <w:p>
-      <w:pPr/>
-      <w:r>
-        <w:rPr>
-          <w:lang w:val="zh_TW" w:bidi="zh_TW"/>
-        </w:rPr>
-      </w:r>
-      <w:r>
-        <w:rPr>
-          <w:lang w:val="zh_TW" w:bidi="zh_TW"/>
-        </w:rPr>
-        <w:t>拉班在他外甥雅各物色妻子的故事中佔有重要地位。在利百加與雅各設計欺哄以撒之後，利百加擔心以掃會殺死雅各，便勸他逃往她哥哥拉班那裡（</w:t>
+        <w:t>；</w:t>
       </w:r>
       <w:hyperlink r:id="rId21">
         <w:r>
@@ -468,14 +482,14 @@
             <w:color w:val="0000EE"/>
             <w:u w:val="single"/>
           </w:rPr>
-          <w:t>創27:43</w:t>
+          <w:t>彼前4:9</w:t>
         </w:r>
       </w:hyperlink>
       <w:r>
         <w:rPr>
           <w:lang w:val="zh_TW" w:bidi="zh_TW"/>
         </w:rPr>
-        <w:t>）；同時，她也說服以撒讓雅各前往哈蘭，從親族中娶妻。當雅各抵達哈蘭地區時，遇見拉班的小女兒拉結，並受到熱情款待（</w:t>
+        <w:t>；</w:t>
       </w:r>
       <w:hyperlink r:id="rId22">
         <w:r>
@@ -486,28 +500,14 @@
             <w:color w:val="0000EE"/>
             <w:u w:val="single"/>
           </w:rPr>
-          <w:t>創29:13</w:t>
+          <w:t>約三1:5–8</w:t>
         </w:r>
       </w:hyperlink>
       <w:r>
         <w:rPr>
           <w:lang w:val="zh_TW" w:bidi="zh_TW"/>
         </w:rPr>
-        <w:t>）。拉班僱用雅各牧羊，雙方同意雅各工作七年後可娶拉結為妻。七年期滿後，拉班卻將大女兒利亞代替拉結給雅各為妻。雅各提出抗議，最後兩人達成協議，只要雅各再事奉七年，便能娶拉結為妻。</w:t>
-      </w:r>
-    </w:p>
-    <w:p>
-      <w:pPr/>
-      <w:r>
-        <w:rPr>
-          <w:lang w:val="zh_TW" w:bidi="zh_TW"/>
-        </w:rPr>
-      </w:r>
-      <w:r>
-        <w:rPr>
-          <w:lang w:val="zh_TW" w:bidi="zh_TW"/>
-        </w:rPr>
-        <w:t>雅各與拉班兩人都善於盤算，並且在工資問題上有多次激烈爭執。雅各曾提出，他的工資可以是羊群中特定的一部分。拉班同意後，耶和華賜福給雅各，使他的羊群大大增多，這使拉班心生不滿。雅各指出，拉班曾十次更改他的工價（</w:t>
+        <w:t>）。教會領袖不應逃避這項事工的責任（</w:t>
       </w:r>
       <w:hyperlink r:id="rId23">
         <w:r>
@@ -518,60 +518,14 @@
             <w:color w:val="0000EE"/>
             <w:u w:val="single"/>
           </w:rPr>
-          <w:t>創31:7</w:t>
+          <w:t>提前3:2</w:t>
         </w:r>
       </w:hyperlink>
       <w:r>
         <w:rPr>
           <w:lang w:val="zh_TW" w:bidi="zh_TW"/>
         </w:rPr>
-        <w:t>、</w:t>
-      </w:r>
-      <w:hyperlink r:id="rId23">
-        <w:r>
-          <w:rPr>
-            <w:lang w:val="zh_TW" w:bidi="zh_TW"/>
-          </w:rPr>
-          <w:rPr>
-            <w:color w:val="0000EE"/>
-            <w:u w:val="single"/>
-          </w:rPr>
-          <w:t>41</w:t>
-        </w:r>
-      </w:hyperlink>
-      <w:r>
-        <w:rPr>
-          <w:lang w:val="zh_TW" w:bidi="zh_TW"/>
-        </w:rPr>
-        <w:t>）。</w:t>
-      </w:r>
-    </w:p>
-    <w:p>
-      <w:pPr/>
-      <w:r>
-        <w:rPr>
-          <w:lang w:val="zh_TW" w:bidi="zh_TW"/>
-        </w:rPr>
-      </w:r>
-      <w:r>
-        <w:rPr>
-          <w:lang w:val="zh_TW" w:bidi="zh_TW"/>
-        </w:rPr>
-        <w:t>後來雅各逃離哈蘭。拉班追趕他，因為他發現自家的神像失蹤了，而擁有這些神像的人可繼承家產。但其實是拉結偷偷將神像帶走，並巧妙地隱藏，使她父親未能搜出。</w:t>
-      </w:r>
-    </w:p>
-    <w:p>
-      <w:pPr/>
-      <w:r>
-        <w:rPr>
-          <w:lang w:val="zh_TW" w:bidi="zh_TW"/>
-        </w:rPr>
-      </w:r>
-      <w:r>
-        <w:rPr>
-          <w:lang w:val="zh_TW" w:bidi="zh_TW"/>
-        </w:rPr>
-        <w:t>最後，拉班與雅各立下和平之約，二人堆起一堆石頭作為彼此之間的見證（</w:t>
+        <w:t>；</w:t>
       </w:r>
       <w:hyperlink r:id="rId24">
         <w:r>
@@ -582,103 +536,14 @@
             <w:color w:val="0000EE"/>
             <w:u w:val="single"/>
           </w:rPr>
-          <w:t>創31:46–50</w:t>
+          <w:t>多1:8</w:t>
         </w:r>
       </w:hyperlink>
       <w:r>
         <w:rPr>
           <w:lang w:val="zh_TW" w:bidi="zh_TW"/>
         </w:rPr>
-        <w:t>）。</w:t>
-      </w:r>
-    </w:p>
-    <w:p>
-      <w:pPr/>
-      <w:r>
-        <w:rPr>
-          <w:lang w:val="zh_TW" w:bidi="zh_TW"/>
-        </w:rPr>
-      </w:r>
-      <w:r>
-        <w:rPr>
-          <w:i/>
-          <w:lang w:val="zh_TW" w:bidi="zh_TW"/>
-        </w:rPr>
-        <w:t xml:space="preserve">另見 </w:t>
-      </w:r>
-      <w:r>
-        <w:rPr>
-          <w:lang w:val="zh_TW" w:bidi="zh_TW"/>
-        </w:rPr>
-        <w:t>雅各 #1</w:t>
-      </w:r>
-      <w:r>
-        <w:rPr>
-          <w:lang w:val="zh_TW" w:bidi="zh_TW"/>
-        </w:rPr>
-        <w:t>。</w:t>
-      </w:r>
-      <w:r>
-        <w:rPr>
-          <w:lang w:val="zh_TW" w:bidi="zh_TW"/>
-        </w:rPr>
-      </w:r>
-      <w:r>
-        <w:rPr>
-          <w:lang w:val="zh_TW" w:bidi="zh_TW"/>
-        </w:rPr>
-      </w:r>
-    </w:p>
-    <w:p>
-      <w:pPr/>
-      <w:r>
-        <w:rPr>
-          <w:lang w:val="zh_TW" w:bidi="zh_TW"/>
-        </w:rPr>
-      </w:r>
-    </w:p>
-    <w:p>
-      <w:pPr>
-        <w:pStyle w:val="Heading2"/>
-      </w:pPr>
-      <w:r>
-        <w:rPr>
-          <w:lang w:val="zh_TW" w:bidi="zh_TW"/>
-        </w:rPr>
-        <w:t>拉比</w:t>
-      </w:r>
-      <w:r>
-        <w:rPr>
-          <w:lang w:val="zh_TW" w:bidi="zh_TW"/>
-        </w:rPr>
-      </w:r>
-    </w:p>
-    <w:p>
-      <w:pPr/>
-      <w:r>
-        <w:rPr>
-          <w:lang w:val="zh_TW" w:bidi="zh_TW"/>
-        </w:rPr>
-      </w:r>
-      <w:r>
-        <w:rPr>
-          <w:lang w:val="zh_TW" w:bidi="zh_TW"/>
-        </w:rPr>
-        <w:t>一種尊稱，意思是「我的大人」或「在我之上者」。猶太人在耶穌的時代用這個稱號來稱呼他們的宗教教師。</w:t>
-      </w:r>
-    </w:p>
-    <w:p>
-      <w:pPr/>
-      <w:r>
-        <w:rPr>
-          <w:lang w:val="zh_TW" w:bidi="zh_TW"/>
-        </w:rPr>
-      </w:r>
-      <w:r>
-        <w:rPr>
-          <w:lang w:val="zh_TW" w:bidi="zh_TW"/>
-        </w:rPr>
-        <w:t>根據</w:t>
+        <w:t>），否則會引來審判（</w:t>
       </w:r>
       <w:hyperlink r:id="rId25">
         <w:r>
@@ -689,182 +554,14 @@
             <w:color w:val="0000EE"/>
             <w:u w:val="single"/>
           </w:rPr>
-          <w:t>馬太福音二十三章7節</w:t>
+          <w:t>太25:43–46</w:t>
         </w:r>
       </w:hyperlink>
       <w:r>
         <w:rPr>
           <w:lang w:val="zh_TW" w:bidi="zh_TW"/>
         </w:rPr>
-        <w:t>，「拉比」是用於稱呼猶太文士和法利賽人的頭銜。然而，在新約聖經中，當其他人對耶穌說話時，它最常用作尊稱。在福音書中的許多故事中，人們都稱呼耶穌為「拉比」。比如：</w:t>
-      </w:r>
-    </w:p>
-    <w:p>
-      <w:pPr>
-        <w:pStyle w:val="ListBullet"/>
-        <w:spacing w:line="240" w:lineRule="auto"/>
-        <w:ind w:left="720"/>
-      </w:pPr>
-      <w:r>
-        <w:rPr>
-          <w:lang w:val="zh_TW" w:bidi="zh_TW"/>
-        </w:rPr>
-      </w:r>
-      <w:hyperlink r:id="rId26">
-        <w:r>
-          <w:rPr>
-            <w:lang w:val="zh_TW" w:bidi="zh_TW"/>
-          </w:rPr>
-          <w:rPr>
-            <w:color w:val="0000EE"/>
-            <w:u w:val="single"/>
-          </w:rPr>
-          <w:t>約翰福音一章49節</w:t>
-        </w:r>
-      </w:hyperlink>
-      <w:r>
-        <w:rPr>
-          <w:lang w:val="zh_TW" w:bidi="zh_TW"/>
-        </w:rPr>
-        <w:t>中的拿但業</w:t>
-      </w:r>
-    </w:p>
-    <w:p>
-      <w:pPr>
-        <w:pStyle w:val="ListBullet"/>
-        <w:spacing w:line="240" w:lineRule="auto"/>
-        <w:ind w:left="720"/>
-      </w:pPr>
-      <w:r>
-        <w:rPr>
-          <w:lang w:val="zh_TW" w:bidi="zh_TW"/>
-        </w:rPr>
-      </w:r>
-      <w:hyperlink r:id="rId27">
-        <w:r>
-          <w:rPr>
-            <w:lang w:val="zh_TW" w:bidi="zh_TW"/>
-          </w:rPr>
-          <w:rPr>
-            <w:color w:val="0000EE"/>
-            <w:u w:val="single"/>
-          </w:rPr>
-          <w:t>約翰福音一章38節</w:t>
-        </w:r>
-      </w:hyperlink>
-      <w:r>
-        <w:rPr>
-          <w:lang w:val="zh_TW" w:bidi="zh_TW"/>
-        </w:rPr>
-        <w:t>中的彼得和安得烈</w:t>
-      </w:r>
-    </w:p>
-    <w:p>
-      <w:pPr>
-        <w:pStyle w:val="ListBullet"/>
-        <w:spacing w:line="240" w:lineRule="auto"/>
-        <w:ind w:left="720"/>
-      </w:pPr>
-      <w:r>
-        <w:rPr>
-          <w:lang w:val="zh_TW" w:bidi="zh_TW"/>
-        </w:rPr>
-      </w:r>
-      <w:hyperlink r:id="rId28">
-        <w:r>
-          <w:rPr>
-            <w:lang w:val="zh_TW" w:bidi="zh_TW"/>
-          </w:rPr>
-          <w:rPr>
-            <w:color w:val="0000EE"/>
-            <w:u w:val="single"/>
-          </w:rPr>
-          <w:t>約翰福音三章2節</w:t>
-        </w:r>
-      </w:hyperlink>
-      <w:r>
-        <w:rPr>
-          <w:lang w:val="zh_TW" w:bidi="zh_TW"/>
-        </w:rPr>
-        <w:t>中的尼哥德慕</w:t>
-      </w:r>
-    </w:p>
-    <w:p>
-      <w:pPr>
-        <w:pStyle w:val="ListBullet"/>
-        <w:spacing w:line="240" w:lineRule="auto"/>
-        <w:ind w:left="720"/>
-      </w:pPr>
-      <w:r>
-        <w:rPr>
-          <w:lang w:val="zh_TW" w:bidi="zh_TW"/>
-        </w:rPr>
-      </w:r>
-      <w:hyperlink r:id="rId29">
-        <w:r>
-          <w:rPr>
-            <w:lang w:val="zh_TW" w:bidi="zh_TW"/>
-          </w:rPr>
-          <w:rPr>
-            <w:color w:val="0000EE"/>
-            <w:u w:val="single"/>
-          </w:rPr>
-          <w:t>約翰福音九章2節</w:t>
-        </w:r>
-      </w:hyperlink>
-      <w:r>
-        <w:rPr>
-          <w:lang w:val="zh_TW" w:bidi="zh_TW"/>
-        </w:rPr>
-        <w:t>，</w:t>
-      </w:r>
-      <w:hyperlink r:id="rId30">
-        <w:r>
-          <w:rPr>
-            <w:lang w:val="zh_TW" w:bidi="zh_TW"/>
-          </w:rPr>
-          <w:rPr>
-            <w:color w:val="0000EE"/>
-            <w:u w:val="single"/>
-          </w:rPr>
-          <w:t>十一章8節</w:t>
-        </w:r>
-      </w:hyperlink>
-      <w:r>
-        <w:rPr>
-          <w:lang w:val="zh_TW" w:bidi="zh_TW"/>
-        </w:rPr>
-        <w:t>中的門徒（群體）</w:t>
-      </w:r>
-    </w:p>
-    <w:p>
-      <w:pPr>
-        <w:pStyle w:val="ListBullet"/>
-        <w:spacing w:line="240" w:lineRule="auto"/>
-        <w:ind w:left="720"/>
-      </w:pPr>
-      <w:r>
-        <w:rPr>
-          <w:lang w:val="zh_TW" w:bidi="zh_TW"/>
-        </w:rPr>
-      </w:r>
-      <w:hyperlink r:id="rId31">
-        <w:r>
-          <w:rPr>
-            <w:lang w:val="zh_TW" w:bidi="zh_TW"/>
-          </w:rPr>
-          <w:rPr>
-            <w:color w:val="0000EE"/>
-            <w:u w:val="single"/>
-          </w:rPr>
-          <w:t>約翰福音六章25節</w:t>
-        </w:r>
-      </w:hyperlink>
-      <w:r>
-        <w:rPr>
-          <w:lang w:val="zh_TW" w:bidi="zh_TW"/>
-        </w:rPr>
-        <w:t>中的群眾</w:t>
+        <w:t>）。</w:t>
       </w:r>
     </w:p>
     <w:p>
@@ -876,713 +573,22 @@
       </w:r>
       <w:r>
         <w:rPr>
-          <w:lang w:val="zh_TW" w:bidi="zh_TW"/>
-        </w:rPr>
-        <w:t>抹大拉的馬利亞和盲人巴底買都使用較長的形式「拉波尼」來直接稱呼耶穌（</w:t>
-      </w:r>
-      <w:hyperlink r:id="rId32">
-        <w:r>
-          <w:rPr>
-            <w:lang w:val="zh_TW" w:bidi="zh_TW"/>
-          </w:rPr>
-          <w:rPr>
-            <w:color w:val="0000EE"/>
-            <w:u w:val="single"/>
-          </w:rPr>
-          <w:t>馬可福音10:51</w:t>
-        </w:r>
-      </w:hyperlink>
-      <w:r>
-        <w:rPr>
-          <w:lang w:val="zh_TW" w:bidi="zh_TW"/>
-        </w:rPr>
-        <w:t>；</w:t>
-      </w:r>
-      <w:hyperlink r:id="rId33">
-        <w:r>
-          <w:rPr>
-            <w:lang w:val="zh_TW" w:bidi="zh_TW"/>
-          </w:rPr>
-          <w:rPr>
-            <w:color w:val="0000EE"/>
-            <w:u w:val="single"/>
-          </w:rPr>
-          <w:t>約翰福音20:16</w:t>
-        </w:r>
-      </w:hyperlink>
-      <w:r>
-        <w:rPr>
-          <w:lang w:val="zh_TW" w:bidi="zh_TW"/>
-        </w:rPr>
-        <w:t>）。這比使用較短的稱呼「拉比」更表現出深刻的尊敬。在約翰福音書寫成的時候，「拉比」這個稱呼的意思是「老師」。約翰在</w:t>
-      </w:r>
-      <w:hyperlink r:id="rId27">
-        <w:r>
-          <w:rPr>
-            <w:lang w:val="zh_TW" w:bidi="zh_TW"/>
-          </w:rPr>
-          <w:rPr>
-            <w:color w:val="0000EE"/>
-            <w:u w:val="single"/>
-          </w:rPr>
-          <w:t>一章38節</w:t>
-        </w:r>
-      </w:hyperlink>
-      <w:r>
-        <w:rPr>
-          <w:lang w:val="zh_TW" w:bidi="zh_TW"/>
-        </w:rPr>
-        <w:t>中明確指出這一點，並在</w:t>
-      </w:r>
-      <w:hyperlink r:id="rId28">
-        <w:r>
-          <w:rPr>
-            <w:lang w:val="zh_TW" w:bidi="zh_TW"/>
-          </w:rPr>
-          <w:rPr>
-            <w:color w:val="0000EE"/>
-            <w:u w:val="single"/>
-          </w:rPr>
-          <w:t>三章2節</w:t>
-        </w:r>
-      </w:hyperlink>
-      <w:r>
-        <w:rPr>
-          <w:lang w:val="zh_TW" w:bidi="zh_TW"/>
-        </w:rPr>
-        <w:t>中暗示了這一點。</w:t>
-      </w:r>
-    </w:p>
-    <w:p>
-      <w:pPr/>
-      <w:r>
-        <w:rPr>
-          <w:lang w:val="zh_TW" w:bidi="zh_TW"/>
-        </w:rPr>
-      </w:r>
-      <w:r>
-        <w:rPr>
-          <w:lang w:val="zh_TW" w:bidi="zh_TW"/>
-        </w:rPr>
-        <w:t>耶穌譴責文士和法利賽人因這個稱呼而驕傲，他們堅持人們在公共場合稱呼他們「拉比」（</w:t>
-      </w:r>
-      <w:hyperlink r:id="rId34">
-        <w:r>
-          <w:rPr>
-            <w:lang w:val="zh_TW" w:bidi="zh_TW"/>
-          </w:rPr>
-          <w:rPr>
-            <w:color w:val="0000EE"/>
-            <w:u w:val="single"/>
-          </w:rPr>
-          <w:t>馬太福音23:7–8</w:t>
-        </w:r>
-      </w:hyperlink>
-      <w:r>
-        <w:rPr>
-          <w:lang w:val="zh_TW" w:bidi="zh_TW"/>
-        </w:rPr>
-        <w:t>）。耶穌禁止他的門徒使用這個稱呼，說：「</w:t>
-      </w:r>
-      <w:r>
-        <w:rPr>
-          <w:lang w:val="zh_TW" w:bidi="zh_TW"/>
-        </w:rPr>
-        <w:t>你們不要受拉比的稱呼</w:t>
-      </w:r>
-      <w:r>
-        <w:rPr>
-          <w:lang w:val="zh_TW" w:bidi="zh_TW"/>
-        </w:rPr>
-        <w:t>。」耶穌並未禁止合理使用這個稱呼，但拒絕驕傲地尋求與之相關的榮譽。當人們以敬畏的方式使用耶穌的稱呼時，並未受到責備。</w:t>
-      </w:r>
-      <w:r>
-        <w:rPr>
-          <w:lang w:val="zh_TW" w:bidi="zh_TW"/>
-        </w:rPr>
-      </w:r>
-      <w:r>
-        <w:rPr>
-          <w:lang w:val="zh_TW" w:bidi="zh_TW"/>
-        </w:rPr>
-      </w:r>
-    </w:p>
-    <w:p>
-      <w:pPr/>
-      <w:r>
-        <w:rPr>
-          <w:lang w:val="zh_TW" w:bidi="zh_TW"/>
-        </w:rPr>
-      </w:r>
-    </w:p>
-    <w:p>
-      <w:pPr>
-        <w:pStyle w:val="Heading2"/>
-      </w:pPr>
-      <w:r>
-        <w:rPr>
-          <w:lang w:val="zh_TW" w:bidi="zh_TW"/>
-        </w:rPr>
-        <w:t>拉波尼</w:t>
-      </w:r>
-      <w:r>
-        <w:rPr>
-          <w:lang w:val="zh_TW" w:bidi="zh_TW"/>
-        </w:rPr>
-      </w:r>
-    </w:p>
-    <w:p>
-      <w:pPr/>
-      <w:r>
-        <w:rPr>
-          <w:lang w:val="zh_TW" w:bidi="zh_TW"/>
-        </w:rPr>
-      </w:r>
-      <w:r>
-        <w:rPr>
-          <w:lang w:val="zh_TW" w:bidi="zh_TW"/>
-        </w:rPr>
-        <w:t>尊稱</w:t>
-      </w:r>
-      <w:r>
-        <w:rPr>
           <w:i/>
           <w:lang w:val="zh_TW" w:bidi="zh_TW"/>
         </w:rPr>
-        <w:t>拉比</w:t>
-      </w:r>
-      <w:r>
-        <w:rPr>
-          <w:lang w:val="zh_TW" w:bidi="zh_TW"/>
-        </w:rPr>
-        <w:t>的變體，意思是「我偉大的那一位」或「我至上的那一位」。這個稱謂是用來稱呼老師的。拉波尼僅用於</w:t>
-      </w:r>
-      <w:hyperlink r:id="rId32">
-        <w:r>
-          <w:rPr>
-            <w:lang w:val="zh_TW" w:bidi="zh_TW"/>
-          </w:rPr>
-          <w:rPr>
-            <w:color w:val="0000EE"/>
-            <w:u w:val="single"/>
-          </w:rPr>
-          <w:t>馬可福音十章51節</w:t>
-        </w:r>
-      </w:hyperlink>
-      <w:r>
-        <w:rPr>
-          <w:lang w:val="zh_TW" w:bidi="zh_TW"/>
-        </w:rPr>
-        <w:t>和</w:t>
-      </w:r>
-      <w:hyperlink r:id="rId33">
-        <w:r>
-          <w:rPr>
-            <w:lang w:val="zh_TW" w:bidi="zh_TW"/>
-          </w:rPr>
-          <w:rPr>
-            <w:color w:val="0000EE"/>
-            <w:u w:val="single"/>
-          </w:rPr>
-          <w:t>約翰福音二十章16節</w:t>
-        </w:r>
-      </w:hyperlink>
-      <w:r>
-        <w:rPr>
-          <w:lang w:val="zh_TW" w:bidi="zh_TW"/>
-        </w:rPr>
-        <w:t>。</w:t>
-      </w:r>
-      <w:r>
-        <w:rPr>
-          <w:i/>
-          <w:lang w:val="zh_TW" w:bidi="zh_TW"/>
-        </w:rPr>
-        <w:t>見</w:t>
-      </w:r>
-      <w:r>
-        <w:rPr>
-          <w:lang w:val="zh_TW" w:bidi="zh_TW"/>
-        </w:rPr>
-        <w:t>拉比</w:t>
-      </w:r>
-      <w:r>
-        <w:rPr>
-          <w:lang w:val="zh_TW" w:bidi="zh_TW"/>
-        </w:rPr>
-        <w:t>。</w:t>
-      </w:r>
-      <w:r>
-        <w:rPr>
-          <w:lang w:val="zh_TW" w:bidi="zh_TW"/>
-        </w:rPr>
-      </w:r>
-      <w:r>
-        <w:rPr>
-          <w:lang w:val="zh_TW" w:bidi="zh_TW"/>
-        </w:rPr>
-      </w:r>
-    </w:p>
-    <w:p>
-      <w:pPr/>
-      <w:r>
-        <w:rPr>
-          <w:lang w:val="zh_TW" w:bidi="zh_TW"/>
-        </w:rPr>
-      </w:r>
-    </w:p>
-    <w:p>
-      <w:pPr>
-        <w:pStyle w:val="Heading2"/>
-      </w:pPr>
-      <w:r>
-        <w:rPr>
-          <w:lang w:val="zh_TW" w:bidi="zh_TW"/>
-        </w:rPr>
-        <w:t>拉海‧萊 （Lahai-Roi）</w:t>
-      </w:r>
-      <w:r>
-        <w:rPr>
-          <w:lang w:val="zh_TW" w:bidi="zh_TW"/>
-        </w:rPr>
-      </w:r>
-    </w:p>
-    <w:p>
-      <w:pPr/>
-      <w:r>
-        <w:rPr>
-          <w:lang w:val="zh_TW" w:bidi="zh_TW"/>
-        </w:rPr>
-      </w:r>
-      <w:r>
-        <w:rPr>
-          <w:lang w:val="zh_TW" w:bidi="zh_TW"/>
-        </w:rPr>
-        <w:t>這是某英文譯本對庇耳‧拉海‧萊（Beer-lahai-roi）的拼寫形式。這個名稱指的是一口井，記載於</w:t>
-      </w:r>
-      <w:hyperlink r:id="rId35">
-        <w:r>
-          <w:rPr>
-            <w:lang w:val="zh_TW" w:bidi="zh_TW"/>
-          </w:rPr>
-          <w:rPr>
-            <w:color w:val="0000EE"/>
-            <w:u w:val="single"/>
-          </w:rPr>
-          <w:t>創世記二十四章62節</w:t>
-        </w:r>
-      </w:hyperlink>
-      <w:r>
-        <w:rPr>
-          <w:lang w:val="zh_TW" w:bidi="zh_TW"/>
-        </w:rPr>
-        <w:t>和</w:t>
-      </w:r>
-      <w:hyperlink r:id="rId36">
-        <w:r>
-          <w:rPr>
-            <w:lang w:val="zh_TW" w:bidi="zh_TW"/>
-          </w:rPr>
-          <w:rPr>
-            <w:color w:val="0000EE"/>
-            <w:u w:val="single"/>
-          </w:rPr>
-          <w:t>二十五章11節</w:t>
-        </w:r>
-      </w:hyperlink>
-      <w:r>
-        <w:rPr>
-          <w:lang w:val="zh_TW" w:bidi="zh_TW"/>
-        </w:rPr>
-        <w:t>。</w:t>
-      </w:r>
-    </w:p>
-    <w:p>
-      <w:pPr/>
-      <w:r>
-        <w:rPr>
-          <w:lang w:val="zh_TW" w:bidi="zh_TW"/>
-        </w:rPr>
-      </w:r>
-      <w:r>
-        <w:rPr>
-          <w:i/>
-          <w:lang w:val="zh_TW" w:bidi="zh_TW"/>
-        </w:rPr>
-        <w:t xml:space="preserve">見 </w:t>
-      </w:r>
-      <w:r>
-        <w:rPr>
-          <w:lang w:val="zh_TW" w:bidi="zh_TW"/>
-        </w:rPr>
-        <w:t>庇耳‧拉海‧萊</w:t>
-      </w:r>
-      <w:r>
-        <w:rPr>
-          <w:lang w:val="zh_TW" w:bidi="zh_TW"/>
-        </w:rPr>
-        <w:t>。</w:t>
-      </w:r>
-      <w:r>
-        <w:rPr>
-          <w:lang w:val="zh_TW" w:bidi="zh_TW"/>
-        </w:rPr>
-      </w:r>
-      <w:r>
-        <w:rPr>
-          <w:lang w:val="zh_TW" w:bidi="zh_TW"/>
-        </w:rPr>
-      </w:r>
-    </w:p>
-    <w:p>
-      <w:pPr/>
-      <w:r>
-        <w:rPr>
-          <w:lang w:val="zh_TW" w:bidi="zh_TW"/>
-        </w:rPr>
-      </w:r>
-    </w:p>
-    <w:p>
-      <w:pPr>
-        <w:pStyle w:val="Heading2"/>
-      </w:pPr>
-      <w:r>
-        <w:rPr>
-          <w:lang w:val="zh_TW" w:bidi="zh_TW"/>
-        </w:rPr>
-        <w:t>拉麥</w:t>
-      </w:r>
-      <w:r>
-        <w:rPr>
-          <w:lang w:val="zh_TW" w:bidi="zh_TW"/>
-        </w:rPr>
-      </w:r>
-    </w:p>
-    <w:p>
-      <w:pPr>
-        <w:pStyle w:val="ListNumber"/>
-        <w:numPr>
-          <w:ilvl w:val="0"/>
-          <w:numId w:val="14"/>
-        </w:numPr>
-        <w:spacing w:line="240" w:lineRule="auto"/>
-        <w:ind w:left="720"/>
-      </w:pPr>
-      <w:r>
-        <w:rPr>
-          <w:lang w:val="zh_TW" w:bidi="zh_TW"/>
-        </w:rPr>
-      </w:r>
-      <w:r>
-        <w:rPr>
-          <w:lang w:val="zh_TW" w:bidi="zh_TW"/>
-        </w:rPr>
-        <w:t>瑪土撒利的兒子，該隱的後裔，亞大和洗拉的丈夫。</w:t>
-        <w:br/>
-      </w:r>
-      <w:r>
-        <w:rPr>
-          <w:lang w:val="zh_TW" w:bidi="zh_TW"/>
-        </w:rPr>
-        <w:t>拉麥與亞大所生的兒子是：</w:t>
-      </w:r>
-    </w:p>
-    <w:p>
-      <w:pPr>
-        <w:pStyle w:val="ListBullet"/>
-        <w:spacing w:line="240" w:lineRule="auto"/>
-        <w:ind w:left="1440"/>
-      </w:pPr>
-      <w:r>
-        <w:rPr>
-          <w:lang w:val="zh_TW" w:bidi="zh_TW"/>
-        </w:rPr>
-      </w:r>
-      <w:r>
-        <w:rPr>
-          <w:lang w:val="zh_TW" w:bidi="zh_TW"/>
-        </w:rPr>
-        <w:t>雅八，「住帳棚、牧養牲畜之人的祖師」</w:t>
-      </w:r>
-    </w:p>
-    <w:p>
-      <w:pPr>
-        <w:pStyle w:val="ListBullet"/>
-        <w:spacing w:line="240" w:lineRule="auto"/>
-        <w:ind w:left="1440"/>
-      </w:pPr>
-      <w:r>
-        <w:rPr>
-          <w:lang w:val="zh_TW" w:bidi="zh_TW"/>
-        </w:rPr>
-      </w:r>
-      <w:r>
-        <w:rPr>
-          <w:lang w:val="zh_TW" w:bidi="zh_TW"/>
-        </w:rPr>
-        <w:t>猶八，「一切彈琴吹簫之人的祖師」</w:t>
-      </w:r>
-    </w:p>
-    <w:p>
-      <w:pPr/>
-      <w:r>
-        <w:rPr>
-          <w:lang w:val="zh_TW" w:bidi="zh_TW"/>
-        </w:rPr>
-      </w:r>
-      <w:r>
-        <w:rPr>
-          <w:lang w:val="zh_TW" w:bidi="zh_TW"/>
-        </w:rPr>
-        <w:t>他與洗拉所生的兒女是：</w:t>
-      </w:r>
-    </w:p>
-    <w:p>
-      <w:pPr>
-        <w:pStyle w:val="ListBullet"/>
-        <w:spacing w:line="240" w:lineRule="auto"/>
-        <w:ind w:left="1440"/>
-      </w:pPr>
-      <w:r>
-        <w:rPr>
-          <w:lang w:val="zh_TW" w:bidi="zh_TW"/>
-        </w:rPr>
-      </w:r>
-      <w:r>
-        <w:rPr>
-          <w:lang w:val="zh_TW" w:bidi="zh_TW"/>
-        </w:rPr>
-        <w:t>土八‧該隱，「打造各樣銅鐵利器的」</w:t>
-      </w:r>
-    </w:p>
-    <w:p>
-      <w:pPr>
-        <w:pStyle w:val="ListBullet"/>
-        <w:spacing w:line="240" w:lineRule="auto"/>
-        <w:ind w:left="1440"/>
-      </w:pPr>
-      <w:r>
-        <w:rPr>
-          <w:lang w:val="zh_TW" w:bidi="zh_TW"/>
-        </w:rPr>
-      </w:r>
-      <w:r>
-        <w:rPr>
-          <w:lang w:val="zh_TW" w:bidi="zh_TW"/>
-        </w:rPr>
-        <w:t>拿瑪（</w:t>
-      </w:r>
-      <w:hyperlink r:id="rId37">
-        <w:r>
-          <w:rPr>
-            <w:lang w:val="zh_TW" w:bidi="zh_TW"/>
-          </w:rPr>
-          <w:rPr>
-            <w:color w:val="0000EE"/>
-            <w:u w:val="single"/>
-          </w:rPr>
-          <w:t>創4:18–22</w:t>
-        </w:r>
-      </w:hyperlink>
-      <w:r>
-        <w:rPr>
-          <w:lang w:val="zh_TW" w:bidi="zh_TW"/>
-        </w:rPr>
-        <w:t>）</w:t>
-      </w:r>
-    </w:p>
-    <w:p>
-      <w:pPr/>
-      <w:r>
-        <w:rPr>
-          <w:lang w:val="zh_TW" w:bidi="zh_TW"/>
-        </w:rPr>
-      </w:r>
-      <w:r>
-        <w:rPr>
-          <w:lang w:val="zh_TW" w:bidi="zh_TW"/>
-        </w:rPr>
-        <w:t>創世記較早的章節記載，拉麥的兒女象徵畜牧、音樂與金屬工藝的起源。拉麥的歌（</w:t>
-      </w:r>
-      <w:hyperlink r:id="rId38">
-        <w:r>
-          <w:rPr>
-            <w:lang w:val="zh_TW" w:bidi="zh_TW"/>
-          </w:rPr>
-          <w:rPr>
-            <w:color w:val="0000EE"/>
-            <w:u w:val="single"/>
-          </w:rPr>
-          <w:t>創4:23–24</w:t>
-        </w:r>
-      </w:hyperlink>
-      <w:r>
-        <w:rPr>
-          <w:lang w:val="zh_TW" w:bidi="zh_TW"/>
-        </w:rPr>
-        <w:t>）是希伯來詩歌的早期例子。在這首歌裡，拉麥誇口自己殺了一個傷害他的人，把自己的報復與該隱殺亞伯相比（</w:t>
-      </w:r>
-      <w:hyperlink r:id="rId39">
-        <w:r>
-          <w:rPr>
-            <w:lang w:val="zh_TW" w:bidi="zh_TW"/>
-          </w:rPr>
-          <w:rPr>
-            <w:color w:val="0000EE"/>
-            <w:u w:val="single"/>
-          </w:rPr>
-          <w:t>創4:8–12</w:t>
-        </w:r>
-      </w:hyperlink>
-      <w:r>
-        <w:rPr>
-          <w:lang w:val="zh_TW" w:bidi="zh_TW"/>
-        </w:rPr>
-        <w:t>）。他說：「若殺該隱，遭報七倍，殺拉麥，必遭報七十七倍。」這首歌顯示，隨著文明發展，驕傲與暴力也隨之增長，這與耶穌關於饒恕的教導形成強烈對比──耶穌教導門徒要饒恕「七十個七次」（</w:t>
-      </w:r>
-      <w:hyperlink r:id="rId40">
-        <w:r>
-          <w:rPr>
-            <w:lang w:val="zh_TW" w:bidi="zh_TW"/>
-          </w:rPr>
-          <w:rPr>
-            <w:color w:val="0000EE"/>
-            <w:u w:val="single"/>
-          </w:rPr>
-          <w:t>太18:22</w:t>
-        </w:r>
-      </w:hyperlink>
-      <w:r>
-        <w:rPr>
-          <w:lang w:val="zh_TW" w:bidi="zh_TW"/>
-        </w:rPr>
-        <w:t>）。</w:t>
-      </w:r>
-    </w:p>
-    <w:p>
-      <w:pPr>
-        <w:pStyle w:val="ListNumber"/>
-        <w:numPr>
-          <w:ilvl w:val="0"/>
-          <w:numId w:val="15"/>
-        </w:numPr>
-        <w:spacing w:line="240" w:lineRule="auto"/>
-        <w:ind w:left="720"/>
-      </w:pPr>
-      <w:r>
-        <w:rPr>
-          <w:lang w:val="zh_TW" w:bidi="zh_TW"/>
-        </w:rPr>
-      </w:r>
-      <w:r>
-        <w:rPr>
-          <w:lang w:val="zh_TW" w:bidi="zh_TW"/>
-        </w:rPr>
-        <w:t>瑪土撒拉的兒子，挪亞的父親（</w:t>
-      </w:r>
-      <w:hyperlink r:id="rId41">
-        <w:r>
-          <w:rPr>
-            <w:lang w:val="zh_TW" w:bidi="zh_TW"/>
-          </w:rPr>
-          <w:rPr>
-            <w:color w:val="0000EE"/>
-            <w:u w:val="single"/>
-          </w:rPr>
-          <w:t>創5:25–31</w:t>
-        </w:r>
-      </w:hyperlink>
-      <w:r>
-        <w:rPr>
-          <w:lang w:val="zh_TW" w:bidi="zh_TW"/>
-        </w:rPr>
-        <w:t>；</w:t>
-      </w:r>
-      <w:hyperlink r:id="rId42">
-        <w:r>
-          <w:rPr>
-            <w:lang w:val="zh_TW" w:bidi="zh_TW"/>
-          </w:rPr>
-          <w:rPr>
-            <w:color w:val="0000EE"/>
-            <w:u w:val="single"/>
-          </w:rPr>
-          <w:t>代上1:3</w:t>
-        </w:r>
-      </w:hyperlink>
-      <w:r>
-        <w:rPr>
-          <w:lang w:val="zh_TW" w:bidi="zh_TW"/>
-        </w:rPr>
-        <w:t>）。挪亞出生時，拉麥盼望這孩子能使人類從降在亞當身上的咒詛中得著安慰（</w:t>
-      </w:r>
-      <w:hyperlink r:id="rId43">
-        <w:r>
-          <w:rPr>
-            <w:lang w:val="zh_TW" w:bidi="zh_TW"/>
-          </w:rPr>
-          <w:rPr>
-            <w:color w:val="0000EE"/>
-            <w:u w:val="single"/>
-          </w:rPr>
-          <w:t>創5:29</w:t>
-        </w:r>
-      </w:hyperlink>
-      <w:r>
-        <w:rPr>
-          <w:lang w:val="zh_TW" w:bidi="zh_TW"/>
-        </w:rPr>
-        <w:t>；參</w:t>
-      </w:r>
-      <w:hyperlink r:id="rId44">
-        <w:r>
-          <w:rPr>
-            <w:lang w:val="zh_TW" w:bidi="zh_TW"/>
-          </w:rPr>
-          <w:rPr>
-            <w:color w:val="0000EE"/>
-            <w:u w:val="single"/>
-          </w:rPr>
-          <w:t>創3:17</w:t>
-        </w:r>
-      </w:hyperlink>
-      <w:r>
-        <w:rPr>
-          <w:lang w:val="zh_TW" w:bidi="zh_TW"/>
-        </w:rPr>
-        <w:t>）。他活到777歲，是洪水發生前壽命最長的人之一。死海古卷記載拉麥與他父親瑪土撒拉之間的長篇對話。記載於</w:t>
-      </w:r>
-      <w:hyperlink r:id="rId45">
-        <w:r>
-          <w:rPr>
-            <w:lang w:val="zh_TW" w:bidi="zh_TW"/>
-          </w:rPr>
-          <w:rPr>
-            <w:color w:val="0000EE"/>
-            <w:u w:val="single"/>
-          </w:rPr>
-          <w:t>路加福音三章36節</w:t>
-        </w:r>
-      </w:hyperlink>
-      <w:r>
-        <w:rPr>
-          <w:lang w:val="zh_TW" w:bidi="zh_TW"/>
-        </w:rPr>
-        <w:t>的家譜將拉麥列為耶穌的先祖。</w:t>
-        <w:br/>
-      </w:r>
-      <w:r>
-        <w:rPr>
-          <w:i/>
-          <w:lang w:val="zh_TW" w:bidi="zh_TW"/>
-        </w:rPr>
         <w:t>另見</w:t>
       </w:r>
       <w:r>
         <w:rPr>
           <w:lang w:val="zh_TW" w:bidi="zh_TW"/>
         </w:rPr>
-        <w:t>耶穌基督的家譜</w:t>
+        <w:t xml:space="preserve"> </w:t>
+      </w:r>
+      <w:r>
+        <w:rPr>
+          <w:lang w:val="zh_TW" w:bidi="zh_TW"/>
+        </w:rPr>
+        <w:t>外邦人</w:t>
       </w:r>
       <w:r>
         <w:rPr>
@@ -3490,18 +2496,6 @@
   </w:num>
   <w:num w:numId="13" w16cid:durableId="592781308">
     <w:abstractNumId w:val="11"/>
-  </w:num>
-  <w:num w:numId="14">
-    <w:abstractNumId w:val="3"/>
-    <w:lvlOverride w:ilvl="0">
-      <w:startOverride w:val="1"/>
-    </w:lvlOverride>
-  </w:num>
-  <w:num w:numId="15">
-    <w:abstractNumId w:val="3"/>
-    <w:lvlOverride w:ilvl="0">
-      <w:startOverride w:val="1"/>
-    </w:lvlOverride>
   </w:num>
   <w:numIdMacAtCleanup w:val="10"/>
 </w:numbering>

--- a/zht/docx/080.content.docx
+++ b/zht/docx/080.content.docx
@@ -19,7 +19,7 @@
         <w:rPr>
           <w:lang w:val="zh_TW" w:bidi="zh_TW"/>
         </w:rPr>
-        <w:t>Resource: Tyndale Open Bible Dictionary</w:t>
+        <w:t>Resource: Aquifer Open Bible Dictionary</w:t>
       </w:r>
       <w:r>
         <w:rPr>
@@ -112,7 +112,7 @@
         <w:rPr>
           <w:lang w:val="zh_TW" w:bidi="zh_TW"/>
         </w:rPr>
-        <w:t>Tyndale Open Bible Dictionary</w:t>
+        <w:t>Aquifer Open Bible Dictionary</w:t>
       </w:r>
     </w:p>
     <w:p>

--- a/zht/docx/080.content.docx
+++ b/zht/docx/080.content.docx
@@ -149,7 +149,7 @@
         <w:rPr>
           <w:lang w:val="zh_TW" w:bidi="zh_TW"/>
         </w:rPr>
-        <w:t>kuan</w:t>
+        <w:t>kong</w:t>
       </w:r>
       <w:r>
         <w:rPr>
@@ -212,7 +212,7 @@
         <w:rPr>
           <w:lang w:val="zh_TW" w:bidi="zh_TW"/>
         </w:rPr>
-        <w:t>款待</w:t>
+        <w:t>恐懼</w:t>
       </w:r>
       <w:r>
         <w:rPr>
@@ -231,7 +231,7 @@
         <w:rPr>
           <w:lang w:val="zh_TW" w:bidi="zh_TW"/>
         </w:rPr>
-        <w:t>聖經中的一個概念，經常與「客人（guest）」、「陌生人（stranger）」和「寄居者（sojourner）」等詞彙一起使用。將「款待（hospitality）」的意思理解為對非自己朋友圈之外的人的善意是比較恰當的，這在希臘文中「愛陌生人」的字面意思中有所暗示。儘管這個概念在聖經中得到了全面的肯定，但在經外文化中也明顯存在，在遊牧民族（從一個地方遷移到另一個地方）中尤為常見。這些文化中對提供食物、住宿和保護有明確的義務。</w:t>
+        <w:t>對未來可能發生的壞事所產生的焦慮或害怕的情緒。有些人認為恐懼會使人尋求宗教信仰，但真正的信仰包括親近神的渴望，而不只是恐懼。一般說來，人不會想親近自己所恐懼的人或事物。</w:t>
       </w:r>
     </w:p>
     <w:p>
@@ -245,7 +245,285 @@
         <w:rPr>
           <w:lang w:val="zh_TW" w:bidi="zh_TW"/>
         </w:rPr>
-        <w:t>在舊約中，款待的正常實踐可以在以下例子中看到：</w:t>
+        <w:t>在聖經裡，恐懼不僅指害怕或驚懼。這確實是恐懼的一部分，特別是談論對神的敬畏時，但這個詞語也包含對神的懼怕與深深的尊崇。</w:t>
+      </w:r>
+    </w:p>
+    <w:p>
+      <w:pPr/>
+      <w:r>
+        <w:rPr>
+          <w:lang w:val="zh_TW" w:bidi="zh_TW"/>
+        </w:rPr>
+      </w:r>
+      <w:r>
+        <w:rPr>
+          <w:lang w:val="zh_TW" w:bidi="zh_TW"/>
+        </w:rPr>
+        <w:t>恐懼作是焦慮或擔憂的情緒，的確有其存在價值，尤其當這種情緒與神相關時。聖經說：「落在永生神的手裡，真是可怕的」（</w:t>
+      </w:r>
+      <w:hyperlink r:id="rId13">
+        <w:r>
+          <w:rPr>
+            <w:lang w:val="zh_TW" w:bidi="zh_TW"/>
+          </w:rPr>
+          <w:rPr>
+            <w:color w:val="0000EE"/>
+            <w:u w:val="single"/>
+          </w:rPr>
+          <w:t>來10:31</w:t>
+        </w:r>
+      </w:hyperlink>
+      <w:r>
+        <w:rPr>
+          <w:lang w:val="zh_TW" w:bidi="zh_TW"/>
+        </w:rPr>
+        <w:t>）。耶穌教導我們應當敬畏神，因為祂有能力懲罰罪，也能完全滅絕人（</w:t>
+      </w:r>
+      <w:hyperlink r:id="rId14">
+        <w:r>
+          <w:rPr>
+            <w:lang w:val="zh_TW" w:bidi="zh_TW"/>
+          </w:rPr>
+          <w:rPr>
+            <w:color w:val="0000EE"/>
+            <w:u w:val="single"/>
+          </w:rPr>
+          <w:t>路12:4–5</w:t>
+        </w:r>
+      </w:hyperlink>
+      <w:r>
+        <w:rPr>
+          <w:lang w:val="zh_TW" w:bidi="zh_TW"/>
+        </w:rPr>
+        <w:t>）。</w:t>
+      </w:r>
+    </w:p>
+    <w:p>
+      <w:pPr/>
+      <w:r>
+        <w:rPr>
+          <w:lang w:val="zh_TW" w:bidi="zh_TW"/>
+        </w:rPr>
+      </w:r>
+      <w:r>
+        <w:rPr>
+          <w:lang w:val="zh_TW" w:bidi="zh_TW"/>
+        </w:rPr>
+        <w:t>恐懼可以幫助人們理解他們的內心充滿缺陷，看見自己何等需要神的饒恕。這種恐懼的最早例子可見於</w:t>
+      </w:r>
+      <w:hyperlink r:id="rId15">
+        <w:r>
+          <w:rPr>
+            <w:lang w:val="zh_TW" w:bidi="zh_TW"/>
+          </w:rPr>
+          <w:rPr>
+            <w:color w:val="0000EE"/>
+            <w:u w:val="single"/>
+          </w:rPr>
+          <w:t>創世記三章</w:t>
+        </w:r>
+      </w:hyperlink>
+      <w:r>
+        <w:rPr>
+          <w:lang w:val="zh_TW" w:bidi="zh_TW"/>
+        </w:rPr>
+        <w:t>，經文記載當亞當和夏娃違背神以後，就躲藏起來。他們的恐懼是有原因的，因為他們知道自己所作的該受審判。恐懼自然隨著罪而來（</w:t>
+      </w:r>
+      <w:hyperlink r:id="rId16">
+        <w:r>
+          <w:rPr>
+            <w:lang w:val="zh_TW" w:bidi="zh_TW"/>
+          </w:rPr>
+          <w:rPr>
+            <w:color w:val="0000EE"/>
+            <w:u w:val="single"/>
+          </w:rPr>
+          <w:t>創3:10，</w:t>
+        </w:r>
+      </w:hyperlink>
+      <w:hyperlink r:id="rId17">
+        <w:r>
+          <w:rPr>
+            <w:lang w:val="zh_TW" w:bidi="zh_TW"/>
+          </w:rPr>
+          <w:rPr>
+            <w:color w:val="0000EE"/>
+            <w:u w:val="single"/>
+          </w:rPr>
+          <w:t>4:13–14</w:t>
+        </w:r>
+      </w:hyperlink>
+      <w:r>
+        <w:rPr>
+          <w:lang w:val="zh_TW" w:bidi="zh_TW"/>
+        </w:rPr>
+        <w:t>；</w:t>
+      </w:r>
+      <w:hyperlink r:id="rId18">
+        <w:r>
+          <w:rPr>
+            <w:lang w:val="zh_TW" w:bidi="zh_TW"/>
+          </w:rPr>
+          <w:rPr>
+            <w:color w:val="0000EE"/>
+            <w:u w:val="single"/>
+          </w:rPr>
+          <w:t>箴28:1</w:t>
+        </w:r>
+      </w:hyperlink>
+      <w:r>
+        <w:rPr>
+          <w:lang w:val="zh_TW" w:bidi="zh_TW"/>
+        </w:rPr>
+        <w:t>）。</w:t>
+      </w:r>
+    </w:p>
+    <w:p>
+      <w:pPr/>
+      <w:r>
+        <w:rPr>
+          <w:lang w:val="zh_TW" w:bidi="zh_TW"/>
+        </w:rPr>
+      </w:r>
+      <w:r>
+        <w:rPr>
+          <w:lang w:val="zh_TW" w:bidi="zh_TW"/>
+        </w:rPr>
+        <w:t>聖經記載許多極度焦慮的人，例如該隱、掃羅、亞哈斯和彼拉多。</w:t>
+      </w:r>
+      <w:r>
+        <w:rPr>
+          <w:lang w:val="zh_TW" w:bidi="zh_TW"/>
+        </w:rPr>
+        <w:t>急難困苦的人</w:t>
+      </w:r>
+      <w:r>
+        <w:rPr>
+          <w:lang w:val="zh_TW" w:bidi="zh_TW"/>
+        </w:rPr>
+        <w:t>（</w:t>
+      </w:r>
+      <w:hyperlink r:id="rId19">
+        <w:r>
+          <w:rPr>
+            <w:lang w:val="zh_TW" w:bidi="zh_TW"/>
+          </w:rPr>
+          <w:rPr>
+            <w:color w:val="0000EE"/>
+            <w:u w:val="single"/>
+          </w:rPr>
+          <w:t>伯15:24</w:t>
+        </w:r>
+      </w:hyperlink>
+      <w:r>
+        <w:rPr>
+          <w:lang w:val="zh_TW" w:bidi="zh_TW"/>
+        </w:rPr>
+        <w:t>）、恐懼抓住惡人、驚嚇臨到假冒為善的人（</w:t>
+      </w:r>
+      <w:hyperlink r:id="rId20">
+        <w:r>
+          <w:rPr>
+            <w:lang w:val="zh_TW" w:bidi="zh_TW"/>
+          </w:rPr>
+          <w:rPr>
+            <w:color w:val="0000EE"/>
+            <w:u w:val="single"/>
+          </w:rPr>
+          <w:t>賽33:14</w:t>
+        </w:r>
+      </w:hyperlink>
+      <w:r>
+        <w:rPr>
+          <w:lang w:val="zh_TW" w:bidi="zh_TW"/>
+        </w:rPr>
+        <w:t>），也使作惡的人驚惶滅亡（</w:t>
+      </w:r>
+      <w:hyperlink r:id="rId21">
+        <w:r>
+          <w:rPr>
+            <w:lang w:val="zh_TW" w:bidi="zh_TW"/>
+          </w:rPr>
+          <w:rPr>
+            <w:color w:val="0000EE"/>
+            <w:u w:val="single"/>
+          </w:rPr>
+          <w:t>詩73:19</w:t>
+        </w:r>
+      </w:hyperlink>
+      <w:r>
+        <w:rPr>
+          <w:lang w:val="zh_TW" w:bidi="zh_TW"/>
+        </w:rPr>
+        <w:t>）。他們的生命缺乏信心，因此充滿恐懼（</w:t>
+      </w:r>
+      <w:hyperlink r:id="rId22">
+        <w:r>
+          <w:rPr>
+            <w:lang w:val="zh_TW" w:bidi="zh_TW"/>
+          </w:rPr>
+          <w:rPr>
+            <w:color w:val="0000EE"/>
+            <w:u w:val="single"/>
+          </w:rPr>
+          <w:t>啟21:8</w:t>
+        </w:r>
+      </w:hyperlink>
+      <w:r>
+        <w:rPr>
+          <w:lang w:val="zh_TW" w:bidi="zh_TW"/>
+        </w:rPr>
+        <w:t>）。當神攻擊法老的軍隊時，他們因恐懼而不能行動（</w:t>
+      </w:r>
+      <w:hyperlink r:id="rId23">
+        <w:r>
+          <w:rPr>
+            <w:lang w:val="zh_TW" w:bidi="zh_TW"/>
+          </w:rPr>
+          <w:rPr>
+            <w:color w:val="0000EE"/>
+            <w:u w:val="single"/>
+          </w:rPr>
+          <w:t>出15:16</w:t>
+        </w:r>
+      </w:hyperlink>
+      <w:r>
+        <w:rPr>
+          <w:lang w:val="zh_TW" w:bidi="zh_TW"/>
+        </w:rPr>
+        <w:t>）。約伯的朋友比勒達描述，人們在神的審判下被迫跪倒在地（</w:t>
+      </w:r>
+      <w:hyperlink r:id="rId24">
+        <w:r>
+          <w:rPr>
+            <w:lang w:val="zh_TW" w:bidi="zh_TW"/>
+          </w:rPr>
+          <w:rPr>
+            <w:color w:val="0000EE"/>
+            <w:u w:val="single"/>
+          </w:rPr>
+          <w:t>伯18:11</w:t>
+        </w:r>
+      </w:hyperlink>
+      <w:r>
+        <w:rPr>
+          <w:lang w:val="zh_TW" w:bidi="zh_TW"/>
+        </w:rPr>
+        <w:t>）。</w:t>
+      </w:r>
+    </w:p>
+    <w:p>
+      <w:pPr/>
+      <w:r>
+        <w:rPr>
+          <w:lang w:val="zh_TW" w:bidi="zh_TW"/>
+        </w:rPr>
+      </w:r>
+      <w:r>
+        <w:rPr>
+          <w:lang w:val="zh_TW" w:bidi="zh_TW"/>
+        </w:rPr>
+        <w:t>恐懼有時會使人停步不前，或迫使他們做出與平日截然不同的行為。這尤其常見於沒有完全委身於神的人。</w:t>
       </w:r>
     </w:p>
     <w:p>
@@ -263,9 +541,9 @@
         <w:rPr>
           <w:lang w:val="zh_TW" w:bidi="zh_TW"/>
         </w:rPr>
-        <w:t>亞伯拉罕和三位訪客（</w:t>
-      </w:r>
-      <w:hyperlink r:id="rId13">
+        <w:t>掃羅因為害怕百姓的反應而不順服神（</w:t>
+      </w:r>
+      <w:hyperlink r:id="rId25">
         <w:r>
           <w:rPr>
             <w:lang w:val="zh_TW" w:bidi="zh_TW"/>
@@ -274,7 +552,7 @@
             <w:color w:val="0000EE"/>
             <w:u w:val="single"/>
           </w:rPr>
-          <w:t>創18:2–8、16</w:t>
+          <w:t>撒上15:24</w:t>
         </w:r>
       </w:hyperlink>
       <w:r>
@@ -299,9 +577,9 @@
         <w:rPr>
           <w:lang w:val="zh_TW" w:bidi="zh_TW"/>
         </w:rPr>
-        <w:t>拉班接待亞伯拉罕的僕人（</w:t>
-      </w:r>
-      <w:hyperlink r:id="rId14">
+        <w:t>瞎子得到耶穌醫治，其父母卻因為害怕猶太人的官長，所以不敢為耶穌作見證（</w:t>
+      </w:r>
+      <w:hyperlink r:id="rId26">
         <w:r>
           <w:rPr>
             <w:lang w:val="zh_TW" w:bidi="zh_TW"/>
@@ -310,7 +588,7 @@
             <w:color w:val="0000EE"/>
             <w:u w:val="single"/>
           </w:rPr>
-          <w:t>創24:15–61</w:t>
+          <w:t>約9:22</w:t>
         </w:r>
       </w:hyperlink>
       <w:r>
@@ -335,9 +613,9 @@
         <w:rPr>
           <w:lang w:val="zh_TW" w:bidi="zh_TW"/>
         </w:rPr>
-        <w:t>瑪挪亞款待天使的方式（</w:t>
-      </w:r>
-      <w:hyperlink r:id="rId15">
+        <w:t>在「才幹」的比喻裡，有人因為恐懼而沒有盡本分（</w:t>
+      </w:r>
+      <w:hyperlink r:id="rId27">
         <w:r>
           <w:rPr>
             <w:lang w:val="zh_TW" w:bidi="zh_TW"/>
@@ -346,7 +624,7 @@
             <w:color w:val="0000EE"/>
             <w:u w:val="single"/>
           </w:rPr>
-          <w:t>士13:15</w:t>
+          <w:t>太25:25</w:t>
         </w:r>
       </w:hyperlink>
       <w:r>
@@ -367,9 +645,9 @@
         <w:rPr>
           <w:lang w:val="zh_TW" w:bidi="zh_TW"/>
         </w:rPr>
-        <w:t>但也有一些情況，主人認為必須採取極端措施來保護他的客人，即使這樣做會對自己的家人造成傷害（</w:t>
-      </w:r>
-      <w:hyperlink r:id="rId16">
+        <w:t>耶穌基督藉著祂的死、復活，以及在天上為信徒不斷工作，使人從恐懼中得釋放。使徒保羅告訴羅馬的信徒（</w:t>
+      </w:r>
+      <w:hyperlink r:id="rId28">
         <w:r>
           <w:rPr>
             <w:lang w:val="zh_TW" w:bidi="zh_TW"/>
@@ -378,16 +656,16 @@
             <w:color w:val="0000EE"/>
             <w:u w:val="single"/>
           </w:rPr>
-          <w:t>創19:1–8</w:t>
+          <w:t>羅8:15</w:t>
         </w:r>
       </w:hyperlink>
       <w:r>
         <w:rPr>
           <w:lang w:val="zh_TW" w:bidi="zh_TW"/>
         </w:rPr>
-        <w:t>；</w:t>
-      </w:r>
-      <w:hyperlink r:id="rId17">
+        <w:t>），當他們成為基督徒時，所領受的不是奴僕的心，使人仍舊害怕，乃是兒子的心。這表示他們可以叫神為「阿爸」（猶太孩子用來稱呼父親的亞蘭文詞語）。這是耶穌用來稱呼父神的同一個詞語，基督徒既屬於神的家，也能在向神說話時使用這個詞語（</w:t>
+      </w:r>
+      <w:hyperlink r:id="rId29">
         <w:r>
           <w:rPr>
             <w:lang w:val="zh_TW" w:bidi="zh_TW"/>
@@ -396,16 +674,16 @@
             <w:color w:val="0000EE"/>
             <w:u w:val="single"/>
           </w:rPr>
-          <w:t>士19:14–24</w:t>
+          <w:t>加4:6</w:t>
         </w:r>
       </w:hyperlink>
       <w:r>
         <w:rPr>
           <w:lang w:val="zh_TW" w:bidi="zh_TW"/>
         </w:rPr>
-        <w:t>）。書念婦人的款待也很值得注意，儘管以利沙對他們來說並不是陌生人（</w:t>
-      </w:r>
-      <w:hyperlink r:id="rId18">
+        <w:t>）。人領受神的愛，就能夠靠著這愛的大能驅散恐懼（</w:t>
+      </w:r>
+      <w:hyperlink r:id="rId30">
         <w:r>
           <w:rPr>
             <w:lang w:val="zh_TW" w:bidi="zh_TW"/>
@@ -414,7 +692,7 @@
             <w:color w:val="0000EE"/>
             <w:u w:val="single"/>
           </w:rPr>
-          <w:t>王下4:10</w:t>
+          <w:t>約一4:18</w:t>
         </w:r>
       </w:hyperlink>
       <w:r>
@@ -435,9 +713,9 @@
         <w:rPr>
           <w:lang w:val="zh_TW" w:bidi="zh_TW"/>
         </w:rPr>
-        <w:t>根據新約，耶穌在差遣門徒時著門徒依賴當時普遍的款待習俗為生（</w:t>
-      </w:r>
-      <w:hyperlink r:id="rId19">
+        <w:t>不必要的恐懼會損害神子民所作的工。神警告耶利米不要怕那些攻擊他的人（</w:t>
+      </w:r>
+      <w:hyperlink r:id="rId31">
         <w:r>
           <w:rPr>
             <w:lang w:val="zh_TW" w:bidi="zh_TW"/>
@@ -446,16 +724,16 @@
             <w:color w:val="0000EE"/>
             <w:u w:val="single"/>
           </w:rPr>
-          <w:t>路10:7</w:t>
+          <w:t>耶1:8</w:t>
         </w:r>
       </w:hyperlink>
       <w:r>
         <w:rPr>
           <w:lang w:val="zh_TW" w:bidi="zh_TW"/>
         </w:rPr>
-        <w:t>），在祂自己的旅行中也是如此。隨著福音由宣教士傳開，基督徒因接待他們而受到讚揚（</w:t>
-      </w:r>
-      <w:hyperlink r:id="rId20">
+        <w:t>），因為如果他向恐懼屈服，神就會使災禍臨到他（</w:t>
+      </w:r>
+      <w:hyperlink r:id="rId32">
         <w:r>
           <w:rPr>
             <w:lang w:val="zh_TW" w:bidi="zh_TW"/>
@@ -464,16 +742,16 @@
             <w:color w:val="0000EE"/>
             <w:u w:val="single"/>
           </w:rPr>
-          <w:t>來13:2</w:t>
+          <w:t>耶1:17</w:t>
         </w:r>
       </w:hyperlink>
       <w:r>
         <w:rPr>
           <w:lang w:val="zh_TW" w:bidi="zh_TW"/>
         </w:rPr>
-        <w:t>；</w:t>
-      </w:r>
-      <w:hyperlink r:id="rId21">
+        <w:t>）。神勸勉以西結——與耶利米同時代的人，以及其他人，要他們剛強（</w:t>
+      </w:r>
+      <w:hyperlink r:id="rId33">
         <w:r>
           <w:rPr>
             <w:lang w:val="zh_TW" w:bidi="zh_TW"/>
@@ -482,7 +760,7 @@
             <w:color w:val="0000EE"/>
             <w:u w:val="single"/>
           </w:rPr>
-          <w:t>彼前4:9</w:t>
+          <w:t>書1:7–9</w:t>
         </w:r>
       </w:hyperlink>
       <w:r>
@@ -491,7 +769,7 @@
         </w:rPr>
         <w:t>；</w:t>
       </w:r>
-      <w:hyperlink r:id="rId22">
+      <w:hyperlink r:id="rId34">
         <w:r>
           <w:rPr>
             <w:lang w:val="zh_TW" w:bidi="zh_TW"/>
@@ -500,16 +778,16 @@
             <w:color w:val="0000EE"/>
             <w:u w:val="single"/>
           </w:rPr>
-          <w:t>約三1:5–8</w:t>
+          <w:t>結2:6</w:t>
         </w:r>
       </w:hyperlink>
       <w:r>
         <w:rPr>
           <w:lang w:val="zh_TW" w:bidi="zh_TW"/>
         </w:rPr>
-        <w:t>）。教會領袖不應逃避這項事工的責任（</w:t>
-      </w:r>
-      <w:hyperlink r:id="rId23">
+        <w:t>）。即使敬虔的人也會受到恐懼的試探，有時甚至感到難以承受（</w:t>
+      </w:r>
+      <w:hyperlink r:id="rId35">
         <w:r>
           <w:rPr>
             <w:lang w:val="zh_TW" w:bidi="zh_TW"/>
@@ -518,16 +796,16 @@
             <w:color w:val="0000EE"/>
             <w:u w:val="single"/>
           </w:rPr>
-          <w:t>提前3:2</w:t>
+          <w:t>詩55:5</w:t>
         </w:r>
       </w:hyperlink>
       <w:r>
         <w:rPr>
           <w:lang w:val="zh_TW" w:bidi="zh_TW"/>
         </w:rPr>
-        <w:t>；</w:t>
-      </w:r>
-      <w:hyperlink r:id="rId24">
+        <w:t>）。正因如此，神常常吩咐祂的子民不要向恐懼屈服（</w:t>
+      </w:r>
+      <w:hyperlink r:id="rId36">
         <w:r>
           <w:rPr>
             <w:lang w:val="zh_TW" w:bidi="zh_TW"/>
@@ -536,16 +814,16 @@
             <w:color w:val="0000EE"/>
             <w:u w:val="single"/>
           </w:rPr>
-          <w:t>多1:8</w:t>
+          <w:t>賽8:12</w:t>
         </w:r>
       </w:hyperlink>
       <w:r>
         <w:rPr>
           <w:lang w:val="zh_TW" w:bidi="zh_TW"/>
         </w:rPr>
-        <w:t>），否則會引來審判（</w:t>
-      </w:r>
-      <w:hyperlink r:id="rId25">
+        <w:t>；</w:t>
+      </w:r>
+      <w:hyperlink r:id="rId37">
         <w:r>
           <w:rPr>
             <w:lang w:val="zh_TW" w:bidi="zh_TW"/>
@@ -554,7 +832,85 @@
             <w:color w:val="0000EE"/>
             <w:u w:val="single"/>
           </w:rPr>
-          <w:t>太25:43–46</w:t>
+          <w:t>約14:1、27</w:t>
+        </w:r>
+      </w:hyperlink>
+      <w:r>
+        <w:rPr>
+          <w:lang w:val="zh_TW" w:bidi="zh_TW"/>
+        </w:rPr>
+        <w:t>）。相反，祂鼓勵他們把憂慮交託救贖主的手裡，因為祂深切關心祂的子民（</w:t>
+      </w:r>
+      <w:hyperlink r:id="rId38">
+        <w:r>
+          <w:rPr>
+            <w:lang w:val="zh_TW" w:bidi="zh_TW"/>
+          </w:rPr>
+          <w:rPr>
+            <w:color w:val="0000EE"/>
+            <w:u w:val="single"/>
+          </w:rPr>
+          <w:t>彼前5:7</w:t>
+        </w:r>
+      </w:hyperlink>
+      <w:r>
+        <w:rPr>
+          <w:lang w:val="zh_TW" w:bidi="zh_TW"/>
+        </w:rPr>
+        <w:t>）。信心是戰勝恐懼的關鍵，正如以賽亞所說：「堅心倚賴你的，你必保守他十分平安，因為他倚靠你。」（</w:t>
+      </w:r>
+      <w:hyperlink r:id="rId39">
+        <w:r>
+          <w:rPr>
+            <w:lang w:val="zh_TW" w:bidi="zh_TW"/>
+          </w:rPr>
+          <w:rPr>
+            <w:color w:val="0000EE"/>
+            <w:u w:val="single"/>
+          </w:rPr>
+          <w:t>賽26:3</w:t>
+        </w:r>
+      </w:hyperlink>
+      <w:r>
+        <w:rPr>
+          <w:lang w:val="zh_TW" w:bidi="zh_TW"/>
+        </w:rPr>
+        <w:t>）詩篇的作者也強調信心對戰勝恐懼的作用（</w:t>
+      </w:r>
+      <w:hyperlink r:id="rId40">
+        <w:r>
+          <w:rPr>
+            <w:lang w:val="zh_TW" w:bidi="zh_TW"/>
+          </w:rPr>
+          <w:rPr>
+            <w:color w:val="0000EE"/>
+            <w:u w:val="single"/>
+          </w:rPr>
+          <w:t>詩37:1，</w:t>
+        </w:r>
+      </w:hyperlink>
+      <w:hyperlink r:id="rId41">
+        <w:r>
+          <w:rPr>
+            <w:lang w:val="zh_TW" w:bidi="zh_TW"/>
+          </w:rPr>
+          <w:rPr>
+            <w:color w:val="0000EE"/>
+            <w:u w:val="single"/>
+          </w:rPr>
+          <w:t>46:2，</w:t>
+        </w:r>
+      </w:hyperlink>
+      <w:hyperlink r:id="rId42">
+        <w:r>
+          <w:rPr>
+            <w:lang w:val="zh_TW" w:bidi="zh_TW"/>
+          </w:rPr>
+          <w:rPr>
+            <w:color w:val="0000EE"/>
+            <w:u w:val="single"/>
+          </w:rPr>
+          <w:t>112:7</w:t>
         </w:r>
       </w:hyperlink>
       <w:r>
@@ -573,28 +929,373 @@
       </w:r>
       <w:r>
         <w:rPr>
-          <w:i/>
-          <w:lang w:val="zh_TW" w:bidi="zh_TW"/>
-        </w:rPr>
-        <w:t>另見</w:t>
-      </w:r>
-      <w:r>
-        <w:rPr>
-          <w:lang w:val="zh_TW" w:bidi="zh_TW"/>
-        </w:rPr>
-        <w:t xml:space="preserve"> </w:t>
-      </w:r>
-      <w:r>
-        <w:rPr>
-          <w:lang w:val="zh_TW" w:bidi="zh_TW"/>
-        </w:rPr>
-        <w:t>外邦人</w:t>
-      </w:r>
-      <w:r>
-        <w:rPr>
-          <w:lang w:val="zh_TW" w:bidi="zh_TW"/>
-        </w:rPr>
-        <w:t>。</w:t>
+          <w:lang w:val="zh_TW" w:bidi="zh_TW"/>
+        </w:rPr>
+        <w:t>真正的信心包含對神深深的敬畏，聖經稱之為「敬畏神」。認識神的大能是建立堅固信心的關鍵（</w:t>
+      </w:r>
+      <w:hyperlink r:id="rId43">
+        <w:r>
+          <w:rPr>
+            <w:lang w:val="zh_TW" w:bidi="zh_TW"/>
+          </w:rPr>
+          <w:rPr>
+            <w:color w:val="0000EE"/>
+            <w:u w:val="single"/>
+          </w:rPr>
+          <w:t>詩5:7，</w:t>
+        </w:r>
+      </w:hyperlink>
+      <w:hyperlink r:id="rId44">
+        <w:r>
+          <w:rPr>
+            <w:lang w:val="zh_TW" w:bidi="zh_TW"/>
+          </w:rPr>
+          <w:rPr>
+            <w:color w:val="0000EE"/>
+            <w:u w:val="single"/>
+          </w:rPr>
+          <w:t>89:7</w:t>
+        </w:r>
+      </w:hyperlink>
+      <w:r>
+        <w:rPr>
+          <w:lang w:val="zh_TW" w:bidi="zh_TW"/>
+        </w:rPr>
+        <w:t>）。基督徒不再需要懼怕：</w:t>
+      </w:r>
+    </w:p>
+    <w:p>
+      <w:pPr>
+        <w:pStyle w:val="ListBullet"/>
+        <w:spacing w:line="240" w:lineRule="auto"/>
+        <w:ind w:left="720"/>
+      </w:pPr>
+      <w:r>
+        <w:rPr>
+          <w:lang w:val="zh_TW" w:bidi="zh_TW"/>
+        </w:rPr>
+      </w:r>
+      <w:r>
+        <w:rPr>
+          <w:lang w:val="zh_TW" w:bidi="zh_TW"/>
+        </w:rPr>
+        <w:t>人（</w:t>
+      </w:r>
+      <w:hyperlink r:id="rId45">
+        <w:r>
+          <w:rPr>
+            <w:lang w:val="zh_TW" w:bidi="zh_TW"/>
+          </w:rPr>
+          <w:rPr>
+            <w:color w:val="0000EE"/>
+            <w:u w:val="single"/>
+          </w:rPr>
+          <w:t>來13:6</w:t>
+        </w:r>
+      </w:hyperlink>
+      <w:r>
+        <w:rPr>
+          <w:lang w:val="zh_TW" w:bidi="zh_TW"/>
+        </w:rPr>
+        <w:t>）</w:t>
+      </w:r>
+    </w:p>
+    <w:p>
+      <w:pPr>
+        <w:pStyle w:val="ListBullet"/>
+        <w:spacing w:line="240" w:lineRule="auto"/>
+        <w:ind w:left="720"/>
+      </w:pPr>
+      <w:r>
+        <w:rPr>
+          <w:lang w:val="zh_TW" w:bidi="zh_TW"/>
+        </w:rPr>
+      </w:r>
+      <w:r>
+        <w:rPr>
+          <w:lang w:val="zh_TW" w:bidi="zh_TW"/>
+        </w:rPr>
+        <w:t>死亡（</w:t>
+      </w:r>
+      <w:hyperlink r:id="rId46">
+        <w:r>
+          <w:rPr>
+            <w:lang w:val="zh_TW" w:bidi="zh_TW"/>
+          </w:rPr>
+          <w:rPr>
+            <w:color w:val="0000EE"/>
+            <w:u w:val="single"/>
+          </w:rPr>
+          <w:t>2:15</w:t>
+        </w:r>
+      </w:hyperlink>
+      <w:r>
+        <w:rPr>
+          <w:lang w:val="zh_TW" w:bidi="zh_TW"/>
+        </w:rPr>
+        <w:t>）</w:t>
+      </w:r>
+    </w:p>
+    <w:p>
+      <w:pPr>
+        <w:pStyle w:val="ListBullet"/>
+        <w:spacing w:line="240" w:lineRule="auto"/>
+        <w:ind w:left="720"/>
+      </w:pPr>
+      <w:r>
+        <w:rPr>
+          <w:lang w:val="zh_TW" w:bidi="zh_TW"/>
+        </w:rPr>
+      </w:r>
+      <w:r>
+        <w:rPr>
+          <w:lang w:val="zh_TW" w:bidi="zh_TW"/>
+        </w:rPr>
+        <w:t>人生中的各樣境遇（</w:t>
+      </w:r>
+      <w:hyperlink r:id="rId47">
+        <w:r>
+          <w:rPr>
+            <w:lang w:val="zh_TW" w:bidi="zh_TW"/>
+          </w:rPr>
+          <w:rPr>
+            <w:color w:val="0000EE"/>
+            <w:u w:val="single"/>
+          </w:rPr>
+          <w:t>提後1:6–7</w:t>
+        </w:r>
+      </w:hyperlink>
+      <w:r>
+        <w:rPr>
+          <w:lang w:val="zh_TW" w:bidi="zh_TW"/>
+        </w:rPr>
+        <w:t>）</w:t>
+      </w:r>
+    </w:p>
+    <w:p>
+      <w:pPr/>
+      <w:r>
+        <w:rPr>
+          <w:lang w:val="zh_TW" w:bidi="zh_TW"/>
+        </w:rPr>
+      </w:r>
+      <w:r>
+        <w:rPr>
+          <w:lang w:val="zh_TW" w:bidi="zh_TW"/>
+        </w:rPr>
+        <w:t>然而，信徒始終要尊崇神。這樣的敬畏會帶來智慧（</w:t>
+      </w:r>
+      <w:hyperlink r:id="rId48">
+        <w:r>
+          <w:rPr>
+            <w:lang w:val="zh_TW" w:bidi="zh_TW"/>
+          </w:rPr>
+          <w:rPr>
+            <w:color w:val="0000EE"/>
+            <w:u w:val="single"/>
+          </w:rPr>
+          <w:t>詩111:10</w:t>
+        </w:r>
+      </w:hyperlink>
+      <w:r>
+        <w:rPr>
+          <w:lang w:val="zh_TW" w:bidi="zh_TW"/>
+        </w:rPr>
+        <w:t>）和引導（</w:t>
+      </w:r>
+      <w:hyperlink r:id="rId49">
+        <w:r>
+          <w:rPr>
+            <w:lang w:val="zh_TW" w:bidi="zh_TW"/>
+          </w:rPr>
+          <w:rPr>
+            <w:color w:val="0000EE"/>
+            <w:u w:val="single"/>
+          </w:rPr>
+          <w:t>弗5:21</w:t>
+        </w:r>
+      </w:hyperlink>
+      <w:r>
+        <w:rPr>
+          <w:lang w:val="zh_TW" w:bidi="zh_TW"/>
+        </w:rPr>
+        <w:t>；</w:t>
+      </w:r>
+      <w:hyperlink r:id="rId50">
+        <w:r>
+          <w:rPr>
+            <w:lang w:val="zh_TW" w:bidi="zh_TW"/>
+          </w:rPr>
+          <w:rPr>
+            <w:color w:val="0000EE"/>
+            <w:u w:val="single"/>
+          </w:rPr>
+          <w:t>腓2:12</w:t>
+        </w:r>
+      </w:hyperlink>
+      <w:r>
+        <w:rPr>
+          <w:lang w:val="zh_TW" w:bidi="zh_TW"/>
+        </w:rPr>
+        <w:t>）。透過研讀聖經而生出的愛神之心，也會帶來這種敬畏（</w:t>
+      </w:r>
+      <w:hyperlink r:id="rId51">
+        <w:r>
+          <w:rPr>
+            <w:lang w:val="zh_TW" w:bidi="zh_TW"/>
+          </w:rPr>
+          <w:rPr>
+            <w:color w:val="0000EE"/>
+            <w:u w:val="single"/>
+          </w:rPr>
+          <w:t>箴2:3–5</w:t>
+        </w:r>
+      </w:hyperlink>
+      <w:r>
+        <w:rPr>
+          <w:lang w:val="zh_TW" w:bidi="zh_TW"/>
+        </w:rPr>
+        <w:t>）。</w:t>
+      </w:r>
+    </w:p>
+    <w:p>
+      <w:pPr/>
+      <w:r>
+        <w:rPr>
+          <w:lang w:val="zh_TW" w:bidi="zh_TW"/>
+        </w:rPr>
+      </w:r>
+      <w:r>
+        <w:rPr>
+          <w:lang w:val="zh_TW" w:bidi="zh_TW"/>
+        </w:rPr>
+        <w:t>古代以色列人藉著遵行神的誡命來表達他們的敬畏（</w:t>
+      </w:r>
+      <w:hyperlink r:id="rId52">
+        <w:r>
+          <w:rPr>
+            <w:lang w:val="zh_TW" w:bidi="zh_TW"/>
+          </w:rPr>
+          <w:rPr>
+            <w:color w:val="0000EE"/>
+            <w:u w:val="single"/>
+          </w:rPr>
+          <w:t>申6:2</w:t>
+        </w:r>
+      </w:hyperlink>
+      <w:r>
+        <w:rPr>
+          <w:lang w:val="zh_TW" w:bidi="zh_TW"/>
+        </w:rPr>
+        <w:t>）。哥尼流和他的全家因為敬畏神，被稱為「敬畏神的人」（</w:t>
+      </w:r>
+      <w:hyperlink r:id="rId53">
+        <w:r>
+          <w:rPr>
+            <w:lang w:val="zh_TW" w:bidi="zh_TW"/>
+          </w:rPr>
+          <w:rPr>
+            <w:color w:val="0000EE"/>
+            <w:u w:val="single"/>
+          </w:rPr>
+          <w:t>徒10:2</w:t>
+        </w:r>
+      </w:hyperlink>
+      <w:r>
+        <w:rPr>
+          <w:lang w:val="zh_TW" w:bidi="zh_TW"/>
+        </w:rPr>
+        <w:t>）。真正的敬畏會使人過著善行和聖潔的生活（</w:t>
+      </w:r>
+      <w:hyperlink r:id="rId54">
+        <w:r>
+          <w:rPr>
+            <w:lang w:val="zh_TW" w:bidi="zh_TW"/>
+          </w:rPr>
+          <w:rPr>
+            <w:color w:val="0000EE"/>
+            <w:u w:val="single"/>
+          </w:rPr>
+          <w:t>林後7:1</w:t>
+        </w:r>
+      </w:hyperlink>
+      <w:r>
+        <w:rPr>
+          <w:lang w:val="zh_TW" w:bidi="zh_TW"/>
+        </w:rPr>
+        <w:t>），這種敬畏帶來喜樂（</w:t>
+      </w:r>
+      <w:hyperlink r:id="rId55">
+        <w:r>
+          <w:rPr>
+            <w:lang w:val="zh_TW" w:bidi="zh_TW"/>
+          </w:rPr>
+          <w:rPr>
+            <w:color w:val="0000EE"/>
+            <w:u w:val="single"/>
+          </w:rPr>
+          <w:t>詩2:11</w:t>
+        </w:r>
+      </w:hyperlink>
+      <w:r>
+        <w:rPr>
+          <w:lang w:val="zh_TW" w:bidi="zh_TW"/>
+        </w:rPr>
+        <w:t>）和生命（</w:t>
+      </w:r>
+      <w:hyperlink r:id="rId56">
+        <w:r>
+          <w:rPr>
+            <w:lang w:val="zh_TW" w:bidi="zh_TW"/>
+          </w:rPr>
+          <w:rPr>
+            <w:color w:val="0000EE"/>
+            <w:u w:val="single"/>
+          </w:rPr>
+          <w:t>箴14:27</w:t>
+        </w:r>
+      </w:hyperlink>
+      <w:r>
+        <w:rPr>
+          <w:lang w:val="zh_TW" w:bidi="zh_TW"/>
+        </w:rPr>
+        <w:t>），也比財富更寶貴（</w:t>
+      </w:r>
+      <w:hyperlink r:id="rId57">
+        <w:r>
+          <w:rPr>
+            <w:lang w:val="zh_TW" w:bidi="zh_TW"/>
+          </w:rPr>
+          <w:rPr>
+            <w:color w:val="0000EE"/>
+            <w:u w:val="single"/>
+          </w:rPr>
+          <w:t>箴15:16</w:t>
+        </w:r>
+      </w:hyperlink>
+      <w:r>
+        <w:rPr>
+          <w:lang w:val="zh_TW" w:bidi="zh_TW"/>
+        </w:rPr>
+        <w:t>）。神喜悅那些敬畏祂的人（</w:t>
+      </w:r>
+      <w:hyperlink r:id="rId58">
+        <w:r>
+          <w:rPr>
+            <w:lang w:val="zh_TW" w:bidi="zh_TW"/>
+          </w:rPr>
+          <w:rPr>
+            <w:color w:val="0000EE"/>
+            <w:u w:val="single"/>
+          </w:rPr>
+          <w:t>詩147:11</w:t>
+        </w:r>
+      </w:hyperlink>
+      <w:r>
+        <w:rPr>
+          <w:lang w:val="zh_TW" w:bidi="zh_TW"/>
+        </w:rPr>
+        <w:t>）。</w:t>
       </w:r>
       <w:r>
         <w:rPr>

--- a/zht/docx/080.content.docx
+++ b/zht/docx/080.content.docx
@@ -149,7 +149,7 @@
         <w:rPr>
           <w:lang w:val="zh_TW" w:bidi="zh_TW"/>
         </w:rPr>
-        <w:t>kong</w:t>
+        <w:t>kao</w:t>
       </w:r>
       <w:r>
         <w:rPr>
@@ -212,7 +212,7 @@
         <w:rPr>
           <w:lang w:val="zh_TW" w:bidi="zh_TW"/>
         </w:rPr>
-        <w:t>恐懼</w:t>
+        <w:t>考古學與聖經</w:t>
       </w:r>
       <w:r>
         <w:rPr>
@@ -231,7 +231,19 @@
         <w:rPr>
           <w:lang w:val="zh_TW" w:bidi="zh_TW"/>
         </w:rPr>
-        <w:t>對未來可能發生的壞事所產生的焦慮或害怕的情緒。有些人認為恐懼會使人尋求宗教信仰，但真正的信仰包括親近神的渴望，而不只是恐懼。一般說來，人不會想親近自己所恐懼的人或事物。</w:t>
+        <w:t>考古學是透過發掘與研究實物遺跡，來探究古代人類歷史的學科。聖經考古學的研究對象，則集中於近東（中東）地區與聖經有關的出土文物與建築遺跡。這些遺跡包括埋藏的文物（古代物品）、廢墟與紀念碑。其中一些文物帶有古代語言的銘文（文字），學者需要仔細研究這些銘文才能理解其內容。其它物品則是日常生活用品，如破碎的陶片、燒焦的木材、玩具與工具。所有這些出土物品，都必須放在它們所屬的歷史時期，方能正確理解。</w:t>
+      </w:r>
+    </w:p>
+    <w:p>
+      <w:pPr>
+        <w:pStyle w:val="Heading3"/>
+      </w:pPr>
+      <w:r>
+        <w:rPr>
+          <w:b/>
+          <w:lang w:val="zh_TW" w:bidi="zh_TW"/>
+        </w:rPr>
+        <w:t>考古學的發現</w:t>
       </w:r>
     </w:p>
     <w:p>
@@ -245,7 +257,7 @@
         <w:rPr>
           <w:lang w:val="zh_TW" w:bidi="zh_TW"/>
         </w:rPr>
-        <w:t>在聖經裡，恐懼不僅指害怕或驚懼。這確實是恐懼的一部分，特別是談論對神的敬畏時，但這個詞語也包含對神的懼怕與深深的尊崇。</w:t>
+        <w:t>許多重大的考古發現其實是偶然發生的。例如，一個敘利亞農夫在耕種時挖掘出古城烏加里特（Ugarit）。一個貝都因人為尋找走失的山羊，在山洞中發現了死海古卷（Dead Sea Scrolls）。公元1887年，一個埃及婦女在尋找泥磚作為肥料時發現了阿瑪爾那泥板（Amarna tablets）。公元1945年，埃及人在拿戈瑪第附近尋找鳥糞時，發現了重要的諾斯底抄本。然而，偶然的發現並不能取代仔細而有系統的考古研究。</w:t>
       </w:r>
     </w:p>
     <w:p>
@@ -259,7 +271,276 @@
         <w:rPr>
           <w:lang w:val="zh_TW" w:bidi="zh_TW"/>
         </w:rPr>
-        <w:t>恐懼作是焦慮或擔憂的情緒，的確有其存在價值，尤其當這種情緒與神相關時。聖經說：「落在永生神的手裡，真是可怕的」（</w:t>
+        <w:t>今天，考古學家會用航拍與電子儀器仔細勘察潛在的遺址，這些方法可以探測地下的遺物。文物的年代則依據出土的地層，以及其它方法（如放射性碳定年法〔radiocarbon dating〕）來判斷。考古學的目標，是建立一條時間線，準確反映文物與遺址歷史。</w:t>
+      </w:r>
+    </w:p>
+    <w:p>
+      <w:pPr>
+        <w:pStyle w:val="Heading3"/>
+      </w:pPr>
+      <w:r>
+        <w:rPr>
+          <w:b/>
+          <w:lang w:val="zh_TW" w:bidi="zh_TW"/>
+        </w:rPr>
+        <w:t>考古學在理解聖經中的角色</w:t>
+      </w:r>
+    </w:p>
+    <w:p>
+      <w:pPr/>
+      <w:r>
+        <w:rPr>
+          <w:lang w:val="zh_TW" w:bidi="zh_TW"/>
+        </w:rPr>
+      </w:r>
+      <w:r>
+        <w:rPr>
+          <w:lang w:val="zh_TW" w:bidi="zh_TW"/>
+        </w:rPr>
+        <w:t>考古學家與學者把這些文物，視為真實和具體證據，能見證古代人類的生活。雖然學者對它們的解釋可能會有不同，但這些遺物仍然是直接的歷史見證。重要的是，人們應當把這些古代遺物當作證據來理解，而不可以操控它們去迎合個人對歷史、文化或宗教的理論。近東的考古學透過提供客觀的背景資料，幫助我們理解聖經。</w:t>
+      </w:r>
+    </w:p>
+    <w:p>
+      <w:pPr/>
+      <w:r>
+        <w:rPr>
+          <w:lang w:val="zh_TW" w:bidi="zh_TW"/>
+        </w:rPr>
+      </w:r>
+      <w:r>
+        <w:rPr>
+          <w:lang w:val="zh_TW" w:bidi="zh_TW"/>
+        </w:rPr>
+        <w:t>例如，如果一件帶有文字的文物，被鑑定為出現在公元前3000年左右，就表明當時已經存在書寫。這意味著舊約聖經的早期作者確實能他們的故事寫下來，而我們可以視之為他們的書寫。考古發現顯示，摩西傳統上被認為是聖經前五卷的作者，可能是使用：</w:t>
+      </w:r>
+    </w:p>
+    <w:p>
+      <w:pPr>
+        <w:pStyle w:val="ListBullet"/>
+        <w:spacing w:line="240" w:lineRule="auto"/>
+        <w:ind w:left="720"/>
+      </w:pPr>
+      <w:r>
+        <w:rPr>
+          <w:lang w:val="zh_TW" w:bidi="zh_TW"/>
+        </w:rPr>
+      </w:r>
+      <w:r>
+        <w:rPr>
+          <w:lang w:val="zh_TW" w:bidi="zh_TW"/>
+        </w:rPr>
+        <w:t>埃及象形文字（Egyptian hieroglyphics），</w:t>
+      </w:r>
+    </w:p>
+    <w:p>
+      <w:pPr>
+        <w:pStyle w:val="ListBullet"/>
+        <w:spacing w:line="240" w:lineRule="auto"/>
+        <w:ind w:left="720"/>
+      </w:pPr>
+      <w:r>
+        <w:rPr>
+          <w:lang w:val="zh_TW" w:bidi="zh_TW"/>
+        </w:rPr>
+      </w:r>
+      <w:r>
+        <w:rPr>
+          <w:lang w:val="zh_TW" w:bidi="zh_TW"/>
+        </w:rPr>
+        <w:t>巴比倫楔形文字（Babylonian cuneiform），以及</w:t>
+      </w:r>
+    </w:p>
+    <w:p>
+      <w:pPr>
+        <w:pStyle w:val="ListBullet"/>
+        <w:spacing w:line="240" w:lineRule="auto"/>
+        <w:ind w:left="720"/>
+      </w:pPr>
+      <w:r>
+        <w:rPr>
+          <w:lang w:val="zh_TW" w:bidi="zh_TW"/>
+        </w:rPr>
+      </w:r>
+      <w:r>
+        <w:rPr>
+          <w:lang w:val="zh_TW" w:bidi="zh_TW"/>
+        </w:rPr>
+        <w:t>迦南方言（包括希伯來文）。</w:t>
+      </w:r>
+    </w:p>
+    <w:p>
+      <w:pPr/>
+      <w:r>
+        <w:rPr>
+          <w:lang w:val="zh_TW" w:bidi="zh_TW"/>
+        </w:rPr>
+      </w:r>
+      <w:r>
+        <w:rPr>
+          <w:lang w:val="zh_TW" w:bidi="zh_TW"/>
+        </w:rPr>
+        <w:t>任何忽視這些證據的聖經理論，都很可能是不正確的。</w:t>
+      </w:r>
+    </w:p>
+    <w:p>
+      <w:pPr>
+        <w:pStyle w:val="Heading3"/>
+      </w:pPr>
+      <w:r>
+        <w:rPr>
+          <w:lang w:val="zh_TW" w:bidi="zh_TW"/>
+        </w:rPr>
+        <w:t>概述</w:t>
+      </w:r>
+    </w:p>
+    <w:p>
+      <w:pPr>
+        <w:pStyle w:val="ListBullet"/>
+        <w:spacing w:line="240" w:lineRule="auto"/>
+        <w:ind w:left="720"/>
+      </w:pPr>
+      <w:r>
+        <w:rPr>
+          <w:lang w:val="zh_TW" w:bidi="zh_TW"/>
+        </w:rPr>
+      </w:r>
+      <w:r>
+        <w:rPr>
+          <w:b/>
+          <w:u w:val="single"/>
+          <w:lang w:val="zh_TW" w:bidi="zh_TW"/>
+        </w:rPr>
+        <w:t>考古學與日常生活</w:t>
+      </w:r>
+    </w:p>
+    <w:p>
+      <w:pPr>
+        <w:pStyle w:val="ListBullet"/>
+        <w:spacing w:line="240" w:lineRule="auto"/>
+        <w:ind w:left="720"/>
+      </w:pPr>
+      <w:r>
+        <w:rPr>
+          <w:lang w:val="zh_TW" w:bidi="zh_TW"/>
+        </w:rPr>
+      </w:r>
+      <w:r>
+        <w:rPr>
+          <w:b/>
+          <w:u w:val="single"/>
+          <w:lang w:val="zh_TW" w:bidi="zh_TW"/>
+        </w:rPr>
+        <w:t>考古學與宗教</w:t>
+      </w:r>
+    </w:p>
+    <w:p>
+      <w:pPr>
+        <w:pStyle w:val="ListBullet"/>
+        <w:spacing w:line="240" w:lineRule="auto"/>
+        <w:ind w:left="720"/>
+      </w:pPr>
+      <w:r>
+        <w:rPr>
+          <w:lang w:val="zh_TW" w:bidi="zh_TW"/>
+        </w:rPr>
+      </w:r>
+      <w:r>
+        <w:rPr>
+          <w:b/>
+          <w:u w:val="single"/>
+          <w:lang w:val="zh_TW" w:bidi="zh_TW"/>
+        </w:rPr>
+        <w:t>考古學與戰爭</w:t>
+      </w:r>
+    </w:p>
+    <w:p>
+      <w:pPr>
+        <w:pStyle w:val="ListBullet"/>
+        <w:spacing w:line="240" w:lineRule="auto"/>
+        <w:ind w:left="720"/>
+      </w:pPr>
+      <w:r>
+        <w:rPr>
+          <w:lang w:val="zh_TW" w:bidi="zh_TW"/>
+        </w:rPr>
+      </w:r>
+      <w:r>
+        <w:rPr>
+          <w:b/>
+          <w:u w:val="single"/>
+          <w:lang w:val="zh_TW" w:bidi="zh_TW"/>
+        </w:rPr>
+        <w:t>考古學與文學</w:t>
+      </w:r>
+    </w:p>
+    <w:p>
+      <w:pPr>
+        <w:pStyle w:val="ListBullet"/>
+        <w:spacing w:line="240" w:lineRule="auto"/>
+        <w:ind w:left="720"/>
+      </w:pPr>
+      <w:r>
+        <w:rPr>
+          <w:lang w:val="zh_TW" w:bidi="zh_TW"/>
+        </w:rPr>
+      </w:r>
+      <w:r>
+        <w:rPr>
+          <w:b/>
+          <w:u w:val="single"/>
+          <w:lang w:val="zh_TW" w:bidi="zh_TW"/>
+        </w:rPr>
+        <w:t>考古學與語言</w:t>
+      </w:r>
+    </w:p>
+    <w:p>
+      <w:pPr>
+        <w:pStyle w:val="Heading3"/>
+      </w:pPr>
+      <w:r>
+        <w:rPr>
+          <w:lang w:val="zh_TW" w:bidi="zh_TW"/>
+        </w:rPr>
+        <w:t>考古學與日常生活</w:t>
+      </w:r>
+    </w:p>
+    <w:p>
+      <w:pPr/>
+      <w:r>
+        <w:rPr>
+          <w:lang w:val="zh_TW" w:bidi="zh_TW"/>
+        </w:rPr>
+      </w:r>
+      <w:r>
+        <w:rPr>
+          <w:lang w:val="zh_TW" w:bidi="zh_TW"/>
+        </w:rPr>
+        <w:t>考古學揭示了古代人日常生活的面貌。考古發掘（挖掘現場）顯示，在新石器時代（Neolithic period，晚期石器時代），人們居住在以枝條編織而成的簡單小屋裡，其中一些小屋內部還有裝飾。亞伯拉罕時代的吾珥，中產階級的住宅甚至以現代標準來看也相當雅緻。克諾索（Knossos）、波塞波利斯（Persepolis）、瑪里（Mari）和坎提爾（Qantir）等地的宮殿遺跡，展現了當年的輝煌。織布是最古老的人類工藝之一，甚至在古代就已普遍實行，東方地毯的織造技術起源於美索不達米亞。陶器——無論是素燒的還是帶有裝飾的，也是另一種古代工藝。</w:t>
+      </w:r>
+    </w:p>
+    <w:p>
+      <w:pPr>
+        <w:pStyle w:val="Heading4"/>
+      </w:pPr>
+      <w:r>
+        <w:rPr>
+          <w:lang w:val="zh_TW" w:bidi="zh_TW"/>
+        </w:rPr>
+        <w:t>社會風俗</w:t>
+      </w:r>
+    </w:p>
+    <w:p>
+      <w:pPr/>
+      <w:r>
+        <w:rPr>
+          <w:lang w:val="zh_TW" w:bidi="zh_TW"/>
+        </w:rPr>
+      </w:r>
+      <w:r>
+        <w:rPr>
+          <w:lang w:val="zh_TW" w:bidi="zh_TW"/>
+        </w:rPr>
+        <w:t>考古學也釐清了聖經提到的某些社會風俗。例如，亞伯蘭與妻子的婢女夏甲生子，符合努西（Nuzi）當地的習俗，並不被視為不道德。領養的做法，像亞伯蘭收養以利以謝（</w:t>
       </w:r>
       <w:hyperlink r:id="rId13">
         <w:r>
@@ -270,14 +551,14 @@
             <w:color w:val="0000EE"/>
             <w:u w:val="single"/>
           </w:rPr>
-          <w:t>來10:31</w:t>
+          <w:t>創15:2–4</w:t>
         </w:r>
       </w:hyperlink>
       <w:r>
         <w:rPr>
           <w:lang w:val="zh_TW" w:bidi="zh_TW"/>
         </w:rPr>
-        <w:t>）。耶穌教導我們應當敬畏神，因為祂有能力懲罰罪，也能完全滅絕人（</w:t>
+        <w:t>），我們能透過努西的文獻理解得更加透徹。這些文獻記載，沒有孩子的夫妻會收養一名僕人，讓他成為繼承人。這些被收養的人會成為家中的長子，但若後來有親生子出生，被收養的人就可能失去這些權利。來自努西、烏加里特和亞拉拿（Alalakh）的文獻也說明了長子的權利，以及人們如何交換這些權利，這正如</w:t>
       </w:r>
       <w:hyperlink r:id="rId14">
         <w:r>
@@ -288,29 +569,9 @@
             <w:color w:val="0000EE"/>
             <w:u w:val="single"/>
           </w:rPr>
-          <w:t>路12:4–5</w:t>
+          <w:t>創</w:t>
         </w:r>
       </w:hyperlink>
-      <w:r>
-        <w:rPr>
-          <w:lang w:val="zh_TW" w:bidi="zh_TW"/>
-        </w:rPr>
-        <w:t>）。</w:t>
-      </w:r>
-    </w:p>
-    <w:p>
-      <w:pPr/>
-      <w:r>
-        <w:rPr>
-          <w:lang w:val="zh_TW" w:bidi="zh_TW"/>
-        </w:rPr>
-      </w:r>
-      <w:r>
-        <w:rPr>
-          <w:lang w:val="zh_TW" w:bidi="zh_TW"/>
-        </w:rPr>
-        <w:t>恐懼可以幫助人們理解他們的內心充滿缺陷，看見自己何等需要神的饒恕。這種恐懼的最早例子可見於</w:t>
-      </w:r>
       <w:hyperlink r:id="rId15">
         <w:r>
           <w:rPr>
@@ -320,14 +581,304 @@
             <w:color w:val="0000EE"/>
             <w:u w:val="single"/>
           </w:rPr>
-          <w:t>創世記三章</w:t>
+          <w:t>世記二十五章31至34節</w:t>
         </w:r>
       </w:hyperlink>
       <w:r>
         <w:rPr>
           <w:lang w:val="zh_TW" w:bidi="zh_TW"/>
         </w:rPr>
-        <w:t>，經文記載當亞當和夏娃違背神以後，就躲藏起來。他們的恐懼是有原因的，因為他們知道自己所作的該受審判。恐懼自然隨著罪而來（</w:t>
+        <w:t>所記載的。</w:t>
+      </w:r>
+    </w:p>
+    <w:p>
+      <w:pPr>
+        <w:pStyle w:val="Heading4"/>
+      </w:pPr>
+      <w:r>
+        <w:rPr>
+          <w:lang w:val="zh_TW" w:bidi="zh_TW"/>
+        </w:rPr>
+        <w:t>貿易</w:t>
+      </w:r>
+    </w:p>
+    <w:p>
+      <w:pPr/>
+      <w:r>
+        <w:rPr>
+          <w:lang w:val="zh_TW" w:bidi="zh_TW"/>
+        </w:rPr>
+      </w:r>
+      <w:r>
+        <w:rPr>
+          <w:lang w:val="zh_TW" w:bidi="zh_TW"/>
+        </w:rPr>
+        <w:t>聖經時期的工作與貿易情況，透過各種考古發現得以呈現。例如，在貝尼哈桑（Beni Hasan）出土的一幅稱為「畫面（tableau）」的圖像（約公元前1900年製作）展示閃族人將貨物帶到埃及，可能是作為金屬工匠。其它資料則描繪了各樣活動，如：</w:t>
+      </w:r>
+    </w:p>
+    <w:p>
+      <w:pPr>
+        <w:pStyle w:val="ListBullet"/>
+        <w:spacing w:line="240" w:lineRule="auto"/>
+        <w:ind w:left="720"/>
+      </w:pPr>
+      <w:r>
+        <w:rPr>
+          <w:lang w:val="zh_TW" w:bidi="zh_TW"/>
+        </w:rPr>
+      </w:r>
+      <w:r>
+        <w:rPr>
+          <w:lang w:val="zh_TW" w:bidi="zh_TW"/>
+        </w:rPr>
+        <w:t>打獵</w:t>
+      </w:r>
+    </w:p>
+    <w:p>
+      <w:pPr>
+        <w:pStyle w:val="ListBullet"/>
+        <w:spacing w:line="240" w:lineRule="auto"/>
+        <w:ind w:left="720"/>
+      </w:pPr>
+      <w:r>
+        <w:rPr>
+          <w:lang w:val="zh_TW" w:bidi="zh_TW"/>
+        </w:rPr>
+      </w:r>
+      <w:r>
+        <w:rPr>
+          <w:lang w:val="zh_TW" w:bidi="zh_TW"/>
+        </w:rPr>
+        <w:t>捕魚</w:t>
+      </w:r>
+    </w:p>
+    <w:p>
+      <w:pPr>
+        <w:pStyle w:val="ListBullet"/>
+        <w:spacing w:line="240" w:lineRule="auto"/>
+        <w:ind w:left="720"/>
+      </w:pPr>
+      <w:r>
+        <w:rPr>
+          <w:lang w:val="zh_TW" w:bidi="zh_TW"/>
+        </w:rPr>
+      </w:r>
+      <w:r>
+        <w:rPr>
+          <w:lang w:val="zh_TW" w:bidi="zh_TW"/>
+        </w:rPr>
+        <w:t>造磚</w:t>
+      </w:r>
+    </w:p>
+    <w:p>
+      <w:pPr>
+        <w:pStyle w:val="ListBullet"/>
+        <w:spacing w:line="240" w:lineRule="auto"/>
+        <w:ind w:left="720"/>
+      </w:pPr>
+      <w:r>
+        <w:rPr>
+          <w:lang w:val="zh_TW" w:bidi="zh_TW"/>
+        </w:rPr>
+      </w:r>
+      <w:r>
+        <w:rPr>
+          <w:lang w:val="zh_TW" w:bidi="zh_TW"/>
+        </w:rPr>
+        <w:t>農耕</w:t>
+      </w:r>
+    </w:p>
+    <w:p>
+      <w:pPr>
+        <w:pStyle w:val="ListBullet"/>
+        <w:spacing w:line="240" w:lineRule="auto"/>
+        <w:ind w:left="720"/>
+      </w:pPr>
+      <w:r>
+        <w:rPr>
+          <w:lang w:val="zh_TW" w:bidi="zh_TW"/>
+        </w:rPr>
+      </w:r>
+      <w:r>
+        <w:rPr>
+          <w:lang w:val="zh_TW" w:bidi="zh_TW"/>
+        </w:rPr>
+        <w:t>陶器製作</w:t>
+      </w:r>
+    </w:p>
+    <w:p>
+      <w:pPr/>
+      <w:r>
+        <w:rPr>
+          <w:lang w:val="zh_TW" w:bidi="zh_TW"/>
+        </w:rPr>
+      </w:r>
+      <w:r>
+        <w:rPr>
+          <w:lang w:val="zh_TW" w:bidi="zh_TW"/>
+        </w:rPr>
+        <w:t>這些資料同時也提供關於服飾的資訊，例如在500年後的埃及壁畫中，閃族人向法老進貢，所穿的衣服樣式與早期相比幾乎沒有改變。然而，以色列人禁止製作人像或神像。</w:t>
+      </w:r>
+    </w:p>
+    <w:p>
+      <w:pPr>
+        <w:pStyle w:val="Heading4"/>
+      </w:pPr>
+      <w:r>
+        <w:rPr>
+          <w:lang w:val="zh_TW" w:bidi="zh_TW"/>
+        </w:rPr>
+        <w:t>陶器碎片</w:t>
+      </w:r>
+    </w:p>
+    <w:p>
+      <w:pPr/>
+      <w:r>
+        <w:rPr>
+          <w:lang w:val="zh_TW" w:bidi="zh_TW"/>
+        </w:rPr>
+      </w:r>
+      <w:r>
+        <w:rPr>
+          <w:lang w:val="zh_TW" w:bidi="zh_TW"/>
+        </w:rPr>
+        <w:t>最常見的日常文物是陶片（potsherds，破碎的陶器），人們常把它們用作書寫材料。例如，「拉吉書簡（Lachish letters）」是一系列從公元前587年北方前哨所寫的軍事信件，就是寫在陶片上的。甚至在新約聖經時期，陶片仍被用來書寫，因為它比蒲草紙更耐用，比蠟版（wax tablets）更方便。在埃及，考古學家發現了筆、調色盤和墨水。人們又再在昆蘭發現用來書寫死海古卷的墨水。</w:t>
+      </w:r>
+    </w:p>
+    <w:p>
+      <w:pPr>
+        <w:pStyle w:val="Heading4"/>
+      </w:pPr>
+      <w:r>
+        <w:rPr>
+          <w:lang w:val="zh_TW" w:bidi="zh_TW"/>
+        </w:rPr>
+        <w:t>遊戲</w:t>
+      </w:r>
+    </w:p>
+    <w:p>
+      <w:pPr/>
+      <w:r>
+        <w:rPr>
+          <w:lang w:val="zh_TW" w:bidi="zh_TW"/>
+        </w:rPr>
+      </w:r>
+      <w:r>
+        <w:rPr>
+          <w:lang w:val="zh_TW" w:bidi="zh_TW"/>
+        </w:rPr>
+        <w:t>考古發現還包括來自古代的遊戲和玩具。例如，貝尼哈桑的一幅墓穴壁畫（約公元前2000年）中，描繪了埃及女孩玩球的場景。底比斯（Thebes）的一座神廟浮雕顯示蘭塞三世（Ramses III）在下棋。後期的埃及孩童玩一種用小石子進行的遊戲，可能是雙陸棋（backgammon）的早期版本。在米吉多（Megiddo）出土了一個象牙製的遊戲板，上面有孔，可能是用來插入小木樁，年代大約在公元前1200年。近東出土的兒童玩具與現代玩具並沒有太大不同。考古發現的玩具包括：</w:t>
+      </w:r>
+    </w:p>
+    <w:p>
+      <w:pPr>
+        <w:pStyle w:val="ListBullet"/>
+        <w:spacing w:line="240" w:lineRule="auto"/>
+        <w:ind w:left="720"/>
+      </w:pPr>
+      <w:r>
+        <w:rPr>
+          <w:lang w:val="zh_TW" w:bidi="zh_TW"/>
+        </w:rPr>
+      </w:r>
+      <w:r>
+        <w:rPr>
+          <w:lang w:val="zh_TW" w:bidi="zh_TW"/>
+        </w:rPr>
+        <w:t>哨子</w:t>
+      </w:r>
+    </w:p>
+    <w:p>
+      <w:pPr>
+        <w:pStyle w:val="ListBullet"/>
+        <w:spacing w:line="240" w:lineRule="auto"/>
+        <w:ind w:left="720"/>
+      </w:pPr>
+      <w:r>
+        <w:rPr>
+          <w:lang w:val="zh_TW" w:bidi="zh_TW"/>
+        </w:rPr>
+      </w:r>
+      <w:r>
+        <w:rPr>
+          <w:lang w:val="zh_TW" w:bidi="zh_TW"/>
+        </w:rPr>
+        <w:t>球</w:t>
+      </w:r>
+    </w:p>
+    <w:p>
+      <w:pPr>
+        <w:pStyle w:val="ListBullet"/>
+        <w:spacing w:line="240" w:lineRule="auto"/>
+        <w:ind w:left="720"/>
+      </w:pPr>
+      <w:r>
+        <w:rPr>
+          <w:lang w:val="zh_TW" w:bidi="zh_TW"/>
+        </w:rPr>
+      </w:r>
+      <w:r>
+        <w:rPr>
+          <w:lang w:val="zh_TW" w:bidi="zh_TW"/>
+        </w:rPr>
+        <w:t>戰車模型</w:t>
+      </w:r>
+    </w:p>
+    <w:p>
+      <w:pPr>
+        <w:pStyle w:val="ListBullet"/>
+        <w:spacing w:line="240" w:lineRule="auto"/>
+        <w:ind w:left="720"/>
+      </w:pPr>
+      <w:r>
+        <w:rPr>
+          <w:lang w:val="zh_TW" w:bidi="zh_TW"/>
+        </w:rPr>
+      </w:r>
+      <w:r>
+        <w:rPr>
+          <w:lang w:val="zh_TW" w:bidi="zh_TW"/>
+        </w:rPr>
+        <w:t>裝在輪子上的動物</w:t>
+      </w:r>
+    </w:p>
+    <w:p>
+      <w:pPr/>
+      <w:r>
+        <w:rPr>
+          <w:lang w:val="zh_TW" w:bidi="zh_TW"/>
+        </w:rPr>
+      </w:r>
+      <w:r>
+        <w:rPr>
+          <w:lang w:val="zh_TW" w:bidi="zh_TW"/>
+        </w:rPr>
+        <w:t>埃及墓穴壁畫也描繪了成人的運動，如摔角、射箭和賽跑。</w:t>
+      </w:r>
+    </w:p>
+    <w:p>
+      <w:pPr>
+        <w:pStyle w:val="Heading4"/>
+      </w:pPr>
+      <w:r>
+        <w:rPr>
+          <w:lang w:val="zh_TW" w:bidi="zh_TW"/>
+        </w:rPr>
+        <w:t>防腐處理</w:t>
+      </w:r>
+    </w:p>
+    <w:p>
+      <w:pPr/>
+      <w:r>
+        <w:rPr>
+          <w:lang w:val="zh_TW" w:bidi="zh_TW"/>
+        </w:rPr>
+      </w:r>
+      <w:r>
+        <w:rPr>
+          <w:lang w:val="zh_TW" w:bidi="zh_TW"/>
+        </w:rPr>
+        <w:t>防腐是保存遺體的過程。</w:t>
       </w:r>
       <w:hyperlink r:id="rId16">
         <w:r>
@@ -338,9 +889,68 @@
             <w:color w:val="0000EE"/>
             <w:u w:val="single"/>
           </w:rPr>
-          <w:t>創3:10，</w:t>
+          <w:t>創世記五十章2至3、26節</w:t>
         </w:r>
       </w:hyperlink>
+      <w:r>
+        <w:rPr>
+          <w:lang w:val="zh_TW" w:bidi="zh_TW"/>
+        </w:rPr>
+        <w:t>記載雅各與約瑟遺體的防腐處理，正是埃及由來已久的習俗。雅各被埋葬在麥比拉的洞穴中，與他的列祖同葬。雖然這個地點是已知的，但因為它對阿拉伯人來說是聖地，所以無法進行考古挖掘。公元1931年，在橄欖山的一處古代希伯來墓地出土了一則碑銘，上面寫著：「猶大王烏西雅的骸骨安置於此──請勿打開。」這塊碑銘的年代可追溯到基督時期。這顯示，考古學家在耶路撒冷挖掘時發現了烏西雅王的墓，而他的遺骨被移到另一處安葬。</w:t>
+      </w:r>
+    </w:p>
+    <w:p>
+      <w:pPr/>
+      <w:r>
+        <w:rPr>
+          <w:lang w:val="zh_TW" w:bidi="zh_TW"/>
+        </w:rPr>
+      </w:r>
+      <w:r>
+        <w:rPr>
+          <w:lang w:val="zh_TW" w:bidi="zh_TW"/>
+        </w:rPr>
+        <w:t>考古學家還證實，用來封住耶穌墳墓入口的石門，約在公元前100年至公元100年間相當普遍，這與福音書的記載相符。</w:t>
+      </w:r>
+    </w:p>
+    <w:p>
+      <w:pPr>
+        <w:pStyle w:val="Heading3"/>
+      </w:pPr>
+      <w:r>
+        <w:rPr>
+          <w:lang w:val="zh_TW" w:bidi="zh_TW"/>
+        </w:rPr>
+        <w:t>考古學與宗教</w:t>
+      </w:r>
+    </w:p>
+    <w:p>
+      <w:pPr/>
+      <w:r>
+        <w:rPr>
+          <w:lang w:val="zh_TW" w:bidi="zh_TW"/>
+        </w:rPr>
+      </w:r>
+      <w:r>
+        <w:rPr>
+          <w:lang w:val="zh_TW" w:bidi="zh_TW"/>
+        </w:rPr>
+        <w:t>考古學又提供洞見，讓我們理解聖經宗教與敬拜的本質。早在亞伯蘭離開吾珥去跟隨獨一真神之前，非猶太的美索不達米亞人已經敬拜各樣的神。他們把這些神看作天空之神。這樣的背景，使以色列先祖與他們的神之間的關係更容易理解。蘭塞二世（Ramses II）的浮雕，展示了在埃及軍營中的神帳，表明人們在移動的神廟裡敬拜異教的神。公元前七世紀的腓尼基（Phoenician）文獻也提到用牛拉動的移動神廟。這樣的背景支持了「以色列人在曠野的會幕並非後來的發明」這一觀點。</w:t>
+      </w:r>
+    </w:p>
+    <w:p>
+      <w:pPr/>
+      <w:r>
+        <w:rPr>
+          <w:lang w:val="zh_TW" w:bidi="zh_TW"/>
+        </w:rPr>
+      </w:r>
+      <w:r>
+        <w:rPr>
+          <w:lang w:val="zh_TW" w:bidi="zh_TW"/>
+        </w:rPr>
+        <w:t>考古學也證實在巴比倫被擄之前，已有歌唱者參與敬拜的傳統。數世紀以來，巴勒斯坦人以音樂才華聞名。來自烏加里特的拉斯珊拉（Ras Shamra）的泥板中，保存著與希伯來詩篇相似的宗教詩歌。所羅門的聖殿由腓尼基工匠建造，其設計（見</w:t>
+      </w:r>
       <w:hyperlink r:id="rId17">
         <w:r>
           <w:rPr>
@@ -350,14 +960,39 @@
             <w:color w:val="0000EE"/>
             <w:u w:val="single"/>
           </w:rPr>
-          <w:t>4:13–14</w:t>
+          <w:t>王上6章</w:t>
         </w:r>
       </w:hyperlink>
       <w:r>
         <w:rPr>
           <w:lang w:val="zh_TW" w:bidi="zh_TW"/>
         </w:rPr>
-        <w:t>；</w:t>
+        <w:t>）與一座公元前八世紀小聖堂相似，該小聖堂位於敘利亞泰納特遺址（Tel Tainat）。耶路撒冷的哭牆被認為包含了尼希米時期的石塊，但在城中沒有發現所羅門聖殿根基的痕跡。從公元70年被毀的希律聖殿中，發現了一些石材，這些殘塊為聖殿結構提供了寶貴的資訊。雖然在基督時代的巴勒斯坦有許多猶太會堂，但考古發現的遺跡卻很少。</w:t>
+      </w:r>
+    </w:p>
+    <w:p>
+      <w:pPr>
+        <w:pStyle w:val="Heading3"/>
+      </w:pPr>
+      <w:r>
+        <w:rPr>
+          <w:lang w:val="zh_TW" w:bidi="zh_TW"/>
+        </w:rPr>
+        <w:t>考古學與戰爭</w:t>
+      </w:r>
+    </w:p>
+    <w:p>
+      <w:pPr/>
+      <w:r>
+        <w:rPr>
+          <w:lang w:val="zh_TW" w:bidi="zh_TW"/>
+        </w:rPr>
+      </w:r>
+      <w:r>
+        <w:rPr>
+          <w:lang w:val="zh_TW" w:bidi="zh_TW"/>
+        </w:rPr>
+        <w:t>考古學大大增進了我們對古代戰爭的理解，而戰爭正是聖經中的一個重要主題。古代近東民族把戰爭看作列邦之神彼此之間的爭戰。服兵役被視為神聖的事，軍兵也因此備受尊敬。神作為萬軍之耶和華，被視為以色列軍隊的元帥。祂可以吩咐完全毀滅一座城，這種做法被稱為「毀滅（the ban）」，如耶利哥的情況（</w:t>
       </w:r>
       <w:hyperlink r:id="rId18">
         <w:r>
@@ -368,14 +1003,86 @@
             <w:color w:val="0000EE"/>
             <w:u w:val="single"/>
           </w:rPr>
-          <w:t>箴28:1</w:t>
+          <w:t>書6:17、24</w:t>
         </w:r>
       </w:hyperlink>
       <w:r>
         <w:rPr>
           <w:lang w:val="zh_TW" w:bidi="zh_TW"/>
         </w:rPr>
-        <w:t>）。</w:t>
+        <w:t>）。戰爭遵循一些既定的規則。如果一座城受到威脅，城裡的居民可以投降，保全性命，但財物會被奪走。若選擇抵抗，就要冒著被徹底毀滅的風險。常見的戰爭戰術包括：</w:t>
+      </w:r>
+    </w:p>
+    <w:p>
+      <w:pPr>
+        <w:pStyle w:val="ListBullet"/>
+        <w:spacing w:line="240" w:lineRule="auto"/>
+        <w:ind w:left="720"/>
+      </w:pPr>
+      <w:r>
+        <w:rPr>
+          <w:lang w:val="zh_TW" w:bidi="zh_TW"/>
+        </w:rPr>
+      </w:r>
+      <w:r>
+        <w:rPr>
+          <w:lang w:val="zh_TW" w:bidi="zh_TW"/>
+        </w:rPr>
+        <w:t>正面攻擊（直接攻擊）</w:t>
+      </w:r>
+    </w:p>
+    <w:p>
+      <w:pPr>
+        <w:pStyle w:val="ListBullet"/>
+        <w:spacing w:line="240" w:lineRule="auto"/>
+        <w:ind w:left="720"/>
+      </w:pPr>
+      <w:r>
+        <w:rPr>
+          <w:lang w:val="zh_TW" w:bidi="zh_TW"/>
+        </w:rPr>
+      </w:r>
+      <w:r>
+        <w:rPr>
+          <w:lang w:val="zh_TW" w:bidi="zh_TW"/>
+        </w:rPr>
+        <w:t>派遣探子</w:t>
+      </w:r>
+    </w:p>
+    <w:p>
+      <w:pPr>
+        <w:pStyle w:val="ListBullet"/>
+        <w:spacing w:line="240" w:lineRule="auto"/>
+        <w:ind w:left="720"/>
+      </w:pPr>
+      <w:r>
+        <w:rPr>
+          <w:lang w:val="zh_TW" w:bidi="zh_TW"/>
+        </w:rPr>
+      </w:r>
+      <w:r>
+        <w:rPr>
+          <w:lang w:val="zh_TW" w:bidi="zh_TW"/>
+        </w:rPr>
+        <w:t>伏擊</w:t>
+      </w:r>
+    </w:p>
+    <w:p>
+      <w:pPr>
+        <w:pStyle w:val="ListBullet"/>
+        <w:spacing w:line="240" w:lineRule="auto"/>
+        <w:ind w:left="720"/>
+      </w:pPr>
+      <w:r>
+        <w:rPr>
+          <w:lang w:val="zh_TW" w:bidi="zh_TW"/>
+        </w:rPr>
+      </w:r>
+      <w:r>
+        <w:rPr>
+          <w:lang w:val="zh_TW" w:bidi="zh_TW"/>
+        </w:rPr>
+        <w:t>巡邏</w:t>
       </w:r>
     </w:p>
     <w:p>
@@ -389,19 +1096,7 @@
         <w:rPr>
           <w:lang w:val="zh_TW" w:bidi="zh_TW"/>
         </w:rPr>
-        <w:t>聖經記載許多極度焦慮的人，例如該隱、掃羅、亞哈斯和彼拉多。</w:t>
-      </w:r>
-      <w:r>
-        <w:rPr>
-          <w:lang w:val="zh_TW" w:bidi="zh_TW"/>
-        </w:rPr>
-        <w:t>急難困苦的人</w:t>
-      </w:r>
-      <w:r>
-        <w:rPr>
-          <w:lang w:val="zh_TW" w:bidi="zh_TW"/>
-        </w:rPr>
-        <w:t>（</w:t>
+        <w:t>有時戰爭會以單對單的方式決定勝負，就像大衛與歌利亞的故事（</w:t>
       </w:r>
       <w:hyperlink r:id="rId19">
         <w:r>
@@ -412,14 +1107,46 @@
             <w:color w:val="0000EE"/>
             <w:u w:val="single"/>
           </w:rPr>
-          <w:t>伯15:24</w:t>
+          <w:t>撒上17:38–54</w:t>
         </w:r>
       </w:hyperlink>
       <w:r>
         <w:rPr>
           <w:lang w:val="zh_TW" w:bidi="zh_TW"/>
         </w:rPr>
-        <w:t>）、恐懼抓住惡人、驚嚇臨到假冒為善的人（</w:t>
+        <w:t>）。</w:t>
+      </w:r>
+    </w:p>
+    <w:p>
+      <w:pPr/>
+      <w:r>
+        <w:rPr>
+          <w:lang w:val="zh_TW" w:bidi="zh_TW"/>
+        </w:rPr>
+      </w:r>
+      <w:r>
+        <w:rPr>
+          <w:lang w:val="zh_TW" w:bidi="zh_TW"/>
+        </w:rPr>
+        <w:t>古代的浮雕和紀念碑大量描繪盔甲與武器。</w:t>
+      </w:r>
+    </w:p>
+    <w:p>
+      <w:pPr>
+        <w:pStyle w:val="ListBullet"/>
+        <w:spacing w:line="240" w:lineRule="auto"/>
+        <w:ind w:left="720"/>
+      </w:pPr>
+      <w:r>
+        <w:rPr>
+          <w:lang w:val="zh_TW" w:bidi="zh_TW"/>
+        </w:rPr>
+      </w:r>
+      <w:r>
+        <w:rPr>
+          <w:lang w:val="zh_TW" w:bidi="zh_TW"/>
+        </w:rPr>
+        <w:t>來自吾珥的一頂金盔，是蘇美人（Sumerian）軍事裝備的傑出例子。相比之下，卡納克（Karnak）的一座墓牆描繪了較小的赫人頭盔。最初，以色列軍隊中只有領袖佩戴金屬頭盔（見</w:t>
       </w:r>
       <w:hyperlink r:id="rId20">
         <w:r>
@@ -430,14 +1157,14 @@
             <w:color w:val="0000EE"/>
             <w:u w:val="single"/>
           </w:rPr>
-          <w:t>賽33:14</w:t>
+          <w:t>撒上17:38</w:t>
         </w:r>
       </w:hyperlink>
       <w:r>
         <w:rPr>
           <w:lang w:val="zh_TW" w:bidi="zh_TW"/>
         </w:rPr>
-        <w:t>），也使作惡的人驚惶滅亡（</w:t>
+        <w:t>）。但是，到西流古（Seleucid）帝國時期，所有以色列軍兵都配戴銅盔（</w:t>
       </w:r>
       <w:hyperlink r:id="rId21">
         <w:r>
@@ -448,14 +1175,32 @@
             <w:color w:val="0000EE"/>
             <w:u w:val="single"/>
           </w:rPr>
-          <w:t>詩73:19</w:t>
+          <w:t>馬加比一書6:35</w:t>
         </w:r>
       </w:hyperlink>
       <w:r>
         <w:rPr>
           <w:lang w:val="zh_TW" w:bidi="zh_TW"/>
         </w:rPr>
-        <w:t>）。他們的生命缺乏信心，因此充滿恐懼（</w:t>
+        <w:t>）。羅馬軍兵則普遍佩戴皮革或銅製頭盔。</w:t>
+      </w:r>
+    </w:p>
+    <w:p>
+      <w:pPr>
+        <w:pStyle w:val="ListBullet"/>
+        <w:spacing w:line="240" w:lineRule="auto"/>
+        <w:ind w:left="720"/>
+      </w:pPr>
+      <w:r>
+        <w:rPr>
+          <w:lang w:val="zh_TW" w:bidi="zh_TW"/>
+        </w:rPr>
+      </w:r>
+      <w:r>
+        <w:rPr>
+          <w:lang w:val="zh_TW" w:bidi="zh_TW"/>
+        </w:rPr>
+        <w:t>以色列人使用兩種盾牌：步兵使用大盾，弓箭手使用小盾（</w:t>
       </w:r>
       <w:hyperlink r:id="rId22">
         <w:r>
@@ -466,14 +1211,26 @@
             <w:color w:val="0000EE"/>
             <w:u w:val="single"/>
           </w:rPr>
-          <w:t>啟21:8</w:t>
+          <w:t>代下14:8</w:t>
         </w:r>
       </w:hyperlink>
       <w:r>
         <w:rPr>
           <w:lang w:val="zh_TW" w:bidi="zh_TW"/>
         </w:rPr>
-        <w:t>）。當神攻擊法老的軍隊時，他們因恐懼而不能行動（</w:t>
+        <w:t>）。這些盾牌一般以木材和皮革製成，也有一些是銅製的。</w:t>
+      </w:r>
+    </w:p>
+    <w:p>
+      <w:pPr>
+        <w:pStyle w:val="ListBullet"/>
+        <w:spacing w:line="240" w:lineRule="auto"/>
+        <w:ind w:left="720"/>
+      </w:pPr>
+      <w:r>
+        <w:rPr>
+          <w:lang w:val="zh_TW" w:bidi="zh_TW"/>
+        </w:rPr>
       </w:r>
       <w:hyperlink r:id="rId23">
         <w:r>
@@ -484,14 +1241,50 @@
             <w:color w:val="0000EE"/>
             <w:u w:val="single"/>
           </w:rPr>
-          <w:t>出15:16</w:t>
+          <w:t>耶利米書四十六章4節</w:t>
         </w:r>
       </w:hyperlink>
       <w:r>
         <w:rPr>
           <w:lang w:val="zh_TW" w:bidi="zh_TW"/>
         </w:rPr>
-        <w:t>）。約伯的朋友比勒達描述，人們在神的審判下被迫跪倒在地（</w:t>
+        <w:t>所提到的鱗甲，在近東至少自公元前十五世紀起就已使用，這可從亞拉拿和烏加里特的考古發現得到證實。</w:t>
+      </w:r>
+    </w:p>
+    <w:p>
+      <w:pPr>
+        <w:pStyle w:val="ListBullet"/>
+        <w:spacing w:line="240" w:lineRule="auto"/>
+        <w:ind w:left="720"/>
+      </w:pPr>
+      <w:r>
+        <w:rPr>
+          <w:lang w:val="zh_TW" w:bidi="zh_TW"/>
+        </w:rPr>
+      </w:r>
+      <w:r>
+        <w:rPr>
+          <w:lang w:val="zh_TW" w:bidi="zh_TW"/>
+        </w:rPr>
+        <w:t>劍與槍是以色列人武器的重要部分，形狀與尺寸多樣。在基拉耳發現了製劍的爐子，而拉吉與米吉多則出土了青銅器時代的匕首。</w:t>
+      </w:r>
+    </w:p>
+    <w:p>
+      <w:pPr>
+        <w:pStyle w:val="ListBullet"/>
+        <w:spacing w:line="240" w:lineRule="auto"/>
+        <w:ind w:left="720"/>
+      </w:pPr>
+      <w:r>
+        <w:rPr>
+          <w:lang w:val="zh_TW" w:bidi="zh_TW"/>
+        </w:rPr>
+      </w:r>
+      <w:r>
+        <w:rPr>
+          <w:lang w:val="zh_TW" w:bidi="zh_TW"/>
+        </w:rPr>
+        <w:t>複合式的亞細亞弓比早期使用的簡單的弓有所改進。公元前1300年至900年間帶有銘文的箭頭表明，當時已有成隊的弓箭手（見</w:t>
       </w:r>
       <w:hyperlink r:id="rId24">
         <w:r>
@@ -502,7 +1295,7 @@
             <w:color w:val="0000EE"/>
             <w:u w:val="single"/>
           </w:rPr>
-          <w:t>伯18:11</w:t>
+          <w:t>賽21:17</w:t>
         </w:r>
       </w:hyperlink>
       <w:r>
@@ -523,25 +1316,54 @@
         <w:rPr>
           <w:lang w:val="zh_TW" w:bidi="zh_TW"/>
         </w:rPr>
-        <w:t>恐懼有時會使人停步不前，或迫使他們做出與平日截然不同的行為。這尤其常見於沒有完全委身於神的人。</w:t>
-      </w:r>
-    </w:p>
-    <w:p>
-      <w:pPr>
-        <w:pStyle w:val="ListBullet"/>
-        <w:spacing w:line="240" w:lineRule="auto"/>
-        <w:ind w:left="720"/>
-      </w:pPr>
-      <w:r>
-        <w:rPr>
-          <w:lang w:val="zh_TW" w:bidi="zh_TW"/>
-        </w:rPr>
-      </w:r>
-      <w:r>
-        <w:rPr>
-          <w:lang w:val="zh_TW" w:bidi="zh_TW"/>
-        </w:rPr>
-        <w:t>掃羅因為害怕百姓的反應而不順服神（</w:t>
+        <w:t>新約聖經對軍事裝備則著墨甚少。</w:t>
+      </w:r>
+    </w:p>
+    <w:p>
+      <w:pPr>
+        <w:pStyle w:val="Heading3"/>
+      </w:pPr>
+      <w:r>
+        <w:rPr>
+          <w:lang w:val="zh_TW" w:bidi="zh_TW"/>
+        </w:rPr>
+        <w:t>考古學與文學</w:t>
+      </w:r>
+    </w:p>
+    <w:p>
+      <w:pPr/>
+      <w:r>
+        <w:rPr>
+          <w:lang w:val="zh_TW" w:bidi="zh_TW"/>
+        </w:rPr>
+      </w:r>
+      <w:r>
+        <w:rPr>
+          <w:lang w:val="zh_TW" w:bidi="zh_TW"/>
+        </w:rPr>
+        <w:t>考古發現為許多類型的聖經文學提供平行例證。例如，拉斯珊拉的挖掘中出土了詩歌與散文的泥版，這些泥版的文法和文學形式與希伯來詩篇相似。如今可以確定，像摩西五經中的詳細律法，在摩西時代之前就已存在。</w:t>
+      </w:r>
+    </w:p>
+    <w:p>
+      <w:pPr/>
+      <w:r>
+        <w:rPr>
+          <w:lang w:val="zh_TW" w:bidi="zh_TW"/>
+        </w:rPr>
+      </w:r>
+      <w:r>
+        <w:rPr>
+          <w:lang w:val="zh_TW" w:bidi="zh_TW"/>
+        </w:rPr>
+        <w:t>大約公元前十九世紀的殘缺蘇美人法典（Sumerian codes），如漢謨拉比法典（Code of Hammurabi），在形式和風格上與摩西律法相似。漢謨拉比法典用300條律例闡述公義的原則，目的是要藉由法律與秩序來規範社會。它的文體很有特色：以詩歌形式的序言開始，接著是法律正文，最後以非詩歌的措辭寫成的結語收尾。這種三段式的結構，不僅出現在約伯記中，也出現在較近代的著作裡。</w:t>
+      </w:r>
+    </w:p>
+    <w:p>
+      <w:pPr/>
+      <w:r>
+        <w:rPr>
+          <w:lang w:val="zh_TW" w:bidi="zh_TW"/>
+        </w:rPr>
       </w:r>
       <w:hyperlink r:id="rId25">
         <w:r>
@@ -552,14 +1374,14 @@
             <w:color w:val="0000EE"/>
             <w:u w:val="single"/>
           </w:rPr>
-          <w:t>撒上15:24</w:t>
+          <w:t>出埃及記二十章1至17節</w:t>
         </w:r>
       </w:hyperlink>
       <w:r>
         <w:rPr>
           <w:lang w:val="zh_TW" w:bidi="zh_TW"/>
         </w:rPr>
-        <w:t>）</w:t>
+        <w:t>的約的結構，申命記中更完整的形式，與公元前二千年波格斯凱（Boghazkôy）出土的赫人附庸條約的結構相似。這些條約都有固定格式，而這種格式也能在舊約聖經的多處經文裡看到，例如：</w:t>
       </w:r>
     </w:p>
     <w:p>
@@ -573,11 +1395,29 @@
           <w:lang w:val="zh_TW" w:bidi="zh_TW"/>
         </w:rPr>
       </w:r>
-      <w:r>
-        <w:rPr>
-          <w:lang w:val="zh_TW" w:bidi="zh_TW"/>
-        </w:rPr>
-        <w:t>瞎子得到耶穌醫治，其父母卻因為害怕猶太人的官長，所以不敢為耶穌作見證（</w:t>
+      <w:hyperlink r:id="rId25">
+        <w:r>
+          <w:rPr>
+            <w:lang w:val="zh_TW" w:bidi="zh_TW"/>
+          </w:rPr>
+          <w:rPr>
+            <w:color w:val="0000EE"/>
+            <w:u w:val="single"/>
+          </w:rPr>
+          <w:t>出埃及記二十章1至17節</w:t>
+        </w:r>
+      </w:hyperlink>
+    </w:p>
+    <w:p>
+      <w:pPr>
+        <w:pStyle w:val="ListBullet"/>
+        <w:spacing w:line="240" w:lineRule="auto"/>
+        <w:ind w:left="720"/>
+      </w:pPr>
+      <w:r>
+        <w:rPr>
+          <w:lang w:val="zh_TW" w:bidi="zh_TW"/>
+        </w:rPr>
       </w:r>
       <w:hyperlink r:id="rId26">
         <w:r>
@@ -588,15 +1428,9 @@
             <w:color w:val="0000EE"/>
             <w:u w:val="single"/>
           </w:rPr>
-          <w:t>約9:22</w:t>
+          <w:t>利未記十八章1至30節</w:t>
         </w:r>
       </w:hyperlink>
-      <w:r>
-        <w:rPr>
-          <w:lang w:val="zh_TW" w:bidi="zh_TW"/>
-        </w:rPr>
-        <w:t>）</w:t>
-      </w:r>
     </w:p>
     <w:p>
       <w:pPr>
@@ -608,12 +1442,6 @@
         <w:rPr>
           <w:lang w:val="zh_TW" w:bidi="zh_TW"/>
         </w:rPr>
-      </w:r>
-      <w:r>
-        <w:rPr>
-          <w:lang w:val="zh_TW" w:bidi="zh_TW"/>
-        </w:rPr>
-        <w:t>在「才幹」的比喻裡，有人因為恐懼而沒有盡本分（</w:t>
       </w:r>
       <w:hyperlink r:id="rId27">
         <w:r>
@@ -624,28 +1452,20 @@
             <w:color w:val="0000EE"/>
             <w:u w:val="single"/>
           </w:rPr>
-          <w:t>太25:25</w:t>
+          <w:t>申命記一章1節至三十一章30節</w:t>
         </w:r>
       </w:hyperlink>
-      <w:r>
-        <w:rPr>
-          <w:lang w:val="zh_TW" w:bidi="zh_TW"/>
-        </w:rPr>
-        <w:t>）</w:t>
-      </w:r>
-    </w:p>
-    <w:p>
-      <w:pPr/>
-      <w:r>
-        <w:rPr>
-          <w:lang w:val="zh_TW" w:bidi="zh_TW"/>
-        </w:rPr>
-      </w:r>
-      <w:r>
-        <w:rPr>
-          <w:lang w:val="zh_TW" w:bidi="zh_TW"/>
-        </w:rPr>
-        <w:t>耶穌基督藉著祂的死、復活，以及在天上為信徒不斷工作，使人從恐懼中得釋放。使徒保羅告訴羅馬的信徒（</w:t>
+    </w:p>
+    <w:p>
+      <w:pPr>
+        <w:pStyle w:val="ListBullet"/>
+        <w:spacing w:line="240" w:lineRule="auto"/>
+        <w:ind w:left="720"/>
+      </w:pPr>
+      <w:r>
+        <w:rPr>
+          <w:lang w:val="zh_TW" w:bidi="zh_TW"/>
+        </w:rPr>
       </w:r>
       <w:hyperlink r:id="rId28">
         <w:r>
@@ -656,14 +1476,36 @@
             <w:color w:val="0000EE"/>
             <w:u w:val="single"/>
           </w:rPr>
-          <w:t>羅8:15</w:t>
+          <w:t>耶利米書三十一章31至37節</w:t>
         </w:r>
       </w:hyperlink>
-      <w:r>
-        <w:rPr>
-          <w:lang w:val="zh_TW" w:bidi="zh_TW"/>
-        </w:rPr>
-        <w:t>），當他們成為基督徒時，所領受的不是奴僕的心，使人仍舊害怕，乃是兒子的心。這表示他們可以叫神為「阿爸」（猶太孩子用來稱呼父親的亞蘭文詞語）。這是耶穌用來稱呼父神的同一個詞語，基督徒既屬於神的家，也能在向神說話時使用這個詞語（</w:t>
+    </w:p>
+    <w:p>
+      <w:pPr/>
+      <w:r>
+        <w:rPr>
+          <w:lang w:val="zh_TW" w:bidi="zh_TW"/>
+        </w:rPr>
+      </w:r>
+      <w:r>
+        <w:rPr>
+          <w:lang w:val="zh_TW" w:bidi="zh_TW"/>
+        </w:rPr>
+        <w:t>創世記也包含了與美索不達米亞文學傳統相似的元素。例如，反覆出現的片語「……的後代記在下面」。這個片語與其上下文在美索不達米亞泥版上被用作「尾語」（colophons，相當於現代書籍的出版資料）。這個片語以及來自努西等地的家譜顯示，創世記前半部簡短的文體與蘇美人的歷史寫作相似。</w:t>
+      </w:r>
+    </w:p>
+    <w:p>
+      <w:pPr/>
+      <w:r>
+        <w:rPr>
+          <w:lang w:val="zh_TW" w:bidi="zh_TW"/>
+        </w:rPr>
+      </w:r>
+      <w:r>
+        <w:rPr>
+          <w:lang w:val="zh_TW" w:bidi="zh_TW"/>
+        </w:rPr>
+        <w:t>希伯來智慧文學（如箴言）也能在其它古代文獻中找到相似之處。例如，埃及的「阿曼尼摩比的訓誨（Instruction of Amenemope）」與</w:t>
       </w:r>
       <w:hyperlink r:id="rId29">
         <w:r>
@@ -674,14 +1516,28 @@
             <w:color w:val="0000EE"/>
             <w:u w:val="single"/>
           </w:rPr>
-          <w:t>加4:6</w:t>
+          <w:t>箴言二十二章17至二十四章22節</w:t>
         </w:r>
       </w:hyperlink>
       <w:r>
         <w:rPr>
           <w:lang w:val="zh_TW" w:bidi="zh_TW"/>
         </w:rPr>
-        <w:t>）。人領受神的愛，就能夠靠著這愛的大能驅散恐懼（</w:t>
+        <w:t>有相似之處，然而學者仍然爭論，是否有一卷書影響另一卷書，還是兩者都源自更早且已經失傳的資料。</w:t>
+      </w:r>
+    </w:p>
+    <w:p>
+      <w:pPr/>
+      <w:r>
+        <w:rPr>
+          <w:lang w:val="zh_TW" w:bidi="zh_TW"/>
+        </w:rPr>
+      </w:r>
+      <w:r>
+        <w:rPr>
+          <w:lang w:val="zh_TW" w:bidi="zh_TW"/>
+        </w:rPr>
+        <w:t>古代世界的書信形式常在聖經中出現（例如：</w:t>
       </w:r>
       <w:hyperlink r:id="rId30">
         <w:r>
@@ -692,28 +1548,14 @@
             <w:color w:val="0000EE"/>
             <w:u w:val="single"/>
           </w:rPr>
-          <w:t>約一4:18</w:t>
+          <w:t>撒下11章</w:t>
         </w:r>
       </w:hyperlink>
       <w:r>
         <w:rPr>
           <w:lang w:val="zh_TW" w:bidi="zh_TW"/>
         </w:rPr>
-        <w:t>）。</w:t>
-      </w:r>
-    </w:p>
-    <w:p>
-      <w:pPr/>
-      <w:r>
-        <w:rPr>
-          <w:lang w:val="zh_TW" w:bidi="zh_TW"/>
-        </w:rPr>
-      </w:r>
-      <w:r>
-        <w:rPr>
-          <w:lang w:val="zh_TW" w:bidi="zh_TW"/>
-        </w:rPr>
-        <w:t>不必要的恐懼會損害神子民所作的工。神警告耶利米不要怕那些攻擊他的人（</w:t>
+        <w:t>；</w:t>
       </w:r>
       <w:hyperlink r:id="rId31">
         <w:r>
@@ -724,14 +1566,14 @@
             <w:color w:val="0000EE"/>
             <w:u w:val="single"/>
           </w:rPr>
-          <w:t>耶1:8</w:t>
+          <w:t>王上21章</w:t>
         </w:r>
       </w:hyperlink>
       <w:r>
         <w:rPr>
           <w:lang w:val="zh_TW" w:bidi="zh_TW"/>
         </w:rPr>
-        <w:t>），因為如果他向恐懼屈服，神就會使災禍臨到他（</w:t>
+        <w:t>；</w:t>
       </w:r>
       <w:hyperlink r:id="rId32">
         <w:r>
@@ -742,14 +1584,14 @@
             <w:color w:val="0000EE"/>
             <w:u w:val="single"/>
           </w:rPr>
-          <w:t>耶1:17</w:t>
+          <w:t>王下5:10、20</w:t>
         </w:r>
       </w:hyperlink>
       <w:r>
         <w:rPr>
           <w:lang w:val="zh_TW" w:bidi="zh_TW"/>
         </w:rPr>
-        <w:t>）。神勸勉以西結——與耶利米同時代的人，以及其他人，要他們剛強（</w:t>
+        <w:t>；</w:t>
       </w:r>
       <w:hyperlink r:id="rId33">
         <w:r>
@@ -760,7 +1602,7 @@
             <w:color w:val="0000EE"/>
             <w:u w:val="single"/>
           </w:rPr>
-          <w:t>書1:7–9</w:t>
+          <w:t>拉4:6–7</w:t>
         </w:r>
       </w:hyperlink>
       <w:r>
@@ -778,14 +1620,52 @@
             <w:color w:val="0000EE"/>
             <w:u w:val="single"/>
           </w:rPr>
-          <w:t>結2:6</w:t>
+          <w:t>尼2:7</w:t>
         </w:r>
       </w:hyperlink>
       <w:r>
         <w:rPr>
           <w:lang w:val="zh_TW" w:bidi="zh_TW"/>
         </w:rPr>
-        <w:t>）。即使敬虔的人也會受到恐懼的試探，有時甚至感到難以承受（</w:t>
+        <w:t>）。這種形式出現於埃及蒲草紙中，如澤農（Zenon）文獻，並且也見於希臘著作，如柏拉圖（Plato）的書信。柏拉圖約公元前354年的第七書信（</w:t>
+      </w:r>
+      <w:r>
+        <w:rPr>
+          <w:i/>
+          <w:lang w:val="zh_TW" w:bidi="zh_TW"/>
+        </w:rPr>
+        <w:t>Seventh Letter</w:t>
+      </w:r>
+      <w:r>
+        <w:rPr>
+          <w:lang w:val="zh_TW" w:bidi="zh_TW"/>
+        </w:rPr>
+        <w:t>）在形式上與使徒保羅的書信相似。柏拉圖的第七書信試圖糾正人對他教導的誤解，而保羅的書信（特別是腓利門書）有時也帶有類似的個人色彩，與一些埃及書信的性質相近。</w:t>
+      </w:r>
+    </w:p>
+    <w:p>
+      <w:pPr>
+        <w:pStyle w:val="Heading3"/>
+      </w:pPr>
+      <w:r>
+        <w:rPr>
+          <w:lang w:val="zh_TW" w:bidi="zh_TW"/>
+        </w:rPr>
+        <w:t>考古學與語言學</w:t>
+      </w:r>
+    </w:p>
+    <w:p>
+      <w:pPr/>
+      <w:r>
+        <w:rPr>
+          <w:lang w:val="zh_TW" w:bidi="zh_TW"/>
+        </w:rPr>
+      </w:r>
+      <w:r>
+        <w:rPr>
+          <w:lang w:val="zh_TW" w:bidi="zh_TW"/>
+        </w:rPr>
+        <w:t>透過考古學復原的古代語言，有助於我們理解舊約聖經。舊約聖經中的許多片語原本源自蘇美文（Sumerian）或亞甲文亞喀得文（Akkadian）。例如，</w:t>
       </w:r>
       <w:hyperlink r:id="rId35">
         <w:r>
@@ -796,14 +1676,27 @@
             <w:color w:val="0000EE"/>
             <w:u w:val="single"/>
           </w:rPr>
-          <w:t>詩55:5</w:t>
+          <w:t>創世記一章1節</w:t>
         </w:r>
       </w:hyperlink>
       <w:r>
         <w:rPr>
           <w:lang w:val="zh_TW" w:bidi="zh_TW"/>
         </w:rPr>
-        <w:t>）。正因如此，神常常吩咐祂的子民不要向恐懼屈服（</w:t>
+        <w:t>中的片語「天地」。在蘇美文中，這個表達是</w:t>
+      </w:r>
+      <w:r>
+        <w:rPr>
+          <w:i/>
+          <w:lang w:val="zh_TW" w:bidi="zh_TW"/>
+        </w:rPr>
+        <w:t>an-ki</w:t>
+      </w:r>
+      <w:r>
+        <w:rPr>
+          <w:lang w:val="zh_TW" w:bidi="zh_TW"/>
+        </w:rPr>
+        <w:t>，意為「宇宙」。這個片語使用兩個相對的詞語來表達整體，這種文學手法也見於</w:t>
       </w:r>
       <w:hyperlink r:id="rId36">
         <w:r>
@@ -814,110 +1707,14 @@
             <w:color w:val="0000EE"/>
             <w:u w:val="single"/>
           </w:rPr>
-          <w:t>賽8:12</w:t>
+          <w:t>啟示錄二十二章13節</w:t>
         </w:r>
       </w:hyperlink>
       <w:r>
         <w:rPr>
           <w:lang w:val="zh_TW" w:bidi="zh_TW"/>
         </w:rPr>
-        <w:t>；</w:t>
-      </w:r>
-      <w:hyperlink r:id="rId37">
-        <w:r>
-          <w:rPr>
-            <w:lang w:val="zh_TW" w:bidi="zh_TW"/>
-          </w:rPr>
-          <w:rPr>
-            <w:color w:val="0000EE"/>
-            <w:u w:val="single"/>
-          </w:rPr>
-          <w:t>約14:1、27</w:t>
-        </w:r>
-      </w:hyperlink>
-      <w:r>
-        <w:rPr>
-          <w:lang w:val="zh_TW" w:bidi="zh_TW"/>
-        </w:rPr>
-        <w:t>）。相反，祂鼓勵他們把憂慮交託救贖主的手裡，因為祂深切關心祂的子民（</w:t>
-      </w:r>
-      <w:hyperlink r:id="rId38">
-        <w:r>
-          <w:rPr>
-            <w:lang w:val="zh_TW" w:bidi="zh_TW"/>
-          </w:rPr>
-          <w:rPr>
-            <w:color w:val="0000EE"/>
-            <w:u w:val="single"/>
-          </w:rPr>
-          <w:t>彼前5:7</w:t>
-        </w:r>
-      </w:hyperlink>
-      <w:r>
-        <w:rPr>
-          <w:lang w:val="zh_TW" w:bidi="zh_TW"/>
-        </w:rPr>
-        <w:t>）。信心是戰勝恐懼的關鍵，正如以賽亞所說：「堅心倚賴你的，你必保守他十分平安，因為他倚靠你。」（</w:t>
-      </w:r>
-      <w:hyperlink r:id="rId39">
-        <w:r>
-          <w:rPr>
-            <w:lang w:val="zh_TW" w:bidi="zh_TW"/>
-          </w:rPr>
-          <w:rPr>
-            <w:color w:val="0000EE"/>
-            <w:u w:val="single"/>
-          </w:rPr>
-          <w:t>賽26:3</w:t>
-        </w:r>
-      </w:hyperlink>
-      <w:r>
-        <w:rPr>
-          <w:lang w:val="zh_TW" w:bidi="zh_TW"/>
-        </w:rPr>
-        <w:t>）詩篇的作者也強調信心對戰勝恐懼的作用（</w:t>
-      </w:r>
-      <w:hyperlink r:id="rId40">
-        <w:r>
-          <w:rPr>
-            <w:lang w:val="zh_TW" w:bidi="zh_TW"/>
-          </w:rPr>
-          <w:rPr>
-            <w:color w:val="0000EE"/>
-            <w:u w:val="single"/>
-          </w:rPr>
-          <w:t>詩37:1，</w:t>
-        </w:r>
-      </w:hyperlink>
-      <w:hyperlink r:id="rId41">
-        <w:r>
-          <w:rPr>
-            <w:lang w:val="zh_TW" w:bidi="zh_TW"/>
-          </w:rPr>
-          <w:rPr>
-            <w:color w:val="0000EE"/>
-            <w:u w:val="single"/>
-          </w:rPr>
-          <w:t>46:2，</w:t>
-        </w:r>
-      </w:hyperlink>
-      <w:hyperlink r:id="rId42">
-        <w:r>
-          <w:rPr>
-            <w:lang w:val="zh_TW" w:bidi="zh_TW"/>
-          </w:rPr>
-          <w:rPr>
-            <w:color w:val="0000EE"/>
-            <w:u w:val="single"/>
-          </w:rPr>
-          <w:t>112:7</w:t>
-        </w:r>
-      </w:hyperlink>
-      <w:r>
-        <w:rPr>
-          <w:lang w:val="zh_TW" w:bidi="zh_TW"/>
-        </w:rPr>
-        <w:t>）。</w:t>
+        <w:t>。</w:t>
       </w:r>
     </w:p>
     <w:p>
@@ -931,145 +1728,7 @@
         <w:rPr>
           <w:lang w:val="zh_TW" w:bidi="zh_TW"/>
         </w:rPr>
-        <w:t>真正的信心包含對神深深的敬畏，聖經稱之為「敬畏神」。認識神的大能是建立堅固信心的關鍵（</w:t>
-      </w:r>
-      <w:hyperlink r:id="rId43">
-        <w:r>
-          <w:rPr>
-            <w:lang w:val="zh_TW" w:bidi="zh_TW"/>
-          </w:rPr>
-          <w:rPr>
-            <w:color w:val="0000EE"/>
-            <w:u w:val="single"/>
-          </w:rPr>
-          <w:t>詩5:7，</w:t>
-        </w:r>
-      </w:hyperlink>
-      <w:hyperlink r:id="rId44">
-        <w:r>
-          <w:rPr>
-            <w:lang w:val="zh_TW" w:bidi="zh_TW"/>
-          </w:rPr>
-          <w:rPr>
-            <w:color w:val="0000EE"/>
-            <w:u w:val="single"/>
-          </w:rPr>
-          <w:t>89:7</w:t>
-        </w:r>
-      </w:hyperlink>
-      <w:r>
-        <w:rPr>
-          <w:lang w:val="zh_TW" w:bidi="zh_TW"/>
-        </w:rPr>
-        <w:t>）。基督徒不再需要懼怕：</w:t>
-      </w:r>
-    </w:p>
-    <w:p>
-      <w:pPr>
-        <w:pStyle w:val="ListBullet"/>
-        <w:spacing w:line="240" w:lineRule="auto"/>
-        <w:ind w:left="720"/>
-      </w:pPr>
-      <w:r>
-        <w:rPr>
-          <w:lang w:val="zh_TW" w:bidi="zh_TW"/>
-        </w:rPr>
-      </w:r>
-      <w:r>
-        <w:rPr>
-          <w:lang w:val="zh_TW" w:bidi="zh_TW"/>
-        </w:rPr>
-        <w:t>人（</w:t>
-      </w:r>
-      <w:hyperlink r:id="rId45">
-        <w:r>
-          <w:rPr>
-            <w:lang w:val="zh_TW" w:bidi="zh_TW"/>
-          </w:rPr>
-          <w:rPr>
-            <w:color w:val="0000EE"/>
-            <w:u w:val="single"/>
-          </w:rPr>
-          <w:t>來13:6</w:t>
-        </w:r>
-      </w:hyperlink>
-      <w:r>
-        <w:rPr>
-          <w:lang w:val="zh_TW" w:bidi="zh_TW"/>
-        </w:rPr>
-        <w:t>）</w:t>
-      </w:r>
-    </w:p>
-    <w:p>
-      <w:pPr>
-        <w:pStyle w:val="ListBullet"/>
-        <w:spacing w:line="240" w:lineRule="auto"/>
-        <w:ind w:left="720"/>
-      </w:pPr>
-      <w:r>
-        <w:rPr>
-          <w:lang w:val="zh_TW" w:bidi="zh_TW"/>
-        </w:rPr>
-      </w:r>
-      <w:r>
-        <w:rPr>
-          <w:lang w:val="zh_TW" w:bidi="zh_TW"/>
-        </w:rPr>
-        <w:t>死亡（</w:t>
-      </w:r>
-      <w:hyperlink r:id="rId46">
-        <w:r>
-          <w:rPr>
-            <w:lang w:val="zh_TW" w:bidi="zh_TW"/>
-          </w:rPr>
-          <w:rPr>
-            <w:color w:val="0000EE"/>
-            <w:u w:val="single"/>
-          </w:rPr>
-          <w:t>2:15</w:t>
-        </w:r>
-      </w:hyperlink>
-      <w:r>
-        <w:rPr>
-          <w:lang w:val="zh_TW" w:bidi="zh_TW"/>
-        </w:rPr>
-        <w:t>）</w:t>
-      </w:r>
-    </w:p>
-    <w:p>
-      <w:pPr>
-        <w:pStyle w:val="ListBullet"/>
-        <w:spacing w:line="240" w:lineRule="auto"/>
-        <w:ind w:left="720"/>
-      </w:pPr>
-      <w:r>
-        <w:rPr>
-          <w:lang w:val="zh_TW" w:bidi="zh_TW"/>
-        </w:rPr>
-      </w:r>
-      <w:r>
-        <w:rPr>
-          <w:lang w:val="zh_TW" w:bidi="zh_TW"/>
-        </w:rPr>
-        <w:t>人生中的各樣境遇（</w:t>
-      </w:r>
-      <w:hyperlink r:id="rId47">
-        <w:r>
-          <w:rPr>
-            <w:lang w:val="zh_TW" w:bidi="zh_TW"/>
-          </w:rPr>
-          <w:rPr>
-            <w:color w:val="0000EE"/>
-            <w:u w:val="single"/>
-          </w:rPr>
-          <w:t>提後1:6–7</w:t>
-        </w:r>
-      </w:hyperlink>
-      <w:r>
-        <w:rPr>
-          <w:lang w:val="zh_TW" w:bidi="zh_TW"/>
-        </w:rPr>
-        <w:t>）</w:t>
+        <w:t>烏加里特文和以巴拉文（Eblaic）都是與希伯來文密切相關的西閃族方言。這些方言能提供洞見，幫助我們認識希伯來詩歌的難解語言，並顯示其保存古代迦南的表達方式。亞蘭文的研究也澄清了舊約聖經某些部分的語言，例如以斯拉記和但以理書，這些是用帝國亞蘭文寫成的。出土於公元前五至四世紀的埃及象島（Elephantine）蒲草紙文獻，支持這些經文成書時間較早的說法。</w:t>
       </w:r>
     </w:p>
     <w:p>
@@ -1083,79 +1742,18 @@
         <w:rPr>
           <w:lang w:val="zh_TW" w:bidi="zh_TW"/>
         </w:rPr>
-        <w:t>然而，信徒始終要尊崇神。這樣的敬畏會帶來智慧（</w:t>
-      </w:r>
-      <w:hyperlink r:id="rId48">
-        <w:r>
-          <w:rPr>
-            <w:lang w:val="zh_TW" w:bidi="zh_TW"/>
-          </w:rPr>
-          <w:rPr>
-            <w:color w:val="0000EE"/>
-            <w:u w:val="single"/>
-          </w:rPr>
-          <w:t>詩111:10</w:t>
-        </w:r>
-      </w:hyperlink>
-      <w:r>
-        <w:rPr>
-          <w:lang w:val="zh_TW" w:bidi="zh_TW"/>
-        </w:rPr>
-        <w:t>）和引導（</w:t>
-      </w:r>
-      <w:hyperlink r:id="rId49">
-        <w:r>
-          <w:rPr>
-            <w:lang w:val="zh_TW" w:bidi="zh_TW"/>
-          </w:rPr>
-          <w:rPr>
-            <w:color w:val="0000EE"/>
-            <w:u w:val="single"/>
-          </w:rPr>
-          <w:t>弗5:21</w:t>
-        </w:r>
-      </w:hyperlink>
-      <w:r>
-        <w:rPr>
-          <w:lang w:val="zh_TW" w:bidi="zh_TW"/>
-        </w:rPr>
-        <w:t>；</w:t>
-      </w:r>
-      <w:hyperlink r:id="rId50">
-        <w:r>
-          <w:rPr>
-            <w:lang w:val="zh_TW" w:bidi="zh_TW"/>
-          </w:rPr>
-          <w:rPr>
-            <w:color w:val="0000EE"/>
-            <w:u w:val="single"/>
-          </w:rPr>
-          <w:t>腓2:12</w:t>
-        </w:r>
-      </w:hyperlink>
-      <w:r>
-        <w:rPr>
-          <w:lang w:val="zh_TW" w:bidi="zh_TW"/>
-        </w:rPr>
-        <w:t>）。透過研讀聖經而生出的愛神之心，也會帶來這種敬畏（</w:t>
-      </w:r>
-      <w:hyperlink r:id="rId51">
-        <w:r>
-          <w:rPr>
-            <w:lang w:val="zh_TW" w:bidi="zh_TW"/>
-          </w:rPr>
-          <w:rPr>
-            <w:color w:val="0000EE"/>
-            <w:u w:val="single"/>
-          </w:rPr>
-          <w:t>箴2:3–5</w:t>
-        </w:r>
-      </w:hyperlink>
-      <w:r>
-        <w:rPr>
-          <w:lang w:val="zh_TW" w:bidi="zh_TW"/>
-        </w:rPr>
-        <w:t>）。</w:t>
+        <w:t>新約聖經是以通用希臘文（koine）寫成的，這是近東和羅馬帝國的通用語言。新約聖經的希臘文常帶有隱含的閃族文表達，若未能辨識，可能會導致錯譯。</w:t>
+      </w:r>
+    </w:p>
+    <w:p>
+      <w:pPr>
+        <w:pStyle w:val="Heading3"/>
+      </w:pPr>
+      <w:r>
+        <w:rPr>
+          <w:lang w:val="zh_TW" w:bidi="zh_TW"/>
+        </w:rPr>
+        <w:t>聖經研究的重要性</w:t>
       </w:r>
     </w:p>
     <w:p>
@@ -1169,133 +1767,35 @@
         <w:rPr>
           <w:lang w:val="zh_TW" w:bidi="zh_TW"/>
         </w:rPr>
-        <w:t>古代以色列人藉著遵行神的誡命來表達他們的敬畏（</w:t>
-      </w:r>
-      <w:hyperlink r:id="rId52">
-        <w:r>
-          <w:rPr>
-            <w:lang w:val="zh_TW" w:bidi="zh_TW"/>
-          </w:rPr>
-          <w:rPr>
-            <w:color w:val="0000EE"/>
-            <w:u w:val="single"/>
-          </w:rPr>
-          <w:t>申6:2</w:t>
-        </w:r>
-      </w:hyperlink>
-      <w:r>
-        <w:rPr>
-          <w:lang w:val="zh_TW" w:bidi="zh_TW"/>
-        </w:rPr>
-        <w:t>）。哥尼流和他的全家因為敬畏神，被稱為「敬畏神的人」（</w:t>
-      </w:r>
-      <w:hyperlink r:id="rId53">
-        <w:r>
-          <w:rPr>
-            <w:lang w:val="zh_TW" w:bidi="zh_TW"/>
-          </w:rPr>
-          <w:rPr>
-            <w:color w:val="0000EE"/>
-            <w:u w:val="single"/>
-          </w:rPr>
-          <w:t>徒10:2</w:t>
-        </w:r>
-      </w:hyperlink>
-      <w:r>
-        <w:rPr>
-          <w:lang w:val="zh_TW" w:bidi="zh_TW"/>
-        </w:rPr>
-        <w:t>）。真正的敬畏會使人過著善行和聖潔的生活（</w:t>
-      </w:r>
-      <w:hyperlink r:id="rId54">
-        <w:r>
-          <w:rPr>
-            <w:lang w:val="zh_TW" w:bidi="zh_TW"/>
-          </w:rPr>
-          <w:rPr>
-            <w:color w:val="0000EE"/>
-            <w:u w:val="single"/>
-          </w:rPr>
-          <w:t>林後7:1</w:t>
-        </w:r>
-      </w:hyperlink>
-      <w:r>
-        <w:rPr>
-          <w:lang w:val="zh_TW" w:bidi="zh_TW"/>
-        </w:rPr>
-        <w:t>），這種敬畏帶來喜樂（</w:t>
-      </w:r>
-      <w:hyperlink r:id="rId55">
-        <w:r>
-          <w:rPr>
-            <w:lang w:val="zh_TW" w:bidi="zh_TW"/>
-          </w:rPr>
-          <w:rPr>
-            <w:color w:val="0000EE"/>
-            <w:u w:val="single"/>
-          </w:rPr>
-          <w:t>詩2:11</w:t>
-        </w:r>
-      </w:hyperlink>
-      <w:r>
-        <w:rPr>
-          <w:lang w:val="zh_TW" w:bidi="zh_TW"/>
-        </w:rPr>
-        <w:t>）和生命（</w:t>
-      </w:r>
-      <w:hyperlink r:id="rId56">
-        <w:r>
-          <w:rPr>
-            <w:lang w:val="zh_TW" w:bidi="zh_TW"/>
-          </w:rPr>
-          <w:rPr>
-            <w:color w:val="0000EE"/>
-            <w:u w:val="single"/>
-          </w:rPr>
-          <w:t>箴14:27</w:t>
-        </w:r>
-      </w:hyperlink>
-      <w:r>
-        <w:rPr>
-          <w:lang w:val="zh_TW" w:bidi="zh_TW"/>
-        </w:rPr>
-        <w:t>），也比財富更寶貴（</w:t>
-      </w:r>
-      <w:hyperlink r:id="rId57">
-        <w:r>
-          <w:rPr>
-            <w:lang w:val="zh_TW" w:bidi="zh_TW"/>
-          </w:rPr>
-          <w:rPr>
-            <w:color w:val="0000EE"/>
-            <w:u w:val="single"/>
-          </w:rPr>
-          <w:t>箴15:16</w:t>
-        </w:r>
-      </w:hyperlink>
-      <w:r>
-        <w:rPr>
-          <w:lang w:val="zh_TW" w:bidi="zh_TW"/>
-        </w:rPr>
-        <w:t>）。神喜悅那些敬畏祂的人（</w:t>
-      </w:r>
-      <w:hyperlink r:id="rId58">
-        <w:r>
-          <w:rPr>
-            <w:lang w:val="zh_TW" w:bidi="zh_TW"/>
-          </w:rPr>
-          <w:rPr>
-            <w:color w:val="0000EE"/>
-            <w:u w:val="single"/>
-          </w:rPr>
-          <w:t>詩147:11</w:t>
-        </w:r>
-      </w:hyperlink>
-      <w:r>
-        <w:rPr>
-          <w:lang w:val="zh_TW" w:bidi="zh_TW"/>
-        </w:rPr>
-        <w:t>）。</w:t>
+        <w:t>考古發現大大擴展了我們對古代世界的認識，使我們能夠看見聖經人物是真實的歷史人物。這些人生活在充滿壓力與文化成就的時代，他們並非傳說中的人物，卻會為生活的難題而掙扎。有時候，他們得以看見神全能至聖的異象，他們和他們的民族會得著引導，並得著幫助，以致在歷史中成就祂的旨意。</w:t>
+      </w:r>
+    </w:p>
+    <w:p>
+      <w:pPr/>
+      <w:r>
+        <w:rPr>
+          <w:lang w:val="zh_TW" w:bidi="zh_TW"/>
+        </w:rPr>
+      </w:r>
+      <w:r>
+        <w:rPr>
+          <w:lang w:val="zh_TW" w:bidi="zh_TW"/>
+        </w:rPr>
+        <w:t>考古學顯示，以色列人必須放在古代近東的更廣闊背景下來研究，是多元民族、龐大文化的一部分，其中包含蘇美人和愛琴海人（Aegeans）等。這研究必須以客觀的態度進行，我們必須依據證據來理解聖經中的事件和生活。雖然考古學的解釋與聖經證據之間偶有衝突，但這些情況很少，並且隨著更多資料出土而逐漸減少。</w:t>
+      </w:r>
+    </w:p>
+    <w:p>
+      <w:pPr/>
+      <w:r>
+        <w:rPr>
+          <w:lang w:val="zh_TW" w:bidi="zh_TW"/>
+        </w:rPr>
+      </w:r>
+      <w:r>
+        <w:rPr>
+          <w:lang w:val="zh_TW" w:bidi="zh_TW"/>
+        </w:rPr>
+        <w:t>考古學不能證明或否定聖經的屬靈真理，但它確實印證了以色列人的歷史，澄清了舊約聖經和新約聖經先前不確定的多個詞語和傳統。這樣，考古學為那些指向耶穌基督生平的預言提供了堅實的歷史背景。</w:t>
       </w:r>
       <w:r>
         <w:rPr>

--- a/zht/docx/080.content.docx
+++ b/zht/docx/080.content.docx
@@ -149,7 +149,7 @@
         <w:rPr>
           <w:lang w:val="zh_TW" w:bidi="zh_TW"/>
         </w:rPr>
-        <w:t>kao</w:t>
+        <w:t>kai</w:t>
       </w:r>
       <w:r>
         <w:rPr>
@@ -212,7 +212,7 @@
         <w:rPr>
           <w:lang w:val="zh_TW" w:bidi="zh_TW"/>
         </w:rPr>
-        <w:t>考古學與聖經</w:t>
+        <w:t>凱撒利亞‧腓立比</w:t>
       </w:r>
       <w:r>
         <w:rPr>
@@ -231,19 +231,7 @@
         <w:rPr>
           <w:lang w:val="zh_TW" w:bidi="zh_TW"/>
         </w:rPr>
-        <w:t>考古學是透過發掘與研究實物遺跡，來探究古代人類歷史的學科。聖經考古學的研究對象，則集中於近東（中東）地區與聖經有關的出土文物與建築遺跡。這些遺跡包括埋藏的文物（古代物品）、廢墟與紀念碑。其中一些文物帶有古代語言的銘文（文字），學者需要仔細研究這些銘文才能理解其內容。其它物品則是日常生活用品，如破碎的陶片、燒焦的木材、玩具與工具。所有這些出土物品，都必須放在它們所屬的歷史時期，方能正確理解。</w:t>
-      </w:r>
-    </w:p>
-    <w:p>
-      <w:pPr>
-        <w:pStyle w:val="Heading3"/>
-      </w:pPr>
-      <w:r>
-        <w:rPr>
-          <w:b/>
-          <w:lang w:val="zh_TW" w:bidi="zh_TW"/>
-        </w:rPr>
-        <w:t>考古學的發現</w:t>
+        <w:t>位於巴勒斯坦北端的城，位於黑門山南坡，靠近古城但。凱撒利亞‧腓立比位於一個美麗的地區，位於約旦河三大源頭之一的瓦迪巴尼亞斯（Wadi Banias）。</w:t>
       </w:r>
     </w:p>
     <w:p>
@@ -257,7 +245,56 @@
         <w:rPr>
           <w:lang w:val="zh_TW" w:bidi="zh_TW"/>
         </w:rPr>
-        <w:t>許多重大的考古發現其實是偶然發生的。例如，一個敘利亞農夫在耕種時挖掘出古城烏加里特（Ugarit）。一個貝都因人為尋找走失的山羊，在山洞中發現了死海古卷（Dead Sea Scrolls）。公元1887年，一個埃及婦女在尋找泥磚作為肥料時發現了阿瑪爾那泥板（Amarna tablets）。公元1945年，埃及人在拿戈瑪第附近尋找鳥糞時，發現了重要的諾斯底抄本。然而，偶然的發現並不能取代仔細而有系統的考古研究。</w:t>
+        <w:t>在公元前二世紀，這個地方被稱為潘尼翁（Panion），因為希臘神潘（Pan）在那裡的一個洞穴中受到崇拜。希臘歷史學家</w:t>
+      </w:r>
+      <w:r>
+        <w:rPr>
+          <w:lang w:val="zh_TW" w:bidi="zh_TW"/>
+        </w:rPr>
+        <w:t>波利比烏斯（</w:t>
+      </w:r>
+      <w:r>
+        <w:rPr>
+          <w:lang w:val="zh_TW" w:bidi="zh_TW"/>
+        </w:rPr>
+        <w:t>Polybius</w:t>
+      </w:r>
+      <w:r>
+        <w:rPr>
+          <w:lang w:val="zh_TW" w:bidi="zh_TW"/>
+        </w:rPr>
+        <w:t>）</w:t>
+      </w:r>
+      <w:r>
+        <w:rPr>
+          <w:lang w:val="zh_TW" w:bidi="zh_TW"/>
+        </w:rPr>
+        <w:t>提到，這是敘利亞王</w:t>
+      </w:r>
+      <w:r>
+        <w:rPr>
+          <w:lang w:val="zh_TW" w:bidi="zh_TW"/>
+        </w:rPr>
+        <w:t>安提阿古</w:t>
+      </w:r>
+      <w:r>
+        <w:rPr>
+          <w:lang w:val="zh_TW" w:bidi="zh_TW"/>
+        </w:rPr>
+        <w:t>三世（Antiochus III）在大約公元前200年擊敗埃及托勒密王朝的一場重要戰役的地點。猶太歷史學家約瑟夫（Josephus，</w:t>
+      </w:r>
+      <w:r>
+        <w:rPr>
+          <w:i/>
+          <w:lang w:val="zh_TW" w:bidi="zh_TW"/>
+        </w:rPr>
+        <w:t>猶太古史記</w:t>
+      </w:r>
+      <w:r>
+        <w:rPr>
+          <w:lang w:val="zh_TW" w:bidi="zh_TW"/>
+        </w:rPr>
+        <w:t xml:space="preserve"> 15.10.3）記載：「潘尼翁（Panium）」由西納德勒斯（Zenodorus）治理；其宗教崇拜地點「是一個非常精美的山洞，洞穴之下有一個巨大的地底空穴，洞穴深邃且陡峭，裡面充滿靜止的水；洞上懸掛著一座大山，洞穴下湧出約旦河的泉水。」</w:t>
       </w:r>
     </w:p>
     <w:p>
@@ -271,19 +308,57 @@
         <w:rPr>
           <w:lang w:val="zh_TW" w:bidi="zh_TW"/>
         </w:rPr>
-        <w:t>今天，考古學家會用航拍與電子儀器仔細勘察潛在的遺址，這些方法可以探測地下的遺物。文物的年代則依據出土的地層，以及其它方法（如放射性碳定年法〔radiocarbon dating〕）來判斷。考古學的目標，是建立一條時間線，準確反映文物與遺址歷史。</w:t>
-      </w:r>
-    </w:p>
-    <w:p>
-      <w:pPr>
-        <w:pStyle w:val="Heading3"/>
-      </w:pPr>
-      <w:r>
-        <w:rPr>
-          <w:b/>
-          <w:lang w:val="zh_TW" w:bidi="zh_TW"/>
-        </w:rPr>
-        <w:t>考古學在理解聖經中的角色</w:t>
+        <w:t>在西納德勒斯去世後，凱撒奧古斯都將這城賜給大希律。約瑟夫記載，大希律「裝飾了這個已經非常有名的地方」，並用「最潔白的石頭建造了一座非常美麗的神廟」。當希律在公元前4年去世後，他的兒子腓力接管了潘尼翁周圍的地區，這個地區被稱為潘尼亞斯（Paneas）。約瑟夫（</w:t>
+      </w:r>
+      <w:r>
+        <w:rPr>
+          <w:i/>
+          <w:lang w:val="zh_TW" w:bidi="zh_TW"/>
+        </w:rPr>
+        <w:t>猶太戰史</w:t>
+      </w:r>
+      <w:r>
+        <w:rPr>
+          <w:lang w:val="zh_TW" w:bidi="zh_TW"/>
+        </w:rPr>
+        <w:t xml:space="preserve"> 2.9.1）記載：「腓力在約旦河的源頭和潘尼亞斯地區建造了一座城，名為凱撒利亞。」腓力將其作為首都，以羅馬皇帝凱撒提庇留和自己的名字命名為凱撒利亞‧腓立比，以區別於地中海沿岸更大的凱撒利亞港。約瑟夫（</w:t>
+      </w:r>
+      <w:r>
+        <w:rPr>
+          <w:i/>
+          <w:lang w:val="zh_TW" w:bidi="zh_TW"/>
+        </w:rPr>
+        <w:t>猶太戰史</w:t>
+      </w:r>
+      <w:r>
+        <w:rPr>
+          <w:lang w:val="zh_TW" w:bidi="zh_TW"/>
+        </w:rPr>
+        <w:t xml:space="preserve"> 3.9.7）還記載，皇帝</w:t>
+      </w:r>
+      <w:r>
+        <w:rPr>
+          <w:lang w:val="zh_TW" w:bidi="zh_TW"/>
+        </w:rPr>
+        <w:t>維斯帕先（</w:t>
+      </w:r>
+      <w:r>
+        <w:rPr>
+          <w:lang w:val="zh_TW" w:bidi="zh_TW"/>
+        </w:rPr>
+        <w:t>Vespasian</w:t>
+      </w:r>
+      <w:r>
+        <w:rPr>
+          <w:lang w:val="zh_TW" w:bidi="zh_TW"/>
+        </w:rPr>
+        <w:t>）</w:t>
+      </w:r>
+      <w:r>
+        <w:rPr>
+          <w:lang w:val="zh_TW" w:bidi="zh_TW"/>
+        </w:rPr>
+        <w:t>和提多都「從靠近海邊的凱撒利亞出發，來到名為凱撒利亞‧腓立比的地方。」</w:t>
       </w:r>
     </w:p>
     <w:p>
@@ -297,250 +372,7 @@
         <w:rPr>
           <w:lang w:val="zh_TW" w:bidi="zh_TW"/>
         </w:rPr>
-        <w:t>考古學家與學者把這些文物，視為真實和具體證據，能見證古代人類的生活。雖然學者對它們的解釋可能會有不同，但這些遺物仍然是直接的歷史見證。重要的是，人們應當把這些古代遺物當作證據來理解，而不可以操控它們去迎合個人對歷史、文化或宗教的理論。近東的考古學透過提供客觀的背景資料，幫助我們理解聖經。</w:t>
-      </w:r>
-    </w:p>
-    <w:p>
-      <w:pPr/>
-      <w:r>
-        <w:rPr>
-          <w:lang w:val="zh_TW" w:bidi="zh_TW"/>
-        </w:rPr>
-      </w:r>
-      <w:r>
-        <w:rPr>
-          <w:lang w:val="zh_TW" w:bidi="zh_TW"/>
-        </w:rPr>
-        <w:t>例如，如果一件帶有文字的文物，被鑑定為出現在公元前3000年左右，就表明當時已經存在書寫。這意味著舊約聖經的早期作者確實能他們的故事寫下來，而我們可以視之為他們的書寫。考古發現顯示，摩西傳統上被認為是聖經前五卷的作者，可能是使用：</w:t>
-      </w:r>
-    </w:p>
-    <w:p>
-      <w:pPr>
-        <w:pStyle w:val="ListBullet"/>
-        <w:spacing w:line="240" w:lineRule="auto"/>
-        <w:ind w:left="720"/>
-      </w:pPr>
-      <w:r>
-        <w:rPr>
-          <w:lang w:val="zh_TW" w:bidi="zh_TW"/>
-        </w:rPr>
-      </w:r>
-      <w:r>
-        <w:rPr>
-          <w:lang w:val="zh_TW" w:bidi="zh_TW"/>
-        </w:rPr>
-        <w:t>埃及象形文字（Egyptian hieroglyphics），</w:t>
-      </w:r>
-    </w:p>
-    <w:p>
-      <w:pPr>
-        <w:pStyle w:val="ListBullet"/>
-        <w:spacing w:line="240" w:lineRule="auto"/>
-        <w:ind w:left="720"/>
-      </w:pPr>
-      <w:r>
-        <w:rPr>
-          <w:lang w:val="zh_TW" w:bidi="zh_TW"/>
-        </w:rPr>
-      </w:r>
-      <w:r>
-        <w:rPr>
-          <w:lang w:val="zh_TW" w:bidi="zh_TW"/>
-        </w:rPr>
-        <w:t>巴比倫楔形文字（Babylonian cuneiform），以及</w:t>
-      </w:r>
-    </w:p>
-    <w:p>
-      <w:pPr>
-        <w:pStyle w:val="ListBullet"/>
-        <w:spacing w:line="240" w:lineRule="auto"/>
-        <w:ind w:left="720"/>
-      </w:pPr>
-      <w:r>
-        <w:rPr>
-          <w:lang w:val="zh_TW" w:bidi="zh_TW"/>
-        </w:rPr>
-      </w:r>
-      <w:r>
-        <w:rPr>
-          <w:lang w:val="zh_TW" w:bidi="zh_TW"/>
-        </w:rPr>
-        <w:t>迦南方言（包括希伯來文）。</w:t>
-      </w:r>
-    </w:p>
-    <w:p>
-      <w:pPr/>
-      <w:r>
-        <w:rPr>
-          <w:lang w:val="zh_TW" w:bidi="zh_TW"/>
-        </w:rPr>
-      </w:r>
-      <w:r>
-        <w:rPr>
-          <w:lang w:val="zh_TW" w:bidi="zh_TW"/>
-        </w:rPr>
-        <w:t>任何忽視這些證據的聖經理論，都很可能是不正確的。</w:t>
-      </w:r>
-    </w:p>
-    <w:p>
-      <w:pPr>
-        <w:pStyle w:val="Heading3"/>
-      </w:pPr>
-      <w:r>
-        <w:rPr>
-          <w:lang w:val="zh_TW" w:bidi="zh_TW"/>
-        </w:rPr>
-        <w:t>概述</w:t>
-      </w:r>
-    </w:p>
-    <w:p>
-      <w:pPr>
-        <w:pStyle w:val="ListBullet"/>
-        <w:spacing w:line="240" w:lineRule="auto"/>
-        <w:ind w:left="720"/>
-      </w:pPr>
-      <w:r>
-        <w:rPr>
-          <w:lang w:val="zh_TW" w:bidi="zh_TW"/>
-        </w:rPr>
-      </w:r>
-      <w:r>
-        <w:rPr>
-          <w:b/>
-          <w:u w:val="single"/>
-          <w:lang w:val="zh_TW" w:bidi="zh_TW"/>
-        </w:rPr>
-        <w:t>考古學與日常生活</w:t>
-      </w:r>
-    </w:p>
-    <w:p>
-      <w:pPr>
-        <w:pStyle w:val="ListBullet"/>
-        <w:spacing w:line="240" w:lineRule="auto"/>
-        <w:ind w:left="720"/>
-      </w:pPr>
-      <w:r>
-        <w:rPr>
-          <w:lang w:val="zh_TW" w:bidi="zh_TW"/>
-        </w:rPr>
-      </w:r>
-      <w:r>
-        <w:rPr>
-          <w:b/>
-          <w:u w:val="single"/>
-          <w:lang w:val="zh_TW" w:bidi="zh_TW"/>
-        </w:rPr>
-        <w:t>考古學與宗教</w:t>
-      </w:r>
-    </w:p>
-    <w:p>
-      <w:pPr>
-        <w:pStyle w:val="ListBullet"/>
-        <w:spacing w:line="240" w:lineRule="auto"/>
-        <w:ind w:left="720"/>
-      </w:pPr>
-      <w:r>
-        <w:rPr>
-          <w:lang w:val="zh_TW" w:bidi="zh_TW"/>
-        </w:rPr>
-      </w:r>
-      <w:r>
-        <w:rPr>
-          <w:b/>
-          <w:u w:val="single"/>
-          <w:lang w:val="zh_TW" w:bidi="zh_TW"/>
-        </w:rPr>
-        <w:t>考古學與戰爭</w:t>
-      </w:r>
-    </w:p>
-    <w:p>
-      <w:pPr>
-        <w:pStyle w:val="ListBullet"/>
-        <w:spacing w:line="240" w:lineRule="auto"/>
-        <w:ind w:left="720"/>
-      </w:pPr>
-      <w:r>
-        <w:rPr>
-          <w:lang w:val="zh_TW" w:bidi="zh_TW"/>
-        </w:rPr>
-      </w:r>
-      <w:r>
-        <w:rPr>
-          <w:b/>
-          <w:u w:val="single"/>
-          <w:lang w:val="zh_TW" w:bidi="zh_TW"/>
-        </w:rPr>
-        <w:t>考古學與文學</w:t>
-      </w:r>
-    </w:p>
-    <w:p>
-      <w:pPr>
-        <w:pStyle w:val="ListBullet"/>
-        <w:spacing w:line="240" w:lineRule="auto"/>
-        <w:ind w:left="720"/>
-      </w:pPr>
-      <w:r>
-        <w:rPr>
-          <w:lang w:val="zh_TW" w:bidi="zh_TW"/>
-        </w:rPr>
-      </w:r>
-      <w:r>
-        <w:rPr>
-          <w:b/>
-          <w:u w:val="single"/>
-          <w:lang w:val="zh_TW" w:bidi="zh_TW"/>
-        </w:rPr>
-        <w:t>考古學與語言</w:t>
-      </w:r>
-    </w:p>
-    <w:p>
-      <w:pPr>
-        <w:pStyle w:val="Heading3"/>
-      </w:pPr>
-      <w:r>
-        <w:rPr>
-          <w:lang w:val="zh_TW" w:bidi="zh_TW"/>
-        </w:rPr>
-        <w:t>考古學與日常生活</w:t>
-      </w:r>
-    </w:p>
-    <w:p>
-      <w:pPr/>
-      <w:r>
-        <w:rPr>
-          <w:lang w:val="zh_TW" w:bidi="zh_TW"/>
-        </w:rPr>
-      </w:r>
-      <w:r>
-        <w:rPr>
-          <w:lang w:val="zh_TW" w:bidi="zh_TW"/>
-        </w:rPr>
-        <w:t>考古學揭示了古代人日常生活的面貌。考古發掘（挖掘現場）顯示，在新石器時代（Neolithic period，晚期石器時代），人們居住在以枝條編織而成的簡單小屋裡，其中一些小屋內部還有裝飾。亞伯拉罕時代的吾珥，中產階級的住宅甚至以現代標準來看也相當雅緻。克諾索（Knossos）、波塞波利斯（Persepolis）、瑪里（Mari）和坎提爾（Qantir）等地的宮殿遺跡，展現了當年的輝煌。織布是最古老的人類工藝之一，甚至在古代就已普遍實行，東方地毯的織造技術起源於美索不達米亞。陶器——無論是素燒的還是帶有裝飾的，也是另一種古代工藝。</w:t>
-      </w:r>
-    </w:p>
-    <w:p>
-      <w:pPr>
-        <w:pStyle w:val="Heading4"/>
-      </w:pPr>
-      <w:r>
-        <w:rPr>
-          <w:lang w:val="zh_TW" w:bidi="zh_TW"/>
-        </w:rPr>
-        <w:t>社會風俗</w:t>
-      </w:r>
-    </w:p>
-    <w:p>
-      <w:pPr/>
-      <w:r>
-        <w:rPr>
-          <w:lang w:val="zh_TW" w:bidi="zh_TW"/>
-        </w:rPr>
-      </w:r>
-      <w:r>
-        <w:rPr>
-          <w:lang w:val="zh_TW" w:bidi="zh_TW"/>
-        </w:rPr>
-        <w:t>考古學也釐清了聖經提到的某些社會風俗。例如，亞伯蘭與妻子的婢女夏甲生子，符合努西（Nuzi）當地的習俗，並不被視為不道德。領養的做法，像亞伯蘭收養以利以謝（</w:t>
+        <w:t>使徒彼得在凱撒利亞‧腓立比承認耶穌是「基督，是永生神的兒子」（</w:t>
       </w:r>
       <w:hyperlink r:id="rId13">
         <w:r>
@@ -551,14 +383,14 @@
             <w:color w:val="0000EE"/>
             <w:u w:val="single"/>
           </w:rPr>
-          <w:t>創15:2–4</w:t>
+          <w:t>太16:13–16</w:t>
         </w:r>
       </w:hyperlink>
       <w:r>
         <w:rPr>
           <w:lang w:val="zh_TW" w:bidi="zh_TW"/>
         </w:rPr>
-        <w:t>），我們能透過努西的文獻理解得更加透徹。這些文獻記載，沒有孩子的夫妻會收養一名僕人，讓他成為繼承人。這些被收養的人會成為家中的長子，但若後來有親生子出生，被收養的人就可能失去這些權利。來自努西、烏加里特和亞拉拿（Alalakh）的文獻也說明了長子的權利，以及人們如何交換這些權利，這正如</w:t>
+        <w:t>；</w:t>
       </w:r>
       <w:hyperlink r:id="rId14">
         <w:r>
@@ -569,37 +401,14 @@
             <w:color w:val="0000EE"/>
             <w:u w:val="single"/>
           </w:rPr>
-          <w:t>創</w:t>
+          <w:t>可8:27–29</w:t>
         </w:r>
       </w:hyperlink>
-      <w:hyperlink r:id="rId15">
-        <w:r>
-          <w:rPr>
-            <w:lang w:val="zh_TW" w:bidi="zh_TW"/>
-          </w:rPr>
-          <w:rPr>
-            <w:color w:val="0000EE"/>
-            <w:u w:val="single"/>
-          </w:rPr>
-          <w:t>世記二十五章31至34節</w:t>
-        </w:r>
-      </w:hyperlink>
-      <w:r>
-        <w:rPr>
-          <w:lang w:val="zh_TW" w:bidi="zh_TW"/>
-        </w:rPr>
-        <w:t>所記載的。</w:t>
-      </w:r>
-    </w:p>
-    <w:p>
-      <w:pPr>
-        <w:pStyle w:val="Heading4"/>
-      </w:pPr>
-      <w:r>
-        <w:rPr>
-          <w:lang w:val="zh_TW" w:bidi="zh_TW"/>
-        </w:rPr>
-        <w:t>貿易</w:t>
+      <w:r>
+        <w:rPr>
+          <w:lang w:val="zh_TW" w:bidi="zh_TW"/>
+        </w:rPr>
+        <w:t>）。</w:t>
       </w:r>
     </w:p>
     <w:p>
@@ -613,1189 +422,31 @@
         <w:rPr>
           <w:lang w:val="zh_TW" w:bidi="zh_TW"/>
         </w:rPr>
-        <w:t>聖經時期的工作與貿易情況，透過各種考古發現得以呈現。例如，在貝尼哈桑（Beni Hasan）出土的一幅稱為「畫面（tableau）」的圖像（約公元前1900年製作）展示閃族人將貨物帶到埃及，可能是作為金屬工匠。其它資料則描繪了各樣活動，如：</w:t>
-      </w:r>
-    </w:p>
-    <w:p>
-      <w:pPr>
-        <w:pStyle w:val="ListBullet"/>
-        <w:spacing w:line="240" w:lineRule="auto"/>
-        <w:ind w:left="720"/>
-      </w:pPr>
-      <w:r>
-        <w:rPr>
-          <w:lang w:val="zh_TW" w:bidi="zh_TW"/>
-        </w:rPr>
-      </w:r>
-      <w:r>
-        <w:rPr>
-          <w:lang w:val="zh_TW" w:bidi="zh_TW"/>
-        </w:rPr>
-        <w:t>打獵</w:t>
-      </w:r>
-    </w:p>
-    <w:p>
-      <w:pPr>
-        <w:pStyle w:val="ListBullet"/>
-        <w:spacing w:line="240" w:lineRule="auto"/>
-        <w:ind w:left="720"/>
-      </w:pPr>
-      <w:r>
-        <w:rPr>
-          <w:lang w:val="zh_TW" w:bidi="zh_TW"/>
-        </w:rPr>
-      </w:r>
-      <w:r>
-        <w:rPr>
-          <w:lang w:val="zh_TW" w:bidi="zh_TW"/>
-        </w:rPr>
-        <w:t>捕魚</w:t>
-      </w:r>
-    </w:p>
-    <w:p>
-      <w:pPr>
-        <w:pStyle w:val="ListBullet"/>
-        <w:spacing w:line="240" w:lineRule="auto"/>
-        <w:ind w:left="720"/>
-      </w:pPr>
-      <w:r>
-        <w:rPr>
-          <w:lang w:val="zh_TW" w:bidi="zh_TW"/>
-        </w:rPr>
-      </w:r>
-      <w:r>
-        <w:rPr>
-          <w:lang w:val="zh_TW" w:bidi="zh_TW"/>
-        </w:rPr>
-        <w:t>造磚</w:t>
-      </w:r>
-    </w:p>
-    <w:p>
-      <w:pPr>
-        <w:pStyle w:val="ListBullet"/>
-        <w:spacing w:line="240" w:lineRule="auto"/>
-        <w:ind w:left="720"/>
-      </w:pPr>
-      <w:r>
-        <w:rPr>
-          <w:lang w:val="zh_TW" w:bidi="zh_TW"/>
-        </w:rPr>
-      </w:r>
-      <w:r>
-        <w:rPr>
-          <w:lang w:val="zh_TW" w:bidi="zh_TW"/>
-        </w:rPr>
-        <w:t>農耕</w:t>
-      </w:r>
-    </w:p>
-    <w:p>
-      <w:pPr>
-        <w:pStyle w:val="ListBullet"/>
-        <w:spacing w:line="240" w:lineRule="auto"/>
-        <w:ind w:left="720"/>
-      </w:pPr>
-      <w:r>
-        <w:rPr>
-          <w:lang w:val="zh_TW" w:bidi="zh_TW"/>
-        </w:rPr>
-      </w:r>
-      <w:r>
-        <w:rPr>
-          <w:lang w:val="zh_TW" w:bidi="zh_TW"/>
-        </w:rPr>
-        <w:t>陶器製作</w:t>
-      </w:r>
-    </w:p>
-    <w:p>
-      <w:pPr/>
-      <w:r>
-        <w:rPr>
-          <w:lang w:val="zh_TW" w:bidi="zh_TW"/>
-        </w:rPr>
-      </w:r>
-      <w:r>
-        <w:rPr>
-          <w:lang w:val="zh_TW" w:bidi="zh_TW"/>
-        </w:rPr>
-        <w:t>這些資料同時也提供關於服飾的資訊，例如在500年後的埃及壁畫中，閃族人向法老進貢，所穿的衣服樣式與早期相比幾乎沒有改變。然而，以色列人禁止製作人像或神像。</w:t>
-      </w:r>
-    </w:p>
-    <w:p>
-      <w:pPr>
-        <w:pStyle w:val="Heading4"/>
-      </w:pPr>
-      <w:r>
-        <w:rPr>
-          <w:lang w:val="zh_TW" w:bidi="zh_TW"/>
-        </w:rPr>
-        <w:t>陶器碎片</w:t>
-      </w:r>
-    </w:p>
-    <w:p>
-      <w:pPr/>
-      <w:r>
-        <w:rPr>
-          <w:lang w:val="zh_TW" w:bidi="zh_TW"/>
-        </w:rPr>
-      </w:r>
-      <w:r>
-        <w:rPr>
-          <w:lang w:val="zh_TW" w:bidi="zh_TW"/>
-        </w:rPr>
-        <w:t>最常見的日常文物是陶片（potsherds，破碎的陶器），人們常把它們用作書寫材料。例如，「拉吉書簡（Lachish letters）」是一系列從公元前587年北方前哨所寫的軍事信件，就是寫在陶片上的。甚至在新約聖經時期，陶片仍被用來書寫，因為它比蒲草紙更耐用，比蠟版（wax tablets）更方便。在埃及，考古學家發現了筆、調色盤和墨水。人們又再在昆蘭發現用來書寫死海古卷的墨水。</w:t>
-      </w:r>
-    </w:p>
-    <w:p>
-      <w:pPr>
-        <w:pStyle w:val="Heading4"/>
-      </w:pPr>
-      <w:r>
-        <w:rPr>
-          <w:lang w:val="zh_TW" w:bidi="zh_TW"/>
-        </w:rPr>
-        <w:t>遊戲</w:t>
-      </w:r>
-    </w:p>
-    <w:p>
-      <w:pPr/>
-      <w:r>
-        <w:rPr>
-          <w:lang w:val="zh_TW" w:bidi="zh_TW"/>
-        </w:rPr>
-      </w:r>
-      <w:r>
-        <w:rPr>
-          <w:lang w:val="zh_TW" w:bidi="zh_TW"/>
-        </w:rPr>
-        <w:t>考古發現還包括來自古代的遊戲和玩具。例如，貝尼哈桑的一幅墓穴壁畫（約公元前2000年）中，描繪了埃及女孩玩球的場景。底比斯（Thebes）的一座神廟浮雕顯示蘭塞三世（Ramses III）在下棋。後期的埃及孩童玩一種用小石子進行的遊戲，可能是雙陸棋（backgammon）的早期版本。在米吉多（Megiddo）出土了一個象牙製的遊戲板，上面有孔，可能是用來插入小木樁，年代大約在公元前1200年。近東出土的兒童玩具與現代玩具並沒有太大不同。考古發現的玩具包括：</w:t>
-      </w:r>
-    </w:p>
-    <w:p>
-      <w:pPr>
-        <w:pStyle w:val="ListBullet"/>
-        <w:spacing w:line="240" w:lineRule="auto"/>
-        <w:ind w:left="720"/>
-      </w:pPr>
-      <w:r>
-        <w:rPr>
-          <w:lang w:val="zh_TW" w:bidi="zh_TW"/>
-        </w:rPr>
-      </w:r>
-      <w:r>
-        <w:rPr>
-          <w:lang w:val="zh_TW" w:bidi="zh_TW"/>
-        </w:rPr>
-        <w:t>哨子</w:t>
-      </w:r>
-    </w:p>
-    <w:p>
-      <w:pPr>
-        <w:pStyle w:val="ListBullet"/>
-        <w:spacing w:line="240" w:lineRule="auto"/>
-        <w:ind w:left="720"/>
-      </w:pPr>
-      <w:r>
-        <w:rPr>
-          <w:lang w:val="zh_TW" w:bidi="zh_TW"/>
-        </w:rPr>
-      </w:r>
-      <w:r>
-        <w:rPr>
-          <w:lang w:val="zh_TW" w:bidi="zh_TW"/>
-        </w:rPr>
-        <w:t>球</w:t>
-      </w:r>
-    </w:p>
-    <w:p>
-      <w:pPr>
-        <w:pStyle w:val="ListBullet"/>
-        <w:spacing w:line="240" w:lineRule="auto"/>
-        <w:ind w:left="720"/>
-      </w:pPr>
-      <w:r>
-        <w:rPr>
-          <w:lang w:val="zh_TW" w:bidi="zh_TW"/>
-        </w:rPr>
-      </w:r>
-      <w:r>
-        <w:rPr>
-          <w:lang w:val="zh_TW" w:bidi="zh_TW"/>
-        </w:rPr>
-        <w:t>戰車模型</w:t>
-      </w:r>
-    </w:p>
-    <w:p>
-      <w:pPr>
-        <w:pStyle w:val="ListBullet"/>
-        <w:spacing w:line="240" w:lineRule="auto"/>
-        <w:ind w:left="720"/>
-      </w:pPr>
-      <w:r>
-        <w:rPr>
-          <w:lang w:val="zh_TW" w:bidi="zh_TW"/>
-        </w:rPr>
-      </w:r>
-      <w:r>
-        <w:rPr>
-          <w:lang w:val="zh_TW" w:bidi="zh_TW"/>
-        </w:rPr>
-        <w:t>裝在輪子上的動物</w:t>
-      </w:r>
-    </w:p>
-    <w:p>
-      <w:pPr/>
-      <w:r>
-        <w:rPr>
-          <w:lang w:val="zh_TW" w:bidi="zh_TW"/>
-        </w:rPr>
-      </w:r>
-      <w:r>
-        <w:rPr>
-          <w:lang w:val="zh_TW" w:bidi="zh_TW"/>
-        </w:rPr>
-        <w:t>埃及墓穴壁畫也描繪了成人的運動，如摔角、射箭和賽跑。</w:t>
-      </w:r>
-    </w:p>
-    <w:p>
-      <w:pPr>
-        <w:pStyle w:val="Heading4"/>
-      </w:pPr>
-      <w:r>
-        <w:rPr>
-          <w:lang w:val="zh_TW" w:bidi="zh_TW"/>
-        </w:rPr>
-        <w:t>防腐處理</w:t>
-      </w:r>
-    </w:p>
-    <w:p>
-      <w:pPr/>
-      <w:r>
-        <w:rPr>
-          <w:lang w:val="zh_TW" w:bidi="zh_TW"/>
-        </w:rPr>
-      </w:r>
-      <w:r>
-        <w:rPr>
-          <w:lang w:val="zh_TW" w:bidi="zh_TW"/>
-        </w:rPr>
-        <w:t>防腐是保存遺體的過程。</w:t>
-      </w:r>
-      <w:hyperlink r:id="rId16">
-        <w:r>
-          <w:rPr>
-            <w:lang w:val="zh_TW" w:bidi="zh_TW"/>
-          </w:rPr>
-          <w:rPr>
-            <w:color w:val="0000EE"/>
-            <w:u w:val="single"/>
-          </w:rPr>
-          <w:t>創世記五十章2至3、26節</w:t>
-        </w:r>
-      </w:hyperlink>
-      <w:r>
-        <w:rPr>
-          <w:lang w:val="zh_TW" w:bidi="zh_TW"/>
-        </w:rPr>
-        <w:t>記載雅各與約瑟遺體的防腐處理，正是埃及由來已久的習俗。雅各被埋葬在麥比拉的洞穴中，與他的列祖同葬。雖然這個地點是已知的，但因為它對阿拉伯人來說是聖地，所以無法進行考古挖掘。公元1931年，在橄欖山的一處古代希伯來墓地出土了一則碑銘，上面寫著：「猶大王烏西雅的骸骨安置於此──請勿打開。」這塊碑銘的年代可追溯到基督時期。這顯示，考古學家在耶路撒冷挖掘時發現了烏西雅王的墓，而他的遺骨被移到另一處安葬。</w:t>
-      </w:r>
-    </w:p>
-    <w:p>
-      <w:pPr/>
-      <w:r>
-        <w:rPr>
-          <w:lang w:val="zh_TW" w:bidi="zh_TW"/>
-        </w:rPr>
-      </w:r>
-      <w:r>
-        <w:rPr>
-          <w:lang w:val="zh_TW" w:bidi="zh_TW"/>
-        </w:rPr>
-        <w:t>考古學家還證實，用來封住耶穌墳墓入口的石門，約在公元前100年至公元100年間相當普遍，這與福音書的記載相符。</w:t>
-      </w:r>
-    </w:p>
-    <w:p>
-      <w:pPr>
-        <w:pStyle w:val="Heading3"/>
-      </w:pPr>
-      <w:r>
-        <w:rPr>
-          <w:lang w:val="zh_TW" w:bidi="zh_TW"/>
-        </w:rPr>
-        <w:t>考古學與宗教</w:t>
-      </w:r>
-    </w:p>
-    <w:p>
-      <w:pPr/>
-      <w:r>
-        <w:rPr>
-          <w:lang w:val="zh_TW" w:bidi="zh_TW"/>
-        </w:rPr>
-      </w:r>
-      <w:r>
-        <w:rPr>
-          <w:lang w:val="zh_TW" w:bidi="zh_TW"/>
-        </w:rPr>
-        <w:t>考古學又提供洞見，讓我們理解聖經宗教與敬拜的本質。早在亞伯蘭離開吾珥去跟隨獨一真神之前，非猶太的美索不達米亞人已經敬拜各樣的神。他們把這些神看作天空之神。這樣的背景，使以色列先祖與他們的神之間的關係更容易理解。蘭塞二世（Ramses II）的浮雕，展示了在埃及軍營中的神帳，表明人們在移動的神廟裡敬拜異教的神。公元前七世紀的腓尼基（Phoenician）文獻也提到用牛拉動的移動神廟。這樣的背景支持了「以色列人在曠野的會幕並非後來的發明」這一觀點。</w:t>
-      </w:r>
-    </w:p>
-    <w:p>
-      <w:pPr/>
-      <w:r>
-        <w:rPr>
-          <w:lang w:val="zh_TW" w:bidi="zh_TW"/>
-        </w:rPr>
-      </w:r>
-      <w:r>
-        <w:rPr>
-          <w:lang w:val="zh_TW" w:bidi="zh_TW"/>
-        </w:rPr>
-        <w:t>考古學也證實在巴比倫被擄之前，已有歌唱者參與敬拜的傳統。數世紀以來，巴勒斯坦人以音樂才華聞名。來自烏加里特的拉斯珊拉（Ras Shamra）的泥板中，保存著與希伯來詩篇相似的宗教詩歌。所羅門的聖殿由腓尼基工匠建造，其設計（見</w:t>
-      </w:r>
-      <w:hyperlink r:id="rId17">
-        <w:r>
-          <w:rPr>
-            <w:lang w:val="zh_TW" w:bidi="zh_TW"/>
-          </w:rPr>
-          <w:rPr>
-            <w:color w:val="0000EE"/>
-            <w:u w:val="single"/>
-          </w:rPr>
-          <w:t>王上6章</w:t>
-        </w:r>
-      </w:hyperlink>
-      <w:r>
-        <w:rPr>
-          <w:lang w:val="zh_TW" w:bidi="zh_TW"/>
-        </w:rPr>
-        <w:t>）與一座公元前八世紀小聖堂相似，該小聖堂位於敘利亞泰納特遺址（Tel Tainat）。耶路撒冷的哭牆被認為包含了尼希米時期的石塊，但在城中沒有發現所羅門聖殿根基的痕跡。從公元70年被毀的希律聖殿中，發現了一些石材，這些殘塊為聖殿結構提供了寶貴的資訊。雖然在基督時代的巴勒斯坦有許多猶太會堂，但考古發現的遺跡卻很少。</w:t>
-      </w:r>
-    </w:p>
-    <w:p>
-      <w:pPr>
-        <w:pStyle w:val="Heading3"/>
-      </w:pPr>
-      <w:r>
-        <w:rPr>
-          <w:lang w:val="zh_TW" w:bidi="zh_TW"/>
-        </w:rPr>
-        <w:t>考古學與戰爭</w:t>
-      </w:r>
-    </w:p>
-    <w:p>
-      <w:pPr/>
-      <w:r>
-        <w:rPr>
-          <w:lang w:val="zh_TW" w:bidi="zh_TW"/>
-        </w:rPr>
-      </w:r>
-      <w:r>
-        <w:rPr>
-          <w:lang w:val="zh_TW" w:bidi="zh_TW"/>
-        </w:rPr>
-        <w:t>考古學大大增進了我們對古代戰爭的理解，而戰爭正是聖經中的一個重要主題。古代近東民族把戰爭看作列邦之神彼此之間的爭戰。服兵役被視為神聖的事，軍兵也因此備受尊敬。神作為萬軍之耶和華，被視為以色列軍隊的元帥。祂可以吩咐完全毀滅一座城，這種做法被稱為「毀滅（the ban）」，如耶利哥的情況（</w:t>
-      </w:r>
-      <w:hyperlink r:id="rId18">
-        <w:r>
-          <w:rPr>
-            <w:lang w:val="zh_TW" w:bidi="zh_TW"/>
-          </w:rPr>
-          <w:rPr>
-            <w:color w:val="0000EE"/>
-            <w:u w:val="single"/>
-          </w:rPr>
-          <w:t>書6:17、24</w:t>
-        </w:r>
-      </w:hyperlink>
-      <w:r>
-        <w:rPr>
-          <w:lang w:val="zh_TW" w:bidi="zh_TW"/>
-        </w:rPr>
-        <w:t>）。戰爭遵循一些既定的規則。如果一座城受到威脅，城裡的居民可以投降，保全性命，但財物會被奪走。若選擇抵抗，就要冒著被徹底毀滅的風險。常見的戰爭戰術包括：</w:t>
-      </w:r>
-    </w:p>
-    <w:p>
-      <w:pPr>
-        <w:pStyle w:val="ListBullet"/>
-        <w:spacing w:line="240" w:lineRule="auto"/>
-        <w:ind w:left="720"/>
-      </w:pPr>
-      <w:r>
-        <w:rPr>
-          <w:lang w:val="zh_TW" w:bidi="zh_TW"/>
-        </w:rPr>
-      </w:r>
-      <w:r>
-        <w:rPr>
-          <w:lang w:val="zh_TW" w:bidi="zh_TW"/>
-        </w:rPr>
-        <w:t>正面攻擊（直接攻擊）</w:t>
-      </w:r>
-    </w:p>
-    <w:p>
-      <w:pPr>
-        <w:pStyle w:val="ListBullet"/>
-        <w:spacing w:line="240" w:lineRule="auto"/>
-        <w:ind w:left="720"/>
-      </w:pPr>
-      <w:r>
-        <w:rPr>
-          <w:lang w:val="zh_TW" w:bidi="zh_TW"/>
-        </w:rPr>
-      </w:r>
-      <w:r>
-        <w:rPr>
-          <w:lang w:val="zh_TW" w:bidi="zh_TW"/>
-        </w:rPr>
-        <w:t>派遣探子</w:t>
-      </w:r>
-    </w:p>
-    <w:p>
-      <w:pPr>
-        <w:pStyle w:val="ListBullet"/>
-        <w:spacing w:line="240" w:lineRule="auto"/>
-        <w:ind w:left="720"/>
-      </w:pPr>
-      <w:r>
-        <w:rPr>
-          <w:lang w:val="zh_TW" w:bidi="zh_TW"/>
-        </w:rPr>
-      </w:r>
-      <w:r>
-        <w:rPr>
-          <w:lang w:val="zh_TW" w:bidi="zh_TW"/>
-        </w:rPr>
-        <w:t>伏擊</w:t>
-      </w:r>
-    </w:p>
-    <w:p>
-      <w:pPr>
-        <w:pStyle w:val="ListBullet"/>
-        <w:spacing w:line="240" w:lineRule="auto"/>
-        <w:ind w:left="720"/>
-      </w:pPr>
-      <w:r>
-        <w:rPr>
-          <w:lang w:val="zh_TW" w:bidi="zh_TW"/>
-        </w:rPr>
-      </w:r>
-      <w:r>
-        <w:rPr>
-          <w:lang w:val="zh_TW" w:bidi="zh_TW"/>
-        </w:rPr>
-        <w:t>巡邏</w:t>
-      </w:r>
-    </w:p>
-    <w:p>
-      <w:pPr/>
-      <w:r>
-        <w:rPr>
-          <w:lang w:val="zh_TW" w:bidi="zh_TW"/>
-        </w:rPr>
-      </w:r>
-      <w:r>
-        <w:rPr>
-          <w:lang w:val="zh_TW" w:bidi="zh_TW"/>
-        </w:rPr>
-        <w:t>有時戰爭會以單對單的方式決定勝負，就像大衛與歌利亞的故事（</w:t>
-      </w:r>
-      <w:hyperlink r:id="rId19">
-        <w:r>
-          <w:rPr>
-            <w:lang w:val="zh_TW" w:bidi="zh_TW"/>
-          </w:rPr>
-          <w:rPr>
-            <w:color w:val="0000EE"/>
-            <w:u w:val="single"/>
-          </w:rPr>
-          <w:t>撒上17:38–54</w:t>
-        </w:r>
-      </w:hyperlink>
-      <w:r>
-        <w:rPr>
-          <w:lang w:val="zh_TW" w:bidi="zh_TW"/>
-        </w:rPr>
-        <w:t>）。</w:t>
-      </w:r>
-    </w:p>
-    <w:p>
-      <w:pPr/>
-      <w:r>
-        <w:rPr>
-          <w:lang w:val="zh_TW" w:bidi="zh_TW"/>
-        </w:rPr>
-      </w:r>
-      <w:r>
-        <w:rPr>
-          <w:lang w:val="zh_TW" w:bidi="zh_TW"/>
-        </w:rPr>
-        <w:t>古代的浮雕和紀念碑大量描繪盔甲與武器。</w:t>
-      </w:r>
-    </w:p>
-    <w:p>
-      <w:pPr>
-        <w:pStyle w:val="ListBullet"/>
-        <w:spacing w:line="240" w:lineRule="auto"/>
-        <w:ind w:left="720"/>
-      </w:pPr>
-      <w:r>
-        <w:rPr>
-          <w:lang w:val="zh_TW" w:bidi="zh_TW"/>
-        </w:rPr>
-      </w:r>
-      <w:r>
-        <w:rPr>
-          <w:lang w:val="zh_TW" w:bidi="zh_TW"/>
-        </w:rPr>
-        <w:t>來自吾珥的一頂金盔，是蘇美人（Sumerian）軍事裝備的傑出例子。相比之下，卡納克（Karnak）的一座墓牆描繪了較小的赫人頭盔。最初，以色列軍隊中只有領袖佩戴金屬頭盔（見</w:t>
-      </w:r>
-      <w:hyperlink r:id="rId20">
-        <w:r>
-          <w:rPr>
-            <w:lang w:val="zh_TW" w:bidi="zh_TW"/>
-          </w:rPr>
-          <w:rPr>
-            <w:color w:val="0000EE"/>
-            <w:u w:val="single"/>
-          </w:rPr>
-          <w:t>撒上17:38</w:t>
-        </w:r>
-      </w:hyperlink>
-      <w:r>
-        <w:rPr>
-          <w:lang w:val="zh_TW" w:bidi="zh_TW"/>
-        </w:rPr>
-        <w:t>）。但是，到西流古（Seleucid）帝國時期，所有以色列軍兵都配戴銅盔（</w:t>
-      </w:r>
-      <w:hyperlink r:id="rId21">
-        <w:r>
-          <w:rPr>
-            <w:lang w:val="zh_TW" w:bidi="zh_TW"/>
-          </w:rPr>
-          <w:rPr>
-            <w:color w:val="0000EE"/>
-            <w:u w:val="single"/>
-          </w:rPr>
-          <w:t>馬加比一書6:35</w:t>
-        </w:r>
-      </w:hyperlink>
-      <w:r>
-        <w:rPr>
-          <w:lang w:val="zh_TW" w:bidi="zh_TW"/>
-        </w:rPr>
-        <w:t>）。羅馬軍兵則普遍佩戴皮革或銅製頭盔。</w:t>
-      </w:r>
-    </w:p>
-    <w:p>
-      <w:pPr>
-        <w:pStyle w:val="ListBullet"/>
-        <w:spacing w:line="240" w:lineRule="auto"/>
-        <w:ind w:left="720"/>
-      </w:pPr>
-      <w:r>
-        <w:rPr>
-          <w:lang w:val="zh_TW" w:bidi="zh_TW"/>
-        </w:rPr>
-      </w:r>
-      <w:r>
-        <w:rPr>
-          <w:lang w:val="zh_TW" w:bidi="zh_TW"/>
-        </w:rPr>
-        <w:t>以色列人使用兩種盾牌：步兵使用大盾，弓箭手使用小盾（</w:t>
-      </w:r>
-      <w:hyperlink r:id="rId22">
-        <w:r>
-          <w:rPr>
-            <w:lang w:val="zh_TW" w:bidi="zh_TW"/>
-          </w:rPr>
-          <w:rPr>
-            <w:color w:val="0000EE"/>
-            <w:u w:val="single"/>
-          </w:rPr>
-          <w:t>代下14:8</w:t>
-        </w:r>
-      </w:hyperlink>
-      <w:r>
-        <w:rPr>
-          <w:lang w:val="zh_TW" w:bidi="zh_TW"/>
-        </w:rPr>
-        <w:t>）。這些盾牌一般以木材和皮革製成，也有一些是銅製的。</w:t>
-      </w:r>
-    </w:p>
-    <w:p>
-      <w:pPr>
-        <w:pStyle w:val="ListBullet"/>
-        <w:spacing w:line="240" w:lineRule="auto"/>
-        <w:ind w:left="720"/>
-      </w:pPr>
-      <w:r>
-        <w:rPr>
-          <w:lang w:val="zh_TW" w:bidi="zh_TW"/>
-        </w:rPr>
-      </w:r>
-      <w:hyperlink r:id="rId23">
-        <w:r>
-          <w:rPr>
-            <w:lang w:val="zh_TW" w:bidi="zh_TW"/>
-          </w:rPr>
-          <w:rPr>
-            <w:color w:val="0000EE"/>
-            <w:u w:val="single"/>
-          </w:rPr>
-          <w:t>耶利米書四十六章4節</w:t>
-        </w:r>
-      </w:hyperlink>
-      <w:r>
-        <w:rPr>
-          <w:lang w:val="zh_TW" w:bidi="zh_TW"/>
-        </w:rPr>
-        <w:t>所提到的鱗甲，在近東至少自公元前十五世紀起就已使用，這可從亞拉拿和烏加里特的考古發現得到證實。</w:t>
-      </w:r>
-    </w:p>
-    <w:p>
-      <w:pPr>
-        <w:pStyle w:val="ListBullet"/>
-        <w:spacing w:line="240" w:lineRule="auto"/>
-        <w:ind w:left="720"/>
-      </w:pPr>
-      <w:r>
-        <w:rPr>
-          <w:lang w:val="zh_TW" w:bidi="zh_TW"/>
-        </w:rPr>
-      </w:r>
-      <w:r>
-        <w:rPr>
-          <w:lang w:val="zh_TW" w:bidi="zh_TW"/>
-        </w:rPr>
-        <w:t>劍與槍是以色列人武器的重要部分，形狀與尺寸多樣。在基拉耳發現了製劍的爐子，而拉吉與米吉多則出土了青銅器時代的匕首。</w:t>
-      </w:r>
-    </w:p>
-    <w:p>
-      <w:pPr>
-        <w:pStyle w:val="ListBullet"/>
-        <w:spacing w:line="240" w:lineRule="auto"/>
-        <w:ind w:left="720"/>
-      </w:pPr>
-      <w:r>
-        <w:rPr>
-          <w:lang w:val="zh_TW" w:bidi="zh_TW"/>
-        </w:rPr>
-      </w:r>
-      <w:r>
-        <w:rPr>
-          <w:lang w:val="zh_TW" w:bidi="zh_TW"/>
-        </w:rPr>
-        <w:t>複合式的亞細亞弓比早期使用的簡單的弓有所改進。公元前1300年至900年間帶有銘文的箭頭表明，當時已有成隊的弓箭手（見</w:t>
-      </w:r>
-      <w:hyperlink r:id="rId24">
-        <w:r>
-          <w:rPr>
-            <w:lang w:val="zh_TW" w:bidi="zh_TW"/>
-          </w:rPr>
-          <w:rPr>
-            <w:color w:val="0000EE"/>
-            <w:u w:val="single"/>
-          </w:rPr>
-          <w:t>賽21:17</w:t>
-        </w:r>
-      </w:hyperlink>
-      <w:r>
-        <w:rPr>
-          <w:lang w:val="zh_TW" w:bidi="zh_TW"/>
-        </w:rPr>
-        <w:t>）。</w:t>
-      </w:r>
-    </w:p>
-    <w:p>
-      <w:pPr/>
-      <w:r>
-        <w:rPr>
-          <w:lang w:val="zh_TW" w:bidi="zh_TW"/>
-        </w:rPr>
-      </w:r>
-      <w:r>
-        <w:rPr>
-          <w:lang w:val="zh_TW" w:bidi="zh_TW"/>
-        </w:rPr>
-        <w:t>新約聖經對軍事裝備則著墨甚少。</w:t>
-      </w:r>
-    </w:p>
-    <w:p>
-      <w:pPr>
-        <w:pStyle w:val="Heading3"/>
-      </w:pPr>
-      <w:r>
-        <w:rPr>
-          <w:lang w:val="zh_TW" w:bidi="zh_TW"/>
-        </w:rPr>
-        <w:t>考古學與文學</w:t>
-      </w:r>
-    </w:p>
-    <w:p>
-      <w:pPr/>
-      <w:r>
-        <w:rPr>
-          <w:lang w:val="zh_TW" w:bidi="zh_TW"/>
-        </w:rPr>
-      </w:r>
-      <w:r>
-        <w:rPr>
-          <w:lang w:val="zh_TW" w:bidi="zh_TW"/>
-        </w:rPr>
-        <w:t>考古發現為許多類型的聖經文學提供平行例證。例如，拉斯珊拉的挖掘中出土了詩歌與散文的泥版，這些泥版的文法和文學形式與希伯來詩篇相似。如今可以確定，像摩西五經中的詳細律法，在摩西時代之前就已存在。</w:t>
-      </w:r>
-    </w:p>
-    <w:p>
-      <w:pPr/>
-      <w:r>
-        <w:rPr>
-          <w:lang w:val="zh_TW" w:bidi="zh_TW"/>
-        </w:rPr>
-      </w:r>
-      <w:r>
-        <w:rPr>
-          <w:lang w:val="zh_TW" w:bidi="zh_TW"/>
-        </w:rPr>
-        <w:t>大約公元前十九世紀的殘缺蘇美人法典（Sumerian codes），如漢謨拉比法典（Code of Hammurabi），在形式和風格上與摩西律法相似。漢謨拉比法典用300條律例闡述公義的原則，目的是要藉由法律與秩序來規範社會。它的文體很有特色：以詩歌形式的序言開始，接著是法律正文，最後以非詩歌的措辭寫成的結語收尾。這種三段式的結構，不僅出現在約伯記中，也出現在較近代的著作裡。</w:t>
-      </w:r>
-    </w:p>
-    <w:p>
-      <w:pPr/>
-      <w:r>
-        <w:rPr>
-          <w:lang w:val="zh_TW" w:bidi="zh_TW"/>
-        </w:rPr>
-      </w:r>
-      <w:hyperlink r:id="rId25">
-        <w:r>
-          <w:rPr>
-            <w:lang w:val="zh_TW" w:bidi="zh_TW"/>
-          </w:rPr>
-          <w:rPr>
-            <w:color w:val="0000EE"/>
-            <w:u w:val="single"/>
-          </w:rPr>
-          <w:t>出埃及記二十章1至17節</w:t>
-        </w:r>
-      </w:hyperlink>
-      <w:r>
-        <w:rPr>
-          <w:lang w:val="zh_TW" w:bidi="zh_TW"/>
-        </w:rPr>
-        <w:t>的約的結構，申命記中更完整的形式，與公元前二千年波格斯凱（Boghazkôy）出土的赫人附庸條約的結構相似。這些條約都有固定格式，而這種格式也能在舊約聖經的多處經文裡看到，例如：</w:t>
-      </w:r>
-    </w:p>
-    <w:p>
-      <w:pPr>
-        <w:pStyle w:val="ListBullet"/>
-        <w:spacing w:line="240" w:lineRule="auto"/>
-        <w:ind w:left="720"/>
-      </w:pPr>
-      <w:r>
-        <w:rPr>
-          <w:lang w:val="zh_TW" w:bidi="zh_TW"/>
-        </w:rPr>
-      </w:r>
-      <w:hyperlink r:id="rId25">
-        <w:r>
-          <w:rPr>
-            <w:lang w:val="zh_TW" w:bidi="zh_TW"/>
-          </w:rPr>
-          <w:rPr>
-            <w:color w:val="0000EE"/>
-            <w:u w:val="single"/>
-          </w:rPr>
-          <w:t>出埃及記二十章1至17節</w:t>
-        </w:r>
-      </w:hyperlink>
-    </w:p>
-    <w:p>
-      <w:pPr>
-        <w:pStyle w:val="ListBullet"/>
-        <w:spacing w:line="240" w:lineRule="auto"/>
-        <w:ind w:left="720"/>
-      </w:pPr>
-      <w:r>
-        <w:rPr>
-          <w:lang w:val="zh_TW" w:bidi="zh_TW"/>
-        </w:rPr>
-      </w:r>
-      <w:hyperlink r:id="rId26">
-        <w:r>
-          <w:rPr>
-            <w:lang w:val="zh_TW" w:bidi="zh_TW"/>
-          </w:rPr>
-          <w:rPr>
-            <w:color w:val="0000EE"/>
-            <w:u w:val="single"/>
-          </w:rPr>
-          <w:t>利未記十八章1至30節</w:t>
-        </w:r>
-      </w:hyperlink>
-    </w:p>
-    <w:p>
-      <w:pPr>
-        <w:pStyle w:val="ListBullet"/>
-        <w:spacing w:line="240" w:lineRule="auto"/>
-        <w:ind w:left="720"/>
-      </w:pPr>
-      <w:r>
-        <w:rPr>
-          <w:lang w:val="zh_TW" w:bidi="zh_TW"/>
-        </w:rPr>
-      </w:r>
-      <w:hyperlink r:id="rId27">
-        <w:r>
-          <w:rPr>
-            <w:lang w:val="zh_TW" w:bidi="zh_TW"/>
-          </w:rPr>
-          <w:rPr>
-            <w:color w:val="0000EE"/>
-            <w:u w:val="single"/>
-          </w:rPr>
-          <w:t>申命記一章1節至三十一章30節</w:t>
-        </w:r>
-      </w:hyperlink>
-    </w:p>
-    <w:p>
-      <w:pPr>
-        <w:pStyle w:val="ListBullet"/>
-        <w:spacing w:line="240" w:lineRule="auto"/>
-        <w:ind w:left="720"/>
-      </w:pPr>
-      <w:r>
-        <w:rPr>
-          <w:lang w:val="zh_TW" w:bidi="zh_TW"/>
-        </w:rPr>
-      </w:r>
-      <w:hyperlink r:id="rId28">
-        <w:r>
-          <w:rPr>
-            <w:lang w:val="zh_TW" w:bidi="zh_TW"/>
-          </w:rPr>
-          <w:rPr>
-            <w:color w:val="0000EE"/>
-            <w:u w:val="single"/>
-          </w:rPr>
-          <w:t>耶利米書三十一章31至37節</w:t>
-        </w:r>
-      </w:hyperlink>
-    </w:p>
-    <w:p>
-      <w:pPr/>
-      <w:r>
-        <w:rPr>
-          <w:lang w:val="zh_TW" w:bidi="zh_TW"/>
-        </w:rPr>
-      </w:r>
-      <w:r>
-        <w:rPr>
-          <w:lang w:val="zh_TW" w:bidi="zh_TW"/>
-        </w:rPr>
-        <w:t>創世記也包含了與美索不達米亞文學傳統相似的元素。例如，反覆出現的片語「……的後代記在下面」。這個片語與其上下文在美索不達米亞泥版上被用作「尾語」（colophons，相當於現代書籍的出版資料）。這個片語以及來自努西等地的家譜顯示，創世記前半部簡短的文體與蘇美人的歷史寫作相似。</w:t>
-      </w:r>
-    </w:p>
-    <w:p>
-      <w:pPr/>
-      <w:r>
-        <w:rPr>
-          <w:lang w:val="zh_TW" w:bidi="zh_TW"/>
-        </w:rPr>
-      </w:r>
-      <w:r>
-        <w:rPr>
-          <w:lang w:val="zh_TW" w:bidi="zh_TW"/>
-        </w:rPr>
-        <w:t>希伯來智慧文學（如箴言）也能在其它古代文獻中找到相似之處。例如，埃及的「阿曼尼摩比的訓誨（Instruction of Amenemope）」與</w:t>
-      </w:r>
-      <w:hyperlink r:id="rId29">
-        <w:r>
-          <w:rPr>
-            <w:lang w:val="zh_TW" w:bidi="zh_TW"/>
-          </w:rPr>
-          <w:rPr>
-            <w:color w:val="0000EE"/>
-            <w:u w:val="single"/>
-          </w:rPr>
-          <w:t>箴言二十二章17至二十四章22節</w:t>
-        </w:r>
-      </w:hyperlink>
-      <w:r>
-        <w:rPr>
-          <w:lang w:val="zh_TW" w:bidi="zh_TW"/>
-        </w:rPr>
-        <w:t>有相似之處，然而學者仍然爭論，是否有一卷書影響另一卷書，還是兩者都源自更早且已經失傳的資料。</w:t>
-      </w:r>
-    </w:p>
-    <w:p>
-      <w:pPr/>
-      <w:r>
-        <w:rPr>
-          <w:lang w:val="zh_TW" w:bidi="zh_TW"/>
-        </w:rPr>
-      </w:r>
-      <w:r>
-        <w:rPr>
-          <w:lang w:val="zh_TW" w:bidi="zh_TW"/>
-        </w:rPr>
-        <w:t>古代世界的書信形式常在聖經中出現（例如：</w:t>
-      </w:r>
-      <w:hyperlink r:id="rId30">
-        <w:r>
-          <w:rPr>
-            <w:lang w:val="zh_TW" w:bidi="zh_TW"/>
-          </w:rPr>
-          <w:rPr>
-            <w:color w:val="0000EE"/>
-            <w:u w:val="single"/>
-          </w:rPr>
-          <w:t>撒下11章</w:t>
-        </w:r>
-      </w:hyperlink>
-      <w:r>
-        <w:rPr>
-          <w:lang w:val="zh_TW" w:bidi="zh_TW"/>
-        </w:rPr>
-        <w:t>；</w:t>
-      </w:r>
-      <w:hyperlink r:id="rId31">
-        <w:r>
-          <w:rPr>
-            <w:lang w:val="zh_TW" w:bidi="zh_TW"/>
-          </w:rPr>
-          <w:rPr>
-            <w:color w:val="0000EE"/>
-            <w:u w:val="single"/>
-          </w:rPr>
-          <w:t>王上21章</w:t>
-        </w:r>
-      </w:hyperlink>
-      <w:r>
-        <w:rPr>
-          <w:lang w:val="zh_TW" w:bidi="zh_TW"/>
-        </w:rPr>
-        <w:t>；</w:t>
-      </w:r>
-      <w:hyperlink r:id="rId32">
-        <w:r>
-          <w:rPr>
-            <w:lang w:val="zh_TW" w:bidi="zh_TW"/>
-          </w:rPr>
-          <w:rPr>
-            <w:color w:val="0000EE"/>
-            <w:u w:val="single"/>
-          </w:rPr>
-          <w:t>王下5:10、20</w:t>
-        </w:r>
-      </w:hyperlink>
-      <w:r>
-        <w:rPr>
-          <w:lang w:val="zh_TW" w:bidi="zh_TW"/>
-        </w:rPr>
-        <w:t>；</w:t>
-      </w:r>
-      <w:hyperlink r:id="rId33">
-        <w:r>
-          <w:rPr>
-            <w:lang w:val="zh_TW" w:bidi="zh_TW"/>
-          </w:rPr>
-          <w:rPr>
-            <w:color w:val="0000EE"/>
-            <w:u w:val="single"/>
-          </w:rPr>
-          <w:t>拉4:6–7</w:t>
-        </w:r>
-      </w:hyperlink>
-      <w:r>
-        <w:rPr>
-          <w:lang w:val="zh_TW" w:bidi="zh_TW"/>
-        </w:rPr>
-        <w:t>；</w:t>
-      </w:r>
-      <w:hyperlink r:id="rId34">
-        <w:r>
-          <w:rPr>
-            <w:lang w:val="zh_TW" w:bidi="zh_TW"/>
-          </w:rPr>
-          <w:rPr>
-            <w:color w:val="0000EE"/>
-            <w:u w:val="single"/>
-          </w:rPr>
-          <w:t>尼2:7</w:t>
-        </w:r>
-      </w:hyperlink>
-      <w:r>
-        <w:rPr>
-          <w:lang w:val="zh_TW" w:bidi="zh_TW"/>
-        </w:rPr>
-        <w:t>）。這種形式出現於埃及蒲草紙中，如澤農（Zenon）文獻，並且也見於希臘著作，如柏拉圖（Plato）的書信。柏拉圖約公元前354年的第七書信（</w:t>
-      </w:r>
-      <w:r>
-        <w:rPr>
-          <w:i/>
-          <w:lang w:val="zh_TW" w:bidi="zh_TW"/>
-        </w:rPr>
-        <w:t>Seventh Letter</w:t>
-      </w:r>
-      <w:r>
-        <w:rPr>
-          <w:lang w:val="zh_TW" w:bidi="zh_TW"/>
-        </w:rPr>
-        <w:t>）在形式上與使徒保羅的書信相似。柏拉圖的第七書信試圖糾正人對他教導的誤解，而保羅的書信（特別是腓利門書）有時也帶有類似的個人色彩，與一些埃及書信的性質相近。</w:t>
-      </w:r>
-    </w:p>
-    <w:p>
-      <w:pPr>
-        <w:pStyle w:val="Heading3"/>
-      </w:pPr>
-      <w:r>
-        <w:rPr>
-          <w:lang w:val="zh_TW" w:bidi="zh_TW"/>
-        </w:rPr>
-        <w:t>考古學與語言學</w:t>
-      </w:r>
-    </w:p>
-    <w:p>
-      <w:pPr/>
-      <w:r>
-        <w:rPr>
-          <w:lang w:val="zh_TW" w:bidi="zh_TW"/>
-        </w:rPr>
-      </w:r>
-      <w:r>
-        <w:rPr>
-          <w:lang w:val="zh_TW" w:bidi="zh_TW"/>
-        </w:rPr>
-        <w:t>透過考古學復原的古代語言，有助於我們理解舊約聖經。舊約聖經中的許多片語原本源自蘇美文（Sumerian）或亞甲文亞喀得文（Akkadian）。例如，</w:t>
-      </w:r>
-      <w:hyperlink r:id="rId35">
-        <w:r>
-          <w:rPr>
-            <w:lang w:val="zh_TW" w:bidi="zh_TW"/>
-          </w:rPr>
-          <w:rPr>
-            <w:color w:val="0000EE"/>
-            <w:u w:val="single"/>
-          </w:rPr>
-          <w:t>創世記一章1節</w:t>
-        </w:r>
-      </w:hyperlink>
-      <w:r>
-        <w:rPr>
-          <w:lang w:val="zh_TW" w:bidi="zh_TW"/>
-        </w:rPr>
-        <w:t>中的片語「天地」。在蘇美文中，這個表達是</w:t>
-      </w:r>
-      <w:r>
-        <w:rPr>
-          <w:i/>
-          <w:lang w:val="zh_TW" w:bidi="zh_TW"/>
-        </w:rPr>
-        <w:t>an-ki</w:t>
-      </w:r>
-      <w:r>
-        <w:rPr>
-          <w:lang w:val="zh_TW" w:bidi="zh_TW"/>
-        </w:rPr>
-        <w:t>，意為「宇宙」。這個片語使用兩個相對的詞語來表達整體，這種文學手法也見於</w:t>
-      </w:r>
-      <w:hyperlink r:id="rId36">
-        <w:r>
-          <w:rPr>
-            <w:lang w:val="zh_TW" w:bidi="zh_TW"/>
-          </w:rPr>
-          <w:rPr>
-            <w:color w:val="0000EE"/>
-            <w:u w:val="single"/>
-          </w:rPr>
-          <w:t>啟示錄二十二章13節</w:t>
-        </w:r>
-      </w:hyperlink>
-      <w:r>
-        <w:rPr>
-          <w:lang w:val="zh_TW" w:bidi="zh_TW"/>
-        </w:rPr>
-        <w:t>。</w:t>
-      </w:r>
-    </w:p>
-    <w:p>
-      <w:pPr/>
-      <w:r>
-        <w:rPr>
-          <w:lang w:val="zh_TW" w:bidi="zh_TW"/>
-        </w:rPr>
-      </w:r>
-      <w:r>
-        <w:rPr>
-          <w:lang w:val="zh_TW" w:bidi="zh_TW"/>
-        </w:rPr>
-        <w:t>烏加里特文和以巴拉文（Eblaic）都是與希伯來文密切相關的西閃族方言。這些方言能提供洞見，幫助我們認識希伯來詩歌的難解語言，並顯示其保存古代迦南的表達方式。亞蘭文的研究也澄清了舊約聖經某些部分的語言，例如以斯拉記和但以理書，這些是用帝國亞蘭文寫成的。出土於公元前五至四世紀的埃及象島（Elephantine）蒲草紙文獻，支持這些經文成書時間較早的說法。</w:t>
-      </w:r>
-    </w:p>
-    <w:p>
-      <w:pPr/>
-      <w:r>
-        <w:rPr>
-          <w:lang w:val="zh_TW" w:bidi="zh_TW"/>
-        </w:rPr>
-      </w:r>
-      <w:r>
-        <w:rPr>
-          <w:lang w:val="zh_TW" w:bidi="zh_TW"/>
-        </w:rPr>
-        <w:t>新約聖經是以通用希臘文（koine）寫成的，這是近東和羅馬帝國的通用語言。新約聖經的希臘文常帶有隱含的閃族文表達，若未能辨識，可能會導致錯譯。</w:t>
-      </w:r>
-    </w:p>
-    <w:p>
-      <w:pPr>
-        <w:pStyle w:val="Heading3"/>
-      </w:pPr>
-      <w:r>
-        <w:rPr>
-          <w:lang w:val="zh_TW" w:bidi="zh_TW"/>
-        </w:rPr>
-        <w:t>聖經研究的重要性</w:t>
-      </w:r>
-    </w:p>
-    <w:p>
-      <w:pPr/>
-      <w:r>
-        <w:rPr>
-          <w:lang w:val="zh_TW" w:bidi="zh_TW"/>
-        </w:rPr>
-      </w:r>
-      <w:r>
-        <w:rPr>
-          <w:lang w:val="zh_TW" w:bidi="zh_TW"/>
-        </w:rPr>
-        <w:t>考古發現大大擴展了我們對古代世界的認識，使我們能夠看見聖經人物是真實的歷史人物。這些人生活在充滿壓力與文化成就的時代，他們並非傳說中的人物，卻會為生活的難題而掙扎。有時候，他們得以看見神全能至聖的異象，他們和他們的民族會得著引導，並得著幫助，以致在歷史中成就祂的旨意。</w:t>
-      </w:r>
-    </w:p>
-    <w:p>
-      <w:pPr/>
-      <w:r>
-        <w:rPr>
-          <w:lang w:val="zh_TW" w:bidi="zh_TW"/>
-        </w:rPr>
-      </w:r>
-      <w:r>
-        <w:rPr>
-          <w:lang w:val="zh_TW" w:bidi="zh_TW"/>
-        </w:rPr>
-        <w:t>考古學顯示，以色列人必須放在古代近東的更廣闊背景下來研究，是多元民族、龐大文化的一部分，其中包含蘇美人和愛琴海人（Aegeans）等。這研究必須以客觀的態度進行，我們必須依據證據來理解聖經中的事件和生活。雖然考古學的解釋與聖經證據之間偶有衝突，但這些情況很少，並且隨著更多資料出土而逐漸減少。</w:t>
-      </w:r>
-    </w:p>
-    <w:p>
-      <w:pPr/>
-      <w:r>
-        <w:rPr>
-          <w:lang w:val="zh_TW" w:bidi="zh_TW"/>
-        </w:rPr>
-      </w:r>
-      <w:r>
-        <w:rPr>
-          <w:lang w:val="zh_TW" w:bidi="zh_TW"/>
-        </w:rPr>
-        <w:t>考古學不能證明或否定聖經的屬靈真理，但它確實印證了以色列人的歷史，澄清了舊約聖經和新約聖經先前不確定的多個詞語和傳統。這樣，考古學為那些指向耶穌基督生平的預言提供了堅實的歷史背景。</w:t>
+        <w:t>約公元50年，亞基帕二世（Agrippa II）擴建了凱撒利亞‧腓立比，並以尼祿（Nero）皇帝的名義將其命名為</w:t>
+      </w:r>
+      <w:r>
+        <w:rPr>
+          <w:lang w:val="zh_TW" w:bidi="zh_TW"/>
+        </w:rPr>
+        <w:t>尼祿尼亞（</w:t>
+      </w:r>
+      <w:r>
+        <w:rPr>
+          <w:lang w:val="zh_TW" w:bidi="zh_TW"/>
+        </w:rPr>
+        <w:t>Neronias）。現代的名字</w:t>
+      </w:r>
+      <w:r>
+        <w:rPr>
+          <w:lang w:val="zh_TW" w:bidi="zh_TW"/>
+        </w:rPr>
+        <w:t>巴尼亞斯（</w:t>
+      </w:r>
+      <w:r>
+        <w:rPr>
+          <w:lang w:val="zh_TW" w:bidi="zh_TW"/>
+        </w:rPr>
+        <w:t>Banias）源於阿拉伯文對潘尼亞斯的發音困難而來。</w:t>
       </w:r>
       <w:r>
         <w:rPr>

--- a/zht/docx/080.content.docx
+++ b/zht/docx/080.content.docx
@@ -374,36 +374,24 @@
         </w:rPr>
         <w:t>使徒彼得在凱撒利亞‧腓立比承認耶穌是「基督，是永生神的兒子」（</w:t>
       </w:r>
-      <w:hyperlink r:id="rId13">
-        <w:r>
-          <w:rPr>
-            <w:lang w:val="zh_TW" w:bidi="zh_TW"/>
-          </w:rPr>
-          <w:rPr>
-            <w:color w:val="0000EE"/>
-            <w:u w:val="single"/>
-          </w:rPr>
-          <w:t>太16:13–16</w:t>
-        </w:r>
-      </w:hyperlink>
+      <w:r>
+        <w:rPr>
+          <w:lang w:val="zh_TW" w:bidi="zh_TW"/>
+        </w:rPr>
+        <w:t>太16:13–16</w:t>
+      </w:r>
       <w:r>
         <w:rPr>
           <w:lang w:val="zh_TW" w:bidi="zh_TW"/>
         </w:rPr>
         <w:t>；</w:t>
       </w:r>
-      <w:hyperlink r:id="rId14">
-        <w:r>
-          <w:rPr>
-            <w:lang w:val="zh_TW" w:bidi="zh_TW"/>
-          </w:rPr>
-          <w:rPr>
-            <w:color w:val="0000EE"/>
-            <w:u w:val="single"/>
-          </w:rPr>
-          <w:t>可8:27–29</w:t>
-        </w:r>
-      </w:hyperlink>
+      <w:r>
+        <w:rPr>
+          <w:lang w:val="zh_TW" w:bidi="zh_TW"/>
+        </w:rPr>
+        <w:t>可8:27–29</w:t>
+      </w:r>
       <w:r>
         <w:rPr>
           <w:lang w:val="zh_TW" w:bidi="zh_TW"/>
